--- a/downloads/teacher/ai-1-week-27.docx
+++ b/downloads/teacher/ai-1-week-27.docx
@@ -3004,6 +3004,396 @@
         <w:t>Check sorter calculations with explicit units and verify explanation claims against their actual catalogue evidence.</w:t>
       </w:r>
     </w:p>
+    <w:p>
+      <w:pPr>
+        <w:pStyle w:val="Heading1"/>
+      </w:pPr>
+      <w:r>
+        <w:t>07. Prepare, teach and assess</w:t>
+      </w:r>
+    </w:p>
+    <w:p>
+      <w:r>
+        <w:t>Teaching target: Separate an answer into claims and connect each claim to relevant evidence</w:t>
+      </w:r>
+    </w:p>
+    <w:p>
+      <w:r>
+        <w:t>Prepare the labelled worked-case picture, the matching workbook, fictional input cards and a place for individual responses. No paid AI account is required for the paper reasoning activities.</w:t>
+      </w:r>
+    </w:p>
+    <w:tbl>
+      <w:tblPr>
+        <w:tblStyle w:val="LightShading-Accent1"/>
+        <w:tblW w:type="auto" w:w="0"/>
+        <w:tblLook w:firstColumn="1" w:firstRow="1" w:lastColumn="0" w:lastRow="0" w:noHBand="0" w:noVBand="1" w:val="04A0"/>
+      </w:tblPr>
+      <w:tblGrid>
+        <w:gridCol w:w="3408"/>
+        <w:gridCol w:w="3408"/>
+        <w:gridCol w:w="3408"/>
+      </w:tblGrid>
+      <w:tr>
+        <w:trPr>
+          <w:tblHeader/>
+        </w:trPr>
+        <w:tc>
+          <w:tcPr>
+            <w:tcW w:type="dxa" w:w="3408"/>
+          </w:tcPr>
+          <w:p>
+            <w:r>
+              <w:t>Session</w:t>
+            </w:r>
+          </w:p>
+        </w:tc>
+        <w:tc>
+          <w:tcPr>
+            <w:tcW w:type="dxa" w:w="3408"/>
+          </w:tcPr>
+          <w:p>
+            <w:r>
+              <w:t>Plan</w:t>
+            </w:r>
+          </w:p>
+        </w:tc>
+        <w:tc>
+          <w:tcPr>
+            <w:tcW w:type="dxa" w:w="3408"/>
+          </w:tcPr>
+          <w:p>
+            <w:r>
+              <w:t>Resources</w:t>
+            </w:r>
+          </w:p>
+        </w:tc>
+      </w:tr>
+      <w:tr>
+        <w:tc>
+          <w:tcPr>
+            <w:tcW w:type="dxa" w:w="3408"/>
+          </w:tcPr>
+          <w:p>
+            <w:r>
+              <w:t>Session 1 · Understand · 45 min</w:t>
+            </w:r>
+          </w:p>
+        </w:tc>
+        <w:tc>
+          <w:tcPr>
+            <w:tcW w:type="dxa" w:w="3408"/>
+          </w:tcPr>
+          <w:p>
+            <w:r>
+              <w:t>0–7: recall and prerequisite; 7–15: inspect the concrete case and predict; 15–30: teacher models the worked trace; 30–40: learners explain a step using the text and visual; 40–45: check the core idea.</w:t>
+            </w:r>
+          </w:p>
+        </w:tc>
+        <w:tc>
+          <w:tcPr>
+            <w:tcW w:type="dxa" w:w="3408"/>
+          </w:tcPr>
+          <w:p>
+            <w:r>
+              <w:t>Sections 1–6; record the brief recall in the workbook.</w:t>
+            </w:r>
+          </w:p>
+        </w:tc>
+      </w:tr>
+      <w:tr>
+        <w:tc>
+          <w:tcPr>
+            <w:tcW w:type="dxa" w:w="3408"/>
+          </w:tcPr>
+          <w:p>
+            <w:r>
+              <w:t>Session 2 · Practise · 45 min</w:t>
+            </w:r>
+          </w:p>
+        </w:tc>
+        <w:tc>
+          <w:tcPr>
+            <w:tcW w:type="dxa" w:w="3408"/>
+          </w:tcPr>
+          <w:p>
+            <w:r>
+              <w:t>0–5: retrieve the procedure; 5–15: W2 completion practice; 15–23: explain and check with a partner; 23–30: each learner answers the misconception check; 30–40: targeted reteaching or a harder variation; 40–45: prepare the investigation.</w:t>
+            </w:r>
+          </w:p>
+        </w:tc>
+        <w:tc>
+          <w:tcPr>
+            <w:tcW w:type="dxa" w:w="3408"/>
+          </w:tcPr>
+          <w:p>
+            <w:r>
+              <w:t>Sections 7–10; use the matching workbook W2 and misconception check.</w:t>
+            </w:r>
+          </w:p>
+        </w:tc>
+      </w:tr>
+      <w:tr>
+        <w:tc>
+          <w:tcPr>
+            <w:tcW w:type="dxa" w:w="3408"/>
+          </w:tcPr>
+          <w:p>
+            <w:r>
+              <w:t>Session 3 · Investigate and transfer · 45 min</w:t>
+            </w:r>
+          </w:p>
+        </w:tc>
+        <w:tc>
+          <w:tcPr>
+            <w:tcW w:type="dxa" w:w="3408"/>
+          </w:tcPr>
+          <w:p>
+            <w:r>
+              <w:t>0–5: retrieve the decision rule; 5–20: investigate or trace; 20–30: start the independent case; 30–38: connect the project; 38–43: act on feedback; 43–45: plan the return check.</w:t>
+            </w:r>
+          </w:p>
+        </w:tc>
+        <w:tc>
+          <w:tcPr>
+            <w:tcW w:type="dxa" w:w="3408"/>
+          </w:tcPr>
+          <w:p>
+            <w:r>
+              <w:t>Sections 9 and 11–14. Give extra time to finish the full task set; use Section 15 when the week includes a coding lab.</w:t>
+            </w:r>
+          </w:p>
+        </w:tc>
+      </w:tr>
+    </w:tbl>
+    <w:p>
+      <w:r>
+        <w:t>Before class, solve the supported practice: A report calculates 12 × 50 = 600 and labels the result metres. Use R to correct the unit, convert the result to metres and calculate the remaining length. Give a second arithmetic route or a check using starting, used and remaining lengths.</w:t>
+      </w:r>
+    </w:p>
+    <w:p>
+      <w:r>
+        <w:t>Reasoned practice answer: Each piece is 50 cm, so 12 × 50 cm = 600 cm = 6 m. Starting length is 4 × 2 m = 8 m; remaining is 8 − 6 = 2 m. A check is 6 m used + 2 m remaining = 8 m starting; alternatively twelve half-metre pieces use 6 m.</w:t>
+      </w:r>
+    </w:p>
+    <w:p>
+      <w:r>
+        <w:t>Check every learner before discussion: Use the worked case for Verifying claims and quantities. Proposed explanation: “A citation proves every nearby claim”. Decide whether this explanation is supported. Point to the step or supplied fact that decides; explain your repair if needed.</w:t>
+      </w:r>
+    </w:p>
+    <w:p>
+      <w:r>
+        <w:t>Misconception repair: Inspect the actual source and the specific claim it supports.</w:t>
+      </w:r>
+    </w:p>
+    <w:p>
+      <w:r>
+        <w:t>Support: read the exact case aloud, enlarge the labelled picture, supply input cards and model only the first deciding step. Accept a spoken explanation or drawing; retain the reasoning goal.</w:t>
+      </w:r>
+    </w:p>
+    <w:p>
+      <w:r>
+        <w:t>Extension: Make ten bookmarks instead of eight. Require a prediction and a reason before comparing. Expected result: 100 cm, or 1 m, remains. Reason: 600−10×50=100 cm.</w:t>
+      </w:r>
+    </w:p>
+    <w:p>
+      <w:r>
+        <w:t>Independent assessment: withhold the reserved answer until the learner has attempted the new case. Record support separately from correctness.</w:t>
+      </w:r>
+    </w:p>
+    <w:tbl>
+      <w:tblPr>
+        <w:tblStyle w:val="LightShading-Accent1"/>
+        <w:tblW w:type="auto" w:w="0"/>
+        <w:tblLook w:firstColumn="1" w:firstRow="1" w:lastColumn="0" w:lastRow="0" w:noHBand="0" w:noVBand="1" w:val="04A0"/>
+      </w:tblPr>
+      <w:tblGrid>
+        <w:gridCol w:w="2556"/>
+        <w:gridCol w:w="2556"/>
+        <w:gridCol w:w="2556"/>
+        <w:gridCol w:w="2556"/>
+      </w:tblGrid>
+      <w:tr>
+        <w:trPr>
+          <w:tblHeader/>
+        </w:trPr>
+        <w:tc>
+          <w:tcPr>
+            <w:tcW w:type="dxa" w:w="2556"/>
+          </w:tcPr>
+          <w:p>
+            <w:r>
+              <w:t>Criterion</w:t>
+            </w:r>
+          </w:p>
+        </w:tc>
+        <w:tc>
+          <w:tcPr>
+            <w:tcW w:type="dxa" w:w="2556"/>
+          </w:tcPr>
+          <w:p>
+            <w:r>
+              <w:t>Not yet</w:t>
+            </w:r>
+          </w:p>
+        </w:tc>
+        <w:tc>
+          <w:tcPr>
+            <w:tcW w:type="dxa" w:w="2556"/>
+          </w:tcPr>
+          <w:p>
+            <w:r>
+              <w:t>With support</w:t>
+            </w:r>
+          </w:p>
+        </w:tc>
+        <w:tc>
+          <w:tcPr>
+            <w:tcW w:type="dxa" w:w="2556"/>
+          </w:tcPr>
+          <w:p>
+            <w:r>
+              <w:t>Independent</w:t>
+            </w:r>
+          </w:p>
+        </w:tc>
+      </w:tr>
+      <w:tr>
+        <w:tc>
+          <w:tcPr>
+            <w:tcW w:type="dxa" w:w="2556"/>
+          </w:tcPr>
+          <w:p>
+            <w:r>
+              <w:t>Explanation</w:t>
+            </w:r>
+          </w:p>
+        </w:tc>
+        <w:tc>
+          <w:tcPr>
+            <w:tcW w:type="dxa" w:w="2556"/>
+          </w:tcPr>
+          <w:p>
+            <w:r>
+              <w:t>Names an answer without a deciding fact</w:t>
+            </w:r>
+          </w:p>
+        </w:tc>
+        <w:tc>
+          <w:tcPr>
+            <w:tcW w:type="dxa" w:w="2556"/>
+          </w:tcPr>
+          <w:p>
+            <w:r>
+              <w:t>Uses a hint to link fact and decision</w:t>
+            </w:r>
+          </w:p>
+        </w:tc>
+        <w:tc>
+          <w:tcPr>
+            <w:tcW w:type="dxa" w:w="2556"/>
+          </w:tcPr>
+          <w:p>
+            <w:r>
+              <w:t>Explains the deciding fact in own words</w:t>
+            </w:r>
+          </w:p>
+        </w:tc>
+      </w:tr>
+      <w:tr>
+        <w:tc>
+          <w:tcPr>
+            <w:tcW w:type="dxa" w:w="2556"/>
+          </w:tcPr>
+          <w:p>
+            <w:r>
+              <w:t>Trace or test</w:t>
+            </w:r>
+          </w:p>
+        </w:tc>
+        <w:tc>
+          <w:tcPr>
+            <w:tcW w:type="dxa" w:w="2556"/>
+          </w:tcPr>
+          <w:p>
+            <w:r>
+              <w:t>Cannot connect input and result</w:t>
+            </w:r>
+          </w:p>
+        </w:tc>
+        <w:tc>
+          <w:tcPr>
+            <w:tcW w:type="dxa" w:w="2556"/>
+          </w:tcPr>
+          <w:p>
+            <w:r>
+              <w:t>Completes steps with prompts</w:t>
+            </w:r>
+          </w:p>
+        </w:tc>
+        <w:tc>
+          <w:tcPr>
+            <w:tcW w:type="dxa" w:w="2556"/>
+          </w:tcPr>
+          <w:p>
+            <w:r>
+              <w:t>Traces or tests a changed case accurately</w:t>
+            </w:r>
+          </w:p>
+        </w:tc>
+      </w:tr>
+      <w:tr>
+        <w:tc>
+          <w:tcPr>
+            <w:tcW w:type="dxa" w:w="2556"/>
+          </w:tcPr>
+          <w:p>
+            <w:r>
+              <w:t>Limits and revision</w:t>
+            </w:r>
+          </w:p>
+        </w:tc>
+        <w:tc>
+          <w:tcPr>
+            <w:tcW w:type="dxa" w:w="2556"/>
+          </w:tcPr>
+          <w:p>
+            <w:r>
+              <w:t>Claims more than evidence supports</w:t>
+            </w:r>
+          </w:p>
+        </w:tc>
+        <w:tc>
+          <w:tcPr>
+            <w:tcW w:type="dxa" w:w="2556"/>
+          </w:tcPr>
+          <w:p>
+            <w:r>
+              <w:t>Names a limit after a prompt</w:t>
+            </w:r>
+          </w:p>
+        </w:tc>
+        <w:tc>
+          <w:tcPr>
+            <w:tcW w:type="dxa" w:w="2556"/>
+          </w:tcPr>
+          <w:p>
+            <w:r>
+              <w:t>States a defensible limit and useful next test</w:t>
+            </w:r>
+          </w:p>
+        </w:tc>
+      </w:tr>
+    </w:tbl>
+    <w:p>
+      <w:r>
+        <w:t>Project checkpoint: Prepare the demonstration. Gather reproducible instructions, evidence, access checks and remaining limitations.</w:t>
+      </w:r>
+    </w:p>
+    <w:p>
+      <w:r>
+        <w:t>Use the weekly teacher answer for topic-specific reasoning. A saved progress tick is an activity record; judge mastery from the learner’s explanation and evidence.</w:t>
+      </w:r>
+    </w:p>
     <w:sectPr>
       <w:pgSz w:w="12240" w:h="15840"/>
       <w:pgMar w:top="936" w:right="1008" w:bottom="936" w:left="1008" w:header="720" w:footer="720" w:gutter="0"/>

--- a/downloads/teacher/ai-1-week-27.docx
+++ b/downloads/teacher/ai-1-week-27.docx
@@ -3394,6 +3394,39 @@
         <w:t>Use the weekly teacher answer for topic-specific reasoning. A saved progress tick is an activity record; judge mastery from the learner’s explanation and evidence.</w:t>
       </w:r>
     </w:p>
+    <w:p>
+      <w:pPr>
+        <w:pStyle w:val="Heading1"/>
+      </w:pPr>
+      <w:r>
+        <w:t>08. Use feedback, labs and repair paths</w:t>
+      </w:r>
+    </w:p>
+    <w:p>
+      <w:r>
+        <w:t>Use the two formative questions as supported practice, not as independent mastery scores. Discuss the deciding evidence rather than accepting a guessed selection.</w:t>
+      </w:r>
+    </w:p>
+    <w:p>
+      <w:r>
+        <w:t>The feedback comes from the reviewed public worked case. Do not reveal the separately reserved independent teacher answer until the learner has attempted that case.</w:t>
+      </w:r>
+    </w:p>
+    <w:p>
+      <w:r>
+        <w:t>Ask students to predict before running code. Preserve errors and actual outputs; collect a changed test and an explanation. The branch-boundary and indexing lessons deliberately include failure cases.</w:t>
+      </w:r>
+    </w:p>
+    <w:p>
+      <w:r>
+        <w:t>Use the earlier worked-explanation links to address a specific missing building block, then return to the current question. Adapt this suggestion after observing the learner; it is not an automatic diagnosis.</w:t>
+      </w:r>
+    </w:p>
+    <w:p>
+      <w:r>
+        <w:t>Collect the completed-work portfolio as evidence. Record support separately from correctness, and assess explanation, trace/test and limitations. Progress ticks and quiz selections alone do not establish mastery.</w:t>
+      </w:r>
+    </w:p>
     <w:sectPr>
       <w:pgSz w:w="12240" w:h="15840"/>
       <w:pgMar w:top="936" w:right="1008" w:bottom="936" w:left="1008" w:header="720" w:footer="720" w:gutter="0"/>

--- a/downloads/teacher/ai-1-week-27.docx
+++ b/downloads/teacher/ai-1-week-27.docx
@@ -29,6 +29,11 @@
       </w:r>
     </w:p>
     <w:p>
+      <w:r>
+        <w:t>Prepare Verify Important Outputs: check the target, prerequisites, resources and adaptable teaching schedule.</w:t>
+      </w:r>
+    </w:p>
+    <w:p>
       <w:pPr>
         <w:pStyle w:val="Heading3"/>
       </w:pPr>
@@ -37,8 +42,44 @@
       </w:r>
     </w:p>
     <w:p>
-      <w:r>
-        <w:t>Primary target: Separate an answer into claims and connect each claim to relevant evidence</w:t>
+      <w:pPr>
+        <w:spacing w:line="336" w:lineRule="auto" w:after="180"/>
+      </w:pPr>
+      <w:r>
+        <w:rPr>
+          <w:b w:val="0"/>
+        </w:rPr>
+        <w:t xml:space="preserve">Primary target: Separate an answer into </w:t>
+      </w:r>
+      <w:r>
+        <w:rPr>
+          <w:b/>
+        </w:rPr>
+        <w:t>claim</w:t>
+      </w:r>
+      <w:r>
+        <w:rPr>
+          <w:b w:val="0"/>
+        </w:rPr>
+        <w:t xml:space="preserve">s and connect each </w:t>
+      </w:r>
+      <w:r>
+        <w:rPr>
+          <w:b/>
+        </w:rPr>
+        <w:t>claim</w:t>
+      </w:r>
+      <w:r>
+        <w:rPr>
+          <w:b w:val="0"/>
+        </w:rPr>
+        <w:t xml:space="preserve"> to relevant </w:t>
+      </w:r>
+      <w:r>
+        <w:rPr>
+          <w:b/>
+        </w:rPr>
+        <w:t>evidence</w:t>
       </w:r>
     </w:p>
     <w:tbl>
@@ -185,8 +226,49 @@
       </w:tr>
     </w:tbl>
     <w:p>
-      <w:r>
-        <w:t>This is a starting allocation of 135 minutes, not a validated duration. Preserve all named topics. Schedule extra time for connected examples, the full investigation, independent cases and project building. Repeated copies of a case share one recorded attempt; they are not new evidence.</w:t>
+      <w:pPr>
+        <w:spacing w:line="336" w:lineRule="auto" w:after="180"/>
+      </w:pPr>
+      <w:r>
+        <w:rPr>
+          <w:b w:val="0"/>
+        </w:rPr>
+        <w:t xml:space="preserve">This is a starting allocation of 135 minutes, not a validated duration. Preserve all named topics. Schedule extra time for connected examples, the full investigation, </w:t>
+      </w:r>
+      <w:r>
+        <w:rPr>
+          <w:b/>
+        </w:rPr>
+        <w:t>independent</w:t>
+      </w:r>
+      <w:r>
+        <w:rPr>
+          <w:b w:val="0"/>
+        </w:rPr>
+        <w:t xml:space="preserve"> cases and project building.</w:t>
+      </w:r>
+    </w:p>
+    <w:p>
+      <w:pPr>
+        <w:spacing w:line="336" w:lineRule="auto" w:after="180"/>
+      </w:pPr>
+      <w:r>
+        <w:rPr>
+          <w:b w:val="0"/>
+        </w:rPr>
+        <w:t xml:space="preserve">Repeated copies of a case share one recorded attempt; they are not new </w:t>
+      </w:r>
+      <w:r>
+        <w:rPr>
+          <w:b/>
+        </w:rPr>
+        <w:t>evidence</w:t>
+      </w:r>
+      <w:r>
+        <w:rPr>
+          <w:b w:val="0"/>
+        </w:rPr>
+        <w:t>.</w:t>
       </w:r>
     </w:p>
     <w:p>
@@ -206,18 +288,107 @@
       </w:r>
     </w:p>
     <w:p>
-      <w:r>
+      <w:pPr>
+        <w:spacing w:line="336" w:lineRule="auto" w:after="180"/>
+      </w:pPr>
+      <w:r>
+        <w:rPr>
+          <w:b w:val="0"/>
+        </w:rPr>
         <w:t>Without opening the old lesson, explain one key idea from Prompts Are Design Instructions. Give an example and a mistake that the idea helps you avoid.</w:t>
       </w:r>
     </w:p>
     <w:p>
-      <w:r>
-        <w:t>Look for: Write a prompt with a clear task, supplied evidence and checkable output requirements</w:t>
-      </w:r>
-    </w:p>
-    <w:p>
-      <w:r>
-        <w:t>Reference example, not the only acceptable wording: Possible omissions include audience, source facts, required fields, format, missing-value behaviour and limits on extra claims. C supplies evidence, Grade 6 specifies readers, and four labelled lines define visible fields and structure. These requirements support checks but do not guarantee compliance.</w:t>
+      <w:pPr>
+        <w:spacing w:line="336" w:lineRule="auto" w:after="180"/>
+      </w:pPr>
+      <w:r>
+        <w:rPr>
+          <w:b w:val="0"/>
+        </w:rPr>
+        <w:t xml:space="preserve">Look for: Write a prompt with a clear task, supplied </w:t>
+      </w:r>
+      <w:r>
+        <w:rPr>
+          <w:b/>
+        </w:rPr>
+        <w:t>evidence</w:t>
+      </w:r>
+      <w:r>
+        <w:rPr>
+          <w:b w:val="0"/>
+        </w:rPr>
+        <w:t xml:space="preserve"> and checkable </w:t>
+      </w:r>
+      <w:r>
+        <w:rPr>
+          <w:b/>
+        </w:rPr>
+        <w:t>output</w:t>
+      </w:r>
+      <w:r>
+        <w:rPr>
+          <w:b w:val="0"/>
+        </w:rPr>
+        <w:t xml:space="preserve"> requirements</w:t>
+      </w:r>
+    </w:p>
+    <w:p>
+      <w:pPr>
+        <w:spacing w:line="336" w:lineRule="auto" w:after="180"/>
+      </w:pPr>
+      <w:r>
+        <w:rPr>
+          <w:b w:val="0"/>
+        </w:rPr>
+        <w:t xml:space="preserve">Reference example, not the only acceptable wording: Possible omissions include audience, </w:t>
+      </w:r>
+      <w:r>
+        <w:rPr>
+          <w:b/>
+        </w:rPr>
+        <w:t>source</w:t>
+      </w:r>
+      <w:r>
+        <w:rPr>
+          <w:b w:val="0"/>
+        </w:rPr>
+        <w:t xml:space="preserve"> facts, required fields, format, missing-value behaviour and limits on extra </w:t>
+      </w:r>
+      <w:r>
+        <w:rPr>
+          <w:b/>
+        </w:rPr>
+        <w:t>claim</w:t>
+      </w:r>
+      <w:r>
+        <w:rPr>
+          <w:b w:val="0"/>
+        </w:rPr>
+        <w:t>s.</w:t>
+      </w:r>
+    </w:p>
+    <w:p>
+      <w:pPr>
+        <w:spacing w:line="336" w:lineRule="auto" w:after="180"/>
+      </w:pPr>
+      <w:r>
+        <w:rPr>
+          <w:b w:val="0"/>
+        </w:rPr>
+        <w:t xml:space="preserve">C supplies </w:t>
+      </w:r>
+      <w:r>
+        <w:rPr>
+          <w:b/>
+        </w:rPr>
+        <w:t>evidence</w:t>
+      </w:r>
+      <w:r>
+        <w:rPr>
+          <w:b w:val="0"/>
+        </w:rPr>
+        <w:t>, Grade 6 specifies readers, and four labelled lines define visible fields and structure. These requirements support checks but do not guarantee compliance.</w:t>
       </w:r>
     </w:p>
     <w:p>
@@ -229,18 +400,47 @@
       </w:r>
     </w:p>
     <w:p>
-      <w:r>
+      <w:pPr>
+        <w:spacing w:line="336" w:lineRule="auto" w:after="180"/>
+      </w:pPr>
+      <w:r>
+        <w:rPr>
+          <w:b w:val="0"/>
+        </w:rPr>
         <w:t>Without opening the old lesson, explain one key idea from Privacy by Choosing Less. Give an example and a mistake that the idea helps you avoid.</w:t>
       </w:r>
     </w:p>
     <w:p>
-      <w:r>
+      <w:pPr>
+        <w:spacing w:line="336" w:lineRule="auto" w:after="180"/>
+      </w:pPr>
+      <w:r>
+        <w:rPr>
+          <w:b w:val="0"/>
+        </w:rPr>
         <w:t>Look for: Justify which information a stated task needs and remove unnecessary fields</w:t>
       </w:r>
     </w:p>
     <w:p>
-      <w:r>
-        <w:t>Reference example, not the only acceptable wording: Keep topic choice; remove name, full date of birth, address and photograph. The totals do not require identity or contact details. Collecting extra fields creates copies and exposure to manage even if those fields are later ignored or deleted.</w:t>
+      <w:pPr>
+        <w:spacing w:line="336" w:lineRule="auto" w:after="180"/>
+      </w:pPr>
+      <w:r>
+        <w:rPr>
+          <w:b w:val="0"/>
+        </w:rPr>
+        <w:t>Reference example, not the only acceptable wording: Keep topic choice; remove name, full date of birth, address and photograph. The totals do not require identity or contact details.</w:t>
+      </w:r>
+    </w:p>
+    <w:p>
+      <w:pPr>
+        <w:spacing w:line="336" w:lineRule="auto" w:after="180"/>
+      </w:pPr>
+      <w:r>
+        <w:rPr>
+          <w:b w:val="0"/>
+        </w:rPr>
+        <w:t>Collecting extra fields creates copies and exposure to manage even if those fields are later ignored or deleted.</w:t>
       </w:r>
     </w:p>
     <w:p>
@@ -252,23 +452,82 @@
       </w:r>
     </w:p>
     <w:p>
-      <w:r>
+      <w:pPr>
+        <w:spacing w:line="336" w:lineRule="auto" w:after="180"/>
+      </w:pPr>
+      <w:r>
+        <w:rPr>
+          <w:b w:val="0"/>
+        </w:rPr>
         <w:t>Without opening the old lesson, explain one key idea from Good Data, Bad Data. Give an example and a mistake that the idea helps you avoid.</w:t>
       </w:r>
     </w:p>
     <w:p>
-      <w:r>
-        <w:t>Look for: Check records against a stated format, unit and meaning before using them</w:t>
-      </w:r>
-    </w:p>
-    <w:p>
-      <w:r>
-        <w:t>Reference example, not the only acceptable wording: Height 60 fails the whole-number range 1 through 10. Travel blank is missing; its value cannot be inferred. Travel 0 is valid in the whole-number range 0 through 10 and can represent observed no travel. Zero is a measurement, not a replacement for a blank.</w:t>
-      </w:r>
-    </w:p>
-    <w:p>
-      <w:r>
-        <w:t>Use the student module and workbook section with this exact week title. The worked case, independent question and answers below form one aligned lesson sequence.</w:t>
+      <w:pPr>
+        <w:spacing w:line="336" w:lineRule="auto" w:after="180"/>
+      </w:pPr>
+      <w:r>
+        <w:rPr>
+          <w:b w:val="0"/>
+        </w:rPr>
+        <w:t xml:space="preserve">Look for: Check records against a stated format, </w:t>
+      </w:r>
+      <w:r>
+        <w:rPr>
+          <w:b/>
+        </w:rPr>
+        <w:t>unit</w:t>
+      </w:r>
+      <w:r>
+        <w:rPr>
+          <w:b w:val="0"/>
+        </w:rPr>
+        <w:t xml:space="preserve"> and meaning before using them</w:t>
+      </w:r>
+    </w:p>
+    <w:p>
+      <w:pPr>
+        <w:spacing w:line="336" w:lineRule="auto" w:after="180"/>
+      </w:pPr>
+      <w:r>
+        <w:rPr>
+          <w:b w:val="0"/>
+        </w:rPr>
+        <w:t>Reference example, not the only acceptable wording: Height 60 fails the whole-number range 1 through 10. Travel blank is missing; its value cannot be inferred.</w:t>
+      </w:r>
+    </w:p>
+    <w:p>
+      <w:pPr>
+        <w:spacing w:line="336" w:lineRule="auto" w:after="180"/>
+      </w:pPr>
+      <w:r>
+        <w:rPr>
+          <w:b w:val="0"/>
+        </w:rPr>
+        <w:t>Travel 0 is valid in the whole-number range 0 through 10 and can represent observed no travel. Zero is a measurement, not a replacement for a blank.</w:t>
+      </w:r>
+    </w:p>
+    <w:p>
+      <w:pPr>
+        <w:spacing w:line="336" w:lineRule="auto" w:after="180"/>
+      </w:pPr>
+      <w:r>
+        <w:rPr>
+          <w:b w:val="0"/>
+        </w:rPr>
+        <w:t xml:space="preserve">Use the student module and workbook section with this exact week title. The worked case, </w:t>
+      </w:r>
+      <w:r>
+        <w:rPr>
+          <w:b/>
+        </w:rPr>
+        <w:t>independent</w:t>
+      </w:r>
+      <w:r>
+        <w:rPr>
+          <w:b w:val="0"/>
+        </w:rPr>
+        <w:t xml:space="preserve"> question and answers below form one aligned lesson sequence.</w:t>
       </w:r>
     </w:p>
     <w:p>
@@ -280,8 +539,38 @@
       </w:r>
     </w:p>
     <w:p>
-      <w:r>
-        <w:t>A generated report says 18 of 24 tests passed, so success was 80%. Verify the claim in two ways and write a corrected sentence.</w:t>
+      <w:pPr>
+        <w:spacing w:line="336" w:lineRule="auto" w:after="180"/>
+      </w:pPr>
+      <w:r>
+        <w:rPr>
+          <w:b w:val="0"/>
+        </w:rPr>
+        <w:t xml:space="preserve">A generated report says 18 of 24 tests passed, so success was </w:t>
+      </w:r>
+      <w:r>
+        <w:rPr>
+          <w:b/>
+        </w:rPr>
+        <w:t>80%</w:t>
+      </w:r>
+      <w:r>
+        <w:rPr>
+          <w:b w:val="0"/>
+        </w:rPr>
+        <w:t xml:space="preserve">. Verify the </w:t>
+      </w:r>
+      <w:r>
+        <w:rPr>
+          <w:b/>
+        </w:rPr>
+        <w:t>claim</w:t>
+      </w:r>
+      <w:r>
+        <w:rPr>
+          <w:b w:val="0"/>
+        </w:rPr>
+        <w:t xml:space="preserve"> in two ways and write a corrected sentence.</w:t>
       </w:r>
     </w:p>
     <w:p>
@@ -293,8 +582,62 @@
       </w:r>
     </w:p>
     <w:p>
-      <w:r>
-        <w:t>Fluent AI output is not evidence; important claims need independent support.</w:t>
+      <w:pPr>
+        <w:spacing w:line="336" w:lineRule="auto" w:after="180"/>
+      </w:pPr>
+      <w:r>
+        <w:rPr>
+          <w:b w:val="0"/>
+        </w:rPr>
+        <w:t xml:space="preserve">Fluent AI </w:t>
+      </w:r>
+      <w:r>
+        <w:rPr>
+          <w:b/>
+        </w:rPr>
+        <w:t>output</w:t>
+      </w:r>
+      <w:r>
+        <w:rPr>
+          <w:b w:val="0"/>
+        </w:rPr>
+        <w:t xml:space="preserve"> is not </w:t>
+      </w:r>
+      <w:r>
+        <w:rPr>
+          <w:b/>
+        </w:rPr>
+        <w:t>evidence</w:t>
+      </w:r>
+      <w:r>
+        <w:rPr>
+          <w:b w:val="0"/>
+        </w:rPr>
+        <w:t xml:space="preserve">; important </w:t>
+      </w:r>
+      <w:r>
+        <w:rPr>
+          <w:b/>
+        </w:rPr>
+        <w:t>claim</w:t>
+      </w:r>
+      <w:r>
+        <w:rPr>
+          <w:b w:val="0"/>
+        </w:rPr>
+        <w:t xml:space="preserve">s need </w:t>
+      </w:r>
+      <w:r>
+        <w:rPr>
+          <w:b/>
+        </w:rPr>
+        <w:t>independent</w:t>
+      </w:r>
+      <w:r>
+        <w:rPr>
+          <w:b w:val="0"/>
+        </w:rPr>
+        <w:t xml:space="preserve"> support.</w:t>
       </w:r>
     </w:p>
     <w:tbl>
@@ -430,26 +773,140 @@
       </w:r>
     </w:p>
     <w:p>
-      <w:r>
+      <w:pPr>
+        <w:spacing w:line="336" w:lineRule="auto" w:after="180"/>
+      </w:pPr>
+      <w:r>
+        <w:rPr>
+          <w:b w:val="0"/>
+        </w:rPr>
         <w:t>Use the supplied scenario, student illustrations and blank paper. For numeric work, offer counters or a calculator after learners show the setup. Fictional records are supplied; personal data and paid accounts are unnecessary.</w:t>
       </w:r>
     </w:p>
     <w:p>
-      <w:r>
-        <w:t>Allow 80 minutes: recall 8; explanation 12; worked demonstration 15; guided practice 20; independent assessment 15; project and reflection 10. Extend the lab into a second session when needed.</w:t>
-      </w:r>
-    </w:p>
-    <w:p>
       <w:pPr>
         <w:pStyle w:val="Heading3"/>
       </w:pPr>
       <w:r>
+        <w:t>Alternative compact allocation</w:t>
+      </w:r>
+    </w:p>
+    <w:p>
+      <w:r>
+        <w:t>This compact option is not the full-week schedule. Use the main teaching cycle and allow extra sessions for the investigation, independent work and project.</w:t>
+      </w:r>
+    </w:p>
+    <w:p>
+      <w:pPr>
+        <w:spacing w:line="336" w:lineRule="auto" w:after="180"/>
+        <w:shd w:fill="F1F6F8"/>
+      </w:pPr>
+      <w:r>
+        <w:rPr>
+          <w:b w:val="0"/>
+        </w:rPr>
+        <w:t xml:space="preserve">Allow 80 minutes: recall 8; explanation 12; worked demonstration 15; guided practice 20; </w:t>
+      </w:r>
+      <w:r>
+        <w:rPr>
+          <w:b/>
+        </w:rPr>
+        <w:t>independent</w:t>
+      </w:r>
+      <w:r>
+        <w:rPr>
+          <w:b w:val="0"/>
+        </w:rPr>
+        <w:t xml:space="preserve"> assessment 15; project and reflection 10. Extend the lab into a second session when needed.</w:t>
+      </w:r>
+    </w:p>
+    <w:p>
+      <w:pPr>
+        <w:pStyle w:val="Heading3"/>
+      </w:pPr>
+      <w:r>
         <w:t>Preparation for the connected explanation</w:t>
       </w:r>
     </w:p>
     <w:p>
-      <w:r>
-        <w:t>Use the supplied fictional source cards to keep the activity accessible offline and separate evidence checking from internet search skill. Supported and contradicted are judgments relative to stated evidence and assumptions; unresolved is not a synonym for false. Emphasise that identical repeated claims may share one origin. This lesson checks exact paper models, not uncertain physical measurements.</w:t>
+      <w:pPr>
+        <w:spacing w:line="336" w:lineRule="auto" w:after="180"/>
+      </w:pPr>
+      <w:r>
+        <w:rPr>
+          <w:b w:val="0"/>
+        </w:rPr>
+        <w:t xml:space="preserve">Use the supplied fictional </w:t>
+      </w:r>
+      <w:r>
+        <w:rPr>
+          <w:b/>
+        </w:rPr>
+        <w:t>source</w:t>
+      </w:r>
+      <w:r>
+        <w:rPr>
+          <w:b w:val="0"/>
+        </w:rPr>
+        <w:t xml:space="preserve"> cards to keep the activity accessible offline and separate </w:t>
+      </w:r>
+      <w:r>
+        <w:rPr>
+          <w:b/>
+        </w:rPr>
+        <w:t>evidence</w:t>
+      </w:r>
+      <w:r>
+        <w:rPr>
+          <w:b w:val="0"/>
+        </w:rPr>
+        <w:t xml:space="preserve"> checking from internet search skill.</w:t>
+      </w:r>
+    </w:p>
+    <w:p>
+      <w:pPr>
+        <w:spacing w:line="336" w:lineRule="auto" w:after="180"/>
+      </w:pPr>
+      <w:r>
+        <w:rPr>
+          <w:b w:val="0"/>
+        </w:rPr>
+        <w:t xml:space="preserve">Supported and contradicted are judgments relative to stated </w:t>
+      </w:r>
+      <w:r>
+        <w:rPr>
+          <w:b/>
+        </w:rPr>
+        <w:t>evidence</w:t>
+      </w:r>
+      <w:r>
+        <w:rPr>
+          <w:b w:val="0"/>
+        </w:rPr>
+        <w:t xml:space="preserve"> and assumptions; unresolved is not a synonym for false. Emphasise that identical repeated </w:t>
+      </w:r>
+      <w:r>
+        <w:rPr>
+          <w:b/>
+        </w:rPr>
+        <w:t>claim</w:t>
+      </w:r>
+      <w:r>
+        <w:rPr>
+          <w:b w:val="0"/>
+        </w:rPr>
+        <w:t>s may share one origin.</w:t>
+      </w:r>
+    </w:p>
+    <w:p>
+      <w:pPr>
+        <w:spacing w:line="336" w:lineRule="auto" w:after="180"/>
+      </w:pPr>
+      <w:r>
+        <w:rPr>
+          <w:b w:val="0"/>
+        </w:rPr>
+        <w:t>This lesson checks exact paper models, not uncertain physical measurements.</w:t>
       </w:r>
     </w:p>
     <w:p>
@@ -461,23 +918,83 @@
       </w:r>
     </w:p>
     <w:p>
-      <w:r>
+      <w:pPr>
+        <w:spacing w:line="336" w:lineRule="auto" w:after="180"/>
+      </w:pPr>
+      <w:r>
+        <w:rPr>
+          <w:b w:val="0"/>
+        </w:rPr>
         <w:t>No. Format and factual support are separate criteria. A correct layout cannot make an unsupported time acceptable.</w:t>
       </w:r>
     </w:p>
     <w:p>
-      <w:r>
+      <w:pPr>
+        <w:spacing w:line="336" w:lineRule="auto" w:after="180"/>
+      </w:pPr>
+      <w:r>
+        <w:rPr>
+          <w:b w:val="0"/>
+        </w:rPr>
         <w:t>Current ribbon card R and old card Q details in the lesson</w:t>
       </w:r>
     </w:p>
     <w:p>
-      <w:r>
+      <w:pPr>
+        <w:spacing w:line="336" w:lineRule="auto" w:after="180"/>
+      </w:pPr>
+      <w:r>
+        <w:rPr>
+          <w:b w:val="0"/>
+        </w:rPr>
         <w:t>A metre strip marked into 100 centimetres or a paper drawing of one</w:t>
       </w:r>
     </w:p>
     <w:p>
-      <w:r>
-        <w:t>The independent craft card M in W4 and paper for claim-by-claim audit notes</w:t>
+      <w:pPr>
+        <w:spacing w:line="336" w:lineRule="auto" w:after="180"/>
+      </w:pPr>
+      <w:r>
+        <w:rPr>
+          <w:b w:val="0"/>
+        </w:rPr>
+        <w:t xml:space="preserve">The </w:t>
+      </w:r>
+      <w:r>
+        <w:rPr>
+          <w:b/>
+        </w:rPr>
+        <w:t>independent</w:t>
+      </w:r>
+      <w:r>
+        <w:rPr>
+          <w:b w:val="0"/>
+        </w:rPr>
+        <w:t xml:space="preserve"> craft card M in W4 and paper for </w:t>
+      </w:r>
+      <w:r>
+        <w:rPr>
+          <w:b/>
+        </w:rPr>
+        <w:t>claim</w:t>
+      </w:r>
+      <w:r>
+        <w:rPr>
+          <w:b w:val="0"/>
+        </w:rPr>
+        <w:t>-by-</w:t>
+      </w:r>
+      <w:r>
+        <w:rPr>
+          <w:b/>
+        </w:rPr>
+        <w:t>claim</w:t>
+      </w:r>
+      <w:r>
+        <w:rPr>
+          <w:b w:val="0"/>
+        </w:rPr>
+        <w:t xml:space="preserve"> audit notes</w:t>
       </w:r>
     </w:p>
     <w:p>
@@ -489,12 +1006,48 @@
       </w:r>
     </w:p>
     <w:p>
-      <w:r>
-        <w:t>By the end, I can verify quantities with consistent units and separate arithmetic from unsupported claims.</w:t>
-      </w:r>
-    </w:p>
-    <w:p>
-      <w:r>
+      <w:pPr>
+        <w:spacing w:line="336" w:lineRule="auto" w:after="180"/>
+      </w:pPr>
+      <w:r>
+        <w:rPr>
+          <w:b w:val="0"/>
+        </w:rPr>
+        <w:t xml:space="preserve">By the end, I can verify quantities with consistent </w:t>
+      </w:r>
+      <w:r>
+        <w:rPr>
+          <w:b/>
+        </w:rPr>
+        <w:t>unit</w:t>
+      </w:r>
+      <w:r>
+        <w:rPr>
+          <w:b w:val="0"/>
+        </w:rPr>
+        <w:t xml:space="preserve">s and separate arithmetic from unsupported </w:t>
+      </w:r>
+      <w:r>
+        <w:rPr>
+          <w:b/>
+        </w:rPr>
+        <w:t>claim</w:t>
+      </w:r>
+      <w:r>
+        <w:rPr>
+          <w:b w:val="0"/>
+        </w:rPr>
+        <w:t>s.</w:t>
+      </w:r>
+    </w:p>
+    <w:p>
+      <w:pPr>
+        <w:spacing w:line="336" w:lineRule="auto" w:after="180"/>
+      </w:pPr>
+      <w:r>
+        <w:rPr>
+          <w:b w:val="0"/>
+        </w:rPr>
         <w:t>This added worked case illustrates the week’s main idea. Retain all original and connected topics; schedule its practice within the teaching cycle.</w:t>
       </w:r>
     </w:p>
@@ -507,86 +1060,339 @@
       </w:r>
     </w:p>
     <w:p>
+      <w:r>
+        <w:t>Model Verify Important Outputs using the supplied case, labelled mechanism and reasoning. Make the scope of each conclusion explicit.</w:t>
+      </w:r>
+    </w:p>
+    <w:p>
+      <w:pPr>
+        <w:spacing w:line="336" w:lineRule="auto" w:after="180"/>
+      </w:pPr>
+      <w:r>
+        <w:rPr>
+          <w:b w:val="0"/>
+        </w:rPr>
+        <w:t>Follow the information instead of imagining magic inside the machine.</w:t>
+      </w:r>
+    </w:p>
+    <w:p>
       <w:pPr>
         <w:pStyle w:val="Heading3"/>
       </w:pPr>
       <w:r>
-        <w:t>Explain the mechanism</w:t>
-      </w:r>
-    </w:p>
-    <w:p>
-      <w:r>
-        <w:t>Follow the information instead of imagining magic inside the machine.</w:t>
-      </w:r>
-    </w:p>
-    <w:p>
-      <w:r>
-        <w:t>INPUT specific claim extracted from an output</w:t>
-      </w:r>
-    </w:p>
-    <w:p>
-      <w:r>
-        <w:t>PROCESS check independent suitable sources and reconcile differences</w:t>
-      </w:r>
-    </w:p>
-    <w:p>
-      <w:r>
-        <w:t>OUTPUT supported, corrected, uncertain, or removed claim</w:t>
-      </w:r>
-    </w:p>
-    <w:p>
-      <w:r>
-        <w:t>CORE IDEA Fluent AI output is not evidence; important claims need independent support.</w:t>
-      </w:r>
-    </w:p>
-    <w:p>
-      <w:r>
-        <w:t>UNDER THE HOOD Verification is claim-level evidence work. Source independence, authority, direct support, recency, and agreement matter. Multiple pages repeating the same upstream error are not independent confirmation.</w:t>
-      </w:r>
-    </w:p>
-    <w:p>
-      <w:r>
+        <w:t>1. Input — information entering</w:t>
+      </w:r>
+    </w:p>
+    <w:p>
+      <w:pPr>
+        <w:spacing w:line="336" w:lineRule="auto" w:after="180"/>
+        <w:shd w:fill="F4F9FC"/>
+      </w:pPr>
+      <w:r>
+        <w:rPr>
+          <w:b/>
+        </w:rPr>
+        <w:t>INPUT</w:t>
+      </w:r>
+      <w:r>
+        <w:rPr>
+          <w:b w:val="0"/>
+        </w:rPr>
+        <w:t xml:space="preserve"> specific </w:t>
+      </w:r>
+      <w:r>
+        <w:rPr>
+          <w:b/>
+        </w:rPr>
+        <w:t>claim</w:t>
+      </w:r>
+      <w:r>
+        <w:rPr>
+          <w:b w:val="0"/>
+        </w:rPr>
+        <w:t xml:space="preserve"> extracted from an </w:t>
+      </w:r>
+      <w:r>
+        <w:rPr>
+          <w:b/>
+        </w:rPr>
+        <w:t>output</w:t>
+      </w:r>
+    </w:p>
+    <w:p>
+      <w:pPr>
+        <w:pStyle w:val="Heading3"/>
+      </w:pPr>
+      <w:r>
+        <w:t>2. Process — the deciding step</w:t>
+      </w:r>
+    </w:p>
+    <w:p>
+      <w:pPr>
+        <w:spacing w:line="336" w:lineRule="auto" w:after="180"/>
+        <w:shd w:fill="F4F9FC"/>
+      </w:pPr>
+      <w:r>
+        <w:rPr>
+          <w:b/>
+        </w:rPr>
+        <w:t>PROCESS</w:t>
+      </w:r>
+      <w:r>
+        <w:rPr>
+          <w:b w:val="0"/>
+        </w:rPr>
+        <w:t xml:space="preserve"> check </w:t>
+      </w:r>
+      <w:r>
+        <w:rPr>
+          <w:b/>
+        </w:rPr>
+        <w:t>independent</w:t>
+      </w:r>
+      <w:r>
+        <w:rPr>
+          <w:b w:val="0"/>
+        </w:rPr>
+        <w:t xml:space="preserve"> suitable </w:t>
+      </w:r>
+      <w:r>
+        <w:rPr>
+          <w:b/>
+        </w:rPr>
+        <w:t>source</w:t>
+      </w:r>
+      <w:r>
+        <w:rPr>
+          <w:b w:val="0"/>
+        </w:rPr>
+        <w:t>s and reconcile differences</w:t>
+      </w:r>
+    </w:p>
+    <w:p>
+      <w:pPr>
+        <w:pStyle w:val="Heading3"/>
+      </w:pPr>
+      <w:r>
+        <w:t>3. Output — the result</w:t>
+      </w:r>
+    </w:p>
+    <w:p>
+      <w:pPr>
+        <w:spacing w:line="336" w:lineRule="auto" w:after="180"/>
+        <w:shd w:fill="F4F9FC"/>
+      </w:pPr>
+      <w:r>
+        <w:rPr>
+          <w:b/>
+        </w:rPr>
+        <w:t>OUTPUT</w:t>
+      </w:r>
+      <w:r>
+        <w:rPr>
+          <w:b w:val="0"/>
+        </w:rPr>
+        <w:t xml:space="preserve"> supported, corrected, uncertain, or removed </w:t>
+      </w:r>
+      <w:r>
+        <w:rPr>
+          <w:b/>
+        </w:rPr>
+        <w:t>claim</w:t>
+      </w:r>
+    </w:p>
+    <w:p>
+      <w:pPr>
+        <w:pStyle w:val="Heading3"/>
+      </w:pPr>
+      <w:r>
+        <w:t>Key idea</w:t>
+      </w:r>
+    </w:p>
+    <w:p>
+      <w:pPr>
+        <w:spacing w:line="336" w:lineRule="auto" w:after="180"/>
+        <w:shd w:fill="EDF7F3"/>
+      </w:pPr>
+      <w:r>
+        <w:rPr>
+          <w:b w:val="0"/>
+        </w:rPr>
+        <w:t xml:space="preserve">CORE IDEA Fluent AI </w:t>
+      </w:r>
+      <w:r>
+        <w:rPr>
+          <w:b/>
+        </w:rPr>
+        <w:t>output</w:t>
+      </w:r>
+      <w:r>
+        <w:rPr>
+          <w:b w:val="0"/>
+        </w:rPr>
+        <w:t xml:space="preserve"> is not </w:t>
+      </w:r>
+      <w:r>
+        <w:rPr>
+          <w:b/>
+        </w:rPr>
+        <w:t>evidence</w:t>
+      </w:r>
+      <w:r>
+        <w:rPr>
+          <w:b w:val="0"/>
+        </w:rPr>
+        <w:t xml:space="preserve">; important </w:t>
+      </w:r>
+      <w:r>
+        <w:rPr>
+          <w:b/>
+        </w:rPr>
+        <w:t>claim</w:t>
+      </w:r>
+      <w:r>
+        <w:rPr>
+          <w:b w:val="0"/>
+        </w:rPr>
+        <w:t xml:space="preserve">s need </w:t>
+      </w:r>
+      <w:r>
+        <w:rPr>
+          <w:b/>
+        </w:rPr>
+        <w:t>independent</w:t>
+      </w:r>
+      <w:r>
+        <w:rPr>
+          <w:b w:val="0"/>
+        </w:rPr>
+        <w:t xml:space="preserve"> support.</w:t>
+      </w:r>
+    </w:p>
+    <w:p>
+      <w:pPr>
+        <w:pStyle w:val="Heading3"/>
+      </w:pPr>
+      <w:r>
+        <w:t>How the mechanism works</w:t>
+      </w:r>
+    </w:p>
+    <w:p>
+      <w:pPr>
+        <w:spacing w:line="336" w:lineRule="auto" w:after="180"/>
+        <w:shd w:fill="F1F6F8"/>
+      </w:pPr>
+      <w:r>
+        <w:rPr>
+          <w:b w:val="0"/>
+        </w:rPr>
+        <w:t xml:space="preserve">UNDER THE HOOD </w:t>
+      </w:r>
+      <w:r>
+        <w:rPr>
+          <w:b/>
+        </w:rPr>
+        <w:t>Verification</w:t>
+      </w:r>
+      <w:r>
+        <w:rPr>
+          <w:b w:val="0"/>
+        </w:rPr>
+        <w:t xml:space="preserve"> is </w:t>
+      </w:r>
+      <w:r>
+        <w:rPr>
+          <w:b/>
+        </w:rPr>
+        <w:t>claim</w:t>
+      </w:r>
+      <w:r>
+        <w:rPr>
+          <w:b w:val="0"/>
+        </w:rPr>
+        <w:t xml:space="preserve">-level </w:t>
+      </w:r>
+      <w:r>
+        <w:rPr>
+          <w:b/>
+        </w:rPr>
+        <w:t>evidence</w:t>
+      </w:r>
+      <w:r>
+        <w:rPr>
+          <w:b w:val="0"/>
+        </w:rPr>
+        <w:t xml:space="preserve"> work. </w:t>
+      </w:r>
+      <w:r>
+        <w:rPr>
+          <w:b/>
+        </w:rPr>
+        <w:t>Source</w:t>
+      </w:r>
+      <w:r>
+        <w:rPr>
+          <w:b w:val="0"/>
+        </w:rPr>
+        <w:t xml:space="preserve"> independence, authority, direct support, recency, and agreement matter. Multiple pages repeating the same upstream error are not </w:t>
+      </w:r>
+      <w:r>
+        <w:rPr>
+          <w:b/>
+        </w:rPr>
+        <w:t>independent</w:t>
+      </w:r>
+      <w:r>
+        <w:rPr>
+          <w:b w:val="0"/>
+        </w:rPr>
+        <w:t xml:space="preserve"> confirmation.</w:t>
+      </w:r>
+    </w:p>
+    <w:p>
+      <w:pPr>
+        <w:spacing w:line="336" w:lineRule="auto" w:after="180"/>
+      </w:pPr>
+      <w:r>
+        <w:rPr>
+          <w:b w:val="0"/>
+        </w:rPr>
         <w:t>Draw a fresh example with all three stages:</w:t>
       </w:r>
     </w:p>
     <w:p>
-      <w:r>
-        <w:t>Every step connects a claim to observable evidence.</w:t>
-      </w:r>
-    </w:p>
-    <w:p>
-      <w:r>
-        <w:t>CASE A generated paragraph confidently claims that an animal lives in a region; the wording is not evidence that the claim is true.</w:t>
-      </w:r>
-    </w:p>
-    <w:p>
-      <w:r>
-        <w:t>STEP 1 — OBSERVE specific claim extracted from an output</w:t>
-      </w:r>
-    </w:p>
-    <w:p>
-      <w:r>
-        <w:t>STEP 2 — TRACE check independent suitable sources and reconcile differences</w:t>
-      </w:r>
-    </w:p>
-    <w:p>
-      <w:r>
-        <w:t>STEP 3 — CONCLUDE supported, corrected, uncertain, or removed claim</w:t>
-      </w:r>
-    </w:p>
-    <w:p>
-      <w:r>
-        <w:t>MODEL REASONING Check the exact claim, not the whole paragraph. Use sources with direct relevant evidence, note publication context, and explain whether they independently agree. If evidence is weak or conflicting, revise or remove the claim.</w:t>
-      </w:r>
-    </w:p>
-    <w:p>
-      <w:r>
-        <w:t>DO NOT OVERCLAIM Two search results are not two independent sources when both copy the same page.</w:t>
-      </w:r>
-    </w:p>
-    <w:p>
-      <w:r>
-        <w:t>What new evidence could change this answer?</w:t>
+      <w:pPr>
+        <w:spacing w:line="336" w:lineRule="auto" w:after="180"/>
+      </w:pPr>
+      <w:r>
+        <w:rPr>
+          <w:b w:val="0"/>
+        </w:rPr>
+        <w:t xml:space="preserve">Every step connects a </w:t>
+      </w:r>
+      <w:r>
+        <w:rPr>
+          <w:b/>
+        </w:rPr>
+        <w:t>claim</w:t>
+      </w:r>
+      <w:r>
+        <w:rPr>
+          <w:b w:val="0"/>
+        </w:rPr>
+        <w:t xml:space="preserve"> to observable </w:t>
+      </w:r>
+      <w:r>
+        <w:rPr>
+          <w:b/>
+        </w:rPr>
+        <w:t>evidence</w:t>
+      </w:r>
+      <w:r>
+        <w:rPr>
+          <w:b w:val="0"/>
+        </w:rPr>
+        <w:t>.</w:t>
       </w:r>
     </w:p>
     <w:p>
@@ -594,29 +1400,434 @@
         <w:pStyle w:val="Heading3"/>
       </w:pPr>
       <w:r>
+        <w:t>The case to investigate</w:t>
+      </w:r>
+    </w:p>
+    <w:p>
+      <w:pPr>
+        <w:spacing w:line="336" w:lineRule="auto" w:after="180"/>
+        <w:shd w:fill="F1F6FC"/>
+      </w:pPr>
+      <w:r>
+        <w:rPr>
+          <w:b w:val="0"/>
+        </w:rPr>
+        <w:t xml:space="preserve">CASE A generated paragraph confidently </w:t>
+      </w:r>
+      <w:r>
+        <w:rPr>
+          <w:b/>
+        </w:rPr>
+        <w:t>claim</w:t>
+      </w:r>
+      <w:r>
+        <w:rPr>
+          <w:b w:val="0"/>
+        </w:rPr>
+        <w:t xml:space="preserve">s that an animal lives in a region; the wording is not </w:t>
+      </w:r>
+      <w:r>
+        <w:rPr>
+          <w:b/>
+        </w:rPr>
+        <w:t>evidence</w:t>
+      </w:r>
+      <w:r>
+        <w:rPr>
+          <w:b w:val="0"/>
+        </w:rPr>
+        <w:t xml:space="preserve"> that the </w:t>
+      </w:r>
+      <w:r>
+        <w:rPr>
+          <w:b/>
+        </w:rPr>
+        <w:t>claim</w:t>
+      </w:r>
+      <w:r>
+        <w:rPr>
+          <w:b w:val="0"/>
+        </w:rPr>
+        <w:t xml:space="preserve"> is true.</w:t>
+      </w:r>
+    </w:p>
+    <w:p>
+      <w:pPr>
+        <w:pStyle w:val="Heading3"/>
+      </w:pPr>
+      <w:r>
+        <w:t>Step 1</w:t>
+      </w:r>
+    </w:p>
+    <w:p>
+      <w:pPr>
+        <w:spacing w:line="336" w:lineRule="auto" w:after="180"/>
+        <w:shd w:fill="F4F9FC"/>
+      </w:pPr>
+      <w:r>
+        <w:rPr>
+          <w:b w:val="0"/>
+        </w:rPr>
+        <w:t xml:space="preserve">STEP 1 — OBSERVE specific </w:t>
+      </w:r>
+      <w:r>
+        <w:rPr>
+          <w:b/>
+        </w:rPr>
+        <w:t>claim</w:t>
+      </w:r>
+      <w:r>
+        <w:rPr>
+          <w:b w:val="0"/>
+        </w:rPr>
+        <w:t xml:space="preserve"> extracted from an </w:t>
+      </w:r>
+      <w:r>
+        <w:rPr>
+          <w:b/>
+        </w:rPr>
+        <w:t>output</w:t>
+      </w:r>
+    </w:p>
+    <w:p>
+      <w:pPr>
+        <w:pStyle w:val="Heading3"/>
+      </w:pPr>
+      <w:r>
+        <w:t>Step 2</w:t>
+      </w:r>
+    </w:p>
+    <w:p>
+      <w:pPr>
+        <w:spacing w:line="336" w:lineRule="auto" w:after="180"/>
+        <w:shd w:fill="F4F9FC"/>
+      </w:pPr>
+      <w:r>
+        <w:rPr>
+          <w:b w:val="0"/>
+        </w:rPr>
+        <w:t xml:space="preserve">STEP 2 — TRACE check </w:t>
+      </w:r>
+      <w:r>
+        <w:rPr>
+          <w:b/>
+        </w:rPr>
+        <w:t>independent</w:t>
+      </w:r>
+      <w:r>
+        <w:rPr>
+          <w:b w:val="0"/>
+        </w:rPr>
+        <w:t xml:space="preserve"> suitable </w:t>
+      </w:r>
+      <w:r>
+        <w:rPr>
+          <w:b/>
+        </w:rPr>
+        <w:t>source</w:t>
+      </w:r>
+      <w:r>
+        <w:rPr>
+          <w:b w:val="0"/>
+        </w:rPr>
+        <w:t>s and reconcile differences</w:t>
+      </w:r>
+    </w:p>
+    <w:p>
+      <w:pPr>
+        <w:pStyle w:val="Heading3"/>
+      </w:pPr>
+      <w:r>
+        <w:t>Step 3</w:t>
+      </w:r>
+    </w:p>
+    <w:p>
+      <w:pPr>
+        <w:spacing w:line="336" w:lineRule="auto" w:after="180"/>
+        <w:shd w:fill="F4F9FC"/>
+      </w:pPr>
+      <w:r>
+        <w:rPr>
+          <w:b w:val="0"/>
+        </w:rPr>
+        <w:t xml:space="preserve">STEP 3 — CONCLUDE supported, corrected, uncertain, or removed </w:t>
+      </w:r>
+      <w:r>
+        <w:rPr>
+          <w:b/>
+        </w:rPr>
+        <w:t>claim</w:t>
+      </w:r>
+    </w:p>
+    <w:p>
+      <w:pPr>
+        <w:pStyle w:val="Heading3"/>
+      </w:pPr>
+      <w:r>
+        <w:t>Model answer</w:t>
+      </w:r>
+    </w:p>
+    <w:p>
+      <w:pPr>
+        <w:spacing w:line="336" w:lineRule="auto" w:after="180"/>
+        <w:shd w:fill="F1F6FC"/>
+      </w:pPr>
+      <w:r>
+        <w:rPr>
+          <w:b w:val="0"/>
+        </w:rPr>
+        <w:t xml:space="preserve">MODEL REASONING Check the exact </w:t>
+      </w:r>
+      <w:r>
+        <w:rPr>
+          <w:b/>
+        </w:rPr>
+        <w:t>claim</w:t>
+      </w:r>
+      <w:r>
+        <w:rPr>
+          <w:b w:val="0"/>
+        </w:rPr>
+        <w:t xml:space="preserve">, not the whole paragraph. Use </w:t>
+      </w:r>
+      <w:r>
+        <w:rPr>
+          <w:b/>
+        </w:rPr>
+        <w:t>source</w:t>
+      </w:r>
+      <w:r>
+        <w:rPr>
+          <w:b w:val="0"/>
+        </w:rPr>
+        <w:t xml:space="preserve">s with direct relevant </w:t>
+      </w:r>
+      <w:r>
+        <w:rPr>
+          <w:b/>
+        </w:rPr>
+        <w:t>evidence</w:t>
+      </w:r>
+      <w:r>
+        <w:rPr>
+          <w:b w:val="0"/>
+        </w:rPr>
+        <w:t xml:space="preserve">, note publication context, and explain whether they </w:t>
+      </w:r>
+      <w:r>
+        <w:rPr>
+          <w:b/>
+        </w:rPr>
+        <w:t>independent</w:t>
+      </w:r>
+      <w:r>
+        <w:rPr>
+          <w:b w:val="0"/>
+        </w:rPr>
+        <w:t>ly agree.</w:t>
+      </w:r>
+    </w:p>
+    <w:p>
+      <w:pPr>
+        <w:spacing w:line="336" w:lineRule="auto" w:after="180"/>
+        <w:shd w:fill="F1F6FC"/>
+      </w:pPr>
+      <w:r>
+        <w:rPr>
+          <w:b w:val="0"/>
+        </w:rPr>
+        <w:t xml:space="preserve">If </w:t>
+      </w:r>
+      <w:r>
+        <w:rPr>
+          <w:b/>
+        </w:rPr>
+        <w:t>evidence</w:t>
+      </w:r>
+      <w:r>
+        <w:rPr>
+          <w:b w:val="0"/>
+        </w:rPr>
+        <w:t xml:space="preserve"> is weak or conflicting, revise or remove the </w:t>
+      </w:r>
+      <w:r>
+        <w:rPr>
+          <w:b/>
+        </w:rPr>
+        <w:t>claim</w:t>
+      </w:r>
+      <w:r>
+        <w:rPr>
+          <w:b w:val="0"/>
+        </w:rPr>
+        <w:t>.</w:t>
+      </w:r>
+    </w:p>
+    <w:p>
+      <w:pPr>
+        <w:pStyle w:val="Heading3"/>
+      </w:pPr>
+      <w:r>
+        <w:t>A claim to avoid</w:t>
+      </w:r>
+    </w:p>
+    <w:p>
+      <w:pPr>
+        <w:spacing w:line="336" w:lineRule="auto" w:after="180"/>
+        <w:shd w:fill="FFF5E6"/>
+      </w:pPr>
+      <w:r>
+        <w:rPr>
+          <w:b w:val="0"/>
+        </w:rPr>
+        <w:t>DO NOT OVER</w:t>
+      </w:r>
+      <w:r>
+        <w:rPr>
+          <w:b/>
+        </w:rPr>
+        <w:t>CLAIM</w:t>
+      </w:r>
+      <w:r>
+        <w:rPr>
+          <w:b w:val="0"/>
+        </w:rPr>
+        <w:t xml:space="preserve"> Two search results are not two </w:t>
+      </w:r>
+      <w:r>
+        <w:rPr>
+          <w:b/>
+        </w:rPr>
+        <w:t>independent</w:t>
+      </w:r>
+      <w:r>
+        <w:rPr>
+          <w:b w:val="0"/>
+        </w:rPr>
+        <w:t xml:space="preserve"> </w:t>
+      </w:r>
+      <w:r>
+        <w:rPr>
+          <w:b/>
+        </w:rPr>
+        <w:t>source</w:t>
+      </w:r>
+      <w:r>
+        <w:rPr>
+          <w:b w:val="0"/>
+        </w:rPr>
+        <w:t>s when both copy the same page.</w:t>
+      </w:r>
+    </w:p>
+    <w:p>
+      <w:pPr>
+        <w:spacing w:line="336" w:lineRule="auto" w:after="180"/>
+        <w:shd w:fill="F5F1FB"/>
+      </w:pPr>
+      <w:r>
+        <w:rPr>
+          <w:b w:val="0"/>
+        </w:rPr>
+        <w:t xml:space="preserve">What new </w:t>
+      </w:r>
+      <w:r>
+        <w:rPr>
+          <w:b/>
+        </w:rPr>
+        <w:t>evidence</w:t>
+      </w:r>
+      <w:r>
+        <w:rPr>
+          <w:b w:val="0"/>
+        </w:rPr>
+        <w:t xml:space="preserve"> could change this answer?</w:t>
+      </w:r>
+    </w:p>
+    <w:p>
+      <w:pPr>
+        <w:pStyle w:val="Heading3"/>
+      </w:pPr>
+      <w:r>
         <w:t>Concrete teaching case</w:t>
       </w:r>
     </w:p>
     <w:p>
-      <w:r>
+      <w:pPr>
+        <w:pStyle w:val="Heading3"/>
+      </w:pPr>
+      <w:r>
+        <w:t>The teaching case</w:t>
+      </w:r>
+    </w:p>
+    <w:p>
+      <w:pPr>
+        <w:spacing w:line="336" w:lineRule="auto" w:after="180"/>
+        <w:shd w:fill="F1F6FC"/>
+      </w:pPr>
+      <w:r>
+        <w:rPr>
+          <w:b w:val="0"/>
+        </w:rPr>
         <w:t>An answer says six groups of four make 28.</w:t>
       </w:r>
     </w:p>
     <w:p>
-      <w:r>
-        <w:t>Verify independently.</w:t>
-      </w:r>
-    </w:p>
-    <w:p>
       <w:pPr>
         <w:pStyle w:val="Heading3"/>
       </w:pPr>
       <w:r>
+        <w:t>The teaching case</w:t>
+      </w:r>
+    </w:p>
+    <w:p>
+      <w:pPr>
+        <w:spacing w:line="336" w:lineRule="auto" w:after="180"/>
+        <w:shd w:fill="F1F6FC"/>
+      </w:pPr>
+      <w:r>
+        <w:rPr>
+          <w:b w:val="0"/>
+        </w:rPr>
+        <w:t xml:space="preserve">Verify </w:t>
+      </w:r>
+      <w:r>
+        <w:rPr>
+          <w:b/>
+        </w:rPr>
+        <w:t>independent</w:t>
+      </w:r>
+      <w:r>
+        <w:rPr>
+          <w:b w:val="0"/>
+        </w:rPr>
+        <w:t>ly.</w:t>
+      </w:r>
+    </w:p>
+    <w:p>
+      <w:pPr>
+        <w:pStyle w:val="Heading3"/>
+      </w:pPr>
+      <w:r>
         <w:t>Exact explanation to model</w:t>
       </w:r>
     </w:p>
     <w:p>
-      <w:r>
+      <w:pPr>
+        <w:pStyle w:val="Heading3"/>
+      </w:pPr>
+      <w:r>
+        <w:t>Why the result follows</w:t>
+      </w:r>
+    </w:p>
+    <w:p>
+      <w:pPr>
+        <w:spacing w:line="336" w:lineRule="auto" w:after="180"/>
+        <w:shd w:fill="F1F6FC"/>
+      </w:pPr>
+      <w:r>
+        <w:rPr>
+          <w:b w:val="0"/>
+        </w:rPr>
         <w:t>Six times four is 24. Draw six groups or add four six times. Confident wording does not change arithmetic.</w:t>
       </w:r>
     </w:p>
@@ -629,28 +1840,285 @@
       </w:r>
     </w:p>
     <w:p>
-      <w:r>
-        <w:t>An answer can contain a mixture of correct, incorrect and unverified statements. Checking one sentence does not validate every other sentence. First separate the answer into individual claims. Then ask what evidence would support each one: a record, a measurement, a calculation or some combination.</w:t>
-      </w:r>
-    </w:p>
-    <w:p>
-      <w:r>
-        <w:t>Our fictional ribbon activity uses current materials card R. R states: four rolls of ribbon, each exactly 2 metres long; twelve pieces will each use 50 centimetres; no cutting loss is included in this paper model. One metre equals 100 centimetres. An old card Q describes a different activity with three rolls. These are provided classroom records, not instructions to cut real materials.</w:t>
-      </w:r>
-    </w:p>
-    <w:p>
-      <w:r>
-        <w:t>A draft says “R gives four rolls. The starting length is 8 metres. The pieces use 600 metres. Two metres remain. Every participant will enjoy the activity.” Do not approve or reject the whole paragraph at once. Inspect the roll count, starting length, used length, remaining length and enjoyment claim separately.</w:t>
-      </w:r>
-    </w:p>
-    <w:p>
-      <w:r>
-        <w:t>A citation is useful only if you can locate the source and confirm that it supports the specific claim. The title “Materials card R” beside a paragraph does not make the enjoyment claim part of R. If a cited card Z is not supplied or cannot be found, that citation cannot currently verify its claim. Record the gap rather than inventing Z’s contents.</w:t>
-      </w:r>
-    </w:p>
-    <w:p>
-      <w:r>
-        <w:t>Check whether the source covers the right activity, version, population or time. Q’s three rolls may be accurate for its own activity but irrelevant to the current four-roll task. In real work, also inspect who created the record, how they obtained the information and whether there is a correction or better source.</w:t>
+      <w:pPr>
+        <w:pStyle w:val="Heading3"/>
+      </w:pPr>
+      <w:r>
+        <w:t>Explain the added worked example · 1</w:t>
+      </w:r>
+    </w:p>
+    <w:p>
+      <w:pPr>
+        <w:spacing w:line="336" w:lineRule="auto" w:after="180"/>
+      </w:pPr>
+      <w:r>
+        <w:rPr>
+          <w:b w:val="0"/>
+        </w:rPr>
+        <w:t xml:space="preserve">An answer can contain a mixture of correct, incorrect and unverified statements. Checking one sentence does not validate every other sentence. First separate the answer into individual </w:t>
+      </w:r>
+      <w:r>
+        <w:rPr>
+          <w:b/>
+        </w:rPr>
+        <w:t>claim</w:t>
+      </w:r>
+      <w:r>
+        <w:rPr>
+          <w:b w:val="0"/>
+        </w:rPr>
+        <w:t>s.</w:t>
+      </w:r>
+    </w:p>
+    <w:p>
+      <w:pPr>
+        <w:spacing w:line="336" w:lineRule="auto" w:after="180"/>
+      </w:pPr>
+      <w:r>
+        <w:rPr>
+          <w:b w:val="0"/>
+        </w:rPr>
+        <w:t xml:space="preserve">Then ask what </w:t>
+      </w:r>
+      <w:r>
+        <w:rPr>
+          <w:b/>
+        </w:rPr>
+        <w:t>evidence</w:t>
+      </w:r>
+      <w:r>
+        <w:rPr>
+          <w:b w:val="0"/>
+        </w:rPr>
+        <w:t xml:space="preserve"> would support each one: a record, a measurement, a calculation or some combination.</w:t>
+      </w:r>
+    </w:p>
+    <w:p>
+      <w:pPr>
+        <w:pStyle w:val="Heading3"/>
+      </w:pPr>
+      <w:r>
+        <w:t>Explain the added worked example · 2</w:t>
+      </w:r>
+    </w:p>
+    <w:p>
+      <w:pPr>
+        <w:spacing w:line="336" w:lineRule="auto" w:after="180"/>
+      </w:pPr>
+      <w:r>
+        <w:rPr>
+          <w:b w:val="0"/>
+        </w:rPr>
+        <w:t>Our fictional ribbon activity uses current materials card R. R states: four rolls of ribbon, each exactly 2 metres long; twelve pieces will each use 50 centimetres; no cutting loss is included in this paper model.</w:t>
+      </w:r>
+    </w:p>
+    <w:p>
+      <w:pPr>
+        <w:spacing w:line="336" w:lineRule="auto" w:after="180"/>
+      </w:pPr>
+      <w:r>
+        <w:rPr>
+          <w:b w:val="0"/>
+        </w:rPr>
+        <w:t>One metre equals 100 centimetres. An old card Q describes a different activity with three rolls. These are provided classroom records, not instructions to cut real materials.</w:t>
+      </w:r>
+    </w:p>
+    <w:p>
+      <w:pPr>
+        <w:pStyle w:val="Heading3"/>
+      </w:pPr>
+      <w:r>
+        <w:t>Explain the added worked example · 3</w:t>
+      </w:r>
+    </w:p>
+    <w:p>
+      <w:pPr>
+        <w:spacing w:line="336" w:lineRule="auto" w:after="180"/>
+      </w:pPr>
+      <w:r>
+        <w:rPr>
+          <w:b w:val="0"/>
+        </w:rPr>
+        <w:t>A draft says “R gives four rolls. The starting length is 8 metres. The pieces use 600 metres. Two metres remain. Every participant will enjoy the activity.” Do not approve or reject the whole paragraph at once.</w:t>
+      </w:r>
+    </w:p>
+    <w:p>
+      <w:pPr>
+        <w:spacing w:line="336" w:lineRule="auto" w:after="180"/>
+      </w:pPr>
+      <w:r>
+        <w:rPr>
+          <w:b w:val="0"/>
+        </w:rPr>
+        <w:t xml:space="preserve">Inspect the roll count, starting length, used length, remaining length and enjoyment </w:t>
+      </w:r>
+      <w:r>
+        <w:rPr>
+          <w:b/>
+        </w:rPr>
+        <w:t>claim</w:t>
+      </w:r>
+      <w:r>
+        <w:rPr>
+          <w:b w:val="0"/>
+        </w:rPr>
+        <w:t xml:space="preserve"> separately.</w:t>
+      </w:r>
+    </w:p>
+    <w:p>
+      <w:pPr>
+        <w:pStyle w:val="Heading3"/>
+      </w:pPr>
+      <w:r>
+        <w:t>Explain the added worked example · 4</w:t>
+      </w:r>
+    </w:p>
+    <w:p>
+      <w:pPr>
+        <w:spacing w:line="336" w:lineRule="auto" w:after="180"/>
+      </w:pPr>
+      <w:r>
+        <w:rPr>
+          <w:b w:val="0"/>
+        </w:rPr>
+        <w:t xml:space="preserve">A </w:t>
+      </w:r>
+      <w:r>
+        <w:rPr>
+          <w:b/>
+        </w:rPr>
+        <w:t>citation</w:t>
+      </w:r>
+      <w:r>
+        <w:rPr>
+          <w:b w:val="0"/>
+        </w:rPr>
+        <w:t xml:space="preserve"> is useful only if you can locate the </w:t>
+      </w:r>
+      <w:r>
+        <w:rPr>
+          <w:b/>
+        </w:rPr>
+        <w:t>source</w:t>
+      </w:r>
+      <w:r>
+        <w:rPr>
+          <w:b w:val="0"/>
+        </w:rPr>
+        <w:t xml:space="preserve"> and confirm that it supports the specific </w:t>
+      </w:r>
+      <w:r>
+        <w:rPr>
+          <w:b/>
+        </w:rPr>
+        <w:t>claim</w:t>
+      </w:r>
+      <w:r>
+        <w:rPr>
+          <w:b w:val="0"/>
+        </w:rPr>
+        <w:t xml:space="preserve">. The title “Materials card R” beside a paragraph does not make the enjoyment </w:t>
+      </w:r>
+      <w:r>
+        <w:rPr>
+          <w:b/>
+        </w:rPr>
+        <w:t>claim</w:t>
+      </w:r>
+      <w:r>
+        <w:rPr>
+          <w:b w:val="0"/>
+        </w:rPr>
+        <w:t xml:space="preserve"> part of R.</w:t>
+      </w:r>
+    </w:p>
+    <w:p>
+      <w:pPr>
+        <w:spacing w:line="336" w:lineRule="auto" w:after="180"/>
+      </w:pPr>
+      <w:r>
+        <w:rPr>
+          <w:b w:val="0"/>
+        </w:rPr>
+        <w:t xml:space="preserve">If a cited card Z is not supplied or cannot be found, that </w:t>
+      </w:r>
+      <w:r>
+        <w:rPr>
+          <w:b/>
+        </w:rPr>
+        <w:t>citation</w:t>
+      </w:r>
+      <w:r>
+        <w:rPr>
+          <w:b w:val="0"/>
+        </w:rPr>
+        <w:t xml:space="preserve"> cannot currently verify its </w:t>
+      </w:r>
+      <w:r>
+        <w:rPr>
+          <w:b/>
+        </w:rPr>
+        <w:t>claim</w:t>
+      </w:r>
+      <w:r>
+        <w:rPr>
+          <w:b w:val="0"/>
+        </w:rPr>
+        <w:t>. Record the gap rather than inventing Z’s contents.</w:t>
+      </w:r>
+    </w:p>
+    <w:p>
+      <w:pPr>
+        <w:pStyle w:val="Heading3"/>
+      </w:pPr>
+      <w:r>
+        <w:t>Explain the added worked example · 5</w:t>
+      </w:r>
+    </w:p>
+    <w:p>
+      <w:pPr>
+        <w:spacing w:line="336" w:lineRule="auto" w:after="180"/>
+      </w:pPr>
+      <w:r>
+        <w:rPr>
+          <w:b w:val="0"/>
+        </w:rPr>
+        <w:t xml:space="preserve">Check whether the </w:t>
+      </w:r>
+      <w:r>
+        <w:rPr>
+          <w:b/>
+        </w:rPr>
+        <w:t>source</w:t>
+      </w:r>
+      <w:r>
+        <w:rPr>
+          <w:b w:val="0"/>
+        </w:rPr>
+        <w:t xml:space="preserve"> covers the right activity, version, population or time. Q’s three rolls may be accurate for its own activity but irrelevant to the current four-roll task.</w:t>
+      </w:r>
+    </w:p>
+    <w:p>
+      <w:pPr>
+        <w:spacing w:line="336" w:lineRule="auto" w:after="180"/>
+      </w:pPr>
+      <w:r>
+        <w:rPr>
+          <w:b w:val="0"/>
+        </w:rPr>
+        <w:t xml:space="preserve">In real work, also inspect who created the record, how they obtained the information and whether there is a correction or better </w:t>
+      </w:r>
+      <w:r>
+        <w:rPr>
+          <w:b/>
+        </w:rPr>
+        <w:t>source</w:t>
+      </w:r>
+      <w:r>
+        <w:rPr>
+          <w:b w:val="0"/>
+        </w:rPr>
+        <w:t>.</w:t>
       </w:r>
     </w:p>
     <w:p>
@@ -816,8 +2284,49 @@
       </w:r>
     </w:p>
     <w:p>
-      <w:r>
-        <w:t>Use the complete worked example below before asking learners to complete W2. Reveal a small part, invite a prediction, then explain the deciding step. These teacher notes contain solutions; do not reveal the independent case answer during modelling.</w:t>
+      <w:pPr>
+        <w:spacing w:line="336" w:lineRule="auto" w:after="180"/>
+      </w:pPr>
+      <w:r>
+        <w:rPr>
+          <w:b w:val="0"/>
+        </w:rPr>
+        <w:t xml:space="preserve">Use the complete worked example below before asking learners to complete W2. Reveal a small part, invite a </w:t>
+      </w:r>
+      <w:r>
+        <w:rPr>
+          <w:b/>
+        </w:rPr>
+        <w:t>prediction</w:t>
+      </w:r>
+      <w:r>
+        <w:rPr>
+          <w:b w:val="0"/>
+        </w:rPr>
+        <w:t>, then explain the deciding step.</w:t>
+      </w:r>
+    </w:p>
+    <w:p>
+      <w:pPr>
+        <w:spacing w:line="336" w:lineRule="auto" w:after="180"/>
+      </w:pPr>
+      <w:r>
+        <w:rPr>
+          <w:b w:val="0"/>
+        </w:rPr>
+        <w:t xml:space="preserve">These teacher notes contain solutions; do not reveal the </w:t>
+      </w:r>
+      <w:r>
+        <w:rPr>
+          <w:b/>
+        </w:rPr>
+        <w:t>independent</w:t>
+      </w:r>
+      <w:r>
+        <w:rPr>
+          <w:b w:val="0"/>
+        </w:rPr>
+        <w:t xml:space="preserve"> case answer during modelling.</w:t>
       </w:r>
     </w:p>
     <w:tbl>
@@ -835,6 +2344,38 @@
         <w:trPr>
           <w:tblHeader/>
         </w:trPr>
+        <w:tc>
+          <w:tcPr>
+            <w:tcW w:type="dxa" w:w="3408"/>
+          </w:tcPr>
+          <w:p>
+            <w:r>
+              <w:t>Quantity</w:t>
+            </w:r>
+          </w:p>
+        </w:tc>
+        <w:tc>
+          <w:tcPr>
+            <w:tcW w:type="dxa" w:w="3408"/>
+          </w:tcPr>
+          <w:p>
+            <w:r>
+              <w:t>Calculation in centimetres</w:t>
+            </w:r>
+          </w:p>
+        </w:tc>
+        <w:tc>
+          <w:tcPr>
+            <w:tcW w:type="dxa" w:w="3408"/>
+          </w:tcPr>
+          <w:p>
+            <w:r>
+              <w:t>Equivalent in metres</w:t>
+            </w:r>
+          </w:p>
+        </w:tc>
+      </w:tr>
+      <w:tr>
         <w:tc>
           <w:tcPr>
             <w:tcW w:type="dxa" w:w="3408"/>
@@ -932,13 +2473,98 @@
       </w:tr>
     </w:tbl>
     <w:p>
-      <w:r>
-        <w:t>Convert to one length unit before subtracting. Two metres is 200 centimetres, so four rolls give 800 centimetres. The twelve pieces use 600 centimetres, leaving 200 centimetres, or 2 metres. Subtracting the bare numbers 8 − 600 would mix metres with centimetres and would not describe the remaining length correctly.</w:t>
-      </w:r>
-    </w:p>
-    <w:p>
-      <w:r>
-        <w:t>Use a second route as a check: 50 centimetres is half a metre, so twelve pieces use six metres. Eight minus six leaves two metres. A reasonableness check also asks whether the used length is at most the starting length and whether starting length equals used plus remaining. These checks can reveal mistakes; they do not replace checking the original inputs and assumptions.</w:t>
+      <w:pPr>
+        <w:pStyle w:val="Heading3"/>
+      </w:pPr>
+      <w:r>
+        <w:t>Model the reasoning aloud · 6</w:t>
+      </w:r>
+    </w:p>
+    <w:p>
+      <w:pPr>
+        <w:spacing w:line="336" w:lineRule="auto" w:after="180"/>
+      </w:pPr>
+      <w:r>
+        <w:rPr>
+          <w:b w:val="0"/>
+        </w:rPr>
+        <w:t xml:space="preserve">Convert to one length </w:t>
+      </w:r>
+      <w:r>
+        <w:rPr>
+          <w:b/>
+        </w:rPr>
+        <w:t>unit</w:t>
+      </w:r>
+      <w:r>
+        <w:rPr>
+          <w:b w:val="0"/>
+        </w:rPr>
+        <w:t xml:space="preserve"> before subtracting. Two metres is 200 centimetres, so four rolls give 800 centimetres. The twelve pieces use 600 centimetres, leaving 200 centimetres, or 2 metres.</w:t>
+      </w:r>
+    </w:p>
+    <w:p>
+      <w:pPr>
+        <w:spacing w:line="336" w:lineRule="auto" w:after="180"/>
+      </w:pPr>
+      <w:r>
+        <w:rPr>
+          <w:b w:val="0"/>
+        </w:rPr>
+        <w:t>Subtracting the bare numbers 8 − 600 would mix metres with centimetres and would not describe the remaining length correctly.</w:t>
+      </w:r>
+    </w:p>
+    <w:p>
+      <w:pPr>
+        <w:pStyle w:val="Heading3"/>
+      </w:pPr>
+      <w:r>
+        <w:t>Model the reasoning aloud · 7</w:t>
+      </w:r>
+    </w:p>
+    <w:p>
+      <w:pPr>
+        <w:spacing w:line="336" w:lineRule="auto" w:after="180"/>
+      </w:pPr>
+      <w:r>
+        <w:rPr>
+          <w:b w:val="0"/>
+        </w:rPr>
+        <w:t>Use a second route as a check: 50 centimetres is half a metre, so twelve pieces use six metres. Eight minus six leaves two metres.</w:t>
+      </w:r>
+    </w:p>
+    <w:p>
+      <w:pPr>
+        <w:spacing w:line="336" w:lineRule="auto" w:after="180"/>
+      </w:pPr>
+      <w:r>
+        <w:rPr>
+          <w:b w:val="0"/>
+        </w:rPr>
+        <w:t>A reasonableness check also asks whether the used length is at most the starting length and whether starting length equals used plus remaining.</w:t>
+      </w:r>
+    </w:p>
+    <w:p>
+      <w:pPr>
+        <w:spacing w:line="336" w:lineRule="auto" w:after="180"/>
+      </w:pPr>
+      <w:r>
+        <w:rPr>
+          <w:b w:val="0"/>
+        </w:rPr>
+        <w:t xml:space="preserve">These checks can reveal mistakes; they do not replace checking the original </w:t>
+      </w:r>
+      <w:r>
+        <w:rPr>
+          <w:b/>
+        </w:rPr>
+        <w:t>input</w:t>
+      </w:r>
+      <w:r>
+        <w:rPr>
+          <w:b w:val="0"/>
+        </w:rPr>
+        <w:t>s and assumptions.</w:t>
       </w:r>
     </w:p>
     <w:tbl>
@@ -1044,7 +2670,13 @@
       </w:tr>
     </w:tbl>
     <w:p>
-      <w:r>
+      <w:pPr>
+        <w:spacing w:line="336" w:lineRule="auto" w:after="180"/>
+      </w:pPr>
+      <w:r>
+        <w:rPr>
+          <w:b w:val="0"/>
+        </w:rPr>
         <w:t>Use the diagram and verbal explanation together. Ask learners to match a sentence to a specific visual step; do not assign learners fixed visual or auditory learning styles.</w:t>
       </w:r>
     </w:p>
@@ -1057,7 +2689,13 @@
       </w:r>
     </w:p>
     <w:p>
-      <w:r>
+      <w:pPr>
+        <w:spacing w:line="336" w:lineRule="auto" w:after="180"/>
+      </w:pPr>
+      <w:r>
+        <w:rPr>
+          <w:b w:val="0"/>
+        </w:rPr>
         <w:t>A fictional craft sheet calculates ribbon left after making bookmarks.</w:t>
       </w:r>
     </w:p>
@@ -1070,12 +2708,42 @@
       </w:r>
     </w:p>
     <w:p>
-      <w:r>
+      <w:pPr>
+        <w:pStyle w:val="Heading3"/>
+      </w:pPr>
+      <w:r>
+        <w:t>Supplied facts</w:t>
+      </w:r>
+    </w:p>
+    <w:p>
+      <w:pPr>
+        <w:spacing w:line="336" w:lineRule="auto" w:after="180"/>
+        <w:shd w:fill="F1F6FC"/>
+      </w:pPr>
+      <w:r>
+        <w:rPr>
+          <w:b w:val="0"/>
+        </w:rPr>
         <w:t>Four rolls each contain exactly 150 cm. Eight bookmarks use exactly 50 cm each.</w:t>
       </w:r>
     </w:p>
     <w:p>
-      <w:r>
+      <w:pPr>
+        <w:pStyle w:val="Heading3"/>
+      </w:pPr>
+      <w:r>
+        <w:t>Supplied facts</w:t>
+      </w:r>
+    </w:p>
+    <w:p>
+      <w:pPr>
+        <w:spacing w:line="336" w:lineRule="auto" w:after="180"/>
+        <w:shd w:fill="F1F6FC"/>
+      </w:pPr>
+      <w:r>
+        <w:rPr>
+          <w:b w:val="0"/>
+        </w:rPr>
         <w:t>No other ribbon loss is assumed; no competition result is recorded.</w:t>
       </w:r>
     </w:p>
@@ -1297,20 +2965,98 @@
       </w:r>
     </w:p>
     <w:p>
-      <w:r>
-        <w:t>All arithmetic first uses centimetres. Converting only after subtraction avoids mixing units. The record supports available, used and remaining lengths under its no-loss assumption. It does not support a promise about winning. A numerically correct total elsewhere in a draft cannot rescue a wrong unit or an invented claim.</w:t>
-      </w:r>
-    </w:p>
-    <w:p>
       <w:pPr>
         <w:pStyle w:val="Heading3"/>
       </w:pPr>
       <w:r>
+        <w:t>Why the result follows</w:t>
+      </w:r>
+    </w:p>
+    <w:p>
+      <w:pPr>
+        <w:spacing w:line="336" w:lineRule="auto" w:after="180"/>
+        <w:shd w:fill="F1F6FC"/>
+      </w:pPr>
+      <w:r>
+        <w:rPr>
+          <w:b w:val="0"/>
+        </w:rPr>
+        <w:t xml:space="preserve">All arithmetic first uses centimetres. Converting only after subtraction avoids mixing </w:t>
+      </w:r>
+      <w:r>
+        <w:rPr>
+          <w:b/>
+        </w:rPr>
+        <w:t>unit</w:t>
+      </w:r>
+      <w:r>
+        <w:rPr>
+          <w:b w:val="0"/>
+        </w:rPr>
+        <w:t>s. The record supports available, used and remaining lengths under its no-loss assumption. It does not support a promise about winning.</w:t>
+      </w:r>
+    </w:p>
+    <w:p>
+      <w:pPr>
+        <w:spacing w:line="336" w:lineRule="auto" w:after="180"/>
+        <w:shd w:fill="F1F6FC"/>
+      </w:pPr>
+      <w:r>
+        <w:rPr>
+          <w:b w:val="0"/>
+        </w:rPr>
+        <w:t xml:space="preserve">A numerically correct total elsewhere in a draft cannot rescue a wrong </w:t>
+      </w:r>
+      <w:r>
+        <w:rPr>
+          <w:b/>
+        </w:rPr>
+        <w:t>unit</w:t>
+      </w:r>
+      <w:r>
+        <w:rPr>
+          <w:b w:val="0"/>
+        </w:rPr>
+        <w:t xml:space="preserve"> or an invented </w:t>
+      </w:r>
+      <w:r>
+        <w:rPr>
+          <w:b/>
+        </w:rPr>
+        <w:t>claim</w:t>
+      </w:r>
+      <w:r>
+        <w:rPr>
+          <w:b w:val="0"/>
+        </w:rPr>
+        <w:t>.</w:t>
+      </w:r>
+    </w:p>
+    <w:p>
+      <w:pPr>
+        <w:pStyle w:val="Heading3"/>
+      </w:pPr>
+      <w:r>
         <w:t>What this example does not establish</w:t>
       </w:r>
     </w:p>
     <w:p>
-      <w:r>
+      <w:pPr>
+        <w:pStyle w:val="Heading3"/>
+      </w:pPr>
+      <w:r>
+        <w:t>Keep the stated limit</w:t>
+      </w:r>
+    </w:p>
+    <w:p>
+      <w:pPr>
+        <w:spacing w:line="336" w:lineRule="auto" w:after="180"/>
+        <w:shd w:fill="FFF5E6"/>
+      </w:pPr>
+      <w:r>
+        <w:rPr>
+          <w:b w:val="0"/>
+        </w:rPr>
         <w:t>Real cutting losses or inaccurate roll lengths would change this toy calculation; the assumption must be declared.</w:t>
       </w:r>
     </w:p>
@@ -1323,17 +3069,68 @@
       </w:r>
     </w:p>
     <w:p>
-      <w:r>
+      <w:pPr>
+        <w:pStyle w:val="Heading3"/>
+      </w:pPr>
+      <w:r>
+        <w:t>Change one thing</w:t>
+      </w:r>
+    </w:p>
+    <w:p>
+      <w:pPr>
+        <w:spacing w:line="336" w:lineRule="auto" w:after="180"/>
+        <w:shd w:fill="F5F1FB"/>
+      </w:pPr>
+      <w:r>
+        <w:rPr>
+          <w:b w:val="0"/>
+        </w:rPr>
         <w:t>Change: Make ten bookmarks instead of eight.</w:t>
       </w:r>
     </w:p>
     <w:p>
-      <w:r>
-        <w:t>Prediction: 100 cm, or 1 m, remains.</w:t>
-      </w:r>
-    </w:p>
-    <w:p>
-      <w:r>
+      <w:pPr>
+        <w:pStyle w:val="Heading3"/>
+      </w:pPr>
+      <w:r>
+        <w:t>Predicted result</w:t>
+      </w:r>
+    </w:p>
+    <w:p>
+      <w:pPr>
+        <w:spacing w:line="336" w:lineRule="auto" w:after="180"/>
+        <w:shd w:fill="F1F6FC"/>
+      </w:pPr>
+      <w:r>
+        <w:rPr>
+          <w:b/>
+        </w:rPr>
+        <w:t>Prediction</w:t>
+      </w:r>
+      <w:r>
+        <w:rPr>
+          <w:b w:val="0"/>
+        </w:rPr>
+        <w:t>: 100 cm, or 1 m, remains.</w:t>
+      </w:r>
+    </w:p>
+    <w:p>
+      <w:pPr>
+        <w:pStyle w:val="Heading3"/>
+      </w:pPr>
+      <w:r>
+        <w:t>Why the result follows</w:t>
+      </w:r>
+    </w:p>
+    <w:p>
+      <w:pPr>
+        <w:spacing w:line="336" w:lineRule="auto" w:after="180"/>
+        <w:shd w:fill="F1F6FC"/>
+      </w:pPr>
+      <w:r>
+        <w:rPr>
+          <w:b w:val="0"/>
+        </w:rPr>
         <w:t>Reason: 600−10×50=100 cm.</w:t>
       </w:r>
     </w:p>
@@ -1346,8 +3143,57 @@
       </w:r>
     </w:p>
     <w:p>
-      <w:r>
-        <w:t>Cover the result. Ask learners to name the inputs and predict the next step. Uncover one step, connect the icon to the actual procedure, and explain its evidence. Then change the supplied condition and compare. The picture is a representation; it does not document execution of a real AI model.</w:t>
+      <w:pPr>
+        <w:pStyle w:val="Heading3"/>
+      </w:pPr>
+      <w:r>
+        <w:t>Ask while showing the picture · 8</w:t>
+      </w:r>
+    </w:p>
+    <w:p>
+      <w:pPr>
+        <w:spacing w:line="336" w:lineRule="auto" w:after="180"/>
+      </w:pPr>
+      <w:r>
+        <w:rPr>
+          <w:b w:val="0"/>
+        </w:rPr>
+        <w:t xml:space="preserve">Cover the result. Ask learners to name the </w:t>
+      </w:r>
+      <w:r>
+        <w:rPr>
+          <w:b/>
+        </w:rPr>
+        <w:t>input</w:t>
+      </w:r>
+      <w:r>
+        <w:rPr>
+          <w:b w:val="0"/>
+        </w:rPr>
+        <w:t xml:space="preserve">s and predict the next step. Uncover one step, connect the icon to the actual procedure, and explain its </w:t>
+      </w:r>
+      <w:r>
+        <w:rPr>
+          <w:b/>
+        </w:rPr>
+        <w:t>evidence</w:t>
+      </w:r>
+      <w:r>
+        <w:rPr>
+          <w:b w:val="0"/>
+        </w:rPr>
+        <w:t>. Then change the supplied condition and compare.</w:t>
+      </w:r>
+    </w:p>
+    <w:p>
+      <w:pPr>
+        <w:spacing w:line="336" w:lineRule="auto" w:after="180"/>
+      </w:pPr>
+      <w:r>
+        <w:rPr>
+          <w:b w:val="0"/>
+        </w:rPr>
+        <w:t>The picture is a representation; it does not document execution of a real AI model.</w:t>
       </w:r>
     </w:p>
     <w:p>
@@ -1359,11 +3205,16 @@
       </w:r>
     </w:p>
     <w:p>
+      <w:r>
+        <w:t>Demonstrate Verify Important Outputs, reduce support deliberately and check individual reasoning before discussing answers.</w:t>
+      </w:r>
+    </w:p>
+    <w:p>
       <w:pPr>
         <w:pStyle w:val="Heading3"/>
       </w:pPr>
       <w:r>
-        <w:t>Demonstrate and guide practice</w:t>
+        <w:t>Board sequence</w:t>
       </w:r>
     </w:p>
     <w:p>
@@ -1371,55 +3222,257 @@
         <w:pStyle w:val="Heading3"/>
       </w:pPr>
       <w:r>
-        <w:t>Board sequence</w:t>
-      </w:r>
-    </w:p>
-    <w:p>
-      <w:r>
+        <w:t>1. Put the facts on the board</w:t>
+      </w:r>
+    </w:p>
+    <w:p>
+      <w:pPr>
+        <w:spacing w:line="336" w:lineRule="auto" w:after="180"/>
+        <w:shd w:fill="F4F9FC"/>
+      </w:pPr>
+      <w:r>
+        <w:rPr>
+          <w:b w:val="0"/>
+        </w:rPr>
         <w:t>Write the given facts: An answer says six groups of four make 28.</w:t>
       </w:r>
     </w:p>
     <w:p>
-      <w:r>
-        <w:t>Write the question to explain: Verify independently.</w:t>
-      </w:r>
-    </w:p>
-    <w:p>
-      <w:r>
-        <w:t>Reveal after predictions: Six times four is 24. Draw six groups or add four six times. Confident wording does not change arithmetic.</w:t>
-      </w:r>
-    </w:p>
-    <w:p>
-      <w:r>
-        <w:t>Keep for an independent attempt: An assistant says the school library opens at 8, but today's official notice says 9. Which source should guide today's visit? Explain the check.</w:t>
-      </w:r>
-    </w:p>
-    <w:p>
       <w:pPr>
         <w:pStyle w:val="Heading3"/>
       </w:pPr>
       <w:r>
+        <w:t>2. State the decision to explain</w:t>
+      </w:r>
+    </w:p>
+    <w:p>
+      <w:pPr>
+        <w:spacing w:line="336" w:lineRule="auto" w:after="180"/>
+        <w:shd w:fill="F4F9FC"/>
+      </w:pPr>
+      <w:r>
+        <w:rPr>
+          <w:b w:val="0"/>
+        </w:rPr>
+        <w:t xml:space="preserve">Write the question to explain: Verify </w:t>
+      </w:r>
+      <w:r>
+        <w:rPr>
+          <w:b/>
+        </w:rPr>
+        <w:t>independent</w:t>
+      </w:r>
+      <w:r>
+        <w:rPr>
+          <w:b w:val="0"/>
+        </w:rPr>
+        <w:t>ly.</w:t>
+      </w:r>
+    </w:p>
+    <w:p>
+      <w:pPr>
+        <w:pStyle w:val="Heading3"/>
+      </w:pPr>
+      <w:r>
+        <w:t>3. Reveal the worked reasoning</w:t>
+      </w:r>
+    </w:p>
+    <w:p>
+      <w:pPr>
+        <w:spacing w:line="336" w:lineRule="auto" w:after="180"/>
+        <w:shd w:fill="F1F6FC"/>
+      </w:pPr>
+      <w:r>
+        <w:rPr>
+          <w:b w:val="0"/>
+        </w:rPr>
+        <w:t xml:space="preserve">Reveal after </w:t>
+      </w:r>
+      <w:r>
+        <w:rPr>
+          <w:b/>
+        </w:rPr>
+        <w:t>prediction</w:t>
+      </w:r>
+      <w:r>
+        <w:rPr>
+          <w:b w:val="0"/>
+        </w:rPr>
+        <w:t>s: Six times four is 24. Draw six groups or add four six times. Confident wording does not change arithmetic.</w:t>
+      </w:r>
+    </w:p>
+    <w:p>
+      <w:pPr>
+        <w:pStyle w:val="Heading3"/>
+      </w:pPr>
+      <w:r>
+        <w:t>Hold back the independent task</w:t>
+      </w:r>
+    </w:p>
+    <w:p>
+      <w:pPr>
+        <w:spacing w:line="336" w:lineRule="auto" w:after="180"/>
+        <w:shd w:fill="FFF5E6"/>
+      </w:pPr>
+      <w:r>
+        <w:rPr>
+          <w:b w:val="0"/>
+        </w:rPr>
+        <w:t xml:space="preserve">Keep for an </w:t>
+      </w:r>
+      <w:r>
+        <w:rPr>
+          <w:b/>
+        </w:rPr>
+        <w:t>independent</w:t>
+      </w:r>
+      <w:r>
+        <w:rPr>
+          <w:b w:val="0"/>
+        </w:rPr>
+        <w:t xml:space="preserve"> attempt: An assistant says the school library opens at 8, but today's official notice says 9. Which </w:t>
+      </w:r>
+      <w:r>
+        <w:rPr>
+          <w:b/>
+        </w:rPr>
+        <w:t>source</w:t>
+      </w:r>
+      <w:r>
+        <w:rPr>
+          <w:b w:val="0"/>
+        </w:rPr>
+        <w:t xml:space="preserve"> should guide today's visit? Explain the check.</w:t>
+      </w:r>
+    </w:p>
+    <w:p>
+      <w:pPr>
+        <w:pStyle w:val="Heading3"/>
+      </w:pPr>
+      <w:r>
         <w:t>Classroom dialogue</w:t>
       </w:r>
     </w:p>
     <w:p>
-      <w:r>
+      <w:pPr>
+        <w:pStyle w:val="Heading3"/>
+      </w:pPr>
+      <w:r>
+        <w:t>Ask the class</w:t>
+      </w:r>
+    </w:p>
+    <w:p>
+      <w:pPr>
+        <w:spacing w:line="336" w:lineRule="auto" w:after="180"/>
+        <w:shd w:fill="F5F1FB"/>
+      </w:pPr>
+      <w:r>
+        <w:rPr>
+          <w:b w:val="0"/>
+        </w:rPr>
         <w:t>Ask: Which facts are given, and which would we have to assume? Learners mark relevant details before discussing answers.</w:t>
       </w:r>
     </w:p>
     <w:p>
-      <w:r>
+      <w:pPr>
+        <w:pStyle w:val="Heading3"/>
+      </w:pPr>
+      <w:r>
+        <w:t>Language to model</w:t>
+      </w:r>
+    </w:p>
+    <w:p>
+      <w:pPr>
+        <w:spacing w:line="336" w:lineRule="auto" w:after="180"/>
+        <w:shd w:fill="F1F6F8"/>
+      </w:pPr>
+      <w:r>
+        <w:rPr>
+          <w:b w:val="0"/>
+        </w:rPr>
         <w:t>Say: Predict first. Show the rule, information path or calculation that would produce the result. A correct guess is not yet an explanation.</w:t>
       </w:r>
     </w:p>
     <w:p>
-      <w:r>
-        <w:t>Reveal reasoning one step at a time. Explain why a tempting alternative fails. Write units and denominators for arithmetic, trace conditions for decisions, and identify supporting sources for claims.</w:t>
-      </w:r>
-    </w:p>
-    <w:p>
-      <w:r>
-        <w:t>In pairs, one learner solves while the other checks evidence; exchange roles. Remove the worked answer before independent assessment.</w:t>
+      <w:pPr>
+        <w:spacing w:line="336" w:lineRule="auto" w:after="180"/>
+      </w:pPr>
+      <w:r>
+        <w:rPr>
+          <w:b w:val="0"/>
+        </w:rPr>
+        <w:t xml:space="preserve">Reveal reasoning one step at a time. Explain why a tempting alternative fails. Write </w:t>
+      </w:r>
+      <w:r>
+        <w:rPr>
+          <w:b/>
+        </w:rPr>
+        <w:t>unit</w:t>
+      </w:r>
+      <w:r>
+        <w:rPr>
+          <w:b w:val="0"/>
+        </w:rPr>
+        <w:t xml:space="preserve">s and denominators for arithmetic, trace conditions for decisions, and identify supporting </w:t>
+      </w:r>
+      <w:r>
+        <w:rPr>
+          <w:b/>
+        </w:rPr>
+        <w:t>source</w:t>
+      </w:r>
+      <w:r>
+        <w:rPr>
+          <w:b w:val="0"/>
+        </w:rPr>
+        <w:t xml:space="preserve">s for </w:t>
+      </w:r>
+      <w:r>
+        <w:rPr>
+          <w:b/>
+        </w:rPr>
+        <w:t>claim</w:t>
+      </w:r>
+      <w:r>
+        <w:rPr>
+          <w:b w:val="0"/>
+        </w:rPr>
+        <w:t>s.</w:t>
+      </w:r>
+    </w:p>
+    <w:p>
+      <w:pPr>
+        <w:spacing w:line="336" w:lineRule="auto" w:after="180"/>
+      </w:pPr>
+      <w:r>
+        <w:rPr>
+          <w:b w:val="0"/>
+        </w:rPr>
+        <w:t xml:space="preserve">In pairs, one learner solves while the other checks </w:t>
+      </w:r>
+      <w:r>
+        <w:rPr>
+          <w:b/>
+        </w:rPr>
+        <w:t>evidence</w:t>
+      </w:r>
+      <w:r>
+        <w:rPr>
+          <w:b w:val="0"/>
+        </w:rPr>
+        <w:t xml:space="preserve">; exchange roles. Remove the worked answer before </w:t>
+      </w:r>
+      <w:r>
+        <w:rPr>
+          <w:b/>
+        </w:rPr>
+        <w:t>independent</w:t>
+      </w:r>
+      <w:r>
+        <w:rPr>
+          <w:b w:val="0"/>
+        </w:rPr>
+        <w:t xml:space="preserve"> assessment.</w:t>
       </w:r>
     </w:p>
     <w:p>
@@ -1431,8 +3484,25 @@
       </w:r>
     </w:p>
     <w:p>
-      <w:r>
-        <w:t>Four rolls: supported by R. Starting 8 m: supported by 4 × 2 m. Used 600 m: contradicted; it is 600 cm = 6 m. Remaining 2 m: supported by 8 − 6, with no cutting loss. Everyone enjoys it: unresolved. Correctness of one number does not validate another; show each calculation. Exit: loss is 12 × 2 cm = 24 cm. Remaining is 800 − 600 − 24 = 176 cm. The no-cutting-loss assumption changed.</w:t>
+      <w:pPr>
+        <w:spacing w:line="336" w:lineRule="auto" w:after="180"/>
+      </w:pPr>
+      <w:r>
+        <w:rPr>
+          <w:b w:val="0"/>
+        </w:rPr>
+        <w:t>Four rolls: supported by R. Starting 8 m: supported by 4 × 2 m. Used 600 m: contradicted; it is 600 cm = 6 m. Remaining 2 m: supported by 8 − 6, with no cutting loss. Everyone enjoys it: unresolved.</w:t>
+      </w:r>
+    </w:p>
+    <w:p>
+      <w:pPr>
+        <w:spacing w:line="336" w:lineRule="auto" w:after="180"/>
+      </w:pPr>
+      <w:r>
+        <w:rPr>
+          <w:b w:val="0"/>
+        </w:rPr>
+        <w:t>Correctness of one number does not validate another; show each calculation. Exit: loss is 12 × 2 cm = 24 cm. Remaining is 800 − 600 − 24 = 176 cm. The no-cutting-loss assumption changed.</w:t>
       </w:r>
     </w:p>
     <w:p>
@@ -1664,18 +3734,101 @@
       </w:r>
     </w:p>
     <w:p>
-      <w:r>
-        <w:t>Completion task: A report calculates 12 × 50 = 600 and labels the result metres. Use R to correct the unit, convert the result to metres and calculate the remaining length. Give a second arithmetic route or a check using starting, used and remaining lengths.</w:t>
-      </w:r>
-    </w:p>
-    <w:p>
-      <w:r>
+      <w:pPr>
+        <w:pStyle w:val="Heading3"/>
+      </w:pPr>
+      <w:r>
+        <w:t>Completion practice</w:t>
+      </w:r>
+    </w:p>
+    <w:p>
+      <w:pPr>
+        <w:spacing w:line="336" w:lineRule="auto" w:after="180"/>
+        <w:shd w:fill="F5F1FB"/>
+      </w:pPr>
+      <w:r>
+        <w:rPr>
+          <w:b w:val="0"/>
+        </w:rPr>
+        <w:t xml:space="preserve">Completion task: A report calculates 12 × 50 = 600 and labels the result metres. Use R to correct the </w:t>
+      </w:r>
+      <w:r>
+        <w:rPr>
+          <w:b/>
+        </w:rPr>
+        <w:t>unit</w:t>
+      </w:r>
+      <w:r>
+        <w:rPr>
+          <w:b w:val="0"/>
+        </w:rPr>
+        <w:t>, convert the result to metres and calculate the remaining length.</w:t>
+      </w:r>
+    </w:p>
+    <w:p>
+      <w:pPr>
+        <w:spacing w:line="336" w:lineRule="auto" w:after="180"/>
+        <w:shd w:fill="F5F1FB"/>
+      </w:pPr>
+      <w:r>
+        <w:rPr>
+          <w:b w:val="0"/>
+        </w:rPr>
+        <w:t>Give a second arithmetic route or a check using starting, used and remaining lengths.</w:t>
+      </w:r>
+    </w:p>
+    <w:p>
+      <w:pPr>
+        <w:pStyle w:val="Heading3"/>
+      </w:pPr>
+      <w:r>
+        <w:t>Reasoning to listen for</w:t>
+      </w:r>
+    </w:p>
+    <w:p>
+      <w:pPr>
+        <w:spacing w:line="336" w:lineRule="auto" w:after="180"/>
+        <w:shd w:fill="F1F6FC"/>
+      </w:pPr>
+      <w:r>
+        <w:rPr>
+          <w:b w:val="0"/>
+        </w:rPr>
         <w:t>Teacher check: Each piece is 50 cm, so 12 × 50 cm = 600 cm = 6 m. Starting length is 4 × 2 m = 8 m; remaining is 8 − 6 = 2 m. A check is 6 m used + 2 m remaining = 8 m starting; alternatively twelve half-metre pieces use 6 m.</w:t>
       </w:r>
     </w:p>
     <w:p>
-      <w:r>
-        <w:t>Start by identifying the given inputs together. Leave the intermediate steps blank. If needed, model one step, then withdraw that help on the next step. Move to a full trace only when the partial trace is understood. For partners, alternate explainer and checker; collect a response from every learner before discussion.</w:t>
+      <w:pPr>
+        <w:spacing w:line="336" w:lineRule="auto" w:after="180"/>
+      </w:pPr>
+      <w:r>
+        <w:rPr>
+          <w:b w:val="0"/>
+        </w:rPr>
+        <w:t xml:space="preserve">Start by identifying the given </w:t>
+      </w:r>
+      <w:r>
+        <w:rPr>
+          <w:b/>
+        </w:rPr>
+        <w:t>input</w:t>
+      </w:r>
+      <w:r>
+        <w:rPr>
+          <w:b w:val="0"/>
+        </w:rPr>
+        <w:t>s together. Leave the intermediate steps blank. If needed, model one step, then withdraw that help on the next step. Move to a full trace only when the partial trace is understood.</w:t>
+      </w:r>
+    </w:p>
+    <w:p>
+      <w:pPr>
+        <w:spacing w:line="336" w:lineRule="auto" w:after="180"/>
+      </w:pPr>
+      <w:r>
+        <w:rPr>
+          <w:b w:val="0"/>
+        </w:rPr>
+        <w:t>For partners, alternate explainer and checker; collect a response from every learner before discussion.</w:t>
       </w:r>
     </w:p>
     <w:p>
@@ -1687,18 +3840,61 @@
       </w:r>
     </w:p>
     <w:p>
-      <w:r>
-        <w:t>Use the worked case for Verifying claims and quantities. Proposed explanation: “A citation proves every nearby claim”. Decide whether this explanation is supported. Point to the step or supplied fact that decides; explain your repair if needed.</w:t>
-      </w:r>
-    </w:p>
-    <w:p>
-      <w:r>
-        <w:t>Expected correction: Inspect the actual source and the specific claim it supports.</w:t>
-      </w:r>
-    </w:p>
-    <w:p>
-      <w:r>
-        <w:t>Collect explanations, not only yes/no votes. If a misunderstanding is common, re-model the relevant step for the class. If it affects a few learners, give a short targeted group explanation while others solve a more demanding variation.</w:t>
+      <w:pPr>
+        <w:spacing w:line="336" w:lineRule="auto" w:after="180"/>
+      </w:pPr>
+      <w:r>
+        <w:rPr>
+          <w:b w:val="0"/>
+        </w:rPr>
+        <w:t xml:space="preserve">Use the worked case for Verifying </w:t>
+      </w:r>
+      <w:r>
+        <w:rPr>
+          <w:b/>
+        </w:rPr>
+        <w:t>claim</w:t>
+      </w:r>
+      <w:r>
+        <w:rPr>
+          <w:b w:val="0"/>
+        </w:rPr>
+        <w:t xml:space="preserve">s and quantities. Proposed explanation: “A </w:t>
+      </w:r>
+      <w:r>
+        <w:rPr>
+          <w:b/>
+        </w:rPr>
+        <w:t>citation</w:t>
+      </w:r>
+      <w:r>
+        <w:rPr>
+          <w:b w:val="0"/>
+        </w:rPr>
+        <w:t xml:space="preserve"> proves every nearby </w:t>
+      </w:r>
+      <w:r>
+        <w:rPr>
+          <w:b/>
+        </w:rPr>
+        <w:t>claim</w:t>
+      </w:r>
+      <w:r>
+        <w:rPr>
+          <w:b w:val="0"/>
+        </w:rPr>
+        <w:t>”. Decide whether this explanation is supported.</w:t>
+      </w:r>
+    </w:p>
+    <w:p>
+      <w:pPr>
+        <w:spacing w:line="336" w:lineRule="auto" w:after="180"/>
+      </w:pPr>
+      <w:r>
+        <w:rPr>
+          <w:b w:val="0"/>
+        </w:rPr>
+        <w:t>Point to the step or supplied fact that decides; explain your repair if needed.</w:t>
       </w:r>
     </w:p>
     <w:p>
@@ -1706,12 +3902,96 @@
         <w:pStyle w:val="Heading3"/>
       </w:pPr>
       <w:r>
+        <w:t>Expected repair</w:t>
+      </w:r>
+    </w:p>
+    <w:p>
+      <w:pPr>
+        <w:spacing w:line="336" w:lineRule="auto" w:after="180"/>
+        <w:shd w:fill="F1F6FC"/>
+      </w:pPr>
+      <w:r>
+        <w:rPr>
+          <w:b w:val="0"/>
+        </w:rPr>
+        <w:t xml:space="preserve">Expected correction: Inspect the actual </w:t>
+      </w:r>
+      <w:r>
+        <w:rPr>
+          <w:b/>
+        </w:rPr>
+        <w:t>source</w:t>
+      </w:r>
+      <w:r>
+        <w:rPr>
+          <w:b w:val="0"/>
+        </w:rPr>
+        <w:t xml:space="preserve"> and the specific </w:t>
+      </w:r>
+      <w:r>
+        <w:rPr>
+          <w:b/>
+        </w:rPr>
+        <w:t>claim</w:t>
+      </w:r>
+      <w:r>
+        <w:rPr>
+          <w:b w:val="0"/>
+        </w:rPr>
+        <w:t xml:space="preserve"> it supports.</w:t>
+      </w:r>
+    </w:p>
+    <w:p>
+      <w:pPr>
+        <w:spacing w:line="336" w:lineRule="auto" w:after="180"/>
+      </w:pPr>
+      <w:r>
+        <w:rPr>
+          <w:b w:val="0"/>
+        </w:rPr>
+        <w:t>Collect explanations, not only yes/no votes. If a misunderstanding is common, re-model the relevant step for the class.</w:t>
+      </w:r>
+    </w:p>
+    <w:p>
+      <w:pPr>
+        <w:spacing w:line="336" w:lineRule="auto" w:after="180"/>
+      </w:pPr>
+      <w:r>
+        <w:rPr>
+          <w:b w:val="0"/>
+        </w:rPr>
+        <w:t>If it affects a few learners, give a short targeted group explanation while others solve a more demanding variation.</w:t>
+      </w:r>
+    </w:p>
+    <w:p>
+      <w:pPr>
+        <w:pStyle w:val="Heading3"/>
+      </w:pPr>
+      <w:r>
         <w:t>Pictorial practice question</w:t>
       </w:r>
     </w:p>
     <w:p>
-      <w:r>
-        <w:t>Correct the draft and identify which part needs another source rather than a calculation.</w:t>
+      <w:pPr>
+        <w:spacing w:line="336" w:lineRule="auto" w:after="180"/>
+      </w:pPr>
+      <w:r>
+        <w:rPr>
+          <w:b w:val="0"/>
+        </w:rPr>
+        <w:t xml:space="preserve">Correct the draft and identify which part needs another </w:t>
+      </w:r>
+      <w:r>
+        <w:rPr>
+          <w:b/>
+        </w:rPr>
+        <w:t>source</w:t>
+      </w:r>
+      <w:r>
+        <w:rPr>
+          <w:b w:val="0"/>
+        </w:rPr>
+        <w:t xml:space="preserve"> rather than a calculation.</w:t>
       </w:r>
     </w:p>
     <w:p>
@@ -1723,18 +4003,72 @@
       </w:r>
     </w:p>
     <w:p>
-      <w:r>
-        <w:t>It should say 200 cm or 2 m remains. Winning needs genuine result evidence; remove the unsupported promise.</w:t>
-      </w:r>
-    </w:p>
-    <w:p>
-      <w:r>
+      <w:pPr>
+        <w:spacing w:line="336" w:lineRule="auto" w:after="180"/>
+      </w:pPr>
+      <w:r>
+        <w:rPr>
+          <w:b w:val="0"/>
+        </w:rPr>
+        <w:t xml:space="preserve">It should say 200 cm or 2 m remains. Winning needs genuine result </w:t>
+      </w:r>
+      <w:r>
+        <w:rPr>
+          <w:b/>
+        </w:rPr>
+        <w:t>evidence</w:t>
+      </w:r>
+      <w:r>
+        <w:rPr>
+          <w:b w:val="0"/>
+        </w:rPr>
+        <w:t>; remove the unsupported promise.</w:t>
+      </w:r>
+    </w:p>
+    <w:p>
+      <w:pPr>
+        <w:spacing w:line="336" w:lineRule="auto" w:after="180"/>
+      </w:pPr>
+      <w:r>
+        <w:rPr>
+          <w:b w:val="0"/>
+        </w:rPr>
         <w:t>Changed-case reasoning: 100 cm, or 1 m, remains. 600−10×50=100 cm.</w:t>
       </w:r>
     </w:p>
     <w:p>
-      <w:r>
-        <w:t>Collect each learner’s explanation before discussion. Use the first missing connection between input, deciding step and result to choose support. This question is worked-case practice, not fresh mastery evidence.</w:t>
+      <w:pPr>
+        <w:spacing w:line="336" w:lineRule="auto" w:after="180"/>
+      </w:pPr>
+      <w:r>
+        <w:rPr>
+          <w:b w:val="0"/>
+        </w:rPr>
+        <w:t xml:space="preserve">Collect each learner’s explanation before discussion. Use the first missing connection between </w:t>
+      </w:r>
+      <w:r>
+        <w:rPr>
+          <w:b/>
+        </w:rPr>
+        <w:t>input</w:t>
+      </w:r>
+      <w:r>
+        <w:rPr>
+          <w:b w:val="0"/>
+        </w:rPr>
+        <w:t xml:space="preserve">, deciding step and result to choose support. This question is worked-case practice, not fresh mastery </w:t>
+      </w:r>
+      <w:r>
+        <w:rPr>
+          <w:b/>
+        </w:rPr>
+        <w:t>evidence</w:t>
+      </w:r>
+      <w:r>
+        <w:rPr>
+          <w:b w:val="0"/>
+        </w:rPr>
+        <w:t>.</w:t>
       </w:r>
     </w:p>
     <w:p>
@@ -1746,45 +4080,186 @@
       </w:r>
     </w:p>
     <w:p>
+      <w:r>
+        <w:t>Run the Verify Important Outputs investigation and use the first unsupported step to choose a teaching response.</w:t>
+      </w:r>
+    </w:p>
+    <w:p>
+      <w:pPr>
+        <w:spacing w:line="336" w:lineRule="auto" w:after="180"/>
+      </w:pPr>
+      <w:r>
+        <w:rPr>
+          <w:b w:val="0"/>
+        </w:rPr>
+        <w:t xml:space="preserve">Predict first, test honestly, and explain what the </w:t>
+      </w:r>
+      <w:r>
+        <w:rPr>
+          <w:b/>
+        </w:rPr>
+        <w:t>evidence</w:t>
+      </w:r>
+      <w:r>
+        <w:rPr>
+          <w:b w:val="0"/>
+        </w:rPr>
+        <w:t xml:space="preserve"> means.</w:t>
+      </w:r>
+    </w:p>
+    <w:p>
       <w:pPr>
         <w:pStyle w:val="Heading3"/>
       </w:pPr>
       <w:r>
-        <w:t>Run the weekly evidence lab</w:t>
-      </w:r>
-    </w:p>
-    <w:p>
-      <w:r>
-        <w:t>Predict first, test honestly, and explain what the evidence means.</w:t>
-      </w:r>
-    </w:p>
-    <w:p>
-      <w:r>
-        <w:t>State your prediction before the result is known.</w:t>
-      </w:r>
-    </w:p>
-    <w:p>
-      <w:r>
-        <w:t>Complete the task: Use a two-source checklist on a generated animal fact.</w:t>
-      </w:r>
-    </w:p>
-    <w:p>
-      <w:r>
+        <w:t>1. Predict</w:t>
+      </w:r>
+    </w:p>
+    <w:p>
+      <w:pPr>
+        <w:spacing w:line="336" w:lineRule="auto" w:after="180"/>
+        <w:shd w:fill="F4F9FC"/>
+      </w:pPr>
+      <w:r>
+        <w:rPr>
+          <w:b w:val="0"/>
+        </w:rPr>
+        <w:t xml:space="preserve">State your </w:t>
+      </w:r>
+      <w:r>
+        <w:rPr>
+          <w:b/>
+        </w:rPr>
+        <w:t>prediction</w:t>
+      </w:r>
+      <w:r>
+        <w:rPr>
+          <w:b w:val="0"/>
+        </w:rPr>
+        <w:t xml:space="preserve"> before the result is known.</w:t>
+      </w:r>
+    </w:p>
+    <w:p>
+      <w:pPr>
+        <w:pStyle w:val="Heading3"/>
+      </w:pPr>
+      <w:r>
+        <w:t>2. Investigate</w:t>
+      </w:r>
+    </w:p>
+    <w:p>
+      <w:pPr>
+        <w:spacing w:line="336" w:lineRule="auto" w:after="180"/>
+        <w:shd w:fill="F4F9FC"/>
+      </w:pPr>
+      <w:r>
+        <w:rPr>
+          <w:b w:val="0"/>
+        </w:rPr>
+        <w:t>Complete the task: Use a two-</w:t>
+      </w:r>
+      <w:r>
+        <w:rPr>
+          <w:b/>
+        </w:rPr>
+        <w:t>source</w:t>
+      </w:r>
+      <w:r>
+        <w:rPr>
+          <w:b w:val="0"/>
+        </w:rPr>
+        <w:t xml:space="preserve"> checklist on a generated animal fact.</w:t>
+      </w:r>
+    </w:p>
+    <w:p>
+      <w:pPr>
+        <w:pStyle w:val="Heading3"/>
+      </w:pPr>
+      <w:r>
+        <w:t>3. Compare cases</w:t>
+      </w:r>
+    </w:p>
+    <w:p>
+      <w:pPr>
+        <w:spacing w:line="336" w:lineRule="auto" w:after="180"/>
+        <w:shd w:fill="F4F9FC"/>
+      </w:pPr>
+      <w:r>
+        <w:rPr>
+          <w:b w:val="0"/>
+        </w:rPr>
         <w:t>Keep a normal case and an edge case clearly separated.</w:t>
       </w:r>
     </w:p>
     <w:p>
-      <w:r>
-        <w:t>Record what happened—even when it does not match your prediction.</w:t>
-      </w:r>
-    </w:p>
-    <w:p>
-      <w:r>
+      <w:pPr>
+        <w:pStyle w:val="Heading3"/>
+      </w:pPr>
+      <w:r>
+        <w:t>4. Record honestly</w:t>
+      </w:r>
+    </w:p>
+    <w:p>
+      <w:pPr>
+        <w:spacing w:line="336" w:lineRule="auto" w:after="180"/>
+        <w:shd w:fill="F4F9FC"/>
+      </w:pPr>
+      <w:r>
+        <w:rPr>
+          <w:b w:val="0"/>
+        </w:rPr>
+        <w:t xml:space="preserve">Record what happened—even when it does not match your </w:t>
+      </w:r>
+      <w:r>
+        <w:rPr>
+          <w:b/>
+        </w:rPr>
+        <w:t>prediction</w:t>
+      </w:r>
+      <w:r>
+        <w:rPr>
+          <w:b w:val="0"/>
+        </w:rPr>
+        <w:t>.</w:t>
+      </w:r>
+    </w:p>
+    <w:p>
+      <w:pPr>
+        <w:pStyle w:val="Heading3"/>
+      </w:pPr>
+      <w:r>
+        <w:t>5. Explain and plan the next test</w:t>
+      </w:r>
+    </w:p>
+    <w:p>
+      <w:pPr>
+        <w:spacing w:line="336" w:lineRule="auto" w:after="180"/>
+        <w:shd w:fill="F4F9FC"/>
+      </w:pPr>
+      <w:r>
+        <w:rPr>
+          <w:b w:val="0"/>
+        </w:rPr>
         <w:t>Explain the result, one limitation, and the next useful test.</w:t>
       </w:r>
     </w:p>
     <w:p>
-      <w:r>
+      <w:pPr>
+        <w:pStyle w:val="Heading3"/>
+      </w:pPr>
+      <w:r>
+        <w:t>Use a fresh case after support</w:t>
+      </w:r>
+    </w:p>
+    <w:p>
+      <w:pPr>
+        <w:spacing w:line="336" w:lineRule="auto" w:after="180"/>
+        <w:shd w:fill="FFF5E6"/>
+      </w:pPr>
+      <w:r>
+        <w:rPr>
+          <w:b w:val="0"/>
+        </w:rPr>
         <w:t>INDEPENDENCE After support is removed, repeat the proof with a fresh case.</w:t>
       </w:r>
     </w:p>
@@ -1797,8 +4272,37 @@
       </w:r>
     </w:p>
     <w:p>
-      <w:r>
-        <w:t>Use the concrete case as the shared normal case and the independent question as a second case. Each pair creates a boundary or missing-information case and predicts its result before testing. Keep the expected result separate from an observed mistake.</w:t>
+      <w:pPr>
+        <w:spacing w:line="336" w:lineRule="auto" w:after="180"/>
+      </w:pPr>
+      <w:r>
+        <w:rPr>
+          <w:b w:val="0"/>
+        </w:rPr>
+        <w:t xml:space="preserve">Use the concrete case as the shared normal case and the </w:t>
+      </w:r>
+      <w:r>
+        <w:rPr>
+          <w:b/>
+        </w:rPr>
+        <w:t>independent</w:t>
+      </w:r>
+      <w:r>
+        <w:rPr>
+          <w:b w:val="0"/>
+        </w:rPr>
+        <w:t xml:space="preserve"> question as a second case. Each pair creates a boundary or missing-information case and predicts its result before testing.</w:t>
+      </w:r>
+    </w:p>
+    <w:p>
+      <w:pPr>
+        <w:spacing w:line="336" w:lineRule="auto" w:after="180"/>
+      </w:pPr>
+      <w:r>
+        <w:rPr>
+          <w:b w:val="0"/>
+        </w:rPr>
+        <w:t>Keep the expected result separate from an observed mistake.</w:t>
       </w:r>
     </w:p>
     <w:tbl>
@@ -1956,41 +4460,235 @@
       </w:r>
     </w:p>
     <w:p>
-      <w:r>
-        <w:t>CLAIM TO REPAIR A confident answer is stronger evidence than a relevant notice.</w:t>
-      </w:r>
-    </w:p>
-    <w:p>
-      <w:r>
-        <w:t>For guessing, return to given facts and request a trace. For vocabulary without application, use one example and one non-example. For arithmetic errors, check the setup before the calculation. Finish with a different uncoached case before recording mastery.</w:t>
-      </w:r>
-    </w:p>
-    <w:p>
       <w:pPr>
         <w:pStyle w:val="Heading3"/>
       </w:pPr>
       <w:r>
+        <w:t>Find the unsupported claim</w:t>
+      </w:r>
+    </w:p>
+    <w:p>
+      <w:pPr>
+        <w:spacing w:line="336" w:lineRule="auto" w:after="180"/>
+        <w:shd w:fill="F5F1FB"/>
+      </w:pPr>
+      <w:r>
+        <w:rPr>
+          <w:b/>
+        </w:rPr>
+        <w:t>CLAIM</w:t>
+      </w:r>
+      <w:r>
+        <w:rPr>
+          <w:b w:val="0"/>
+        </w:rPr>
+        <w:t xml:space="preserve"> TO REPAIR A confident answer is stronger </w:t>
+      </w:r>
+      <w:r>
+        <w:rPr>
+          <w:b/>
+        </w:rPr>
+        <w:t>evidence</w:t>
+      </w:r>
+      <w:r>
+        <w:rPr>
+          <w:b w:val="0"/>
+        </w:rPr>
+        <w:t xml:space="preserve"> than a relevant notice.</w:t>
+      </w:r>
+    </w:p>
+    <w:p>
+      <w:pPr>
+        <w:spacing w:line="336" w:lineRule="auto" w:after="180"/>
+      </w:pPr>
+      <w:r>
+        <w:rPr>
+          <w:b w:val="0"/>
+        </w:rPr>
+        <w:t>For guessing, return to given facts and request a trace. For vocabulary without application, use one example and one non-example. For arithmetic errors, check the setup before the calculation.</w:t>
+      </w:r>
+    </w:p>
+    <w:p>
+      <w:pPr>
+        <w:spacing w:line="336" w:lineRule="auto" w:after="180"/>
+      </w:pPr>
+      <w:r>
+        <w:rPr>
+          <w:b w:val="0"/>
+        </w:rPr>
+        <w:t>Finish with a different uncoached case before recording mastery.</w:t>
+      </w:r>
+    </w:p>
+    <w:p>
+      <w:pPr>
+        <w:pStyle w:val="Heading3"/>
+      </w:pPr>
+      <w:r>
         <w:t>Address these additional misconceptions</w:t>
       </w:r>
     </w:p>
     <w:p>
-      <w:r>
-        <w:t>A citation proves every nearby claim: Inspect the actual source and the specific claim it supports.</w:t>
-      </w:r>
-    </w:p>
-    <w:p>
-      <w:r>
-        <w:t>The number is enough without a unit: 600 cm and 600 m differ by a factor of 100.</w:t>
-      </w:r>
-    </w:p>
-    <w:p>
-      <w:r>
-        <w:t>An unsupported claim must be false: Unresolved means the supplied evidence does not settle it.</w:t>
-      </w:r>
-    </w:p>
-    <w:p>
-      <w:r>
-        <w:t>Three copied claims are three independent checks: Find the origin and seek an independent record or calculation.</w:t>
+      <w:pPr>
+        <w:spacing w:line="336" w:lineRule="auto" w:after="180"/>
+      </w:pPr>
+      <w:r>
+        <w:rPr>
+          <w:b w:val="0"/>
+        </w:rPr>
+        <w:t xml:space="preserve">A </w:t>
+      </w:r>
+      <w:r>
+        <w:rPr>
+          <w:b/>
+        </w:rPr>
+        <w:t>citation</w:t>
+      </w:r>
+      <w:r>
+        <w:rPr>
+          <w:b w:val="0"/>
+        </w:rPr>
+        <w:t xml:space="preserve"> proves every nearby </w:t>
+      </w:r>
+      <w:r>
+        <w:rPr>
+          <w:b/>
+        </w:rPr>
+        <w:t>claim</w:t>
+      </w:r>
+      <w:r>
+        <w:rPr>
+          <w:b w:val="0"/>
+        </w:rPr>
+        <w:t xml:space="preserve">: Inspect the actual </w:t>
+      </w:r>
+      <w:r>
+        <w:rPr>
+          <w:b/>
+        </w:rPr>
+        <w:t>source</w:t>
+      </w:r>
+      <w:r>
+        <w:rPr>
+          <w:b w:val="0"/>
+        </w:rPr>
+        <w:t xml:space="preserve"> and the specific </w:t>
+      </w:r>
+      <w:r>
+        <w:rPr>
+          <w:b/>
+        </w:rPr>
+        <w:t>claim</w:t>
+      </w:r>
+      <w:r>
+        <w:rPr>
+          <w:b w:val="0"/>
+        </w:rPr>
+        <w:t xml:space="preserve"> it supports.</w:t>
+      </w:r>
+    </w:p>
+    <w:p>
+      <w:pPr>
+        <w:spacing w:line="336" w:lineRule="auto" w:after="180"/>
+      </w:pPr>
+      <w:r>
+        <w:rPr>
+          <w:b w:val="0"/>
+        </w:rPr>
+        <w:t xml:space="preserve">The number is enough without a </w:t>
+      </w:r>
+      <w:r>
+        <w:rPr>
+          <w:b/>
+        </w:rPr>
+        <w:t>unit</w:t>
+      </w:r>
+      <w:r>
+        <w:rPr>
+          <w:b w:val="0"/>
+        </w:rPr>
+        <w:t>: 600 cm and 600 m differ by a factor of 100.</w:t>
+      </w:r>
+    </w:p>
+    <w:p>
+      <w:pPr>
+        <w:spacing w:line="336" w:lineRule="auto" w:after="180"/>
+      </w:pPr>
+      <w:r>
+        <w:rPr>
+          <w:b w:val="0"/>
+        </w:rPr>
+        <w:t xml:space="preserve">An unsupported </w:t>
+      </w:r>
+      <w:r>
+        <w:rPr>
+          <w:b/>
+        </w:rPr>
+        <w:t>claim</w:t>
+      </w:r>
+      <w:r>
+        <w:rPr>
+          <w:b w:val="0"/>
+        </w:rPr>
+        <w:t xml:space="preserve"> must be false: Unresolved means the supplied </w:t>
+      </w:r>
+      <w:r>
+        <w:rPr>
+          <w:b/>
+        </w:rPr>
+        <w:t>evidence</w:t>
+      </w:r>
+      <w:r>
+        <w:rPr>
+          <w:b w:val="0"/>
+        </w:rPr>
+        <w:t xml:space="preserve"> does not settle it.</w:t>
+      </w:r>
+    </w:p>
+    <w:p>
+      <w:pPr>
+        <w:spacing w:line="336" w:lineRule="auto" w:after="180"/>
+      </w:pPr>
+      <w:r>
+        <w:rPr>
+          <w:b w:val="0"/>
+        </w:rPr>
+        <w:t xml:space="preserve">Three copied </w:t>
+      </w:r>
+      <w:r>
+        <w:rPr>
+          <w:b/>
+        </w:rPr>
+        <w:t>claim</w:t>
+      </w:r>
+      <w:r>
+        <w:rPr>
+          <w:b w:val="0"/>
+        </w:rPr>
+        <w:t xml:space="preserve">s are three </w:t>
+      </w:r>
+      <w:r>
+        <w:rPr>
+          <w:b/>
+        </w:rPr>
+        <w:t>independent</w:t>
+      </w:r>
+      <w:r>
+        <w:rPr>
+          <w:b w:val="0"/>
+        </w:rPr>
+        <w:t xml:space="preserve"> checks: Find the origin and seek an </w:t>
+      </w:r>
+      <w:r>
+        <w:rPr>
+          <w:b/>
+        </w:rPr>
+        <w:t>independent</w:t>
+      </w:r>
+      <w:r>
+        <w:rPr>
+          <w:b w:val="0"/>
+        </w:rPr>
+        <w:t xml:space="preserve"> record or calculation.</w:t>
       </w:r>
     </w:p>
     <w:p>
@@ -2148,8 +4846,25 @@
       </w:tr>
     </w:tbl>
     <w:p>
-      <w:r>
-        <w:t>Offer an oral explanation, drawing, enlarged visual or fewer examples when that removes a reading/writing barrier. Keep the same reasoning goal. Stretch secure learners by changing a boundary or assumption and asking them to defend the effect, not simply by assigning more of the same questions.</w:t>
+      <w:pPr>
+        <w:spacing w:line="336" w:lineRule="auto" w:after="180"/>
+      </w:pPr>
+      <w:r>
+        <w:rPr>
+          <w:b w:val="0"/>
+        </w:rPr>
+        <w:t>Offer an oral explanation, drawing, enlarged visual or fewer examples when that removes a reading/writing barrier. Keep the same reasoning goal.</w:t>
+      </w:r>
+    </w:p>
+    <w:p>
+      <w:pPr>
+        <w:spacing w:line="336" w:lineRule="auto" w:after="180"/>
+      </w:pPr>
+      <w:r>
+        <w:rPr>
+          <w:b w:val="0"/>
+        </w:rPr>
+        <w:t>Stretch secure learners by changing a boundary or assumption and asking them to defend the effect, not simply by assigning more of the same questions.</w:t>
       </w:r>
     </w:p>
     <w:p>
@@ -2161,11 +4876,16 @@
       </w:r>
     </w:p>
     <w:p>
+      <w:r>
+        <w:t>Use the Verify Important Outputs questions, teacher keys and criteria after the relevant attempts. Previously discussed cases are practice; protect the separately selected independent task.</w:t>
+      </w:r>
+    </w:p>
+    <w:p>
       <w:pPr>
         <w:pStyle w:val="Heading3"/>
       </w:pPr>
       <w:r>
-        <w:t>Assess and explain the answers</w:t>
+        <w:t>Worked case answer</w:t>
       </w:r>
     </w:p>
     <w:p>
@@ -2173,11 +4893,18 @@
         <w:pStyle w:val="Heading3"/>
       </w:pPr>
       <w:r>
-        <w:t>Worked case answer</w:t>
-      </w:r>
-    </w:p>
-    <w:p>
-      <w:r>
+        <w:t>Teacher key · Worked case answer</w:t>
+      </w:r>
+    </w:p>
+    <w:p>
+      <w:pPr>
+        <w:spacing w:line="336" w:lineRule="auto" w:after="180"/>
+        <w:shd w:fill="F1F6FC"/>
+      </w:pPr>
+      <w:r>
+        <w:rPr>
+          <w:b w:val="0"/>
+        </w:rPr>
         <w:t>Six times four is 24. Draw six groups or add four six times. Confident wording does not change arithmetic.</w:t>
       </w:r>
     </w:p>
@@ -2190,21 +4917,75 @@
       </w:r>
     </w:p>
     <w:p>
-      <w:r>
-        <w:t>An assistant says the school library opens at 8, but today's official notice says 9. Which source should guide today's visit? Explain the check.</w:t>
-      </w:r>
-    </w:p>
-    <w:p>
       <w:pPr>
         <w:pStyle w:val="Heading3"/>
       </w:pPr>
       <w:r>
+        <w:t>Independent question · withhold the key</w:t>
+      </w:r>
+    </w:p>
+    <w:p>
+      <w:pPr>
+        <w:spacing w:line="336" w:lineRule="auto" w:after="180"/>
+        <w:shd w:fill="F5F1FB"/>
+      </w:pPr>
+      <w:r>
+        <w:rPr>
+          <w:b w:val="0"/>
+        </w:rPr>
+        <w:t xml:space="preserve">An assistant says the school library opens at 8, but today's official notice says 9. Which </w:t>
+      </w:r>
+      <w:r>
+        <w:rPr>
+          <w:b/>
+        </w:rPr>
+        <w:t>source</w:t>
+      </w:r>
+      <w:r>
+        <w:rPr>
+          <w:b w:val="0"/>
+        </w:rPr>
+        <w:t xml:space="preserve"> should guide today's visit? Explain the check.</w:t>
+      </w:r>
+    </w:p>
+    <w:p>
+      <w:pPr>
+        <w:pStyle w:val="Heading3"/>
+      </w:pPr>
+      <w:r>
         <w:t>Expected independent answer</w:t>
       </w:r>
     </w:p>
     <w:p>
-      <w:r>
-        <w:t>Use today's official notice, which directly addresses the current opening time. The assistant's fluent wording does not override the relevant checked source.</w:t>
+      <w:pPr>
+        <w:pStyle w:val="Heading3"/>
+      </w:pPr>
+      <w:r>
+        <w:t>Teacher key · Expected independent answer</w:t>
+      </w:r>
+    </w:p>
+    <w:p>
+      <w:pPr>
+        <w:spacing w:line="336" w:lineRule="auto" w:after="180"/>
+        <w:shd w:fill="F1F6FC"/>
+      </w:pPr>
+      <w:r>
+        <w:rPr>
+          <w:b w:val="0"/>
+        </w:rPr>
+        <w:t xml:space="preserve">Use today's official notice, which directly addresses the current opening time. The assistant's fluent wording does not override the relevant checked </w:t>
+      </w:r>
+      <w:r>
+        <w:rPr>
+          <w:b/>
+        </w:rPr>
+        <w:t>source</w:t>
+      </w:r>
+      <w:r>
+        <w:rPr>
+          <w:b w:val="0"/>
+        </w:rPr>
+        <w:t>.</w:t>
       </w:r>
     </w:p>
     <w:p>
@@ -2442,8 +5223,49 @@
       </w:tr>
     </w:tbl>
     <w:p>
-      <w:r>
-        <w:t>Use 6/8 as a classroom checkpoint, with 2 required for both Result and Reasoning. This is a proposed teaching rule, not a validated certification threshold. Do not count a coached answer as independent mastery; correct unsafe or unsupported claims regardless of total.</w:t>
+      <w:pPr>
+        <w:spacing w:line="336" w:lineRule="auto" w:after="180"/>
+      </w:pPr>
+      <w:r>
+        <w:rPr>
+          <w:b w:val="0"/>
+        </w:rPr>
+        <w:t>Use 6/8 as a classroom checkpoint, with 2 required for both Result and Reasoning. This is a proposed teaching rule, not a validated certification threshold.</w:t>
+      </w:r>
+    </w:p>
+    <w:p>
+      <w:pPr>
+        <w:spacing w:line="336" w:lineRule="auto" w:after="180"/>
+      </w:pPr>
+      <w:r>
+        <w:rPr>
+          <w:b w:val="0"/>
+        </w:rPr>
+        <w:t xml:space="preserve">Do not count a coached answer as </w:t>
+      </w:r>
+      <w:r>
+        <w:rPr>
+          <w:b/>
+        </w:rPr>
+        <w:t>independent</w:t>
+      </w:r>
+      <w:r>
+        <w:rPr>
+          <w:b w:val="0"/>
+        </w:rPr>
+        <w:t xml:space="preserve"> mastery; correct unsafe or unsupported </w:t>
+      </w:r>
+      <w:r>
+        <w:rPr>
+          <w:b/>
+        </w:rPr>
+        <w:t>claim</w:t>
+      </w:r>
+      <w:r>
+        <w:rPr>
+          <w:b w:val="0"/>
+        </w:rPr>
+        <w:t>s regardless of total.</w:t>
       </w:r>
     </w:p>
     <w:p>
@@ -2455,8 +5277,50 @@
       </w:r>
     </w:p>
     <w:p>
-      <w:r>
-        <w:t>Ask the learner to find the evidence that challenges this claim: “A confident answer is stronger evidence than a relevant notice.” Keep the first attempt and an uncoached retry separate.</w:t>
+      <w:pPr>
+        <w:spacing w:line="336" w:lineRule="auto" w:after="180"/>
+      </w:pPr>
+      <w:r>
+        <w:rPr>
+          <w:b w:val="0"/>
+        </w:rPr>
+        <w:t xml:space="preserve">Ask the learner to find the </w:t>
+      </w:r>
+      <w:r>
+        <w:rPr>
+          <w:b/>
+        </w:rPr>
+        <w:t>evidence</w:t>
+      </w:r>
+      <w:r>
+        <w:rPr>
+          <w:b w:val="0"/>
+        </w:rPr>
+        <w:t xml:space="preserve"> that challenges this </w:t>
+      </w:r>
+      <w:r>
+        <w:rPr>
+          <w:b/>
+        </w:rPr>
+        <w:t>claim</w:t>
+      </w:r>
+      <w:r>
+        <w:rPr>
+          <w:b w:val="0"/>
+        </w:rPr>
+        <w:t xml:space="preserve">: “A confident answer is stronger </w:t>
+      </w:r>
+      <w:r>
+        <w:rPr>
+          <w:b/>
+        </w:rPr>
+        <w:t>evidence</w:t>
+      </w:r>
+      <w:r>
+        <w:rPr>
+          <w:b w:val="0"/>
+        </w:rPr>
+        <w:t xml:space="preserve"> than a relevant notice.” Keep the first attempt and an uncoached retry separate.</w:t>
       </w:r>
     </w:p>
     <w:p>
@@ -2468,7 +5332,22 @@
       </w:r>
     </w:p>
     <w:p>
-      <w:r>
+      <w:pPr>
+        <w:pStyle w:val="Heading3"/>
+      </w:pPr>
+      <w:r>
+        <w:t>Teacher key · Original transfer answer</w:t>
+      </w:r>
+    </w:p>
+    <w:p>
+      <w:pPr>
+        <w:spacing w:line="336" w:lineRule="auto" w:after="180"/>
+        <w:shd w:fill="F1F6FC"/>
+      </w:pPr>
+      <w:r>
+        <w:rPr>
+          <w:b w:val="0"/>
+        </w:rPr>
         <w:t>18/24=3/4=75%; also 0.75×24=18. Write '18 of 24 specified tests passed (75%).' Do not imply this guarantees future performance. The corrected arithmetic still depends on the test records being accurate.</w:t>
       </w:r>
     </w:p>
@@ -2489,30 +5368,174 @@
       </w:r>
     </w:p>
     <w:p>
-      <w:r>
-        <w:t>Using R, identify a directly stated fact and a quantity that must be calculated. Give the source or expression for each. Explain why a citation to R does not verify the claim that every participant will enjoy the activity.</w:t>
-      </w:r>
-    </w:p>
-    <w:p>
-      <w:r>
-        <w:t>A directly stated fact is four rolls, 2 m per roll or twelve 50 cm pieces. A derived quantity is 8 m starting length, 6 m used or 2 m remaining, supported by the relevant calculation from R. R contains no enjoyment evidence, so citing it does not support everyone enjoying the activity.</w:t>
-      </w:r>
-    </w:p>
-    <w:p>
       <w:pPr>
         <w:pStyle w:val="Heading3"/>
       </w:pPr>
       <w:r>
+        <w:t>Workbook question · W1</w:t>
+      </w:r>
+    </w:p>
+    <w:p>
+      <w:pPr>
+        <w:spacing w:line="336" w:lineRule="auto" w:after="180"/>
+        <w:shd w:fill="F5F1FB"/>
+      </w:pPr>
+      <w:r>
+        <w:rPr>
+          <w:b w:val="0"/>
+        </w:rPr>
+        <w:t xml:space="preserve">Using R, identify a directly stated fact and a quantity that must be calculated. Give the </w:t>
+      </w:r>
+      <w:r>
+        <w:rPr>
+          <w:b/>
+        </w:rPr>
+        <w:t>source</w:t>
+      </w:r>
+      <w:r>
+        <w:rPr>
+          <w:b w:val="0"/>
+        </w:rPr>
+        <w:t xml:space="preserve"> or expression for each. Explain why a </w:t>
+      </w:r>
+      <w:r>
+        <w:rPr>
+          <w:b/>
+        </w:rPr>
+        <w:t>citation</w:t>
+      </w:r>
+      <w:r>
+        <w:rPr>
+          <w:b w:val="0"/>
+        </w:rPr>
+        <w:t xml:space="preserve"> to R does not verify the </w:t>
+      </w:r>
+      <w:r>
+        <w:rPr>
+          <w:b/>
+        </w:rPr>
+        <w:t>claim</w:t>
+      </w:r>
+      <w:r>
+        <w:rPr>
+          <w:b w:val="0"/>
+        </w:rPr>
+        <w:t xml:space="preserve"> that every participant will enjoy the activity.</w:t>
+      </w:r>
+    </w:p>
+    <w:p>
+      <w:pPr>
+        <w:pStyle w:val="Heading3"/>
+      </w:pPr>
+      <w:r>
+        <w:t>Teacher reasoning · W1</w:t>
+      </w:r>
+    </w:p>
+    <w:p>
+      <w:pPr>
+        <w:spacing w:line="336" w:lineRule="auto" w:after="180"/>
+        <w:shd w:fill="F1F6FC"/>
+      </w:pPr>
+      <w:r>
+        <w:rPr>
+          <w:b w:val="0"/>
+        </w:rPr>
+        <w:t>A directly stated fact is four rolls, 2 m per roll or twelve 50 cm pieces. A derived quantity is 8 m starting length, 6 m used or 2 m remaining, supported by the relevant calculation from R.</w:t>
+      </w:r>
+    </w:p>
+    <w:p>
+      <w:pPr>
+        <w:spacing w:line="336" w:lineRule="auto" w:after="180"/>
+        <w:shd w:fill="F1F6FC"/>
+      </w:pPr>
+      <w:r>
+        <w:rPr>
+          <w:b w:val="0"/>
+        </w:rPr>
+        <w:t xml:space="preserve">R contains no enjoyment </w:t>
+      </w:r>
+      <w:r>
+        <w:rPr>
+          <w:b/>
+        </w:rPr>
+        <w:t>evidence</w:t>
+      </w:r>
+      <w:r>
+        <w:rPr>
+          <w:b w:val="0"/>
+        </w:rPr>
+        <w:t>, so citing it does not support everyone enjoying the activity.</w:t>
+      </w:r>
+    </w:p>
+    <w:p>
+      <w:pPr>
+        <w:pStyle w:val="Heading3"/>
+      </w:pPr>
+      <w:r>
         <w:t>W2 Repair a unit error</w:t>
       </w:r>
     </w:p>
     <w:p>
-      <w:r>
-        <w:t>A report calculates 12 × 50 = 600 and labels the result metres. Use R to correct the unit, convert the result to metres and calculate the remaining length. Give a second arithmetic route or a check using starting, used and remaining lengths.</w:t>
-      </w:r>
-    </w:p>
-    <w:p>
-      <w:r>
+      <w:pPr>
+        <w:pStyle w:val="Heading3"/>
+      </w:pPr>
+      <w:r>
+        <w:t>Workbook question · W2</w:t>
+      </w:r>
+    </w:p>
+    <w:p>
+      <w:pPr>
+        <w:spacing w:line="336" w:lineRule="auto" w:after="180"/>
+        <w:shd w:fill="F5F1FB"/>
+      </w:pPr>
+      <w:r>
+        <w:rPr>
+          <w:b w:val="0"/>
+        </w:rPr>
+        <w:t xml:space="preserve">A report calculates 12 × 50 = 600 and labels the result metres. Use R to correct the </w:t>
+      </w:r>
+      <w:r>
+        <w:rPr>
+          <w:b/>
+        </w:rPr>
+        <w:t>unit</w:t>
+      </w:r>
+      <w:r>
+        <w:rPr>
+          <w:b w:val="0"/>
+        </w:rPr>
+        <w:t>, convert the result to metres and calculate the remaining length.</w:t>
+      </w:r>
+    </w:p>
+    <w:p>
+      <w:pPr>
+        <w:spacing w:line="336" w:lineRule="auto" w:after="180"/>
+        <w:shd w:fill="F5F1FB"/>
+      </w:pPr>
+      <w:r>
+        <w:rPr>
+          <w:b w:val="0"/>
+        </w:rPr>
+        <w:t>Give a second arithmetic route or a check using starting, used and remaining lengths.</w:t>
+      </w:r>
+    </w:p>
+    <w:p>
+      <w:pPr>
+        <w:pStyle w:val="Heading3"/>
+      </w:pPr>
+      <w:r>
+        <w:t>Teacher reasoning · W2</w:t>
+      </w:r>
+    </w:p>
+    <w:p>
+      <w:pPr>
+        <w:spacing w:line="336" w:lineRule="auto" w:after="180"/>
+        <w:shd w:fill="F1F6FC"/>
+      </w:pPr>
+      <w:r>
+        <w:rPr>
+          <w:b w:val="0"/>
+        </w:rPr>
         <w:t>Each piece is 50 cm, so 12 × 50 cm = 600 cm = 6 m. Starting length is 4 × 2 m = 8 m; remaining is 8 − 6 = 2 m. A check is 6 m used + 2 m remaining = 8 m starting; alternatively twelve half-metre pieces use 6 m.</w:t>
       </w:r>
     </w:p>
@@ -2525,75 +5548,555 @@
       </w:r>
     </w:p>
     <w:p>
-      <w:r>
-        <w:t>Three posters say 600 metres were used, but all copied one draft. A fourth poster cites card Z, which is unavailable. Explain why these posters do not settle the quantity. Name the available evidence and check you would use instead.</w:t>
-      </w:r>
-    </w:p>
-    <w:p>
-      <w:r>
-        <w:t>The first three are copies of one claim, not independent evidence. Z cannot be inspected, so the fourth citation cannot currently verify the result. Inspect supplied R and recompute twelve 50 cm pieces as 600 cm or 6 m; verify source, units and the no-loss assumption.</w:t>
-      </w:r>
-    </w:p>
-    <w:p>
       <w:pPr>
         <w:pStyle w:val="Heading3"/>
       </w:pPr>
       <w:r>
+        <w:t>Workbook question · W3</w:t>
+      </w:r>
+    </w:p>
+    <w:p>
+      <w:pPr>
+        <w:spacing w:line="336" w:lineRule="auto" w:after="180"/>
+        <w:shd w:fill="F5F1FB"/>
+      </w:pPr>
+      <w:r>
+        <w:rPr>
+          <w:b w:val="0"/>
+        </w:rPr>
+        <w:t>Three posters say 600 metres were used, but all copied one draft. A fourth poster cites card Z, which is unavailable. Explain why these posters do not settle the quantity.</w:t>
+      </w:r>
+    </w:p>
+    <w:p>
+      <w:pPr>
+        <w:spacing w:line="336" w:lineRule="auto" w:after="180"/>
+        <w:shd w:fill="F5F1FB"/>
+      </w:pPr>
+      <w:r>
+        <w:rPr>
+          <w:b w:val="0"/>
+        </w:rPr>
+        <w:t xml:space="preserve">Name the available </w:t>
+      </w:r>
+      <w:r>
+        <w:rPr>
+          <w:b/>
+        </w:rPr>
+        <w:t>evidence</w:t>
+      </w:r>
+      <w:r>
+        <w:rPr>
+          <w:b w:val="0"/>
+        </w:rPr>
+        <w:t xml:space="preserve"> and check you would use instead.</w:t>
+      </w:r>
+    </w:p>
+    <w:p>
+      <w:pPr>
+        <w:pStyle w:val="Heading3"/>
+      </w:pPr>
+      <w:r>
+        <w:t>Teacher reasoning · W3</w:t>
+      </w:r>
+    </w:p>
+    <w:p>
+      <w:pPr>
+        <w:spacing w:line="336" w:lineRule="auto" w:after="180"/>
+        <w:shd w:fill="F1F6FC"/>
+      </w:pPr>
+      <w:r>
+        <w:rPr>
+          <w:b w:val="0"/>
+        </w:rPr>
+        <w:t xml:space="preserve">The first three are copies of one </w:t>
+      </w:r>
+      <w:r>
+        <w:rPr>
+          <w:b/>
+        </w:rPr>
+        <w:t>claim</w:t>
+      </w:r>
+      <w:r>
+        <w:rPr>
+          <w:b w:val="0"/>
+        </w:rPr>
+        <w:t xml:space="preserve">, not </w:t>
+      </w:r>
+      <w:r>
+        <w:rPr>
+          <w:b/>
+        </w:rPr>
+        <w:t>independent</w:t>
+      </w:r>
+      <w:r>
+        <w:rPr>
+          <w:b w:val="0"/>
+        </w:rPr>
+        <w:t xml:space="preserve"> </w:t>
+      </w:r>
+      <w:r>
+        <w:rPr>
+          <w:b/>
+        </w:rPr>
+        <w:t>evidence</w:t>
+      </w:r>
+      <w:r>
+        <w:rPr>
+          <w:b w:val="0"/>
+        </w:rPr>
+        <w:t xml:space="preserve">. Z cannot be inspected, so the fourth </w:t>
+      </w:r>
+      <w:r>
+        <w:rPr>
+          <w:b/>
+        </w:rPr>
+        <w:t>citation</w:t>
+      </w:r>
+      <w:r>
+        <w:rPr>
+          <w:b w:val="0"/>
+        </w:rPr>
+        <w:t xml:space="preserve"> cannot currently verify the result.</w:t>
+      </w:r>
+    </w:p>
+    <w:p>
+      <w:pPr>
+        <w:spacing w:line="336" w:lineRule="auto" w:after="180"/>
+        <w:shd w:fill="F1F6FC"/>
+      </w:pPr>
+      <w:r>
+        <w:rPr>
+          <w:b w:val="0"/>
+        </w:rPr>
+        <w:t xml:space="preserve">Inspect supplied R and recompute twelve 50 cm pieces as 600 cm or 6 m; verify </w:t>
+      </w:r>
+      <w:r>
+        <w:rPr>
+          <w:b/>
+        </w:rPr>
+        <w:t>source</w:t>
+      </w:r>
+      <w:r>
+        <w:rPr>
+          <w:b w:val="0"/>
+        </w:rPr>
+        <w:t xml:space="preserve">, </w:t>
+      </w:r>
+      <w:r>
+        <w:rPr>
+          <w:b/>
+        </w:rPr>
+        <w:t>unit</w:t>
+      </w:r>
+      <w:r>
+        <w:rPr>
+          <w:b w:val="0"/>
+        </w:rPr>
+        <w:t>s and the no-loss assumption.</w:t>
+      </w:r>
+    </w:p>
+    <w:p>
+      <w:pPr>
+        <w:pStyle w:val="Heading3"/>
+      </w:pPr>
+      <w:r>
         <w:t>W4 Audit a new model with mass units</w:t>
       </w:r>
     </w:p>
     <w:p>
-      <w:r>
-        <w:t>Fictional craft card M states five sealed bags of modelling material at exactly 250 g per bag. Three models each use 300 g, with no other loss. A draft says “M supplies 1250 g; the models use 900 g; 350 kg remains; every model will win a prize.” Check all four claims, show the remaining mass in grams, and explain the status of the prize claim. Use 1 kg = 1000 g.</w:t>
-      </w:r>
-    </w:p>
-    <w:p>
-      <w:r>
-        <w:t>1250 g is supported by 5 × 250 g; 900 g is supported by 3 × 300 g. Remaining mass is 1250 − 900 = 350 g, so 350 kg is contradicted by the inputs and unit conversion: 350 kg would be 350000 g, greater than the starting mass. The prize claim is unresolved because M gives no prize evidence; it is not established true or false by the material counts.</w:t>
-      </w:r>
-    </w:p>
-    <w:p>
       <w:pPr>
         <w:pStyle w:val="Heading3"/>
       </w:pPr>
       <w:r>
+        <w:t>Workbook question · W4</w:t>
+      </w:r>
+    </w:p>
+    <w:p>
+      <w:pPr>
+        <w:spacing w:line="336" w:lineRule="auto" w:after="180"/>
+        <w:shd w:fill="F5F1FB"/>
+      </w:pPr>
+      <w:r>
+        <w:rPr>
+          <w:b w:val="0"/>
+        </w:rPr>
+        <w:t>Fictional craft card M states five sealed bags of modelling material at exactly 250 g per bag. Three models each use 300 g, with no other loss.</w:t>
+      </w:r>
+    </w:p>
+    <w:p>
+      <w:pPr>
+        <w:spacing w:line="336" w:lineRule="auto" w:after="180"/>
+        <w:shd w:fill="F5F1FB"/>
+      </w:pPr>
+      <w:r>
+        <w:rPr>
+          <w:b w:val="0"/>
+        </w:rPr>
+        <w:t xml:space="preserve">A draft says “M supplies 1250 g; the models use 900 g; 350 kg remains; every model will win a prize.” Check all four </w:t>
+      </w:r>
+      <w:r>
+        <w:rPr>
+          <w:b/>
+        </w:rPr>
+        <w:t>claim</w:t>
+      </w:r>
+      <w:r>
+        <w:rPr>
+          <w:b w:val="0"/>
+        </w:rPr>
+        <w:t xml:space="preserve">s, show the remaining mass in grams, and explain the status of the prize </w:t>
+      </w:r>
+      <w:r>
+        <w:rPr>
+          <w:b/>
+        </w:rPr>
+        <w:t>claim</w:t>
+      </w:r>
+      <w:r>
+        <w:rPr>
+          <w:b w:val="0"/>
+        </w:rPr>
+        <w:t>. Use 1 kg = 1000 g.</w:t>
+      </w:r>
+    </w:p>
+    <w:p>
+      <w:pPr>
+        <w:pStyle w:val="Heading3"/>
+      </w:pPr>
+      <w:r>
+        <w:t>Teacher reasoning · W4</w:t>
+      </w:r>
+    </w:p>
+    <w:p>
+      <w:pPr>
+        <w:spacing w:line="336" w:lineRule="auto" w:after="180"/>
+        <w:shd w:fill="F1F6FC"/>
+      </w:pPr>
+      <w:r>
+        <w:rPr>
+          <w:b w:val="0"/>
+        </w:rPr>
+        <w:t xml:space="preserve">1250 g is supported by 5 × 250 g; 900 g is supported by 3 × 300 g. Remaining mass is 1250 − 900 = 350 g, so 350 kg is contradicted by the </w:t>
+      </w:r>
+      <w:r>
+        <w:rPr>
+          <w:b/>
+        </w:rPr>
+        <w:t>input</w:t>
+      </w:r>
+      <w:r>
+        <w:rPr>
+          <w:b w:val="0"/>
+        </w:rPr>
+        <w:t xml:space="preserve">s and </w:t>
+      </w:r>
+      <w:r>
+        <w:rPr>
+          <w:b/>
+        </w:rPr>
+        <w:t>unit</w:t>
+      </w:r>
+      <w:r>
+        <w:rPr>
+          <w:b w:val="0"/>
+        </w:rPr>
+        <w:t xml:space="preserve"> conversion: 350 kg would be 350000 g, greater than the starting mass.</w:t>
+      </w:r>
+    </w:p>
+    <w:p>
+      <w:pPr>
+        <w:spacing w:line="336" w:lineRule="auto" w:after="180"/>
+        <w:shd w:fill="F1F6FC"/>
+      </w:pPr>
+      <w:r>
+        <w:rPr>
+          <w:b w:val="0"/>
+        </w:rPr>
+        <w:t xml:space="preserve">The prize </w:t>
+      </w:r>
+      <w:r>
+        <w:rPr>
+          <w:b/>
+        </w:rPr>
+        <w:t>claim</w:t>
+      </w:r>
+      <w:r>
+        <w:rPr>
+          <w:b w:val="0"/>
+        </w:rPr>
+        <w:t xml:space="preserve"> is unresolved because M gives no prize </w:t>
+      </w:r>
+      <w:r>
+        <w:rPr>
+          <w:b/>
+        </w:rPr>
+        <w:t>evidence</w:t>
+      </w:r>
+      <w:r>
+        <w:rPr>
+          <w:b w:val="0"/>
+        </w:rPr>
+        <w:t>; it is not established true or false by the material counts.</w:t>
+      </w:r>
+    </w:p>
+    <w:p>
+      <w:pPr>
+        <w:pStyle w:val="Heading3"/>
+      </w:pPr>
+      <w:r>
         <w:t>W5 State what a missing source prevents you from knowing</w:t>
       </w:r>
     </w:p>
     <w:p>
-      <w:r>
-        <w:t>Another draft claims that the amount left in W4 accounts for all real-world waste, citing a missing instruction card. Explain which result can still be checked from M and which claim remains unresolved. What information would be needed before revising the no-loss model?</w:t>
-      </w:r>
-    </w:p>
-    <w:p>
-      <w:r>
-        <w:t>The no-other-loss model in M can be checked: 350 g remains under its stated assumptions. The assertion that this includes all real-world waste is unresolved without relevant waste information. Obtain the actual instruction or measurement record specifying additional loss, its units and what stage it covers; do not invent a waste amount or subtract it twice.</w:t>
-      </w:r>
-    </w:p>
-    <w:p>
       <w:pPr>
         <w:pStyle w:val="Heading3"/>
       </w:pPr>
       <w:r>
+        <w:t>Workbook question · W5</w:t>
+      </w:r>
+    </w:p>
+    <w:p>
+      <w:pPr>
+        <w:spacing w:line="336" w:lineRule="auto" w:after="180"/>
+        <w:shd w:fill="F5F1FB"/>
+      </w:pPr>
+      <w:r>
+        <w:rPr>
+          <w:b w:val="0"/>
+        </w:rPr>
+        <w:t xml:space="preserve">Another draft </w:t>
+      </w:r>
+      <w:r>
+        <w:rPr>
+          <w:b/>
+        </w:rPr>
+        <w:t>claim</w:t>
+      </w:r>
+      <w:r>
+        <w:rPr>
+          <w:b w:val="0"/>
+        </w:rPr>
+        <w:t xml:space="preserve">s that the amount left in W4 accounts for all real-world waste, citing a missing instruction card. Explain which result can still be checked from M and which </w:t>
+      </w:r>
+      <w:r>
+        <w:rPr>
+          <w:b/>
+        </w:rPr>
+        <w:t>claim</w:t>
+      </w:r>
+      <w:r>
+        <w:rPr>
+          <w:b w:val="0"/>
+        </w:rPr>
+        <w:t xml:space="preserve"> remains unresolved.</w:t>
+      </w:r>
+    </w:p>
+    <w:p>
+      <w:pPr>
+        <w:spacing w:line="336" w:lineRule="auto" w:after="180"/>
+        <w:shd w:fill="F5F1FB"/>
+      </w:pPr>
+      <w:r>
+        <w:rPr>
+          <w:b w:val="0"/>
+        </w:rPr>
+        <w:t>What information would be needed before revising the no-loss model?</w:t>
+      </w:r>
+    </w:p>
+    <w:p>
+      <w:pPr>
+        <w:pStyle w:val="Heading3"/>
+      </w:pPr>
+      <w:r>
+        <w:t>Teacher reasoning · W5</w:t>
+      </w:r>
+    </w:p>
+    <w:p>
+      <w:pPr>
+        <w:spacing w:line="336" w:lineRule="auto" w:after="180"/>
+        <w:shd w:fill="F1F6FC"/>
+      </w:pPr>
+      <w:r>
+        <w:rPr>
+          <w:b w:val="0"/>
+        </w:rPr>
+        <w:t>The no-other-loss model in M can be checked: 350 g remains under its stated assumptions. The assertion that this includes all real-world waste is unresolved without relevant waste information.</w:t>
+      </w:r>
+    </w:p>
+    <w:p>
+      <w:pPr>
+        <w:spacing w:line="336" w:lineRule="auto" w:after="180"/>
+        <w:shd w:fill="F1F6FC"/>
+      </w:pPr>
+      <w:r>
+        <w:rPr>
+          <w:b w:val="0"/>
+        </w:rPr>
+        <w:t xml:space="preserve">Obtain the actual instruction or measurement record specifying additional loss, its </w:t>
+      </w:r>
+      <w:r>
+        <w:rPr>
+          <w:b/>
+        </w:rPr>
+        <w:t>unit</w:t>
+      </w:r>
+      <w:r>
+        <w:rPr>
+          <w:b w:val="0"/>
+        </w:rPr>
+        <w:t>s and what stage it covers; do not invent a waste amount or subtract it twice.</w:t>
+      </w:r>
+    </w:p>
+    <w:p>
+      <w:pPr>
+        <w:pStyle w:val="Heading3"/>
+      </w:pPr>
+      <w:r>
         <w:t>Assess independent transfer</w:t>
       </w:r>
     </w:p>
     <w:p>
-      <w:r>
-        <w:t>Selected case: Fictional craft card M states five sealed bags of modelling material at exactly 250 g per bag. Three models each use 300 g, with no other loss. A draft says “M supplies 1250 g; the models use 900 g; 350 kg remains; every model will win a prize.” Check all four claims, show the remaining mass in grams, and explain the status of the prize claim. Use 1 kg = 1000 g.</w:t>
-      </w:r>
-    </w:p>
-    <w:p>
       <w:pPr>
         <w:pStyle w:val="Heading3"/>
       </w:pPr>
       <w:r>
+        <w:t>Independent question · withhold the key</w:t>
+      </w:r>
+    </w:p>
+    <w:p>
+      <w:pPr>
+        <w:spacing w:line="336" w:lineRule="auto" w:after="180"/>
+        <w:shd w:fill="F5F1FB"/>
+      </w:pPr>
+      <w:r>
+        <w:rPr>
+          <w:b w:val="0"/>
+        </w:rPr>
+        <w:t>Selected case: Fictional craft card M states five sealed bags of modelling material at exactly 250 g per bag. Three models each use 300 g, with no other loss.</w:t>
+      </w:r>
+    </w:p>
+    <w:p>
+      <w:pPr>
+        <w:spacing w:line="336" w:lineRule="auto" w:after="180"/>
+        <w:shd w:fill="F5F1FB"/>
+      </w:pPr>
+      <w:r>
+        <w:rPr>
+          <w:b w:val="0"/>
+        </w:rPr>
+        <w:t xml:space="preserve">A draft says “M supplies 1250 g; the models use 900 g; 350 kg remains; every model will win a prize.” Check all four </w:t>
+      </w:r>
+      <w:r>
+        <w:rPr>
+          <w:b/>
+        </w:rPr>
+        <w:t>claim</w:t>
+      </w:r>
+      <w:r>
+        <w:rPr>
+          <w:b w:val="0"/>
+        </w:rPr>
+        <w:t xml:space="preserve">s, show the remaining mass in grams, and explain the status of the prize </w:t>
+      </w:r>
+      <w:r>
+        <w:rPr>
+          <w:b/>
+        </w:rPr>
+        <w:t>claim</w:t>
+      </w:r>
+      <w:r>
+        <w:rPr>
+          <w:b w:val="0"/>
+        </w:rPr>
+        <w:t>. Use 1 kg = 1000 g.</w:t>
+      </w:r>
+    </w:p>
+    <w:p>
+      <w:pPr>
+        <w:pStyle w:val="Heading3"/>
+      </w:pPr>
+      <w:r>
         <w:t>Selected case answer</w:t>
       </w:r>
     </w:p>
     <w:p>
-      <w:r>
-        <w:t>1250 g is supported by 5 × 250 g; 900 g is supported by 3 × 300 g. Remaining mass is 1250 − 900 = 350 g, so 350 kg is contradicted by the inputs and unit conversion: 350 kg would be 350000 g, greater than the starting mass. The prize claim is unresolved because M gives no prize evidence; it is not established true or false by the material counts.</w:t>
+      <w:pPr>
+        <w:pStyle w:val="Heading3"/>
+      </w:pPr>
+      <w:r>
+        <w:t>Teacher key · Selected case answer</w:t>
+      </w:r>
+    </w:p>
+    <w:p>
+      <w:pPr>
+        <w:spacing w:line="336" w:lineRule="auto" w:after="180"/>
+        <w:shd w:fill="F1F6FC"/>
+      </w:pPr>
+      <w:r>
+        <w:rPr>
+          <w:b w:val="0"/>
+        </w:rPr>
+        <w:t xml:space="preserve">1250 g is supported by 5 × 250 g; 900 g is supported by 3 × 300 g. Remaining mass is 1250 − 900 = 350 g, so 350 kg is contradicted by the </w:t>
+      </w:r>
+      <w:r>
+        <w:rPr>
+          <w:b/>
+        </w:rPr>
+        <w:t>input</w:t>
+      </w:r>
+      <w:r>
+        <w:rPr>
+          <w:b w:val="0"/>
+        </w:rPr>
+        <w:t xml:space="preserve">s and </w:t>
+      </w:r>
+      <w:r>
+        <w:rPr>
+          <w:b/>
+        </w:rPr>
+        <w:t>unit</w:t>
+      </w:r>
+      <w:r>
+        <w:rPr>
+          <w:b w:val="0"/>
+        </w:rPr>
+        <w:t xml:space="preserve"> conversion: 350 kg would be 350000 g, greater than the starting mass.</w:t>
+      </w:r>
+    </w:p>
+    <w:p>
+      <w:pPr>
+        <w:spacing w:line="336" w:lineRule="auto" w:after="180"/>
+        <w:shd w:fill="F1F6FC"/>
+      </w:pPr>
+      <w:r>
+        <w:rPr>
+          <w:b w:val="0"/>
+        </w:rPr>
+        <w:t xml:space="preserve">The prize </w:t>
+      </w:r>
+      <w:r>
+        <w:rPr>
+          <w:b/>
+        </w:rPr>
+        <w:t>claim</w:t>
+      </w:r>
+      <w:r>
+        <w:rPr>
+          <w:b w:val="0"/>
+        </w:rPr>
+        <w:t xml:space="preserve"> is unresolved because M gives no prize </w:t>
+      </w:r>
+      <w:r>
+        <w:rPr>
+          <w:b/>
+        </w:rPr>
+        <w:t>evidence</w:t>
+      </w:r>
+      <w:r>
+        <w:rPr>
+          <w:b w:val="0"/>
+        </w:rPr>
+        <w:t>; it is not established true or false by the material counts.</w:t>
       </w:r>
     </w:p>
     <w:tbl>
@@ -2699,21 +6202,89 @@
       </w:tr>
     </w:tbl>
     <w:p>
-      <w:r>
-        <w:t>Record each dimension as not yet, with support, or independent. Accept a valid alternative procedure with a defensible trace. Do not penalise an honestly recorded model failure if the learner correctly explains its evidence and limits.</w:t>
-      </w:r>
-    </w:p>
-    <w:p>
       <w:pPr>
         <w:pStyle w:val="Heading3"/>
       </w:pPr>
       <w:r>
+        <w:t>Teacher key · Selected case answer</w:t>
+      </w:r>
+    </w:p>
+    <w:p>
+      <w:pPr>
+        <w:spacing w:line="336" w:lineRule="auto" w:after="180"/>
+        <w:shd w:fill="F1F6FC"/>
+      </w:pPr>
+      <w:r>
+        <w:rPr>
+          <w:b w:val="0"/>
+        </w:rPr>
+        <w:t xml:space="preserve">Record each dimension as not yet, with support, or </w:t>
+      </w:r>
+      <w:r>
+        <w:rPr>
+          <w:b/>
+        </w:rPr>
+        <w:t>independent</w:t>
+      </w:r>
+      <w:r>
+        <w:rPr>
+          <w:b w:val="0"/>
+        </w:rPr>
+        <w:t>. Accept a valid alternative procedure with a defensible trace.</w:t>
+      </w:r>
+    </w:p>
+    <w:p>
+      <w:pPr>
+        <w:spacing w:line="336" w:lineRule="auto" w:after="180"/>
+        <w:shd w:fill="F1F6FC"/>
+      </w:pPr>
+      <w:r>
+        <w:rPr>
+          <w:b w:val="0"/>
+        </w:rPr>
+        <w:t xml:space="preserve">Do not penalise an honestly recorded model failure if the learner correctly explains its </w:t>
+      </w:r>
+      <w:r>
+        <w:rPr>
+          <w:b/>
+        </w:rPr>
+        <w:t>evidence</w:t>
+      </w:r>
+      <w:r>
+        <w:rPr>
+          <w:b w:val="0"/>
+        </w:rPr>
+        <w:t xml:space="preserve"> and limits.</w:t>
+      </w:r>
+    </w:p>
+    <w:p>
+      <w:pPr>
+        <w:pStyle w:val="Heading3"/>
+      </w:pPr>
+      <w:r>
         <w:t>Feedback that the learner uses</w:t>
       </w:r>
     </w:p>
     <w:p>
-      <w:r>
-        <w:t>Name the earliest unsupported step and give one action to repair it. Have the learner make that repair now and explain why. Then assess the relevant skill on a fresh, fully specified case. Confirm it was not previously practised with feedback; solve and check the new case before assigning it. A follow-up design prompt is a starting brief, not automatically an equivalent test.</w:t>
+      <w:pPr>
+        <w:spacing w:line="336" w:lineRule="auto" w:after="180"/>
+      </w:pPr>
+      <w:r>
+        <w:rPr>
+          <w:b w:val="0"/>
+        </w:rPr>
+        <w:t>Name the earliest unsupported step and give one action to repair it. Have the learner make that repair now and explain why. Then assess the relevant skill on a fresh, fully specified case.</w:t>
+      </w:r>
+    </w:p>
+    <w:p>
+      <w:pPr>
+        <w:spacing w:line="336" w:lineRule="auto" w:after="180"/>
+      </w:pPr>
+      <w:r>
+        <w:rPr>
+          <w:b w:val="0"/>
+        </w:rPr>
+        <w:t>Confirm it was not previously practised with feedback; solve and check the new case before assigning it. A follow-up design prompt is a starting brief, not automatically an equivalent test.</w:t>
       </w:r>
     </w:p>
     <w:p>
@@ -2725,11 +6296,86 @@
       </w:r>
     </w:p>
     <w:p>
+      <w:r>
+        <w:t>Connect Verify Important Outputs to Helpful Classroom Sorter, adapt support and plan a later changed-case check.</w:t>
+      </w:r>
+    </w:p>
+    <w:p>
       <w:pPr>
         <w:pStyle w:val="Heading3"/>
       </w:pPr>
       <w:r>
-        <w:t>Connect and extend learning</w:t>
+        <w:t>Helpful Classroom Sorter</w:t>
+      </w:r>
+    </w:p>
+    <w:p>
+      <w:pPr>
+        <w:spacing w:line="336" w:lineRule="auto" w:after="180"/>
+      </w:pPr>
+      <w:r>
+        <w:rPr>
+          <w:b w:val="0"/>
+        </w:rPr>
+        <w:t xml:space="preserve">Require human confirmation for important sorter </w:t>
+      </w:r>
+      <w:r>
+        <w:rPr>
+          <w:b/>
+        </w:rPr>
+        <w:t>output</w:t>
+      </w:r>
+      <w:r>
+        <w:rPr>
+          <w:b w:val="0"/>
+        </w:rPr>
+        <w:t xml:space="preserve">s and attach the </w:t>
+      </w:r>
+      <w:r>
+        <w:rPr>
+          <w:b/>
+        </w:rPr>
+        <w:t>evidence</w:t>
+      </w:r>
+      <w:r>
+        <w:rPr>
+          <w:b w:val="0"/>
+        </w:rPr>
+        <w:t xml:space="preserve"> record used to approve each rule or label.</w:t>
+      </w:r>
+    </w:p>
+    <w:p>
+      <w:pPr>
+        <w:spacing w:line="336" w:lineRule="auto" w:after="180"/>
+      </w:pPr>
+      <w:r>
+        <w:rPr>
+          <w:b w:val="0"/>
+        </w:rPr>
+        <w:t xml:space="preserve">Keep the decision, </w:t>
+      </w:r>
+      <w:r>
+        <w:rPr>
+          <w:b/>
+        </w:rPr>
+        <w:t>input</w:t>
+      </w:r>
+      <w:r>
+        <w:rPr>
+          <w:b w:val="0"/>
+        </w:rPr>
+        <w:t xml:space="preserve">, result, explanation and remaining limitation in the project </w:t>
+      </w:r>
+      <w:r>
+        <w:rPr>
+          <w:b/>
+        </w:rPr>
+        <w:t>evidence</w:t>
+      </w:r>
+      <w:r>
+        <w:rPr>
+          <w:b w:val="0"/>
+        </w:rPr>
+        <w:t xml:space="preserve"> record. Retrieve this record next week rather than restarting the project.</w:t>
       </w:r>
     </w:p>
     <w:p>
@@ -2737,17 +6383,54 @@
         <w:pStyle w:val="Heading3"/>
       </w:pPr>
       <w:r>
-        <w:t>Helpful Classroom Sorter</w:t>
-      </w:r>
-    </w:p>
-    <w:p>
-      <w:r>
-        <w:t>Require human confirmation for important sorter outputs and attach the evidence record used to approve each rule or label.</w:t>
-      </w:r>
-    </w:p>
-    <w:p>
-      <w:r>
-        <w:t>Keep the decision, input, result, explanation and remaining limitation in the project evidence record. Retrieve this record next week rather than restarting the project.</w:t>
+        <w:t>Support and stretch</w:t>
+      </w:r>
+    </w:p>
+    <w:p>
+      <w:pPr>
+        <w:spacing w:line="336" w:lineRule="auto" w:after="180"/>
+      </w:pPr>
+      <w:r>
+        <w:rPr>
+          <w:b w:val="0"/>
+        </w:rPr>
+        <w:t xml:space="preserve">Use physical cards, spoken explanations and a three-stage drawing. Read aloud without giving the answer. Stretch: compare two </w:t>
+      </w:r>
+      <w:r>
+        <w:rPr>
+          <w:b/>
+        </w:rPr>
+        <w:t>mechanism</w:t>
+      </w:r>
+      <w:r>
+        <w:rPr>
+          <w:b w:val="0"/>
+        </w:rPr>
+        <w:t xml:space="preserve">s with the same visible </w:t>
+      </w:r>
+      <w:r>
+        <w:rPr>
+          <w:b/>
+        </w:rPr>
+        <w:t>output</w:t>
+      </w:r>
+      <w:r>
+        <w:rPr>
+          <w:b w:val="0"/>
+        </w:rPr>
+        <w:t xml:space="preserve"> and explain what </w:t>
+      </w:r>
+      <w:r>
+        <w:rPr>
+          <w:b/>
+        </w:rPr>
+        <w:t>evidence</w:t>
+      </w:r>
+      <w:r>
+        <w:rPr>
+          <w:b w:val="0"/>
+        </w:rPr>
+        <w:t xml:space="preserve"> distinguishes them.</w:t>
       </w:r>
     </w:p>
     <w:p>
@@ -2755,12 +6438,42 @@
         <w:pStyle w:val="Heading3"/>
       </w:pPr>
       <w:r>
-        <w:t>Support and stretch</w:t>
-      </w:r>
-    </w:p>
-    <w:p>
-      <w:r>
-        <w:t>Use physical cards, spoken explanations and a three-stage drawing. Read aloud without giving the answer. Stretch: compare two mechanisms with the same visible output and explain what evidence distinguishes them.</w:t>
+        <w:t>Exit reflection</w:t>
+      </w:r>
+    </w:p>
+    <w:p>
+      <w:pPr>
+        <w:spacing w:line="336" w:lineRule="auto" w:after="180"/>
+      </w:pPr>
+      <w:r>
+        <w:rPr>
+          <w:b w:val="0"/>
+        </w:rPr>
+        <w:t xml:space="preserve">Ask for one decision the learner can now justify and one situation requiring more </w:t>
+      </w:r>
+      <w:r>
+        <w:rPr>
+          <w:b/>
+        </w:rPr>
+        <w:t>evidence</w:t>
+      </w:r>
+      <w:r>
+        <w:rPr>
+          <w:b w:val="0"/>
+        </w:rPr>
+        <w:t xml:space="preserve"> or human review. Confidence ratings are separate from correct </w:t>
+      </w:r>
+      <w:r>
+        <w:rPr>
+          <w:b/>
+        </w:rPr>
+        <w:t>independent</w:t>
+      </w:r>
+      <w:r>
+        <w:rPr>
+          <w:b w:val="0"/>
+        </w:rPr>
+        <w:t xml:space="preserve"> performance.</w:t>
       </w:r>
     </w:p>
     <w:p>
@@ -2768,12 +6481,30 @@
         <w:pStyle w:val="Heading3"/>
       </w:pPr>
       <w:r>
-        <w:t>Exit reflection</w:t>
-      </w:r>
-    </w:p>
-    <w:p>
-      <w:r>
-        <w:t>Ask for one decision the learner can now justify and one situation requiring more evidence or human review. Confidence ratings are separate from correct independent performance.</w:t>
+        <w:t>Bridge to the next week</w:t>
+      </w:r>
+    </w:p>
+    <w:p>
+      <w:pPr>
+        <w:spacing w:line="336" w:lineRule="auto" w:after="180"/>
+      </w:pPr>
+      <w:r>
+        <w:rPr>
+          <w:b w:val="0"/>
+        </w:rPr>
+        <w:t xml:space="preserve">Next: Week 28: Humans Set Boundaries. Retrieve today’s </w:t>
+      </w:r>
+      <w:r>
+        <w:rPr>
+          <w:b/>
+        </w:rPr>
+        <w:t>evidence</w:t>
+      </w:r>
+      <w:r>
+        <w:rPr>
+          <w:b w:val="0"/>
+        </w:rPr>
+        <w:t xml:space="preserve"> and identify what carries forward and what is new.</w:t>
       </w:r>
     </w:p>
     <w:p>
@@ -2781,12 +6512,146 @@
         <w:pStyle w:val="Heading3"/>
       </w:pPr>
       <w:r>
-        <w:t>Bridge to the next week</w:t>
-      </w:r>
-    </w:p>
-    <w:p>
-      <w:r>
-        <w:t>Next: Week 28: Humans Set Boundaries. Retrieve today’s evidence and identify what carries forward and what is new.</w:t>
+        <w:t>Support and fresh reassessment</w:t>
+      </w:r>
+    </w:p>
+    <w:p>
+      <w:pPr>
+        <w:spacing w:line="336" w:lineRule="auto" w:after="180"/>
+      </w:pPr>
+      <w:r>
+        <w:rPr>
+          <w:b w:val="0"/>
+        </w:rPr>
+        <w:t xml:space="preserve">Use a </w:t>
+      </w:r>
+      <w:r>
+        <w:rPr>
+          <w:b/>
+        </w:rPr>
+        <w:t>claim</w:t>
+      </w:r>
+      <w:r>
+        <w:rPr>
+          <w:b w:val="0"/>
+        </w:rPr>
+        <w:t>/</w:t>
+      </w:r>
+      <w:r>
+        <w:rPr>
+          <w:b/>
+        </w:rPr>
+        <w:t>evidence</w:t>
+      </w:r>
+      <w:r>
+        <w:rPr>
+          <w:b w:val="0"/>
+        </w:rPr>
+        <w:t xml:space="preserve">/decision frame and write </w:t>
+      </w:r>
+      <w:r>
+        <w:rPr>
+          <w:b/>
+        </w:rPr>
+        <w:t>unit</w:t>
+      </w:r>
+      <w:r>
+        <w:rPr>
+          <w:b w:val="0"/>
+        </w:rPr>
+        <w:t>s beside every number. Model the 100 cm to 1 m conversion before combining quantities.</w:t>
+      </w:r>
+    </w:p>
+    <w:p>
+      <w:pPr>
+        <w:spacing w:line="336" w:lineRule="auto" w:after="180"/>
+      </w:pPr>
+      <w:r>
+        <w:rPr>
+          <w:b w:val="0"/>
+        </w:rPr>
+        <w:t>Extension: explain why a plausible-looking answer can pass a size check yet still be wrong, using a different incorrect remaining length.</w:t>
+      </w:r>
+    </w:p>
+    <w:p>
+      <w:pPr>
+        <w:spacing w:line="336" w:lineRule="auto" w:after="180"/>
+      </w:pPr>
+      <w:r>
+        <w:rPr>
+          <w:b w:val="0"/>
+        </w:rPr>
+        <w:t xml:space="preserve">W4 requires 1250 g, 900 g, 350 g remaining, rejection of 350 kg with a </w:t>
+      </w:r>
+      <w:r>
+        <w:rPr>
+          <w:b/>
+        </w:rPr>
+        <w:t>unit</w:t>
+      </w:r>
+      <w:r>
+        <w:rPr>
+          <w:b w:val="0"/>
+        </w:rPr>
+        <w:t xml:space="preserve"> or size explanation, and an unresolved prize </w:t>
+      </w:r>
+      <w:r>
+        <w:rPr>
+          <w:b/>
+        </w:rPr>
+        <w:t>claim</w:t>
+      </w:r>
+      <w:r>
+        <w:rPr>
+          <w:b w:val="0"/>
+        </w:rPr>
+        <w:t>.</w:t>
+      </w:r>
+    </w:p>
+    <w:p>
+      <w:pPr>
+        <w:spacing w:line="336" w:lineRule="auto" w:after="180"/>
+      </w:pPr>
+      <w:r>
+        <w:rPr>
+          <w:b w:val="0"/>
+        </w:rPr>
+        <w:t xml:space="preserve">After support change each model to use 350 g: require 1050 g used and 200 g remaining, still no </w:t>
+      </w:r>
+      <w:r>
+        <w:rPr>
+          <w:b/>
+        </w:rPr>
+        <w:t>evidence</w:t>
+      </w:r>
+      <w:r>
+        <w:rPr>
+          <w:b w:val="0"/>
+        </w:rPr>
+        <w:t xml:space="preserve"> about prizes. Confirm that pupils change the affected quantities without changing unrelated </w:t>
+      </w:r>
+      <w:r>
+        <w:rPr>
+          <w:b/>
+        </w:rPr>
+        <w:t>claim</w:t>
+      </w:r>
+      <w:r>
+        <w:rPr>
+          <w:b w:val="0"/>
+        </w:rPr>
+        <w:t>s.</w:t>
+      </w:r>
+    </w:p>
+    <w:p>
+      <w:pPr>
+        <w:spacing w:line="336" w:lineRule="auto" w:after="180"/>
+      </w:pPr>
+      <w:r>
+        <w:rPr>
+          <w:b w:val="0"/>
+        </w:rPr>
+        <w:t>Week 28 distinguishes checking whether an action is sensible from checking who has authority to approve it.</w:t>
       </w:r>
     </w:p>
     <w:p>
@@ -2794,40 +6659,64 @@
         <w:pStyle w:val="Heading3"/>
       </w:pPr>
       <w:r>
-        <w:t>Support and fresh reassessment</w:t>
-      </w:r>
-    </w:p>
-    <w:p>
-      <w:r>
-        <w:t>Use a claim/evidence/decision frame and write units beside every number. Model the 100 cm to 1 m conversion before combining quantities. Extension: explain why a plausible-looking answer can pass a size check yet still be wrong, using a different incorrect remaining length.</w:t>
-      </w:r>
-    </w:p>
-    <w:p>
-      <w:r>
-        <w:t>W4 requires 1250 g, 900 g, 350 g remaining, rejection of 350 kg with a unit or size explanation, and an unresolved prize claim. After support change each model to use 350 g: require 1050 g used and 200 g remaining, still no evidence about prizes. Confirm that pupils change the affected quantities without changing unrelated claims.</w:t>
-      </w:r>
-    </w:p>
-    <w:p>
-      <w:r>
-        <w:t>Week 28 distinguishes checking whether an action is sensible from checking who has authority to approve it.</w:t>
-      </w:r>
-    </w:p>
-    <w:p>
-      <w:pPr>
-        <w:pStyle w:val="Heading3"/>
-      </w:pPr>
-      <w:r>
         <w:t>Plan the delayed return</w:t>
       </w:r>
     </w:p>
     <w:p>
-      <w:r>
-        <w:t>Suggested return points in this level: ai-1/28, ai-1/30, ai-1/33. Use actual classroom dates, adjusting for holidays and gaps. One, three and six teaching weeks are scheduling choices, not a claimed optimal spacing.</w:t>
-      </w:r>
-    </w:p>
-    <w:p>
-      <w:r>
-        <w:t>At a delayed check, ask for the idea from memory and a changed application. Compare with the earlier independent response and record support used. For a new level, revisit the previous capstone before checking the new prerequisites.</w:t>
+      <w:pPr>
+        <w:spacing w:line="336" w:lineRule="auto" w:after="180"/>
+      </w:pPr>
+      <w:r>
+        <w:rPr>
+          <w:b w:val="0"/>
+        </w:rPr>
+        <w:t xml:space="preserve">Suggested return points in this level: ai-1/28, ai-1/30, ai-1/33. Use actual classroom dates, adjusting for holidays and gaps. One, three and six teaching weeks are scheduling choices, not a </w:t>
+      </w:r>
+      <w:r>
+        <w:rPr>
+          <w:b/>
+        </w:rPr>
+        <w:t>claim</w:t>
+      </w:r>
+      <w:r>
+        <w:rPr>
+          <w:b w:val="0"/>
+        </w:rPr>
+        <w:t>ed optimal spacing.</w:t>
+      </w:r>
+    </w:p>
+    <w:p>
+      <w:pPr>
+        <w:spacing w:line="336" w:lineRule="auto" w:after="180"/>
+      </w:pPr>
+      <w:r>
+        <w:rPr>
+          <w:b w:val="0"/>
+        </w:rPr>
+        <w:t xml:space="preserve">At a delayed check, ask for the idea from memory and a changed application. Compare with the earlier </w:t>
+      </w:r>
+      <w:r>
+        <w:rPr>
+          <w:b/>
+        </w:rPr>
+        <w:t>independent</w:t>
+      </w:r>
+      <w:r>
+        <w:rPr>
+          <w:b w:val="0"/>
+        </w:rPr>
+        <w:t xml:space="preserve"> response and record support used.</w:t>
+      </w:r>
+    </w:p>
+    <w:p>
+      <w:pPr>
+        <w:spacing w:line="336" w:lineRule="auto" w:after="180"/>
+      </w:pPr>
+      <w:r>
+        <w:rPr>
+          <w:b w:val="0"/>
+        </w:rPr>
+        <w:t>For a new level, revisit the previous capstone before checking the new prerequisites.</w:t>
       </w:r>
     </w:p>
     <w:tbl>
@@ -2987,8 +6876,26 @@
       </w:tr>
     </w:tbl>
     <w:p>
-      <w:r>
-        <w:t>Use the evidence to choose reteaching or the next step. A completed page, confidence rating or attractive project does not by itself demonstrate understanding.</w:t>
+      <w:pPr>
+        <w:spacing w:line="336" w:lineRule="auto" w:after="180"/>
+      </w:pPr>
+      <w:r>
+        <w:rPr>
+          <w:b w:val="0"/>
+        </w:rPr>
+        <w:t xml:space="preserve">Use the </w:t>
+      </w:r>
+      <w:r>
+        <w:rPr>
+          <w:b/>
+        </w:rPr>
+        <w:t>evidence</w:t>
+      </w:r>
+      <w:r>
+        <w:rPr>
+          <w:b w:val="0"/>
+        </w:rPr>
+        <w:t xml:space="preserve"> to choose reteaching or the next step. A completed page, confidence rating or attractive project does not by itself demonstrate understanding.</w:t>
       </w:r>
     </w:p>
     <w:p>
@@ -3000,8 +6907,50 @@
       </w:r>
     </w:p>
     <w:p>
-      <w:r>
-        <w:t>Check sorter calculations with explicit units and verify explanation claims against their actual catalogue evidence.</w:t>
+      <w:pPr>
+        <w:spacing w:line="336" w:lineRule="auto" w:after="180"/>
+      </w:pPr>
+      <w:r>
+        <w:rPr>
+          <w:b w:val="0"/>
+        </w:rPr>
+        <w:t xml:space="preserve">Check sorter calculations with explicit </w:t>
+      </w:r>
+      <w:r>
+        <w:rPr>
+          <w:b/>
+        </w:rPr>
+        <w:t>unit</w:t>
+      </w:r>
+      <w:r>
+        <w:rPr>
+          <w:b w:val="0"/>
+        </w:rPr>
+        <w:t xml:space="preserve">s and verify explanation </w:t>
+      </w:r>
+      <w:r>
+        <w:rPr>
+          <w:b/>
+        </w:rPr>
+        <w:t>claim</w:t>
+      </w:r>
+      <w:r>
+        <w:rPr>
+          <w:b w:val="0"/>
+        </w:rPr>
+        <w:t xml:space="preserve">s against their actual catalogue </w:t>
+      </w:r>
+      <w:r>
+        <w:rPr>
+          <w:b/>
+        </w:rPr>
+        <w:t>evidence</w:t>
+      </w:r>
+      <w:r>
+        <w:rPr>
+          <w:b w:val="0"/>
+        </w:rPr>
+        <w:t>.</w:t>
       </w:r>
     </w:p>
     <w:p>
@@ -3014,12 +6963,80 @@
     </w:p>
     <w:p>
       <w:r>
-        <w:t>Teaching target: Separate an answer into claims and connect each claim to relevant evidence</w:t>
-      </w:r>
-    </w:p>
-    <w:p>
-      <w:r>
-        <w:t>Prepare the labelled worked-case picture, the matching workbook, fictional input cards and a place for individual responses. No paid AI account is required for the paper reasoning activities.</w:t>
+        <w:t>Use this preparation summary alongside the detailed Verify Important Outputs lesson; it is a checklist rather than a replacement for the full sequence.</w:t>
+      </w:r>
+    </w:p>
+    <w:p>
+      <w:pPr>
+        <w:pStyle w:val="Heading3"/>
+      </w:pPr>
+      <w:r>
+        <w:t>Teaching target</w:t>
+      </w:r>
+    </w:p>
+    <w:p>
+      <w:pPr>
+        <w:spacing w:line="336" w:lineRule="auto" w:after="180"/>
+        <w:shd w:fill="EDF7F3"/>
+      </w:pPr>
+      <w:r>
+        <w:rPr>
+          <w:b w:val="0"/>
+        </w:rPr>
+        <w:t xml:space="preserve">Teaching target: Separate an answer into </w:t>
+      </w:r>
+      <w:r>
+        <w:rPr>
+          <w:b/>
+        </w:rPr>
+        <w:t>claim</w:t>
+      </w:r>
+      <w:r>
+        <w:rPr>
+          <w:b w:val="0"/>
+        </w:rPr>
+        <w:t xml:space="preserve">s and connect each </w:t>
+      </w:r>
+      <w:r>
+        <w:rPr>
+          <w:b/>
+        </w:rPr>
+        <w:t>claim</w:t>
+      </w:r>
+      <w:r>
+        <w:rPr>
+          <w:b w:val="0"/>
+        </w:rPr>
+        <w:t xml:space="preserve"> to relevant </w:t>
+      </w:r>
+      <w:r>
+        <w:rPr>
+          <w:b/>
+        </w:rPr>
+        <w:t>evidence</w:t>
+      </w:r>
+    </w:p>
+    <w:p>
+      <w:pPr>
+        <w:spacing w:line="336" w:lineRule="auto" w:after="180"/>
+      </w:pPr>
+      <w:r>
+        <w:rPr>
+          <w:b w:val="0"/>
+        </w:rPr>
+        <w:t xml:space="preserve">Prepare the labelled worked-case picture, the matching workbook, fictional </w:t>
+      </w:r>
+      <w:r>
+        <w:rPr>
+          <w:b/>
+        </w:rPr>
+        <w:t>input</w:t>
+      </w:r>
+      <w:r>
+        <w:rPr>
+          <w:b w:val="0"/>
+        </w:rPr>
+        <w:t xml:space="preserve"> cards and a place for individual responses. No paid AI account is required for the paper reasoning activities.</w:t>
       </w:r>
     </w:p>
     <w:tbl>
@@ -3166,38 +7183,261 @@
       </w:tr>
     </w:tbl>
     <w:p>
-      <w:r>
-        <w:t>Before class, solve the supported practice: A report calculates 12 × 50 = 600 and labels the result metres. Use R to correct the unit, convert the result to metres and calculate the remaining length. Give a second arithmetic route or a check using starting, used and remaining lengths.</w:t>
-      </w:r>
-    </w:p>
-    <w:p>
-      <w:r>
-        <w:t>Reasoned practice answer: Each piece is 50 cm, so 12 × 50 cm = 600 cm = 6 m. Starting length is 4 × 2 m = 8 m; remaining is 8 − 6 = 2 m. A check is 6 m used + 2 m remaining = 8 m starting; alternatively twelve half-metre pieces use 6 m.</w:t>
-      </w:r>
-    </w:p>
-    <w:p>
-      <w:r>
-        <w:t>Check every learner before discussion: Use the worked case for Verifying claims and quantities. Proposed explanation: “A citation proves every nearby claim”. Decide whether this explanation is supported. Point to the step or supplied fact that decides; explain your repair if needed.</w:t>
-      </w:r>
-    </w:p>
-    <w:p>
-      <w:r>
-        <w:t>Misconception repair: Inspect the actual source and the specific claim it supports.</w:t>
-      </w:r>
-    </w:p>
-    <w:p>
-      <w:r>
-        <w:t>Support: read the exact case aloud, enlarge the labelled picture, supply input cards and model only the first deciding step. Accept a spoken explanation or drawing; retain the reasoning goal.</w:t>
-      </w:r>
-    </w:p>
-    <w:p>
-      <w:r>
-        <w:t>Extension: Make ten bookmarks instead of eight. Require a prediction and a reason before comparing. Expected result: 100 cm, or 1 m, remains. Reason: 600−10×50=100 cm.</w:t>
-      </w:r>
-    </w:p>
-    <w:p>
-      <w:r>
-        <w:t>Independent assessment: withhold the reserved answer until the learner has attempted the new case. Record support separately from correctness.</w:t>
+      <w:pPr>
+        <w:spacing w:line="336" w:lineRule="auto" w:after="180"/>
+      </w:pPr>
+      <w:r>
+        <w:rPr>
+          <w:b w:val="0"/>
+        </w:rPr>
+        <w:t xml:space="preserve">Before class, solve the supported practice: A report calculates 12 × 50 = 600 and labels the result metres. Use R to correct the </w:t>
+      </w:r>
+      <w:r>
+        <w:rPr>
+          <w:b/>
+        </w:rPr>
+        <w:t>unit</w:t>
+      </w:r>
+      <w:r>
+        <w:rPr>
+          <w:b w:val="0"/>
+        </w:rPr>
+        <w:t>, convert the result to metres and calculate the remaining length.</w:t>
+      </w:r>
+    </w:p>
+    <w:p>
+      <w:pPr>
+        <w:spacing w:line="336" w:lineRule="auto" w:after="180"/>
+      </w:pPr>
+      <w:r>
+        <w:rPr>
+          <w:b w:val="0"/>
+        </w:rPr>
+        <w:t>Give a second arithmetic route or a check using starting, used and remaining lengths.</w:t>
+      </w:r>
+    </w:p>
+    <w:p>
+      <w:pPr>
+        <w:pStyle w:val="Heading3"/>
+      </w:pPr>
+      <w:r>
+        <w:t>Supported practice answer</w:t>
+      </w:r>
+    </w:p>
+    <w:p>
+      <w:pPr>
+        <w:spacing w:line="336" w:lineRule="auto" w:after="180"/>
+        <w:shd w:fill="F1F6FC"/>
+      </w:pPr>
+      <w:r>
+        <w:rPr>
+          <w:b w:val="0"/>
+        </w:rPr>
+        <w:t>Reasoned practice answer: Each piece is 50 cm, so 12 × 50 cm = 600 cm = 6 m. Starting length is 4 × 2 m = 8 m; remaining is 8 − 6 = 2 m.</w:t>
+      </w:r>
+    </w:p>
+    <w:p>
+      <w:pPr>
+        <w:spacing w:line="336" w:lineRule="auto" w:after="180"/>
+        <w:shd w:fill="F1F6FC"/>
+      </w:pPr>
+      <w:r>
+        <w:rPr>
+          <w:b w:val="0"/>
+        </w:rPr>
+        <w:t>A check is 6 m used + 2 m remaining = 8 m starting; alternatively twelve half-metre pieces use 6 m.</w:t>
+      </w:r>
+    </w:p>
+    <w:p>
+      <w:pPr>
+        <w:spacing w:line="336" w:lineRule="auto" w:after="180"/>
+      </w:pPr>
+      <w:r>
+        <w:rPr>
+          <w:b w:val="0"/>
+        </w:rPr>
+        <w:t xml:space="preserve">Check every learner before discussion: Use the worked case for Verifying </w:t>
+      </w:r>
+      <w:r>
+        <w:rPr>
+          <w:b/>
+        </w:rPr>
+        <w:t>claim</w:t>
+      </w:r>
+      <w:r>
+        <w:rPr>
+          <w:b w:val="0"/>
+        </w:rPr>
+        <w:t xml:space="preserve">s and quantities. Proposed explanation: “A </w:t>
+      </w:r>
+      <w:r>
+        <w:rPr>
+          <w:b/>
+        </w:rPr>
+        <w:t>citation</w:t>
+      </w:r>
+      <w:r>
+        <w:rPr>
+          <w:b w:val="0"/>
+        </w:rPr>
+        <w:t xml:space="preserve"> proves every nearby </w:t>
+      </w:r>
+      <w:r>
+        <w:rPr>
+          <w:b/>
+        </w:rPr>
+        <w:t>claim</w:t>
+      </w:r>
+      <w:r>
+        <w:rPr>
+          <w:b w:val="0"/>
+        </w:rPr>
+        <w:t>”. Decide whether this explanation is supported.</w:t>
+      </w:r>
+    </w:p>
+    <w:p>
+      <w:pPr>
+        <w:spacing w:line="336" w:lineRule="auto" w:after="180"/>
+      </w:pPr>
+      <w:r>
+        <w:rPr>
+          <w:b w:val="0"/>
+        </w:rPr>
+        <w:t>Point to the step or supplied fact that decides; explain your repair if needed.</w:t>
+      </w:r>
+    </w:p>
+    <w:p>
+      <w:pPr>
+        <w:pStyle w:val="Heading3"/>
+      </w:pPr>
+      <w:r>
+        <w:t>Repair the misconception</w:t>
+      </w:r>
+    </w:p>
+    <w:p>
+      <w:pPr>
+        <w:spacing w:line="336" w:lineRule="auto" w:after="180"/>
+        <w:shd w:fill="FFF5E6"/>
+      </w:pPr>
+      <w:r>
+        <w:rPr>
+          <w:b w:val="0"/>
+        </w:rPr>
+        <w:t xml:space="preserve">Misconception repair: Inspect the actual </w:t>
+      </w:r>
+      <w:r>
+        <w:rPr>
+          <w:b/>
+        </w:rPr>
+        <w:t>source</w:t>
+      </w:r>
+      <w:r>
+        <w:rPr>
+          <w:b w:val="0"/>
+        </w:rPr>
+        <w:t xml:space="preserve"> and the specific </w:t>
+      </w:r>
+      <w:r>
+        <w:rPr>
+          <w:b/>
+        </w:rPr>
+        <w:t>claim</w:t>
+      </w:r>
+      <w:r>
+        <w:rPr>
+          <w:b w:val="0"/>
+        </w:rPr>
+        <w:t xml:space="preserve"> it supports.</w:t>
+      </w:r>
+    </w:p>
+    <w:p>
+      <w:pPr>
+        <w:pStyle w:val="Heading3"/>
+      </w:pPr>
+      <w:r>
+        <w:t>Support without giving away the answer</w:t>
+      </w:r>
+    </w:p>
+    <w:p>
+      <w:pPr>
+        <w:spacing w:line="336" w:lineRule="auto" w:after="180"/>
+        <w:shd w:fill="F1F6F8"/>
+      </w:pPr>
+      <w:r>
+        <w:rPr>
+          <w:b w:val="0"/>
+        </w:rPr>
+        <w:t xml:space="preserve">Support: read the exact case aloud, enlarge the labelled picture, supply </w:t>
+      </w:r>
+      <w:r>
+        <w:rPr>
+          <w:b/>
+        </w:rPr>
+        <w:t>input</w:t>
+      </w:r>
+      <w:r>
+        <w:rPr>
+          <w:b w:val="0"/>
+        </w:rPr>
+        <w:t xml:space="preserve"> cards and model only the first deciding step. Accept a spoken explanation or drawing; retain the reasoning goal.</w:t>
+      </w:r>
+    </w:p>
+    <w:p>
+      <w:pPr>
+        <w:pStyle w:val="Heading3"/>
+      </w:pPr>
+      <w:r>
+        <w:t>Extend the reasoning</w:t>
+      </w:r>
+    </w:p>
+    <w:p>
+      <w:pPr>
+        <w:spacing w:line="336" w:lineRule="auto" w:after="180"/>
+        <w:shd w:fill="F5F1FB"/>
+      </w:pPr>
+      <w:r>
+        <w:rPr>
+          <w:b w:val="0"/>
+        </w:rPr>
+        <w:t xml:space="preserve">Extension: Make ten bookmarks instead of eight. Require a </w:t>
+      </w:r>
+      <w:r>
+        <w:rPr>
+          <w:b/>
+        </w:rPr>
+        <w:t>prediction</w:t>
+      </w:r>
+      <w:r>
+        <w:rPr>
+          <w:b w:val="0"/>
+        </w:rPr>
+        <w:t xml:space="preserve"> and a reason before comparing. Expected result: 100 cm, or 1 m, remains. Reason: 600−10×50=100 cm.</w:t>
+      </w:r>
+    </w:p>
+    <w:p>
+      <w:pPr>
+        <w:pStyle w:val="Heading3"/>
+      </w:pPr>
+      <w:r>
+        <w:t>Protect the independent attempt</w:t>
+      </w:r>
+    </w:p>
+    <w:p>
+      <w:pPr>
+        <w:spacing w:line="336" w:lineRule="auto" w:after="180"/>
+        <w:shd w:fill="FFF5E6"/>
+      </w:pPr>
+      <w:r>
+        <w:rPr>
+          <w:b/>
+        </w:rPr>
+        <w:t>Independent</w:t>
+      </w:r>
+      <w:r>
+        <w:rPr>
+          <w:b w:val="0"/>
+        </w:rPr>
+        <w:t xml:space="preserve"> assessment: withhold the reserved answer until the learner has attempted the new case. Record support separately from correctness.</w:t>
       </w:r>
     </w:p>
     <w:tbl>
@@ -3385,13 +7625,58 @@
       </w:tr>
     </w:tbl>
     <w:p>
-      <w:r>
-        <w:t>Project checkpoint: Prepare the demonstration. Gather reproducible instructions, evidence, access checks and remaining limitations.</w:t>
-      </w:r>
-    </w:p>
-    <w:p>
-      <w:r>
-        <w:t>Use the weekly teacher answer for topic-specific reasoning. A saved progress tick is an activity record; judge mastery from the learner’s explanation and evidence.</w:t>
+      <w:pPr>
+        <w:pStyle w:val="Heading3"/>
+      </w:pPr>
+      <w:r>
+        <w:t>Project checkpoint</w:t>
+      </w:r>
+    </w:p>
+    <w:p>
+      <w:pPr>
+        <w:spacing w:line="336" w:lineRule="auto" w:after="180"/>
+        <w:shd w:fill="EDF7F3"/>
+      </w:pPr>
+      <w:r>
+        <w:rPr>
+          <w:b w:val="0"/>
+        </w:rPr>
+        <w:t xml:space="preserve">Project checkpoint: Prepare the demonstration. Gather reproducible instructions, </w:t>
+      </w:r>
+      <w:r>
+        <w:rPr>
+          <w:b/>
+        </w:rPr>
+        <w:t>evidence</w:t>
+      </w:r>
+      <w:r>
+        <w:rPr>
+          <w:b w:val="0"/>
+        </w:rPr>
+        <w:t>, access checks and remaining limitations.</w:t>
+      </w:r>
+    </w:p>
+    <w:p>
+      <w:pPr>
+        <w:spacing w:line="336" w:lineRule="auto" w:after="180"/>
+      </w:pPr>
+      <w:r>
+        <w:rPr>
+          <w:b w:val="0"/>
+        </w:rPr>
+        <w:t xml:space="preserve">Use the weekly teacher answer for topic-specific reasoning. A saved progress tick is an activity record; judge mastery from the learner’s explanation and </w:t>
+      </w:r>
+      <w:r>
+        <w:rPr>
+          <w:b/>
+        </w:rPr>
+        <w:t>evidence</w:t>
+      </w:r>
+      <w:r>
+        <w:rPr>
+          <w:b w:val="0"/>
+        </w:rPr>
+        <w:t>.</w:t>
       </w:r>
     </w:p>
     <w:p>
@@ -3404,27 +7689,1051 @@
     </w:p>
     <w:p>
       <w:r>
-        <w:t>Use the two formative questions as supported practice, not as independent mastery scores. Discuss the deciding evidence rather than accepting a guessed selection.</w:t>
-      </w:r>
-    </w:p>
-    <w:p>
-      <w:r>
-        <w:t>The feedback comes from the reviewed public worked case. Do not reveal the separately reserved independent teacher answer until the learner has attempted that case.</w:t>
-      </w:r>
-    </w:p>
-    <w:p>
-      <w:r>
-        <w:t>Ask students to predict before running code. Preserve errors and actual outputs; collect a changed test and an explanation. The branch-boundary and indexing lessons deliberately include failure cases.</w:t>
-      </w:r>
-    </w:p>
-    <w:p>
-      <w:r>
+        <w:t>Use feedback, earlier review and portfolios purposefully. Apply the coding routine only when this lesson has an executable lab.</w:t>
+      </w:r>
+    </w:p>
+    <w:p>
+      <w:pPr>
+        <w:spacing w:line="336" w:lineRule="auto" w:after="180"/>
+      </w:pPr>
+      <w:r>
+        <w:rPr>
+          <w:b w:val="0"/>
+        </w:rPr>
+        <w:t xml:space="preserve">Use the two formative questions as supported practice, not as </w:t>
+      </w:r>
+      <w:r>
+        <w:rPr>
+          <w:b/>
+        </w:rPr>
+        <w:t>independent</w:t>
+      </w:r>
+      <w:r>
+        <w:rPr>
+          <w:b w:val="0"/>
+        </w:rPr>
+        <w:t xml:space="preserve"> mastery scores. Discuss the deciding </w:t>
+      </w:r>
+      <w:r>
+        <w:rPr>
+          <w:b/>
+        </w:rPr>
+        <w:t>evidence</w:t>
+      </w:r>
+      <w:r>
+        <w:rPr>
+          <w:b w:val="0"/>
+        </w:rPr>
+        <w:t xml:space="preserve"> rather than accepting a guessed selection.</w:t>
+      </w:r>
+    </w:p>
+    <w:p>
+      <w:pPr>
+        <w:spacing w:line="336" w:lineRule="auto" w:after="180"/>
+      </w:pPr>
+      <w:r>
+        <w:rPr>
+          <w:b w:val="0"/>
+        </w:rPr>
+        <w:t xml:space="preserve">The feedback comes from the reviewed public worked case. Do not reveal the separately reserved </w:t>
+      </w:r>
+      <w:r>
+        <w:rPr>
+          <w:b/>
+        </w:rPr>
+        <w:t>independent</w:t>
+      </w:r>
+      <w:r>
+        <w:rPr>
+          <w:b w:val="0"/>
+        </w:rPr>
+        <w:t xml:space="preserve"> teacher answer until the learner has attempted that case.</w:t>
+      </w:r>
+    </w:p>
+    <w:p>
+      <w:pPr>
+        <w:pStyle w:val="Heading3"/>
+      </w:pPr>
+      <w:r>
+        <w:t>For later coding lessons</w:t>
+      </w:r>
+    </w:p>
+    <w:p>
+      <w:r>
+        <w:t>This week has no code block. Use this routine when a later lesson includes an executable lab.</w:t>
+      </w:r>
+    </w:p>
+    <w:p>
+      <w:pPr>
+        <w:spacing w:line="336" w:lineRule="auto" w:after="180"/>
+        <w:shd w:fill="F1F6F8"/>
+      </w:pPr>
+      <w:r>
+        <w:rPr>
+          <w:b w:val="0"/>
+        </w:rPr>
+        <w:t xml:space="preserve">Ask students to predict before running code. Preserve errors and actual </w:t>
+      </w:r>
+      <w:r>
+        <w:rPr>
+          <w:b/>
+        </w:rPr>
+        <w:t>output</w:t>
+      </w:r>
+      <w:r>
+        <w:rPr>
+          <w:b w:val="0"/>
+        </w:rPr>
+        <w:t>s; collect a changed test and an explanation. The branch-boundary and indexing lessons deliberately include failure cases.</w:t>
+      </w:r>
+    </w:p>
+    <w:p>
+      <w:pPr>
+        <w:spacing w:line="336" w:lineRule="auto" w:after="180"/>
+      </w:pPr>
+      <w:r>
+        <w:rPr>
+          <w:b w:val="0"/>
+        </w:rPr>
         <w:t>Use the earlier worked-explanation links to address a specific missing building block, then return to the current question. Adapt this suggestion after observing the learner; it is not an automatic diagnosis.</w:t>
       </w:r>
     </w:p>
     <w:p>
-      <w:r>
-        <w:t>Collect the completed-work portfolio as evidence. Record support separately from correctness, and assess explanation, trace/test and limitations. Progress ticks and quiz selections alone do not establish mastery.</w:t>
+      <w:pPr>
+        <w:spacing w:line="336" w:lineRule="auto" w:after="180"/>
+      </w:pPr>
+      <w:r>
+        <w:rPr>
+          <w:b w:val="0"/>
+        </w:rPr>
+        <w:t xml:space="preserve">Collect the completed-work portfolio as </w:t>
+      </w:r>
+      <w:r>
+        <w:rPr>
+          <w:b/>
+        </w:rPr>
+        <w:t>evidence</w:t>
+      </w:r>
+      <w:r>
+        <w:rPr>
+          <w:b w:val="0"/>
+        </w:rPr>
+        <w:t>. Record support separately from correctness, and assess explanation, trace/test and limitations. Progress ticks and quiz selections alone do not establish mastery.</w:t>
+      </w:r>
+    </w:p>
+    <w:p>
+      <w:pPr>
+        <w:pStyle w:val="Heading1"/>
+      </w:pPr>
+      <w:r>
+        <w:t>09. Visual concept journey</w:t>
+      </w:r>
+    </w:p>
+    <w:p>
+      <w:r>
+        <w:t>Show one Verify Important Outputs graphic at a time, request a prediction and discuss its trace before the independent assessment.</w:t>
+      </w:r>
+    </w:p>
+    <w:p>
+      <w:pPr>
+        <w:spacing w:line="336" w:lineRule="auto" w:after="180"/>
+      </w:pPr>
+      <w:r>
+        <w:rPr>
+          <w:b w:val="0"/>
+        </w:rPr>
+        <w:t xml:space="preserve">Use one picture at a time. Hide a worked result before asking for a </w:t>
+      </w:r>
+      <w:r>
+        <w:rPr>
+          <w:b/>
+        </w:rPr>
+        <w:t>prediction</w:t>
+      </w:r>
+      <w:r>
+        <w:rPr>
+          <w:b w:val="0"/>
+        </w:rPr>
+        <w:t xml:space="preserve">, then reveal it for feedback. These are supported teaching cases; retain the separate </w:t>
+      </w:r>
+      <w:r>
+        <w:rPr>
+          <w:b/>
+        </w:rPr>
+        <w:t>independent</w:t>
+      </w:r>
+      <w:r>
+        <w:rPr>
+          <w:b w:val="0"/>
+        </w:rPr>
+        <w:t xml:space="preserve"> assessment for a fresh first attempt.</w:t>
+      </w:r>
+    </w:p>
+    <w:p>
+      <w:pPr>
+        <w:pStyle w:val="Heading3"/>
+      </w:pPr>
+      <w:r>
+        <w:t>01. Verify Important Outputs: the case</w:t>
+      </w:r>
+    </w:p>
+    <w:p>
+      <w:r>
+        <w:drawing>
+          <wp:inline xmlns:a="http://schemas.openxmlformats.org/drawingml/2006/main" xmlns:pic="http://schemas.openxmlformats.org/drawingml/2006/picture">
+            <wp:extent cx="5486400" cy="2843784"/>
+            <wp:docPr id="3" name="Picture 3" descr="A fictional craft sheet calculates ribbon left after making bookmarks. Supplied facts: Four rolls each contain exactly 150 cm. Eight bookmarks use exactly 50 cm each. No other ribbon loss is assumed; no competition result is recorded."/>
+            <wp:cNvGraphicFramePr>
+              <a:graphicFrameLocks noChangeAspect="1"/>
+            </wp:cNvGraphicFramePr>
+            <a:graphic>
+              <a:graphicData uri="http://schemas.openxmlformats.org/drawingml/2006/picture">
+                <pic:pic>
+                  <pic:nvPicPr>
+                    <pic:cNvPr id="0" name="academy-story-ai-1-27-01.png"/>
+                    <pic:cNvPicPr/>
+                  </pic:nvPicPr>
+                  <pic:blipFill>
+                    <a:blip r:embed="rId11"/>
+                    <a:stretch>
+                      <a:fillRect/>
+                    </a:stretch>
+                  </pic:blipFill>
+                  <pic:spPr>
+                    <a:xfrm>
+                      <a:off x="0" y="0"/>
+                      <a:ext cx="5486400" cy="2843784"/>
+                    </a:xfrm>
+                    <a:prstGeom prst="rect"/>
+                  </pic:spPr>
+                </pic:pic>
+              </a:graphicData>
+            </a:graphic>
+          </wp:inline>
+        </w:drawing>
+      </w:r>
+    </w:p>
+    <w:p>
+      <w:pPr>
+        <w:spacing w:line="336" w:lineRule="auto" w:after="180"/>
+      </w:pPr>
+      <w:r>
+        <w:rPr>
+          <w:b w:val="0"/>
+        </w:rPr>
+        <w:t>A fictional craft sheet calculates ribbon left after making bookmarks. Supplied facts: Four rolls each contain exactly 150 cm. Eight bookmarks use exactly 50 cm each.</w:t>
+      </w:r>
+    </w:p>
+    <w:p>
+      <w:pPr>
+        <w:spacing w:line="336" w:lineRule="auto" w:after="180"/>
+      </w:pPr>
+      <w:r>
+        <w:rPr>
+          <w:b w:val="0"/>
+        </w:rPr>
+        <w:t>No other ribbon loss is assumed; no competition result is recorded.</w:t>
+      </w:r>
+    </w:p>
+    <w:p>
+      <w:pPr>
+        <w:spacing w:line="336" w:lineRule="auto" w:after="180"/>
+        <w:shd w:fill="F5F1FB"/>
+      </w:pPr>
+      <w:r>
+        <w:rPr>
+          <w:b w:val="0"/>
+        </w:rPr>
+        <w:t>Point to the given fact that matters most. Explain why it matters.</w:t>
+      </w:r>
+    </w:p>
+    <w:p>
+      <w:pPr>
+        <w:pStyle w:val="Heading3"/>
+      </w:pPr>
+      <w:r>
+        <w:t>Discuss while showing the picture</w:t>
+      </w:r>
+    </w:p>
+    <w:p>
+      <w:pPr>
+        <w:spacing w:line="336" w:lineRule="auto" w:after="180"/>
+        <w:shd w:fill="F1F6F8"/>
+      </w:pPr>
+      <w:r>
+        <w:rPr>
+          <w:b w:val="0"/>
+        </w:rPr>
+        <w:t>Teacher prompt: Point to the given fact that matters most. Explain why it matters. Ask learners to describe one label or arrow in ordinary words. Use the adjacent transcript if the image is difficult to see.</w:t>
+      </w:r>
+    </w:p>
+    <w:p>
+      <w:pPr>
+        <w:pStyle w:val="Heading3"/>
+      </w:pPr>
+      <w:r>
+        <w:t>02. Follow the deciding steps</w:t>
+      </w:r>
+    </w:p>
+    <w:p>
+      <w:r>
+        <w:drawing>
+          <wp:inline xmlns:a="http://schemas.openxmlformats.org/drawingml/2006/main" xmlns:pic="http://schemas.openxmlformats.org/drawingml/2006/picture">
+            <wp:extent cx="5486400" cy="4005072"/>
+            <wp:docPr id="4" name="Picture 4" descr="Available ribbon: 4×150=600 cm. → Ribbon used: 8×50=400 cm. → Remainder: 600−400=200 cm=2 m. → Audit draft: “200 m remains and everyone wins” fails unit and evidence checks."/>
+            <wp:cNvGraphicFramePr>
+              <a:graphicFrameLocks noChangeAspect="1"/>
+            </wp:cNvGraphicFramePr>
+            <a:graphic>
+              <a:graphicData uri="http://schemas.openxmlformats.org/drawingml/2006/picture">
+                <pic:pic>
+                  <pic:nvPicPr>
+                    <pic:cNvPr id="0" name="academy-story-ai-1-27-02.png"/>
+                    <pic:cNvPicPr/>
+                  </pic:nvPicPr>
+                  <pic:blipFill>
+                    <a:blip r:embed="rId12"/>
+                    <a:stretch>
+                      <a:fillRect/>
+                    </a:stretch>
+                  </pic:blipFill>
+                  <pic:spPr>
+                    <a:xfrm>
+                      <a:off x="0" y="0"/>
+                      <a:ext cx="5486400" cy="4005072"/>
+                    </a:xfrm>
+                    <a:prstGeom prst="rect"/>
+                  </pic:spPr>
+                </pic:pic>
+              </a:graphicData>
+            </a:graphic>
+          </wp:inline>
+        </w:drawing>
+      </w:r>
+    </w:p>
+    <w:p>
+      <w:pPr>
+        <w:spacing w:line="336" w:lineRule="auto" w:after="180"/>
+      </w:pPr>
+      <w:r>
+        <w:rPr>
+          <w:b w:val="0"/>
+        </w:rPr>
+        <w:t xml:space="preserve">Available ribbon: 4×150=600 cm. → Ribbon used: 8×50=400 cm. → Remainder: 600−400=200 cm=2 m. → Audit draft: “200 m remains and everyone wins” fails </w:t>
+      </w:r>
+      <w:r>
+        <w:rPr>
+          <w:b/>
+        </w:rPr>
+        <w:t>unit</w:t>
+      </w:r>
+      <w:r>
+        <w:rPr>
+          <w:b w:val="0"/>
+        </w:rPr>
+        <w:t xml:space="preserve"> and </w:t>
+      </w:r>
+      <w:r>
+        <w:rPr>
+          <w:b/>
+        </w:rPr>
+        <w:t>evidence</w:t>
+      </w:r>
+      <w:r>
+        <w:rPr>
+          <w:b w:val="0"/>
+        </w:rPr>
+        <w:t xml:space="preserve"> checks.</w:t>
+      </w:r>
+    </w:p>
+    <w:p>
+      <w:pPr>
+        <w:spacing w:line="336" w:lineRule="auto" w:after="180"/>
+        <w:shd w:fill="F5F1FB"/>
+      </w:pPr>
+      <w:r>
+        <w:rPr>
+          <w:b w:val="0"/>
+        </w:rPr>
+        <w:t xml:space="preserve">Point to each numbered stage and explain which recorded </w:t>
+      </w:r>
+      <w:r>
+        <w:rPr>
+          <w:b/>
+        </w:rPr>
+        <w:t>input</w:t>
+      </w:r>
+      <w:r>
+        <w:rPr>
+          <w:b w:val="0"/>
+        </w:rPr>
+        <w:t xml:space="preserve"> it uses.</w:t>
+      </w:r>
+    </w:p>
+    <w:p>
+      <w:pPr>
+        <w:pStyle w:val="Heading3"/>
+      </w:pPr>
+      <w:r>
+        <w:t>Discuss while showing the picture</w:t>
+      </w:r>
+    </w:p>
+    <w:p>
+      <w:pPr>
+        <w:spacing w:line="336" w:lineRule="auto" w:after="180"/>
+        <w:shd w:fill="F1F6F8"/>
+      </w:pPr>
+      <w:r>
+        <w:rPr>
+          <w:b w:val="0"/>
+        </w:rPr>
+        <w:t xml:space="preserve">Teacher prompt: Point to each numbered stage and explain which recorded </w:t>
+      </w:r>
+      <w:r>
+        <w:rPr>
+          <w:b/>
+        </w:rPr>
+        <w:t>input</w:t>
+      </w:r>
+      <w:r>
+        <w:rPr>
+          <w:b w:val="0"/>
+        </w:rPr>
+        <w:t xml:space="preserve"> it uses. Ask learners to describe one label or arrow in ordinary words. Use the adjacent transcript if the image is difficult to see.</w:t>
+      </w:r>
+    </w:p>
+    <w:p>
+      <w:pPr>
+        <w:pStyle w:val="Heading3"/>
+      </w:pPr>
+      <w:r>
+        <w:t>03. Ribbon quantities in one consistent unit</w:t>
+      </w:r>
+    </w:p>
+    <w:p>
+      <w:r>
+        <w:drawing>
+          <wp:inline xmlns:a="http://schemas.openxmlformats.org/drawingml/2006/main" xmlns:pic="http://schemas.openxmlformats.org/drawingml/2006/picture">
+            <wp:extent cx="5486400" cy="3145536"/>
+            <wp:docPr id="5" name="Picture 5" descr="Ribbon quantities in one consistent unit. Units: centimetres. Available: 600. Used: 400. Remaining: 200."/>
+            <wp:cNvGraphicFramePr>
+              <a:graphicFrameLocks noChangeAspect="1"/>
+            </wp:cNvGraphicFramePr>
+            <a:graphic>
+              <a:graphicData uri="http://schemas.openxmlformats.org/drawingml/2006/picture">
+                <pic:pic>
+                  <pic:nvPicPr>
+                    <pic:cNvPr id="0" name="academy-story-ai-1-27-03.png"/>
+                    <pic:cNvPicPr/>
+                  </pic:nvPicPr>
+                  <pic:blipFill>
+                    <a:blip r:embed="rId13"/>
+                    <a:stretch>
+                      <a:fillRect/>
+                    </a:stretch>
+                  </pic:blipFill>
+                  <pic:spPr>
+                    <a:xfrm>
+                      <a:off x="0" y="0"/>
+                      <a:ext cx="5486400" cy="3145536"/>
+                    </a:xfrm>
+                    <a:prstGeom prst="rect"/>
+                  </pic:spPr>
+                </pic:pic>
+              </a:graphicData>
+            </a:graphic>
+          </wp:inline>
+        </w:drawing>
+      </w:r>
+    </w:p>
+    <w:p>
+      <w:pPr>
+        <w:spacing w:line="336" w:lineRule="auto" w:after="180"/>
+      </w:pPr>
+      <w:r>
+        <w:rPr>
+          <w:b w:val="0"/>
+        </w:rPr>
+        <w:t xml:space="preserve">Ribbon quantities in one consistent </w:t>
+      </w:r>
+      <w:r>
+        <w:rPr>
+          <w:b/>
+        </w:rPr>
+        <w:t>unit</w:t>
+      </w:r>
+      <w:r>
+        <w:rPr>
+          <w:b w:val="0"/>
+        </w:rPr>
+        <w:t xml:space="preserve">. </w:t>
+      </w:r>
+      <w:r>
+        <w:rPr>
+          <w:b/>
+        </w:rPr>
+        <w:t>Unit</w:t>
+      </w:r>
+      <w:r>
+        <w:rPr>
+          <w:b w:val="0"/>
+        </w:rPr>
+        <w:t>s: centimetres. Available: 600. Used: 400. Remaining: 200.</w:t>
+      </w:r>
+    </w:p>
+    <w:p>
+      <w:pPr>
+        <w:spacing w:line="336" w:lineRule="auto" w:after="180"/>
+        <w:shd w:fill="F5F1FB"/>
+      </w:pPr>
+      <w:r>
+        <w:rPr>
+          <w:b w:val="0"/>
+        </w:rPr>
+        <w:t>Read the labels and values. Explain the relationship the model shows.</w:t>
+      </w:r>
+    </w:p>
+    <w:p>
+      <w:pPr>
+        <w:pStyle w:val="Heading3"/>
+      </w:pPr>
+      <w:r>
+        <w:t>Discuss while showing the picture</w:t>
+      </w:r>
+    </w:p>
+    <w:p>
+      <w:pPr>
+        <w:spacing w:line="336" w:lineRule="auto" w:after="180"/>
+        <w:shd w:fill="F1F6F8"/>
+      </w:pPr>
+      <w:r>
+        <w:rPr>
+          <w:b w:val="0"/>
+        </w:rPr>
+        <w:t>Teacher prompt: Read the labels and values. Explain the relationship the model shows. Ask learners to describe one label or arrow in ordinary words. Use the adjacent transcript if the image is difficult to see.</w:t>
+      </w:r>
+    </w:p>
+    <w:p>
+      <w:pPr>
+        <w:spacing w:line="336" w:lineRule="auto" w:after="180"/>
+        <w:shd w:fill="F1F6F8"/>
+      </w:pPr>
+      <w:r>
+        <w:rPr>
+          <w:b w:val="0"/>
+        </w:rPr>
+        <w:t xml:space="preserve">Check row/column meanings, </w:t>
+      </w:r>
+      <w:r>
+        <w:rPr>
+          <w:b/>
+        </w:rPr>
+        <w:t>unit</w:t>
+      </w:r>
+      <w:r>
+        <w:rPr>
+          <w:b w:val="0"/>
+        </w:rPr>
+        <w:t>s and denominators before discussing a difference. Supplied toy values are not real class or model results.</w:t>
+      </w:r>
+    </w:p>
+    <w:p>
+      <w:pPr>
+        <w:pStyle w:val="Heading3"/>
+      </w:pPr>
+      <w:r>
+        <w:t>04. Change one thing. Trace what follows.</w:t>
+      </w:r>
+    </w:p>
+    <w:p>
+      <w:r>
+        <w:drawing>
+          <wp:inline xmlns:a="http://schemas.openxmlformats.org/drawingml/2006/main" xmlns:pic="http://schemas.openxmlformats.org/drawingml/2006/picture">
+            <wp:extent cx="5486400" cy="3026664"/>
+            <wp:docPr id="6" name="Picture 6" descr="Original case: “200 m remains and everyone wins” fails unit and evidence checks. Changed condition: Make ten bookmarks instead of eight. Expected result: 100 cm, or 1 m, remains. Reason: 600−10×50=100 cm."/>
+            <wp:cNvGraphicFramePr>
+              <a:graphicFrameLocks noChangeAspect="1"/>
+            </wp:cNvGraphicFramePr>
+            <a:graphic>
+              <a:graphicData uri="http://schemas.openxmlformats.org/drawingml/2006/picture">
+                <pic:pic>
+                  <pic:nvPicPr>
+                    <pic:cNvPr id="0" name="academy-story-ai-1-27-04.png"/>
+                    <pic:cNvPicPr/>
+                  </pic:nvPicPr>
+                  <pic:blipFill>
+                    <a:blip r:embed="rId14"/>
+                    <a:stretch>
+                      <a:fillRect/>
+                    </a:stretch>
+                  </pic:blipFill>
+                  <pic:spPr>
+                    <a:xfrm>
+                      <a:off x="0" y="0"/>
+                      <a:ext cx="5486400" cy="3026664"/>
+                    </a:xfrm>
+                    <a:prstGeom prst="rect"/>
+                  </pic:spPr>
+                </pic:pic>
+              </a:graphicData>
+            </a:graphic>
+          </wp:inline>
+        </w:drawing>
+      </w:r>
+    </w:p>
+    <w:p>
+      <w:pPr>
+        <w:spacing w:line="336" w:lineRule="auto" w:after="180"/>
+      </w:pPr>
+      <w:r>
+        <w:rPr>
+          <w:b w:val="0"/>
+        </w:rPr>
+        <w:t xml:space="preserve">Original case: “200 m remains and everyone wins” fails </w:t>
+      </w:r>
+      <w:r>
+        <w:rPr>
+          <w:b/>
+        </w:rPr>
+        <w:t>unit</w:t>
+      </w:r>
+      <w:r>
+        <w:rPr>
+          <w:b w:val="0"/>
+        </w:rPr>
+        <w:t xml:space="preserve"> and </w:t>
+      </w:r>
+      <w:r>
+        <w:rPr>
+          <w:b/>
+        </w:rPr>
+        <w:t>evidence</w:t>
+      </w:r>
+      <w:r>
+        <w:rPr>
+          <w:b w:val="0"/>
+        </w:rPr>
+        <w:t xml:space="preserve"> checks. Changed condition: Make ten bookmarks instead of eight. Expected result: 100 cm, or 1 m, remains. Reason: 600−10×50=100 cm.</w:t>
+      </w:r>
+    </w:p>
+    <w:p>
+      <w:pPr>
+        <w:spacing w:line="336" w:lineRule="auto" w:after="180"/>
+        <w:shd w:fill="F5F1FB"/>
+      </w:pPr>
+      <w:r>
+        <w:rPr>
+          <w:b w:val="0"/>
+        </w:rPr>
+        <w:t>Predict before checking the worked changed-case result. Name what changed and what the supplied facts allow you to conclude.</w:t>
+      </w:r>
+    </w:p>
+    <w:p>
+      <w:pPr>
+        <w:pStyle w:val="Heading3"/>
+      </w:pPr>
+      <w:r>
+        <w:t>Discuss while showing the picture</w:t>
+      </w:r>
+    </w:p>
+    <w:p>
+      <w:pPr>
+        <w:spacing w:line="336" w:lineRule="auto" w:after="180"/>
+        <w:shd w:fill="F1F6F8"/>
+      </w:pPr>
+      <w:r>
+        <w:rPr>
+          <w:b w:val="0"/>
+        </w:rPr>
+        <w:t>Teacher prompt: Predict before checking the worked changed-case result. Name what changed and what the supplied facts allow you to conclude. Ask learners to describe one label or arrow in ordinary words.</w:t>
+      </w:r>
+    </w:p>
+    <w:p>
+      <w:pPr>
+        <w:spacing w:line="336" w:lineRule="auto" w:after="180"/>
+        <w:shd w:fill="F1F6F8"/>
+      </w:pPr>
+      <w:r>
+        <w:rPr>
+          <w:b w:val="0"/>
+        </w:rPr>
+        <w:t>Use the adjacent transcript if the image is difficult to see. Changed-case reasoning: 600−10×50=100 cm.</w:t>
+      </w:r>
+    </w:p>
+    <w:p>
+      <w:pPr>
+        <w:pStyle w:val="Heading3"/>
+      </w:pPr>
+      <w:r>
+        <w:t>05. Connect the explanation to its limit</w:t>
+      </w:r>
+    </w:p>
+    <w:p>
+      <w:r>
+        <w:drawing>
+          <wp:inline xmlns:a="http://schemas.openxmlformats.org/drawingml/2006/main" xmlns:pic="http://schemas.openxmlformats.org/drawingml/2006/picture">
+            <wp:extent cx="5486400" cy="2834640"/>
+            <wp:docPr id="7" name="Picture 7" descr="All arithmetic first uses centimetres. Converting only after subtraction avoids mixing units. The record supports available, used and remaining lengths under its no-loss assumption. It does not support a promise about winning. A numerically correct total elsewhere in a draft cannot rescue a wrong unit or an invented claim. Limit: Real cutting losses or inaccurate roll lengths would change this toy calculation; the assumption must be declared."/>
+            <wp:cNvGraphicFramePr>
+              <a:graphicFrameLocks noChangeAspect="1"/>
+            </wp:cNvGraphicFramePr>
+            <a:graphic>
+              <a:graphicData uri="http://schemas.openxmlformats.org/drawingml/2006/picture">
+                <pic:pic>
+                  <pic:nvPicPr>
+                    <pic:cNvPr id="0" name="academy-story-ai-1-27-05.png"/>
+                    <pic:cNvPicPr/>
+                  </pic:nvPicPr>
+                  <pic:blipFill>
+                    <a:blip r:embed="rId15"/>
+                    <a:stretch>
+                      <a:fillRect/>
+                    </a:stretch>
+                  </pic:blipFill>
+                  <pic:spPr>
+                    <a:xfrm>
+                      <a:off x="0" y="0"/>
+                      <a:ext cx="5486400" cy="2834640"/>
+                    </a:xfrm>
+                    <a:prstGeom prst="rect"/>
+                  </pic:spPr>
+                </pic:pic>
+              </a:graphicData>
+            </a:graphic>
+          </wp:inline>
+        </w:drawing>
+      </w:r>
+    </w:p>
+    <w:p>
+      <w:pPr>
+        <w:spacing w:line="336" w:lineRule="auto" w:after="180"/>
+      </w:pPr>
+      <w:r>
+        <w:rPr>
+          <w:b w:val="0"/>
+        </w:rPr>
+        <w:t xml:space="preserve">All arithmetic first uses centimetres. Converting only after subtraction avoids mixing </w:t>
+      </w:r>
+      <w:r>
+        <w:rPr>
+          <w:b/>
+        </w:rPr>
+        <w:t>unit</w:t>
+      </w:r>
+      <w:r>
+        <w:rPr>
+          <w:b w:val="0"/>
+        </w:rPr>
+        <w:t>s. The record supports available, used and remaining lengths under its no-loss assumption. It does not support a promise about winning.</w:t>
+      </w:r>
+    </w:p>
+    <w:p>
+      <w:pPr>
+        <w:spacing w:line="336" w:lineRule="auto" w:after="180"/>
+      </w:pPr>
+      <w:r>
+        <w:rPr>
+          <w:b w:val="0"/>
+        </w:rPr>
+        <w:t xml:space="preserve">A numerically correct total elsewhere in a draft cannot rescue a wrong </w:t>
+      </w:r>
+      <w:r>
+        <w:rPr>
+          <w:b/>
+        </w:rPr>
+        <w:t>unit</w:t>
+      </w:r>
+      <w:r>
+        <w:rPr>
+          <w:b w:val="0"/>
+        </w:rPr>
+        <w:t xml:space="preserve"> or an invented </w:t>
+      </w:r>
+      <w:r>
+        <w:rPr>
+          <w:b/>
+        </w:rPr>
+        <w:t>claim</w:t>
+      </w:r>
+      <w:r>
+        <w:rPr>
+          <w:b w:val="0"/>
+        </w:rPr>
+        <w:t>. Limit: Real cutting losses or inaccurate roll lengths would change this toy calculation; the assumption must be declared.</w:t>
+      </w:r>
+    </w:p>
+    <w:p>
+      <w:pPr>
+        <w:spacing w:line="336" w:lineRule="auto" w:after="180"/>
+        <w:shd w:fill="F5F1FB"/>
+      </w:pPr>
+      <w:r>
+        <w:rPr>
+          <w:b w:val="0"/>
+        </w:rPr>
+        <w:t xml:space="preserve">Explain the case, then point to a limit on the </w:t>
+      </w:r>
+      <w:r>
+        <w:rPr>
+          <w:b/>
+        </w:rPr>
+        <w:t>claim</w:t>
+      </w:r>
+      <w:r>
+        <w:rPr>
+          <w:b w:val="0"/>
+        </w:rPr>
+        <w:t>.</w:t>
+      </w:r>
+    </w:p>
+    <w:p>
+      <w:pPr>
+        <w:pStyle w:val="Heading3"/>
+      </w:pPr>
+      <w:r>
+        <w:t>Discuss while showing the picture</w:t>
+      </w:r>
+    </w:p>
+    <w:p>
+      <w:pPr>
+        <w:spacing w:line="336" w:lineRule="auto" w:after="180"/>
+        <w:shd w:fill="F1F6F8"/>
+      </w:pPr>
+      <w:r>
+        <w:rPr>
+          <w:b w:val="0"/>
+        </w:rPr>
+        <w:t xml:space="preserve">Teacher prompt: Explain the case, then point to a limit on the </w:t>
+      </w:r>
+      <w:r>
+        <w:rPr>
+          <w:b/>
+        </w:rPr>
+        <w:t>claim</w:t>
+      </w:r>
+      <w:r>
+        <w:rPr>
+          <w:b w:val="0"/>
+        </w:rPr>
+        <w:t>. Ask learners to describe one label or arrow in ordinary words. Use the adjacent transcript if the image is difficult to see.</w:t>
+      </w:r>
+    </w:p>
+    <w:p>
+      <w:pPr>
+        <w:spacing w:line="336" w:lineRule="auto" w:after="180"/>
+        <w:shd w:fill="F1F6F8"/>
+      </w:pPr>
+      <w:r>
+        <w:rPr>
+          <w:b w:val="0"/>
+        </w:rPr>
+        <w:t>Keep the stated scope: Real cutting losses or inaccurate roll lengths would change this toy calculation; the assumption must be declared.</w:t>
+      </w:r>
+    </w:p>
+    <w:p>
+      <w:pPr>
+        <w:pStyle w:val="Heading3"/>
+      </w:pPr>
+      <w:r>
+        <w:t>06. Make the idea visible in your project</w:t>
+      </w:r>
+    </w:p>
+    <w:p>
+      <w:r>
+        <w:drawing>
+          <wp:inline xmlns:a="http://schemas.openxmlformats.org/drawingml/2006/main" xmlns:pic="http://schemas.openxmlformats.org/drawingml/2006/picture">
+            <wp:extent cx="5486400" cy="3380232"/>
+            <wp:docPr id="8" name="Picture 8" descr="Check sorter calculations with explicit units and verify explanation claims against their actual catalogue evidence. Draw your input, deciding step, result and limit. Supported question: Correct the draft and identify which part needs another source rather than a calculation."/>
+            <wp:cNvGraphicFramePr>
+              <a:graphicFrameLocks noChangeAspect="1"/>
+            </wp:cNvGraphicFramePr>
+            <a:graphic>
+              <a:graphicData uri="http://schemas.openxmlformats.org/drawingml/2006/picture">
+                <pic:pic>
+                  <pic:nvPicPr>
+                    <pic:cNvPr id="0" name="academy-story-ai-1-27-06.png"/>
+                    <pic:cNvPicPr/>
+                  </pic:nvPicPr>
+                  <pic:blipFill>
+                    <a:blip r:embed="rId16"/>
+                    <a:stretch>
+                      <a:fillRect/>
+                    </a:stretch>
+                  </pic:blipFill>
+                  <pic:spPr>
+                    <a:xfrm>
+                      <a:off x="0" y="0"/>
+                      <a:ext cx="5486400" cy="3380232"/>
+                    </a:xfrm>
+                    <a:prstGeom prst="rect"/>
+                  </pic:spPr>
+                </pic:pic>
+              </a:graphicData>
+            </a:graphic>
+          </wp:inline>
+        </w:drawing>
+      </w:r>
+    </w:p>
+    <w:p>
+      <w:pPr>
+        <w:spacing w:line="336" w:lineRule="auto" w:after="180"/>
+      </w:pPr>
+      <w:r>
+        <w:rPr>
+          <w:b w:val="0"/>
+        </w:rPr>
+        <w:t xml:space="preserve">Check sorter calculations with explicit </w:t>
+      </w:r>
+      <w:r>
+        <w:rPr>
+          <w:b/>
+        </w:rPr>
+        <w:t>unit</w:t>
+      </w:r>
+      <w:r>
+        <w:rPr>
+          <w:b w:val="0"/>
+        </w:rPr>
+        <w:t xml:space="preserve">s and verify explanation </w:t>
+      </w:r>
+      <w:r>
+        <w:rPr>
+          <w:b/>
+        </w:rPr>
+        <w:t>claim</w:t>
+      </w:r>
+      <w:r>
+        <w:rPr>
+          <w:b w:val="0"/>
+        </w:rPr>
+        <w:t xml:space="preserve">s against their actual catalogue </w:t>
+      </w:r>
+      <w:r>
+        <w:rPr>
+          <w:b/>
+        </w:rPr>
+        <w:t>evidence</w:t>
+      </w:r>
+      <w:r>
+        <w:rPr>
+          <w:b w:val="0"/>
+        </w:rPr>
+        <w:t xml:space="preserve">. Draw your </w:t>
+      </w:r>
+      <w:r>
+        <w:rPr>
+          <w:b/>
+        </w:rPr>
+        <w:t>input</w:t>
+      </w:r>
+      <w:r>
+        <w:rPr>
+          <w:b w:val="0"/>
+        </w:rPr>
+        <w:t>, deciding step, result and limit.</w:t>
+      </w:r>
+    </w:p>
+    <w:p>
+      <w:pPr>
+        <w:spacing w:line="336" w:lineRule="auto" w:after="180"/>
+      </w:pPr>
+      <w:r>
+        <w:rPr>
+          <w:b w:val="0"/>
+        </w:rPr>
+        <w:t xml:space="preserve">Supported question: Correct the draft and identify which part needs another </w:t>
+      </w:r>
+      <w:r>
+        <w:rPr>
+          <w:b/>
+        </w:rPr>
+        <w:t>source</w:t>
+      </w:r>
+      <w:r>
+        <w:rPr>
+          <w:b w:val="0"/>
+        </w:rPr>
+        <w:t xml:space="preserve"> rather than a calculation.</w:t>
+      </w:r>
+    </w:p>
+    <w:p>
+      <w:pPr>
+        <w:spacing w:line="336" w:lineRule="auto" w:after="180"/>
+        <w:shd w:fill="F5F1FB"/>
+      </w:pPr>
+      <w:r>
+        <w:rPr>
+          <w:b w:val="0"/>
+        </w:rPr>
+        <w:t xml:space="preserve">Draw your project trace and justify the deciding step using </w:t>
+      </w:r>
+      <w:r>
+        <w:rPr>
+          <w:b/>
+        </w:rPr>
+        <w:t>evidence</w:t>
+      </w:r>
+      <w:r>
+        <w:rPr>
+          <w:b w:val="0"/>
+        </w:rPr>
+        <w:t>.</w:t>
+      </w:r>
+    </w:p>
+    <w:p>
+      <w:pPr>
+        <w:pStyle w:val="Heading3"/>
+      </w:pPr>
+      <w:r>
+        <w:t>Discuss while showing the picture</w:t>
+      </w:r>
+    </w:p>
+    <w:p>
+      <w:pPr>
+        <w:spacing w:line="336" w:lineRule="auto" w:after="180"/>
+        <w:shd w:fill="F1F6F8"/>
+      </w:pPr>
+      <w:r>
+        <w:rPr>
+          <w:b w:val="0"/>
+        </w:rPr>
+        <w:t xml:space="preserve">Teacher prompt: Draw your project trace and justify the deciding step using </w:t>
+      </w:r>
+      <w:r>
+        <w:rPr>
+          <w:b/>
+        </w:rPr>
+        <w:t>evidence</w:t>
+      </w:r>
+      <w:r>
+        <w:rPr>
+          <w:b w:val="0"/>
+        </w:rPr>
+        <w:t>. Ask learners to describe one label or arrow in ordinary words. Use the adjacent transcript if the image is difficult to see.</w:t>
+      </w:r>
+    </w:p>
+    <w:p>
+      <w:pPr>
+        <w:spacing w:line="336" w:lineRule="auto" w:after="180"/>
+        <w:shd w:fill="F1F6F8"/>
+      </w:pPr>
+      <w:r>
+        <w:rPr>
+          <w:b w:val="0"/>
+        </w:rPr>
+        <w:t xml:space="preserve">Supported practice key: It should say 200 cm or 2 m remains. Winning needs genuine result </w:t>
+      </w:r>
+      <w:r>
+        <w:rPr>
+          <w:b/>
+        </w:rPr>
+        <w:t>evidence</w:t>
+      </w:r>
+      <w:r>
+        <w:rPr>
+          <w:b w:val="0"/>
+        </w:rPr>
+        <w:t>; remove the unsupported promise.</w:t>
       </w:r>
     </w:p>
     <w:sectPr>

--- a/downloads/teacher/ai-1-week-27.docx
+++ b/downloads/teacher/ai-1-week-27.docx
@@ -155,7 +155,7 @@
           </w:tcPr>
           <w:p>
             <w:r>
-              <w:t>Sections 1–6; record the brief recall in the workbook.</w:t>
+              <w:t>Use Your mission, Notice the evidence, See how it works, Compare the cases, Words that unlock the idea and Follow a worked example; record the brief recall in the workbook.</w:t>
             </w:r>
           </w:p>
         </w:tc>
@@ -187,7 +187,7 @@
           </w:tcPr>
           <w:p>
             <w:r>
-              <w:t>Sections 7–10; use the matching workbook W2 and misconception check.</w:t>
+              <w:t>Use Find and repair a mistake, Practise together, Run the investigation and Build your understanding; use the matching workbook W2 and misconception check.</w:t>
             </w:r>
           </w:p>
         </w:tc>
@@ -219,7 +219,7 @@
           </w:tcPr>
           <w:p>
             <w:r>
-              <w:t>Sections 9 and 11–14. Give extra time to finish the full task set; use Section 15 when the week includes a coding lab.</w:t>
+              <w:t>Use Run the investigation, Connect your project, Show what you know, Study a complete case and Try a new case independently. Allow extra time for the full task set. Use a coding lab only when this week actually provides one; Your lesson route is the planning section.</w:t>
             </w:r>
           </w:p>
         </w:tc>
@@ -7112,7 +7112,7 @@
           </w:tcPr>
           <w:p>
             <w:r>
-              <w:t>Sections 1–6; record the brief recall in the workbook.</w:t>
+              <w:t>Use Your mission, Notice the evidence, See how it works, Compare the cases, Words that unlock the idea and Follow a worked example; record the brief recall in the workbook.</w:t>
             </w:r>
           </w:p>
         </w:tc>
@@ -7144,7 +7144,7 @@
           </w:tcPr>
           <w:p>
             <w:r>
-              <w:t>Sections 7–10; use the matching workbook W2 and misconception check.</w:t>
+              <w:t>Use Find and repair a mistake, Practise together, Run the investigation and Build your understanding; use the matching workbook W2 and misconception check.</w:t>
             </w:r>
           </w:p>
         </w:tc>
@@ -7176,7 +7176,7 @@
           </w:tcPr>
           <w:p>
             <w:r>
-              <w:t>Sections 9 and 11–14. Give extra time to finish the full task set; use Section 15 when the week includes a coding lab.</w:t>
+              <w:t>Use Run the investigation, Connect your project, Show what you know, Study a complete case and Try a new case independently. Allow extra time for the full task set. Use a coding lab only when this week actually provides one; Your lesson route is the planning section.</w:t>
             </w:r>
           </w:p>
         </w:tc>

--- a/downloads/teacher/ai-1-week-27.docx
+++ b/downloads/teacher/ai-1-week-27.docx
@@ -25,20 +25,38 @@
         <w:pStyle w:val="Heading1"/>
       </w:pPr>
       <w:r>
-        <w:t>01. Verify Important Outputs</w:t>
-      </w:r>
-    </w:p>
-    <w:p>
-      <w:r>
-        <w:t>Prepare Verify Important Outputs: check the target, prerequisites, resources and adaptable teaching schedule.</w:t>
-      </w:r>
-    </w:p>
-    <w:p>
-      <w:pPr>
-        <w:pStyle w:val="Heading3"/>
-      </w:pPr>
-      <w:r>
-        <w:t>Teach the learning cycle</w:t>
+        <w:t>Teach verification as claim-by-claim evidence work.</w:t>
+      </w:r>
+    </w:p>
+    <w:p>
+      <w:r>
+        <w:t>Model card R, distinguish the separate bookmark dataset and inspect source independence before the independent mass audit.</w:t>
+      </w:r>
+    </w:p>
+    <w:p>
+      <w:r>
+        <w:t>Look for direct support, consistent units and assumptions preserved in the conclusion.</w:t>
+      </w:r>
+    </w:p>
+    <w:p>
+      <w:pPr>
+        <w:pStyle w:val="Heading1"/>
+      </w:pPr>
+      <w:r>
+        <w:t>01. Prepare this connected week</w:t>
+      </w:r>
+    </w:p>
+    <w:p>
+      <w:r>
+        <w:t>Use one main plan and keep practice separate from the independent first attempt.</w:t>
+      </w:r>
+    </w:p>
+    <w:p>
+      <w:pPr>
+        <w:pStyle w:val="Heading2"/>
+      </w:pPr>
+      <w:r>
+        <w:t>Learning goal and precision</w:t>
       </w:r>
     </w:p>
     <w:p>
@@ -80,6 +98,170 @@
           <w:b/>
         </w:rPr>
         <w:t>evidence</w:t>
+      </w:r>
+    </w:p>
+    <w:p>
+      <w:pPr>
+        <w:spacing w:line="336" w:lineRule="auto" w:after="180"/>
+      </w:pPr>
+      <w:r>
+        <w:rPr>
+          <w:b w:val="0"/>
+        </w:rPr>
+        <w:t xml:space="preserve">Use the supplied fictional </w:t>
+      </w:r>
+      <w:r>
+        <w:rPr>
+          <w:b/>
+        </w:rPr>
+        <w:t>source</w:t>
+      </w:r>
+      <w:r>
+        <w:rPr>
+          <w:b w:val="0"/>
+        </w:rPr>
+        <w:t xml:space="preserve"> cards to keep the activity accessible offline and separate </w:t>
+      </w:r>
+      <w:r>
+        <w:rPr>
+          <w:b/>
+        </w:rPr>
+        <w:t>evidence</w:t>
+      </w:r>
+      <w:r>
+        <w:rPr>
+          <w:b w:val="0"/>
+        </w:rPr>
+        <w:t xml:space="preserve"> checking from internet search skill.</w:t>
+      </w:r>
+    </w:p>
+    <w:p>
+      <w:pPr>
+        <w:spacing w:line="336" w:lineRule="auto" w:after="180"/>
+      </w:pPr>
+      <w:r>
+        <w:rPr>
+          <w:b w:val="0"/>
+        </w:rPr>
+        <w:t xml:space="preserve">Supported and contradicted are judgments relative to stated </w:t>
+      </w:r>
+      <w:r>
+        <w:rPr>
+          <w:b/>
+        </w:rPr>
+        <w:t>evidence</w:t>
+      </w:r>
+      <w:r>
+        <w:rPr>
+          <w:b w:val="0"/>
+        </w:rPr>
+        <w:t xml:space="preserve"> and assumptions; unresolved is not a synonym for false. Emphasise that identical repeated </w:t>
+      </w:r>
+      <w:r>
+        <w:rPr>
+          <w:b/>
+        </w:rPr>
+        <w:t>claim</w:t>
+      </w:r>
+      <w:r>
+        <w:rPr>
+          <w:b w:val="0"/>
+        </w:rPr>
+        <w:t>s may share one origin.</w:t>
+      </w:r>
+    </w:p>
+    <w:p>
+      <w:pPr>
+        <w:spacing w:line="336" w:lineRule="auto" w:after="180"/>
+      </w:pPr>
+      <w:r>
+        <w:rPr>
+          <w:b w:val="0"/>
+        </w:rPr>
+        <w:t>This lesson checks exact paper models, not uncertain physical measurements.</w:t>
+      </w:r>
+    </w:p>
+    <w:p>
+      <w:pPr>
+        <w:spacing w:line="336" w:lineRule="auto" w:after="180"/>
+      </w:pPr>
+      <w:r>
+        <w:rPr>
+          <w:b w:val="0"/>
+        </w:rPr>
+        <w:t xml:space="preserve">By the end, I can verify quantities with consistent </w:t>
+      </w:r>
+      <w:r>
+        <w:rPr>
+          <w:b/>
+        </w:rPr>
+        <w:t>unit</w:t>
+      </w:r>
+      <w:r>
+        <w:rPr>
+          <w:b w:val="0"/>
+        </w:rPr>
+        <w:t xml:space="preserve">s and separate arithmetic from unsupported </w:t>
+      </w:r>
+      <w:r>
+        <w:rPr>
+          <w:b/>
+        </w:rPr>
+        <w:t>claim</w:t>
+      </w:r>
+      <w:r>
+        <w:rPr>
+          <w:b w:val="0"/>
+        </w:rPr>
+        <w:t>s.</w:t>
+      </w:r>
+    </w:p>
+    <w:p>
+      <w:pPr>
+        <w:pStyle w:val="Heading2"/>
+      </w:pPr>
+      <w:r>
+        <w:t>What to prepare</w:t>
+      </w:r>
+    </w:p>
+    <w:p>
+      <w:pPr>
+        <w:pStyle w:val="ListBullet"/>
+      </w:pPr>
+      <w:r>
+        <w:t>Use the supplied scenario, student illustrations and blank paper. For numeric work, offer counters or a calculator after learners show the setup. Fictional records are supplied; personal data and paid accounts are unnecessary.</w:t>
+      </w:r>
+    </w:p>
+    <w:p>
+      <w:pPr>
+        <w:pStyle w:val="ListBullet"/>
+      </w:pPr>
+      <w:r>
+        <w:t>Current ribbon card R and old card Q details in the lesson</w:t>
+      </w:r>
+    </w:p>
+    <w:p>
+      <w:pPr>
+        <w:pStyle w:val="ListBullet"/>
+      </w:pPr>
+      <w:r>
+        <w:t>A metre strip marked into 100 centimetres or a paper drawing of one</w:t>
+      </w:r>
+    </w:p>
+    <w:p>
+      <w:pPr>
+        <w:pStyle w:val="ListBullet"/>
+      </w:pPr>
+      <w:r>
+        <w:t>The independent craft card M in W4 and paper for claim-by-claim audit notes</w:t>
+      </w:r>
+    </w:p>
+    <w:p>
+      <w:pPr>
+        <w:pStyle w:val="Heading2"/>
+      </w:pPr>
+      <w:r>
+        <w:t>Main teaching plan</w:t>
       </w:r>
     </w:p>
     <w:tbl>
@@ -273,9 +455,248 @@
     </w:p>
     <w:p>
       <w:pPr>
+        <w:pStyle w:val="Heading2"/>
+      </w:pPr>
+      <w:r>
+        <w:t>Opening retrieval and readiness</w:t>
+      </w:r>
+    </w:p>
+    <w:p>
+      <w:pPr>
+        <w:spacing w:line="336" w:lineRule="auto" w:after="180"/>
+      </w:pPr>
+      <w:r>
+        <w:rPr>
+          <w:b w:val="0"/>
+        </w:rPr>
+        <w:t>Without opening the old lesson, explain one key idea from Prompts Are Design Instructions. Give an example and a mistake that the idea helps you avoid.</w:t>
+      </w:r>
+    </w:p>
+    <w:p>
+      <w:pPr>
+        <w:spacing w:line="336" w:lineRule="auto" w:after="180"/>
+      </w:pPr>
+      <w:r>
+        <w:rPr>
+          <w:b w:val="0"/>
+        </w:rPr>
+        <w:t xml:space="preserve">Look for: Write a prompt with a clear task, supplied </w:t>
+      </w:r>
+      <w:r>
+        <w:rPr>
+          <w:b/>
+        </w:rPr>
+        <w:t>evidence</w:t>
+      </w:r>
+      <w:r>
+        <w:rPr>
+          <w:b w:val="0"/>
+        </w:rPr>
+        <w:t xml:space="preserve"> and checkable </w:t>
+      </w:r>
+      <w:r>
+        <w:rPr>
+          <w:b/>
+        </w:rPr>
+        <w:t>output</w:t>
+      </w:r>
+      <w:r>
+        <w:rPr>
+          <w:b w:val="0"/>
+        </w:rPr>
+        <w:t xml:space="preserve"> requirements</w:t>
+      </w:r>
+    </w:p>
+    <w:p>
+      <w:pPr>
+        <w:spacing w:line="336" w:lineRule="auto" w:after="180"/>
+      </w:pPr>
+      <w:r>
+        <w:rPr>
+          <w:b w:val="0"/>
+        </w:rPr>
+        <w:t xml:space="preserve">Reference example, not the only acceptable wording: Possible omissions include audience, </w:t>
+      </w:r>
+      <w:r>
+        <w:rPr>
+          <w:b/>
+        </w:rPr>
+        <w:t>source</w:t>
+      </w:r>
+      <w:r>
+        <w:rPr>
+          <w:b w:val="0"/>
+        </w:rPr>
+        <w:t xml:space="preserve"> facts, required fields, format, missing-value behaviour and limits on extra </w:t>
+      </w:r>
+      <w:r>
+        <w:rPr>
+          <w:b/>
+        </w:rPr>
+        <w:t>claim</w:t>
+      </w:r>
+      <w:r>
+        <w:rPr>
+          <w:b w:val="0"/>
+        </w:rPr>
+        <w:t>s.</w:t>
+      </w:r>
+    </w:p>
+    <w:p>
+      <w:pPr>
+        <w:spacing w:line="336" w:lineRule="auto" w:after="180"/>
+      </w:pPr>
+      <w:r>
+        <w:rPr>
+          <w:b w:val="0"/>
+        </w:rPr>
+        <w:t xml:space="preserve">C supplies </w:t>
+      </w:r>
+      <w:r>
+        <w:rPr>
+          <w:b/>
+        </w:rPr>
+        <w:t>evidence</w:t>
+      </w:r>
+      <w:r>
+        <w:rPr>
+          <w:b w:val="0"/>
+        </w:rPr>
+        <w:t>, Grade 6 specifies readers, and four labelled lines define visible fields and structure. These requirements support checks but do not guarantee compliance.</w:t>
+      </w:r>
+    </w:p>
+    <w:p>
+      <w:pPr>
+        <w:spacing w:line="336" w:lineRule="auto" w:after="180"/>
+      </w:pPr>
+      <w:r>
+        <w:rPr>
+          <w:b w:val="0"/>
+        </w:rPr>
+        <w:t>Without opening the old lesson, explain one key idea from Privacy by Choosing Less. Give an example and a mistake that the idea helps you avoid.</w:t>
+      </w:r>
+    </w:p>
+    <w:p>
+      <w:pPr>
+        <w:spacing w:line="336" w:lineRule="auto" w:after="180"/>
+      </w:pPr>
+      <w:r>
+        <w:rPr>
+          <w:b w:val="0"/>
+        </w:rPr>
+        <w:t>Look for: Justify which information a stated task needs and remove unnecessary fields</w:t>
+      </w:r>
+    </w:p>
+    <w:p>
+      <w:pPr>
+        <w:spacing w:line="336" w:lineRule="auto" w:after="180"/>
+      </w:pPr>
+      <w:r>
+        <w:rPr>
+          <w:b w:val="0"/>
+        </w:rPr>
+        <w:t>Reference example, not the only acceptable wording: Keep topic choice; remove name, full date of birth, address and photograph. The totals do not require identity or contact details.</w:t>
+      </w:r>
+    </w:p>
+    <w:p>
+      <w:pPr>
+        <w:spacing w:line="336" w:lineRule="auto" w:after="180"/>
+      </w:pPr>
+      <w:r>
+        <w:rPr>
+          <w:b w:val="0"/>
+        </w:rPr>
+        <w:t>Collecting extra fields creates copies and exposure to manage even if those fields are later ignored or deleted.</w:t>
+      </w:r>
+    </w:p>
+    <w:p>
+      <w:pPr>
+        <w:spacing w:line="336" w:lineRule="auto" w:after="180"/>
+      </w:pPr>
+      <w:r>
+        <w:rPr>
+          <w:b w:val="0"/>
+        </w:rPr>
+        <w:t>Without opening the old lesson, explain one key idea from Good Data, Bad Data. Give an example and a mistake that the idea helps you avoid.</w:t>
+      </w:r>
+    </w:p>
+    <w:p>
+      <w:pPr>
+        <w:spacing w:line="336" w:lineRule="auto" w:after="180"/>
+      </w:pPr>
+      <w:r>
+        <w:rPr>
+          <w:b w:val="0"/>
+        </w:rPr>
+        <w:t xml:space="preserve">Look for: Check records against a stated format, </w:t>
+      </w:r>
+      <w:r>
+        <w:rPr>
+          <w:b/>
+        </w:rPr>
+        <w:t>unit</w:t>
+      </w:r>
+      <w:r>
+        <w:rPr>
+          <w:b w:val="0"/>
+        </w:rPr>
+        <w:t xml:space="preserve"> and meaning before using them</w:t>
+      </w:r>
+    </w:p>
+    <w:p>
+      <w:pPr>
+        <w:spacing w:line="336" w:lineRule="auto" w:after="180"/>
+      </w:pPr>
+      <w:r>
+        <w:rPr>
+          <w:b w:val="0"/>
+        </w:rPr>
+        <w:t>Reference example, not the only acceptable wording: Height 60 fails the whole-number range 1 through 10. Travel blank is missing; its value cannot be inferred.</w:t>
+      </w:r>
+    </w:p>
+    <w:p>
+      <w:pPr>
+        <w:spacing w:line="336" w:lineRule="auto" w:after="180"/>
+      </w:pPr>
+      <w:r>
+        <w:rPr>
+          <w:b w:val="0"/>
+        </w:rPr>
+        <w:t>Travel 0 is valid in the whole-number range 0 through 10 and can represent observed no travel. Zero is a measurement, not a replacement for a blank.</w:t>
+      </w:r>
+    </w:p>
+    <w:p>
+      <w:pPr>
+        <w:spacing w:line="336" w:lineRule="auto" w:after="180"/>
+      </w:pPr>
+      <w:r>
+        <w:rPr>
+          <w:b w:val="0"/>
+        </w:rPr>
+        <w:t>No. Format and factual support are separate criteria. A correct layout cannot make an unsupported time acceptable.</w:t>
+      </w:r>
+    </w:p>
+    <w:p>
+      <w:pPr>
+        <w:pStyle w:val="Heading2"/>
+      </w:pPr>
+      <w:r>
+        <w:t>Earlier wording, alternatives and picture transcripts · reference / check after trying</w:t>
+      </w:r>
+    </w:p>
+    <w:p>
+      <w:pPr>
         <w:pStyle w:val="Heading3"/>
       </w:pPr>
       <w:r>
+        <w:t>Teach the learning cycle</w:t>
+      </w:r>
+    </w:p>
+    <w:p>
+      <w:pPr>
+        <w:pStyle w:val="Heading3"/>
+      </w:pPr>
+      <w:r>
         <w:t>Retrieval answer guidance</w:t>
       </w:r>
     </w:p>
@@ -289,110 +710,6 @@
     </w:p>
     <w:p>
       <w:pPr>
-        <w:spacing w:line="336" w:lineRule="auto" w:after="180"/>
-      </w:pPr>
-      <w:r>
-        <w:rPr>
-          <w:b w:val="0"/>
-        </w:rPr>
-        <w:t>Without opening the old lesson, explain one key idea from Prompts Are Design Instructions. Give an example and a mistake that the idea helps you avoid.</w:t>
-      </w:r>
-    </w:p>
-    <w:p>
-      <w:pPr>
-        <w:spacing w:line="336" w:lineRule="auto" w:after="180"/>
-      </w:pPr>
-      <w:r>
-        <w:rPr>
-          <w:b w:val="0"/>
-        </w:rPr>
-        <w:t xml:space="preserve">Look for: Write a prompt with a clear task, supplied </w:t>
-      </w:r>
-      <w:r>
-        <w:rPr>
-          <w:b/>
-        </w:rPr>
-        <w:t>evidence</w:t>
-      </w:r>
-      <w:r>
-        <w:rPr>
-          <w:b w:val="0"/>
-        </w:rPr>
-        <w:t xml:space="preserve"> and checkable </w:t>
-      </w:r>
-      <w:r>
-        <w:rPr>
-          <w:b/>
-        </w:rPr>
-        <w:t>output</w:t>
-      </w:r>
-      <w:r>
-        <w:rPr>
-          <w:b w:val="0"/>
-        </w:rPr>
-        <w:t xml:space="preserve"> requirements</w:t>
-      </w:r>
-    </w:p>
-    <w:p>
-      <w:pPr>
-        <w:spacing w:line="336" w:lineRule="auto" w:after="180"/>
-      </w:pPr>
-      <w:r>
-        <w:rPr>
-          <w:b w:val="0"/>
-        </w:rPr>
-        <w:t xml:space="preserve">Reference example, not the only acceptable wording: Possible omissions include audience, </w:t>
-      </w:r>
-      <w:r>
-        <w:rPr>
-          <w:b/>
-        </w:rPr>
-        <w:t>source</w:t>
-      </w:r>
-      <w:r>
-        <w:rPr>
-          <w:b w:val="0"/>
-        </w:rPr>
-        <w:t xml:space="preserve"> facts, required fields, format, missing-value behaviour and limits on extra </w:t>
-      </w:r>
-      <w:r>
-        <w:rPr>
-          <w:b/>
-        </w:rPr>
-        <w:t>claim</w:t>
-      </w:r>
-      <w:r>
-        <w:rPr>
-          <w:b w:val="0"/>
-        </w:rPr>
-        <w:t>s.</w:t>
-      </w:r>
-    </w:p>
-    <w:p>
-      <w:pPr>
-        <w:spacing w:line="336" w:lineRule="auto" w:after="180"/>
-      </w:pPr>
-      <w:r>
-        <w:rPr>
-          <w:b w:val="0"/>
-        </w:rPr>
-        <w:t xml:space="preserve">C supplies </w:t>
-      </w:r>
-      <w:r>
-        <w:rPr>
-          <w:b/>
-        </w:rPr>
-        <w:t>evidence</w:t>
-      </w:r>
-      <w:r>
-        <w:rPr>
-          <w:b w:val="0"/>
-        </w:rPr>
-        <w:t>, Grade 6 specifies readers, and four labelled lines define visible fields and structure. These requirements support checks but do not guarantee compliance.</w:t>
-      </w:r>
-    </w:p>
-    <w:p>
-      <w:pPr>
         <w:pStyle w:val="Heading3"/>
       </w:pPr>
       <w:r>
@@ -401,110 +718,10 @@
     </w:p>
     <w:p>
       <w:pPr>
-        <w:spacing w:line="336" w:lineRule="auto" w:after="180"/>
-      </w:pPr>
-      <w:r>
-        <w:rPr>
-          <w:b w:val="0"/>
-        </w:rPr>
-        <w:t>Without opening the old lesson, explain one key idea from Privacy by Choosing Less. Give an example and a mistake that the idea helps you avoid.</w:t>
-      </w:r>
-    </w:p>
-    <w:p>
-      <w:pPr>
-        <w:spacing w:line="336" w:lineRule="auto" w:after="180"/>
-      </w:pPr>
-      <w:r>
-        <w:rPr>
-          <w:b w:val="0"/>
-        </w:rPr>
-        <w:t>Look for: Justify which information a stated task needs and remove unnecessary fields</w:t>
-      </w:r>
-    </w:p>
-    <w:p>
-      <w:pPr>
-        <w:spacing w:line="336" w:lineRule="auto" w:after="180"/>
-      </w:pPr>
-      <w:r>
-        <w:rPr>
-          <w:b w:val="0"/>
-        </w:rPr>
-        <w:t>Reference example, not the only acceptable wording: Keep topic choice; remove name, full date of birth, address and photograph. The totals do not require identity or contact details.</w:t>
-      </w:r>
-    </w:p>
-    <w:p>
-      <w:pPr>
-        <w:spacing w:line="336" w:lineRule="auto" w:after="180"/>
-      </w:pPr>
-      <w:r>
-        <w:rPr>
-          <w:b w:val="0"/>
-        </w:rPr>
-        <w:t>Collecting extra fields creates copies and exposure to manage even if those fields are later ignored or deleted.</w:t>
-      </w:r>
-    </w:p>
-    <w:p>
-      <w:pPr>
         <w:pStyle w:val="Heading3"/>
       </w:pPr>
       <w:r>
         <w:t>Good Data, Bad Data</w:t>
-      </w:r>
-    </w:p>
-    <w:p>
-      <w:pPr>
-        <w:spacing w:line="336" w:lineRule="auto" w:after="180"/>
-      </w:pPr>
-      <w:r>
-        <w:rPr>
-          <w:b w:val="0"/>
-        </w:rPr>
-        <w:t>Without opening the old lesson, explain one key idea from Good Data, Bad Data. Give an example and a mistake that the idea helps you avoid.</w:t>
-      </w:r>
-    </w:p>
-    <w:p>
-      <w:pPr>
-        <w:spacing w:line="336" w:lineRule="auto" w:after="180"/>
-      </w:pPr>
-      <w:r>
-        <w:rPr>
-          <w:b w:val="0"/>
-        </w:rPr>
-        <w:t xml:space="preserve">Look for: Check records against a stated format, </w:t>
-      </w:r>
-      <w:r>
-        <w:rPr>
-          <w:b/>
-        </w:rPr>
-        <w:t>unit</w:t>
-      </w:r>
-      <w:r>
-        <w:rPr>
-          <w:b w:val="0"/>
-        </w:rPr>
-        <w:t xml:space="preserve"> and meaning before using them</w:t>
-      </w:r>
-    </w:p>
-    <w:p>
-      <w:pPr>
-        <w:spacing w:line="336" w:lineRule="auto" w:after="180"/>
-      </w:pPr>
-      <w:r>
-        <w:rPr>
-          <w:b w:val="0"/>
-        </w:rPr>
-        <w:t>Reference example, not the only acceptable wording: Height 60 fails the whole-number range 1 through 10. Travel blank is missing; its value cannot be inferred.</w:t>
-      </w:r>
-    </w:p>
-    <w:p>
-      <w:pPr>
-        <w:spacing w:line="336" w:lineRule="auto" w:after="180"/>
-      </w:pPr>
-      <w:r>
-        <w:rPr>
-          <w:b w:val="0"/>
-        </w:rPr>
-        <w:t>Travel 0 is valid in the whole-number range 0 through 10 and can represent observed no travel. Zero is a measurement, not a replacement for a blank.</w:t>
       </w:r>
     </w:p>
     <w:p>
@@ -773,6 +990,11 @@
       </w:r>
     </w:p>
     <w:p>
+      <w:r>
+        <w:t>This compact option is not the full-week schedule. Use the main teaching cycle and allow extra sessions for the investigation, independent work and project.</w:t>
+      </w:r>
+    </w:p>
+    <w:p>
       <w:pPr>
         <w:spacing w:line="336" w:lineRule="auto" w:after="180"/>
       </w:pPr>
@@ -780,7 +1002,19 @@
         <w:rPr>
           <w:b w:val="0"/>
         </w:rPr>
-        <w:t>Use the supplied scenario, student illustrations and blank paper. For numeric work, offer counters or a calculator after learners show the setup. Fictional records are supplied; personal data and paid accounts are unnecessary.</w:t>
+        <w:t xml:space="preserve">Allow 80 minutes: recall 8; explanation 12; worked demonstration 15; guided practice 20; </w:t>
+      </w:r>
+      <w:r>
+        <w:rPr>
+          <w:b/>
+        </w:rPr>
+        <w:t>independent</w:t>
+      </w:r>
+      <w:r>
+        <w:rPr>
+          <w:b w:val="0"/>
+        </w:rPr>
+        <w:t xml:space="preserve"> assessment 15; project and reflection 10. Extend the lab into a second session when needed.</w:t>
       </w:r>
     </w:p>
     <w:p>
@@ -788,36 +1022,664 @@
         <w:pStyle w:val="Heading3"/>
       </w:pPr>
       <w:r>
-        <w:t>Alternative compact allocation</w:t>
-      </w:r>
-    </w:p>
-    <w:p>
-      <w:r>
-        <w:t>This compact option is not the full-week schedule. Use the main teaching cycle and allow extra sessions for the investigation, independent work and project.</w:t>
+        <w:t>Preparation for the connected explanation</w:t>
+      </w:r>
+    </w:p>
+    <w:p>
+      <w:pPr>
+        <w:pStyle w:val="Heading3"/>
+      </w:pPr>
+      <w:r>
+        <w:t>Readiness answer</w:t>
+      </w:r>
+    </w:p>
+    <w:p>
+      <w:pPr>
+        <w:pStyle w:val="Heading3"/>
+      </w:pPr>
+      <w:r>
+        <w:t>End goal for the pictorial case</w:t>
       </w:r>
     </w:p>
     <w:p>
       <w:pPr>
         <w:spacing w:line="336" w:lineRule="auto" w:after="180"/>
-        <w:shd w:fill="F1F6F8"/>
-      </w:pPr>
-      <w:r>
-        <w:rPr>
-          <w:b w:val="0"/>
-        </w:rPr>
-        <w:t xml:space="preserve">Allow 80 minutes: recall 8; explanation 12; worked demonstration 15; guided practice 20; </w:t>
+      </w:pPr>
+      <w:r>
+        <w:rPr>
+          <w:b w:val="0"/>
+        </w:rPr>
+        <w:t>This added worked case illustrates the week’s main idea. Retain all original and connected topics; schedule its practice within the teaching cycle.</w:t>
+      </w:r>
+    </w:p>
+    <w:p>
+      <w:pPr>
+        <w:pStyle w:val="Heading1"/>
+      </w:pPr>
+      <w:r>
+        <w:t>02. Teach claim-level checks, units and source origins</w:t>
+      </w:r>
+    </w:p>
+    <w:p>
+      <w:r>
+        <w:t>Keep the two ribbon datasets distinct and reserve the mass case for independent work.</w:t>
+      </w:r>
+    </w:p>
+    <w:p>
+      <w:pPr>
+        <w:pStyle w:val="Heading2"/>
+      </w:pPr>
+      <w:r>
+        <w:t>Read card R and split its draft into claims</w:t>
+      </w:r>
+    </w:p>
+    <w:p>
+      <w:pPr>
+        <w:spacing w:line="336" w:lineRule="auto" w:after="180"/>
+      </w:pPr>
+      <w:r>
+        <w:rPr>
+          <w:b w:val="0"/>
+        </w:rPr>
+        <w:t xml:space="preserve">An answer can contain a mixture of correct, incorrect and unverified statements. Checking one sentence does not validate every other sentence. First separate the answer into individual </w:t>
       </w:r>
       <w:r>
         <w:rPr>
           <w:b/>
         </w:rPr>
-        <w:t>independent</w:t>
-      </w:r>
-      <w:r>
-        <w:rPr>
-          <w:b w:val="0"/>
-        </w:rPr>
-        <w:t xml:space="preserve"> assessment 15; project and reflection 10. Extend the lab into a second session when needed.</w:t>
+        <w:t>claim</w:t>
+      </w:r>
+      <w:r>
+        <w:rPr>
+          <w:b w:val="0"/>
+        </w:rPr>
+        <w:t>s.</w:t>
+      </w:r>
+    </w:p>
+    <w:p>
+      <w:pPr>
+        <w:spacing w:line="336" w:lineRule="auto" w:after="180"/>
+      </w:pPr>
+      <w:r>
+        <w:rPr>
+          <w:b w:val="0"/>
+        </w:rPr>
+        <w:t xml:space="preserve">Then ask what </w:t>
+      </w:r>
+      <w:r>
+        <w:rPr>
+          <w:b/>
+        </w:rPr>
+        <w:t>evidence</w:t>
+      </w:r>
+      <w:r>
+        <w:rPr>
+          <w:b w:val="0"/>
+        </w:rPr>
+        <w:t xml:space="preserve"> would support each one: a record, a measurement, a calculation or some combination.</w:t>
+      </w:r>
+    </w:p>
+    <w:p>
+      <w:pPr>
+        <w:spacing w:line="336" w:lineRule="auto" w:after="180"/>
+      </w:pPr>
+      <w:r>
+        <w:rPr>
+          <w:b w:val="0"/>
+        </w:rPr>
+        <w:t>Our fictional ribbon activity uses current materials card R. R states: four rolls of ribbon, each exactly 2 metres long; twelve pieces will each use 50 centimetres; no cutting loss is included in this paper model.</w:t>
+      </w:r>
+    </w:p>
+    <w:p>
+      <w:pPr>
+        <w:spacing w:line="336" w:lineRule="auto" w:after="180"/>
+      </w:pPr>
+      <w:r>
+        <w:rPr>
+          <w:b w:val="0"/>
+        </w:rPr>
+        <w:t>One metre equals 100 centimetres. An old card Q describes a different activity with three rolls. These are provided classroom records, not instructions to cut real materials.</w:t>
+      </w:r>
+    </w:p>
+    <w:p>
+      <w:pPr>
+        <w:spacing w:line="336" w:lineRule="auto" w:after="180"/>
+      </w:pPr>
+      <w:r>
+        <w:rPr>
+          <w:b w:val="0"/>
+        </w:rPr>
+        <w:t>A draft says “R gives four rolls. The starting length is 8 metres. The pieces use 600 metres. Two metres remain. Every participant will enjoy the activity.” Do not approve or reject the whole paragraph at once.</w:t>
+      </w:r>
+    </w:p>
+    <w:p>
+      <w:pPr>
+        <w:spacing w:line="336" w:lineRule="auto" w:after="180"/>
+      </w:pPr>
+      <w:r>
+        <w:rPr>
+          <w:b w:val="0"/>
+        </w:rPr>
+        <w:t xml:space="preserve">Inspect the roll count, starting length, used length, remaining length and enjoyment </w:t>
+      </w:r>
+      <w:r>
+        <w:rPr>
+          <w:b/>
+        </w:rPr>
+        <w:t>claim</w:t>
+      </w:r>
+      <w:r>
+        <w:rPr>
+          <w:b w:val="0"/>
+        </w:rPr>
+        <w:t xml:space="preserve"> separately.</w:t>
+      </w:r>
+    </w:p>
+    <w:p>
+      <w:pPr>
+        <w:pStyle w:val="Heading2"/>
+      </w:pPr>
+      <w:r>
+        <w:t>Inspect citation support and relevance</w:t>
+      </w:r>
+    </w:p>
+    <w:p>
+      <w:pPr>
+        <w:spacing w:line="336" w:lineRule="auto" w:after="180"/>
+      </w:pPr>
+      <w:r>
+        <w:rPr>
+          <w:b w:val="0"/>
+        </w:rPr>
+        <w:t xml:space="preserve">A </w:t>
+      </w:r>
+      <w:r>
+        <w:rPr>
+          <w:b/>
+        </w:rPr>
+        <w:t>citation</w:t>
+      </w:r>
+      <w:r>
+        <w:rPr>
+          <w:b w:val="0"/>
+        </w:rPr>
+        <w:t xml:space="preserve"> is useful only if you can locate the </w:t>
+      </w:r>
+      <w:r>
+        <w:rPr>
+          <w:b/>
+        </w:rPr>
+        <w:t>source</w:t>
+      </w:r>
+      <w:r>
+        <w:rPr>
+          <w:b w:val="0"/>
+        </w:rPr>
+        <w:t xml:space="preserve"> and confirm that it supports the specific </w:t>
+      </w:r>
+      <w:r>
+        <w:rPr>
+          <w:b/>
+        </w:rPr>
+        <w:t>claim</w:t>
+      </w:r>
+      <w:r>
+        <w:rPr>
+          <w:b w:val="0"/>
+        </w:rPr>
+        <w:t xml:space="preserve">. The title “Materials card R” beside a paragraph does not make the enjoyment </w:t>
+      </w:r>
+      <w:r>
+        <w:rPr>
+          <w:b/>
+        </w:rPr>
+        <w:t>claim</w:t>
+      </w:r>
+      <w:r>
+        <w:rPr>
+          <w:b w:val="0"/>
+        </w:rPr>
+        <w:t xml:space="preserve"> part of R.</w:t>
+      </w:r>
+    </w:p>
+    <w:p>
+      <w:pPr>
+        <w:spacing w:line="336" w:lineRule="auto" w:after="180"/>
+      </w:pPr>
+      <w:r>
+        <w:rPr>
+          <w:b w:val="0"/>
+        </w:rPr>
+        <w:t xml:space="preserve">If a cited card Z is not supplied or cannot be found, that </w:t>
+      </w:r>
+      <w:r>
+        <w:rPr>
+          <w:b/>
+        </w:rPr>
+        <w:t>citation</w:t>
+      </w:r>
+      <w:r>
+        <w:rPr>
+          <w:b w:val="0"/>
+        </w:rPr>
+        <w:t xml:space="preserve"> cannot currently verify its </w:t>
+      </w:r>
+      <w:r>
+        <w:rPr>
+          <w:b/>
+        </w:rPr>
+        <w:t>claim</w:t>
+      </w:r>
+      <w:r>
+        <w:rPr>
+          <w:b w:val="0"/>
+        </w:rPr>
+        <w:t>. Record the gap rather than inventing Z’s contents.</w:t>
+      </w:r>
+    </w:p>
+    <w:p>
+      <w:pPr>
+        <w:spacing w:line="336" w:lineRule="auto" w:after="180"/>
+      </w:pPr>
+      <w:r>
+        <w:rPr>
+          <w:b w:val="0"/>
+        </w:rPr>
+        <w:t xml:space="preserve">Check whether the </w:t>
+      </w:r>
+      <w:r>
+        <w:rPr>
+          <w:b/>
+        </w:rPr>
+        <w:t>source</w:t>
+      </w:r>
+      <w:r>
+        <w:rPr>
+          <w:b w:val="0"/>
+        </w:rPr>
+        <w:t xml:space="preserve"> covers the right activity, version, population or time. Q’s three rolls may be accurate for its own activity but irrelevant to the current four-roll task.</w:t>
+      </w:r>
+    </w:p>
+    <w:p>
+      <w:pPr>
+        <w:spacing w:line="336" w:lineRule="auto" w:after="180"/>
+      </w:pPr>
+      <w:r>
+        <w:rPr>
+          <w:b w:val="0"/>
+        </w:rPr>
+        <w:t xml:space="preserve">In real work, also inspect who created the record, how they obtained the information and whether there is a correction or better </w:t>
+      </w:r>
+      <w:r>
+        <w:rPr>
+          <w:b/>
+        </w:rPr>
+        <w:t>source</w:t>
+      </w:r>
+      <w:r>
+        <w:rPr>
+          <w:b w:val="0"/>
+        </w:rPr>
+        <w:t>.</w:t>
+      </w:r>
+    </w:p>
+    <w:p>
+      <w:pPr>
+        <w:pStyle w:val="Heading2"/>
+      </w:pPr>
+      <w:r>
+        <w:t>Model two routes with consistent units</w:t>
+      </w:r>
+    </w:p>
+    <w:tbl>
+      <w:tblPr>
+        <w:tblStyle w:val="LightShading-Accent1"/>
+        <w:tblW w:type="auto" w:w="0"/>
+        <w:tblLook w:firstColumn="1" w:firstRow="1" w:lastColumn="0" w:lastRow="0" w:noHBand="0" w:noVBand="1" w:val="04A0"/>
+      </w:tblPr>
+      <w:tblGrid>
+        <w:gridCol w:w="3408"/>
+        <w:gridCol w:w="3408"/>
+        <w:gridCol w:w="3408"/>
+      </w:tblGrid>
+      <w:tr>
+        <w:trPr>
+          <w:tblHeader/>
+        </w:trPr>
+        <w:tc>
+          <w:tcPr>
+            <w:tcW w:type="dxa" w:w="3408"/>
+          </w:tcPr>
+          <w:p>
+            <w:r>
+              <w:t>Quantity</w:t>
+            </w:r>
+          </w:p>
+        </w:tc>
+        <w:tc>
+          <w:tcPr>
+            <w:tcW w:type="dxa" w:w="3408"/>
+          </w:tcPr>
+          <w:p>
+            <w:r>
+              <w:t>Calculation in centimetres</w:t>
+            </w:r>
+          </w:p>
+        </w:tc>
+        <w:tc>
+          <w:tcPr>
+            <w:tcW w:type="dxa" w:w="3408"/>
+          </w:tcPr>
+          <w:p>
+            <w:r>
+              <w:t>Equivalent in metres</w:t>
+            </w:r>
+          </w:p>
+        </w:tc>
+      </w:tr>
+      <w:tr>
+        <w:tc>
+          <w:tcPr>
+            <w:tcW w:type="dxa" w:w="3408"/>
+          </w:tcPr>
+          <w:p>
+            <w:r>
+              <w:t>Starting length</w:t>
+            </w:r>
+          </w:p>
+        </w:tc>
+        <w:tc>
+          <w:tcPr>
+            <w:tcW w:type="dxa" w:w="3408"/>
+          </w:tcPr>
+          <w:p>
+            <w:r>
+              <w:t>4 × 200 cm = 800 cm</w:t>
+            </w:r>
+          </w:p>
+        </w:tc>
+        <w:tc>
+          <w:tcPr>
+            <w:tcW w:type="dxa" w:w="3408"/>
+          </w:tcPr>
+          <w:p>
+            <w:r>
+              <w:t>8 m</w:t>
+            </w:r>
+          </w:p>
+        </w:tc>
+      </w:tr>
+      <w:tr>
+        <w:tc>
+          <w:tcPr>
+            <w:tcW w:type="dxa" w:w="3408"/>
+          </w:tcPr>
+          <w:p>
+            <w:r>
+              <w:t>Length used</w:t>
+            </w:r>
+          </w:p>
+        </w:tc>
+        <w:tc>
+          <w:tcPr>
+            <w:tcW w:type="dxa" w:w="3408"/>
+          </w:tcPr>
+          <w:p>
+            <w:r>
+              <w:t>12 × 50 cm = 600 cm</w:t>
+            </w:r>
+          </w:p>
+        </w:tc>
+        <w:tc>
+          <w:tcPr>
+            <w:tcW w:type="dxa" w:w="3408"/>
+          </w:tcPr>
+          <w:p>
+            <w:r>
+              <w:t>6 m</w:t>
+            </w:r>
+          </w:p>
+        </w:tc>
+      </w:tr>
+      <w:tr>
+        <w:tc>
+          <w:tcPr>
+            <w:tcW w:type="dxa" w:w="3408"/>
+          </w:tcPr>
+          <w:p>
+            <w:r>
+              <w:t>Length remaining</w:t>
+            </w:r>
+          </w:p>
+        </w:tc>
+        <w:tc>
+          <w:tcPr>
+            <w:tcW w:type="dxa" w:w="3408"/>
+          </w:tcPr>
+          <w:p>
+            <w:r>
+              <w:t>800 cm − 600 cm = 200 cm</w:t>
+            </w:r>
+          </w:p>
+        </w:tc>
+        <w:tc>
+          <w:tcPr>
+            <w:tcW w:type="dxa" w:w="3408"/>
+          </w:tcPr>
+          <w:p>
+            <w:r>
+              <w:t>2 m</w:t>
+            </w:r>
+          </w:p>
+        </w:tc>
+      </w:tr>
+    </w:tbl>
+    <w:p>
+      <w:pPr>
+        <w:spacing w:line="336" w:lineRule="auto" w:after="180"/>
+      </w:pPr>
+      <w:r>
+        <w:rPr>
+          <w:b w:val="0"/>
+        </w:rPr>
+        <w:t xml:space="preserve">Convert to one length </w:t>
+      </w:r>
+      <w:r>
+        <w:rPr>
+          <w:b/>
+        </w:rPr>
+        <w:t>unit</w:t>
+      </w:r>
+      <w:r>
+        <w:rPr>
+          <w:b w:val="0"/>
+        </w:rPr>
+        <w:t xml:space="preserve"> before subtracting. Two metres is 200 centimetres, so four rolls give 800 centimetres. The twelve pieces use 600 centimetres, leaving 200 centimetres, or 2 metres.</w:t>
+      </w:r>
+    </w:p>
+    <w:p>
+      <w:pPr>
+        <w:spacing w:line="336" w:lineRule="auto" w:after="180"/>
+      </w:pPr>
+      <w:r>
+        <w:rPr>
+          <w:b w:val="0"/>
+        </w:rPr>
+        <w:t>Subtracting the bare numbers 8 − 600 would mix metres with centimetres and would not describe the remaining length correctly.</w:t>
+      </w:r>
+    </w:p>
+    <w:p>
+      <w:pPr>
+        <w:spacing w:line="336" w:lineRule="auto" w:after="180"/>
+      </w:pPr>
+      <w:r>
+        <w:rPr>
+          <w:b w:val="0"/>
+        </w:rPr>
+        <w:t>Use a second route as a check: 50 centimetres is half a metre, so twelve pieces use six metres. Eight minus six leaves two metres.</w:t>
+      </w:r>
+    </w:p>
+    <w:p>
+      <w:pPr>
+        <w:spacing w:line="336" w:lineRule="auto" w:after="180"/>
+      </w:pPr>
+      <w:r>
+        <w:rPr>
+          <w:b w:val="0"/>
+        </w:rPr>
+        <w:t>A reasonableness check also asks whether the used length is at most the starting length and whether starting length equals used plus remaining.</w:t>
+      </w:r>
+    </w:p>
+    <w:p>
+      <w:pPr>
+        <w:spacing w:line="336" w:lineRule="auto" w:after="180"/>
+      </w:pPr>
+      <w:r>
+        <w:rPr>
+          <w:b w:val="0"/>
+        </w:rPr>
+        <w:t xml:space="preserve">These checks can reveal mistakes; they do not replace checking the original </w:t>
+      </w:r>
+      <w:r>
+        <w:rPr>
+          <w:b/>
+        </w:rPr>
+        <w:t>input</w:t>
+      </w:r>
+      <w:r>
+        <w:rPr>
+          <w:b w:val="0"/>
+        </w:rPr>
+        <w:t>s and assumptions.</w:t>
+      </w:r>
+    </w:p>
+    <w:p>
+      <w:pPr>
+        <w:pStyle w:val="Heading2"/>
+      </w:pPr>
+      <w:r>
+        <w:t>Introduce the separate bookmark facts</w:t>
+      </w:r>
+    </w:p>
+    <w:p>
+      <w:pPr>
+        <w:spacing w:line="336" w:lineRule="auto" w:after="180"/>
+      </w:pPr>
+      <w:r>
+        <w:rPr>
+          <w:b w:val="0"/>
+        </w:rPr>
+        <w:t>A fictional craft sheet calculates ribbon left after making bookmarks.</w:t>
+      </w:r>
+    </w:p>
+    <w:p>
+      <w:pPr>
+        <w:spacing w:line="336" w:lineRule="auto" w:after="180"/>
+      </w:pPr>
+      <w:r>
+        <w:rPr>
+          <w:b w:val="0"/>
+        </w:rPr>
+        <w:t>Four rolls each contain exactly 150 cm. Eight bookmarks use exactly 50 cm each.</w:t>
+      </w:r>
+    </w:p>
+    <w:p>
+      <w:pPr>
+        <w:spacing w:line="336" w:lineRule="auto" w:after="180"/>
+      </w:pPr>
+      <w:r>
+        <w:rPr>
+          <w:b w:val="0"/>
+        </w:rPr>
+        <w:t>No other ribbon loss is assumed; no competition result is recorded.</w:t>
+      </w:r>
+    </w:p>
+    <w:p>
+      <w:pPr>
+        <w:pStyle w:val="Heading2"/>
+      </w:pPr>
+      <w:r>
+        <w:t>Inspect the labelled quantity comparison</w:t>
+      </w:r>
+    </w:p>
+    <w:p>
+      <w:r>
+        <w:drawing>
+          <wp:inline xmlns:a="http://schemas.openxmlformats.org/drawingml/2006/main" xmlns:pic="http://schemas.openxmlformats.org/drawingml/2006/picture">
+            <wp:extent cx="5486400" cy="3145536"/>
+            <wp:docPr id="1" name="Picture 1" descr="Ribbon quantities in one consistent unit. Units: centimetres. Available: 600. Used: 400. Remaining: 200."/>
+            <wp:cNvGraphicFramePr>
+              <a:graphicFrameLocks noChangeAspect="1"/>
+            </wp:cNvGraphicFramePr>
+            <a:graphic>
+              <a:graphicData uri="http://schemas.openxmlformats.org/drawingml/2006/picture">
+                <pic:pic>
+                  <pic:nvPicPr>
+                    <pic:cNvPr id="0" name="academy-story-ai-1-27-03.png"/>
+                    <pic:cNvPicPr/>
+                  </pic:nvPicPr>
+                  <pic:blipFill>
+                    <a:blip r:embed="rId9"/>
+                    <a:stretch>
+                      <a:fillRect/>
+                    </a:stretch>
+                  </pic:blipFill>
+                  <pic:spPr>
+                    <a:xfrm>
+                      <a:off x="0" y="0"/>
+                      <a:ext cx="5486400" cy="3145536"/>
+                    </a:xfrm>
+                    <a:prstGeom prst="rect"/>
+                  </pic:spPr>
+                </pic:pic>
+              </a:graphicData>
+            </a:graphic>
+          </wp:inline>
+        </w:drawing>
+      </w:r>
+    </w:p>
+    <w:p>
+      <w:pPr>
+        <w:pStyle w:val="Heading2"/>
+      </w:pPr>
+      <w:r>
+        <w:t>Trace the bookmark audit</w:t>
+      </w:r>
+    </w:p>
+    <w:p>
+      <w:r>
+        <w:drawing>
+          <wp:inline xmlns:a="http://schemas.openxmlformats.org/drawingml/2006/main" xmlns:pic="http://schemas.openxmlformats.org/drawingml/2006/picture">
+            <wp:extent cx="5486400" cy="4005072"/>
+            <wp:docPr id="2" name="Picture 2" descr="Available ribbon: 4×150=600 cm. → Ribbon used: 8×50=400 cm. → Remainder: 600−400=200 cm=2 m. → Audit draft: “200 m remains and everyone wins” fails unit and evidence checks."/>
+            <wp:cNvGraphicFramePr>
+              <a:graphicFrameLocks noChangeAspect="1"/>
+            </wp:cNvGraphicFramePr>
+            <a:graphic>
+              <a:graphicData uri="http://schemas.openxmlformats.org/drawingml/2006/picture">
+                <pic:pic>
+                  <pic:nvPicPr>
+                    <pic:cNvPr id="0" name="academy-story-ai-1-27-02.png"/>
+                    <pic:cNvPicPr/>
+                  </pic:nvPicPr>
+                  <pic:blipFill>
+                    <a:blip r:embed="rId10"/>
+                    <a:stretch>
+                      <a:fillRect/>
+                    </a:stretch>
+                  </pic:blipFill>
+                  <pic:spPr>
+                    <a:xfrm>
+                      <a:off x="0" y="0"/>
+                      <a:ext cx="5486400" cy="4005072"/>
+                    </a:xfrm>
+                    <a:prstGeom prst="rect"/>
+                  </pic:spPr>
+                </pic:pic>
+              </a:graphicData>
+            </a:graphic>
+          </wp:inline>
+        </w:drawing>
       </w:r>
     </w:p>
     <w:p>
@@ -825,7 +1687,136 @@
         <w:pStyle w:val="Heading3"/>
       </w:pPr>
       <w:r>
-        <w:t>Preparation for the connected explanation</w:t>
+        <w:t>Read the picture one step at a time</w:t>
+      </w:r>
+    </w:p>
+    <w:tbl>
+      <w:tblPr>
+        <w:tblStyle w:val="LightShading-Accent1"/>
+        <w:tblW w:type="auto" w:w="0"/>
+        <w:tblLook w:firstColumn="1" w:firstRow="1" w:lastColumn="0" w:lastRow="0" w:noHBand="0" w:noVBand="1" w:val="04A0"/>
+      </w:tblPr>
+      <w:tblGrid>
+        <w:gridCol w:w="5112"/>
+        <w:gridCol w:w="5112"/>
+      </w:tblGrid>
+      <w:tr>
+        <w:trPr>
+          <w:tblHeader/>
+        </w:trPr>
+        <w:tc>
+          <w:tcPr>
+            <w:tcW w:type="dxa" w:w="5112"/>
+          </w:tcPr>
+          <w:p>
+            <w:r>
+              <w:t>Step</w:t>
+            </w:r>
+          </w:p>
+        </w:tc>
+        <w:tc>
+          <w:tcPr>
+            <w:tcW w:type="dxa" w:w="5112"/>
+          </w:tcPr>
+          <w:p>
+            <w:r>
+              <w:t>What happens and why</w:t>
+            </w:r>
+          </w:p>
+        </w:tc>
+      </w:tr>
+      <w:tr>
+        <w:tc>
+          <w:tcPr>
+            <w:tcW w:type="dxa" w:w="5112"/>
+          </w:tcPr>
+          <w:p>
+            <w:r>
+              <w:t>1. Available ribbon</w:t>
+            </w:r>
+          </w:p>
+        </w:tc>
+        <w:tc>
+          <w:tcPr>
+            <w:tcW w:type="dxa" w:w="5112"/>
+          </w:tcPr>
+          <w:p>
+            <w:r>
+              <w:t>4×150=600 cm.</w:t>
+            </w:r>
+          </w:p>
+        </w:tc>
+      </w:tr>
+      <w:tr>
+        <w:tc>
+          <w:tcPr>
+            <w:tcW w:type="dxa" w:w="5112"/>
+          </w:tcPr>
+          <w:p>
+            <w:r>
+              <w:t>2. Ribbon used</w:t>
+            </w:r>
+          </w:p>
+        </w:tc>
+        <w:tc>
+          <w:tcPr>
+            <w:tcW w:type="dxa" w:w="5112"/>
+          </w:tcPr>
+          <w:p>
+            <w:r>
+              <w:t>8×50=400 cm.</w:t>
+            </w:r>
+          </w:p>
+        </w:tc>
+      </w:tr>
+      <w:tr>
+        <w:tc>
+          <w:tcPr>
+            <w:tcW w:type="dxa" w:w="5112"/>
+          </w:tcPr>
+          <w:p>
+            <w:r>
+              <w:t>3. Remainder</w:t>
+            </w:r>
+          </w:p>
+        </w:tc>
+        <w:tc>
+          <w:tcPr>
+            <w:tcW w:type="dxa" w:w="5112"/>
+          </w:tcPr>
+          <w:p>
+            <w:r>
+              <w:t>600−400=200 cm=2 m.</w:t>
+            </w:r>
+          </w:p>
+        </w:tc>
+      </w:tr>
+      <w:tr>
+        <w:tc>
+          <w:tcPr>
+            <w:tcW w:type="dxa" w:w="5112"/>
+          </w:tcPr>
+          <w:p>
+            <w:r>
+              <w:t>4. Audit draft</w:t>
+            </w:r>
+          </w:p>
+        </w:tc>
+        <w:tc>
+          <w:tcPr>
+            <w:tcW w:type="dxa" w:w="5112"/>
+          </w:tcPr>
+          <w:p>
+            <w:r>
+              <w:t>“200 m remains and everyone wins” fails unit and evidence checks.</w:t>
+            </w:r>
+          </w:p>
+        </w:tc>
+      </w:tr>
+    </w:tbl>
+    <w:p>
+      <w:r>
+        <w:t>Match each pictured step to the supplied facts. This is a worked teaching case, not an independent assessment.</w:t>
       </w:r>
     </w:p>
     <w:p>
@@ -836,31 +1827,174 @@
         <w:rPr>
           <w:b w:val="0"/>
         </w:rPr>
-        <w:t xml:space="preserve">Use the supplied fictional </w:t>
+        <w:t xml:space="preserve">All arithmetic first uses centimetres. Converting only after subtraction avoids mixing </w:t>
       </w:r>
       <w:r>
         <w:rPr>
           <w:b/>
         </w:rPr>
-        <w:t>source</w:t>
-      </w:r>
-      <w:r>
-        <w:rPr>
-          <w:b w:val="0"/>
-        </w:rPr>
-        <w:t xml:space="preserve"> cards to keep the activity accessible offline and separate </w:t>
+        <w:t>unit</w:t>
+      </w:r>
+      <w:r>
+        <w:rPr>
+          <w:b w:val="0"/>
+        </w:rPr>
+        <w:t>s. The record supports available, used and remaining lengths under its no-loss assumption. It does not support a promise about winning.</w:t>
+      </w:r>
+    </w:p>
+    <w:p>
+      <w:pPr>
+        <w:spacing w:line="336" w:lineRule="auto" w:after="180"/>
+      </w:pPr>
+      <w:r>
+        <w:rPr>
+          <w:b w:val="0"/>
+        </w:rPr>
+        <w:t xml:space="preserve">A numerically correct total elsewhere in a draft cannot rescue a wrong </w:t>
       </w:r>
       <w:r>
         <w:rPr>
           <w:b/>
         </w:rPr>
+        <w:t>unit</w:t>
+      </w:r>
+      <w:r>
+        <w:rPr>
+          <w:b w:val="0"/>
+        </w:rPr>
+        <w:t xml:space="preserve"> or an invented </w:t>
+      </w:r>
+      <w:r>
+        <w:rPr>
+          <w:b/>
+        </w:rPr>
+        <w:t>claim</w:t>
+      </w:r>
+      <w:r>
+        <w:rPr>
+          <w:b w:val="0"/>
+        </w:rPr>
+        <w:t>.</w:t>
+      </w:r>
+    </w:p>
+    <w:p>
+      <w:pPr>
+        <w:pStyle w:val="Heading2"/>
+      </w:pPr>
+      <w:r>
+        <w:t>Declare the model’s limits</w:t>
+      </w:r>
+    </w:p>
+    <w:p>
+      <w:pPr>
+        <w:spacing w:line="336" w:lineRule="auto" w:after="180"/>
+      </w:pPr>
+      <w:r>
+        <w:rPr>
+          <w:b w:val="0"/>
+        </w:rPr>
+        <w:t>Real cutting losses or inaccurate roll lengths would change this toy calculation; the assumption must be declared.</w:t>
+      </w:r>
+    </w:p>
+    <w:p>
+      <w:pPr>
+        <w:pStyle w:val="Heading2"/>
+      </w:pPr>
+      <w:r>
+        <w:t>Change the bookmark count</w:t>
+      </w:r>
+    </w:p>
+    <w:p>
+      <w:pPr>
+        <w:spacing w:line="336" w:lineRule="auto" w:after="180"/>
+      </w:pPr>
+      <w:r>
+        <w:rPr>
+          <w:b w:val="0"/>
+        </w:rPr>
+        <w:t>Change: Make ten bookmarks instead of eight.</w:t>
+      </w:r>
+    </w:p>
+    <w:p>
+      <w:pPr>
+        <w:spacing w:line="336" w:lineRule="auto" w:after="180"/>
+      </w:pPr>
+      <w:r>
+        <w:rPr>
+          <w:b/>
+        </w:rPr>
+        <w:t>Prediction</w:t>
+      </w:r>
+      <w:r>
+        <w:rPr>
+          <w:b w:val="0"/>
+        </w:rPr>
+        <w:t>: 100 cm, or 1 m, remains.</w:t>
+      </w:r>
+    </w:p>
+    <w:p>
+      <w:pPr>
+        <w:spacing w:line="336" w:lineRule="auto" w:after="180"/>
+      </w:pPr>
+      <w:r>
+        <w:rPr>
+          <w:b w:val="0"/>
+        </w:rPr>
+        <w:t>Reason: 600−10×50=100 cm.</w:t>
+      </w:r>
+    </w:p>
+    <w:p>
+      <w:pPr>
+        <w:pStyle w:val="Heading2"/>
+      </w:pPr>
+      <w:r>
+        <w:t>Use the picture to elicit reasoning</w:t>
+      </w:r>
+    </w:p>
+    <w:p>
+      <w:pPr>
+        <w:spacing w:line="336" w:lineRule="auto" w:after="180"/>
+      </w:pPr>
+      <w:r>
+        <w:rPr>
+          <w:b w:val="0"/>
+        </w:rPr>
+        <w:t>Use the diagram and verbal explanation together. Ask learners to match a sentence to a specific visual step; do not assign learners fixed visual or auditory learning styles.</w:t>
+      </w:r>
+    </w:p>
+    <w:p>
+      <w:pPr>
+        <w:spacing w:line="336" w:lineRule="auto" w:after="180"/>
+      </w:pPr>
+      <w:r>
+        <w:rPr>
+          <w:b w:val="0"/>
+        </w:rPr>
+        <w:t xml:space="preserve">Cover the result. Ask learners to name the </w:t>
+      </w:r>
+      <w:r>
+        <w:rPr>
+          <w:b/>
+        </w:rPr>
+        <w:t>input</w:t>
+      </w:r>
+      <w:r>
+        <w:rPr>
+          <w:b w:val="0"/>
+        </w:rPr>
+        <w:t xml:space="preserve">s and predict the next step. Uncover one step, connect the icon to the actual procedure, and explain its </w:t>
+      </w:r>
+      <w:r>
+        <w:rPr>
+          <w:b/>
+        </w:rPr>
         <w:t>evidence</w:t>
       </w:r>
       <w:r>
         <w:rPr>
           <w:b w:val="0"/>
         </w:rPr>
-        <w:t xml:space="preserve"> checking from internet search skill.</w:t>
+        <w:t>. Then change the supplied condition and compare.</w:t>
       </w:r>
     </w:p>
     <w:p>
@@ -871,31 +2005,15 @@
         <w:rPr>
           <w:b w:val="0"/>
         </w:rPr>
-        <w:t xml:space="preserve">Supported and contradicted are judgments relative to stated </w:t>
-      </w:r>
-      <w:r>
-        <w:rPr>
-          <w:b/>
-        </w:rPr>
-        <w:t>evidence</w:t>
-      </w:r>
-      <w:r>
-        <w:rPr>
-          <w:b w:val="0"/>
-        </w:rPr>
-        <w:t xml:space="preserve"> and assumptions; unresolved is not a synonym for false. Emphasise that identical repeated </w:t>
-      </w:r>
-      <w:r>
-        <w:rPr>
-          <w:b/>
-        </w:rPr>
-        <w:t>claim</w:t>
-      </w:r>
-      <w:r>
-        <w:rPr>
-          <w:b w:val="0"/>
-        </w:rPr>
-        <w:t>s may share one origin.</w:t>
+        <w:t>The picture is a representation; it does not document execution of a real AI model.</w:t>
+      </w:r>
+    </w:p>
+    <w:p>
+      <w:pPr>
+        <w:pStyle w:val="Heading2"/>
+      </w:pPr>
+      <w:r>
+        <w:t>Earlier wording, alternatives and picture transcripts · reference / check after trying</w:t>
       </w:r>
     </w:p>
     <w:p>
@@ -906,162 +2024,7 @@
         <w:rPr>
           <w:b w:val="0"/>
         </w:rPr>
-        <w:t>This lesson checks exact paper models, not uncertain physical measurements.</w:t>
-      </w:r>
-    </w:p>
-    <w:p>
-      <w:pPr>
-        <w:pStyle w:val="Heading3"/>
-      </w:pPr>
-      <w:r>
-        <w:t>Readiness answer</w:t>
-      </w:r>
-    </w:p>
-    <w:p>
-      <w:pPr>
-        <w:spacing w:line="336" w:lineRule="auto" w:after="180"/>
-      </w:pPr>
-      <w:r>
-        <w:rPr>
-          <w:b w:val="0"/>
-        </w:rPr>
-        <w:t>No. Format and factual support are separate criteria. A correct layout cannot make an unsupported time acceptable.</w:t>
-      </w:r>
-    </w:p>
-    <w:p>
-      <w:pPr>
-        <w:spacing w:line="336" w:lineRule="auto" w:after="180"/>
-      </w:pPr>
-      <w:r>
-        <w:rPr>
-          <w:b w:val="0"/>
-        </w:rPr>
-        <w:t>Current ribbon card R and old card Q details in the lesson</w:t>
-      </w:r>
-    </w:p>
-    <w:p>
-      <w:pPr>
-        <w:spacing w:line="336" w:lineRule="auto" w:after="180"/>
-      </w:pPr>
-      <w:r>
-        <w:rPr>
-          <w:b w:val="0"/>
-        </w:rPr>
-        <w:t>A metre strip marked into 100 centimetres or a paper drawing of one</w:t>
-      </w:r>
-    </w:p>
-    <w:p>
-      <w:pPr>
-        <w:spacing w:line="336" w:lineRule="auto" w:after="180"/>
-      </w:pPr>
-      <w:r>
-        <w:rPr>
-          <w:b w:val="0"/>
-        </w:rPr>
-        <w:t xml:space="preserve">The </w:t>
-      </w:r>
-      <w:r>
-        <w:rPr>
-          <w:b/>
-        </w:rPr>
-        <w:t>independent</w:t>
-      </w:r>
-      <w:r>
-        <w:rPr>
-          <w:b w:val="0"/>
-        </w:rPr>
-        <w:t xml:space="preserve"> craft card M in W4 and paper for </w:t>
-      </w:r>
-      <w:r>
-        <w:rPr>
-          <w:b/>
-        </w:rPr>
-        <w:t>claim</w:t>
-      </w:r>
-      <w:r>
-        <w:rPr>
-          <w:b w:val="0"/>
-        </w:rPr>
-        <w:t>-by-</w:t>
-      </w:r>
-      <w:r>
-        <w:rPr>
-          <w:b/>
-        </w:rPr>
-        <w:t>claim</w:t>
-      </w:r>
-      <w:r>
-        <w:rPr>
-          <w:b w:val="0"/>
-        </w:rPr>
-        <w:t xml:space="preserve"> audit notes</w:t>
-      </w:r>
-    </w:p>
-    <w:p>
-      <w:pPr>
-        <w:pStyle w:val="Heading3"/>
-      </w:pPr>
-      <w:r>
-        <w:t>End goal for the pictorial case</w:t>
-      </w:r>
-    </w:p>
-    <w:p>
-      <w:pPr>
-        <w:spacing w:line="336" w:lineRule="auto" w:after="180"/>
-      </w:pPr>
-      <w:r>
-        <w:rPr>
-          <w:b w:val="0"/>
-        </w:rPr>
-        <w:t xml:space="preserve">By the end, I can verify quantities with consistent </w:t>
-      </w:r>
-      <w:r>
-        <w:rPr>
-          <w:b/>
-        </w:rPr>
-        <w:t>unit</w:t>
-      </w:r>
-      <w:r>
-        <w:rPr>
-          <w:b w:val="0"/>
-        </w:rPr>
-        <w:t xml:space="preserve">s and separate arithmetic from unsupported </w:t>
-      </w:r>
-      <w:r>
-        <w:rPr>
-          <w:b/>
-        </w:rPr>
-        <w:t>claim</w:t>
-      </w:r>
-      <w:r>
-        <w:rPr>
-          <w:b w:val="0"/>
-        </w:rPr>
-        <w:t>s.</w:t>
-      </w:r>
-    </w:p>
-    <w:p>
-      <w:pPr>
-        <w:spacing w:line="336" w:lineRule="auto" w:after="180"/>
-      </w:pPr>
-      <w:r>
-        <w:rPr>
-          <w:b w:val="0"/>
-        </w:rPr>
-        <w:t>This added worked case illustrates the week’s main idea. Retain all original and connected topics; schedule its practice within the teaching cycle.</w:t>
-      </w:r>
-    </w:p>
-    <w:p>
-      <w:pPr>
-        <w:pStyle w:val="Heading1"/>
-      </w:pPr>
-      <w:r>
-        <w:t>02. Explain the mechanism</w:t>
-      </w:r>
-    </w:p>
-    <w:p>
-      <w:r>
-        <w:t>Model Verify Important Outputs using the supplied case, labelled mechanism and reasoning. Make the scope of each conclusion explicit.</w:t>
+        <w:t>Explain the mechanism</w:t>
       </w:r>
     </w:p>
     <w:p>
@@ -1203,70 +2166,512 @@
     </w:p>
     <w:p>
       <w:pPr>
+        <w:spacing w:line="336" w:lineRule="auto" w:after="180"/>
+      </w:pPr>
+      <w:r>
+        <w:rPr>
+          <w:b w:val="0"/>
+        </w:rPr>
+        <w:t xml:space="preserve">CORE IDEA Fluent AI </w:t>
+      </w:r>
+      <w:r>
+        <w:rPr>
+          <w:b/>
+        </w:rPr>
+        <w:t>output</w:t>
+      </w:r>
+      <w:r>
+        <w:rPr>
+          <w:b w:val="0"/>
+        </w:rPr>
+        <w:t xml:space="preserve"> is not </w:t>
+      </w:r>
+      <w:r>
+        <w:rPr>
+          <w:b/>
+        </w:rPr>
+        <w:t>evidence</w:t>
+      </w:r>
+      <w:r>
+        <w:rPr>
+          <w:b w:val="0"/>
+        </w:rPr>
+        <w:t xml:space="preserve">; important </w:t>
+      </w:r>
+      <w:r>
+        <w:rPr>
+          <w:b/>
+        </w:rPr>
+        <w:t>claim</w:t>
+      </w:r>
+      <w:r>
+        <w:rPr>
+          <w:b w:val="0"/>
+        </w:rPr>
+        <w:t xml:space="preserve">s need </w:t>
+      </w:r>
+      <w:r>
+        <w:rPr>
+          <w:b/>
+        </w:rPr>
+        <w:t>independent</w:t>
+      </w:r>
+      <w:r>
+        <w:rPr>
+          <w:b w:val="0"/>
+        </w:rPr>
+        <w:t xml:space="preserve"> support.</w:t>
+      </w:r>
+    </w:p>
+    <w:p>
+      <w:pPr>
+        <w:spacing w:line="336" w:lineRule="auto" w:after="180"/>
+      </w:pPr>
+      <w:r>
+        <w:rPr>
+          <w:b w:val="0"/>
+        </w:rPr>
+        <w:t xml:space="preserve">UNDER THE HOOD </w:t>
+      </w:r>
+      <w:r>
+        <w:rPr>
+          <w:b/>
+        </w:rPr>
+        <w:t>Verification</w:t>
+      </w:r>
+      <w:r>
+        <w:rPr>
+          <w:b w:val="0"/>
+        </w:rPr>
+        <w:t xml:space="preserve"> is </w:t>
+      </w:r>
+      <w:r>
+        <w:rPr>
+          <w:b/>
+        </w:rPr>
+        <w:t>claim</w:t>
+      </w:r>
+      <w:r>
+        <w:rPr>
+          <w:b w:val="0"/>
+        </w:rPr>
+        <w:t xml:space="preserve">-level </w:t>
+      </w:r>
+      <w:r>
+        <w:rPr>
+          <w:b/>
+        </w:rPr>
+        <w:t>evidence</w:t>
+      </w:r>
+      <w:r>
+        <w:rPr>
+          <w:b w:val="0"/>
+        </w:rPr>
+        <w:t xml:space="preserve"> work. </w:t>
+      </w:r>
+      <w:r>
+        <w:rPr>
+          <w:b/>
+        </w:rPr>
+        <w:t>Source</w:t>
+      </w:r>
+      <w:r>
+        <w:rPr>
+          <w:b w:val="0"/>
+        </w:rPr>
+        <w:t xml:space="preserve"> independence, authority, direct support, recency, and agreement matter. Multiple pages repeating the same upstream error are not </w:t>
+      </w:r>
+      <w:r>
+        <w:rPr>
+          <w:b/>
+        </w:rPr>
+        <w:t>independent</w:t>
+      </w:r>
+      <w:r>
+        <w:rPr>
+          <w:b w:val="0"/>
+        </w:rPr>
+        <w:t xml:space="preserve"> confirmation.</w:t>
+      </w:r>
+    </w:p>
+    <w:p>
+      <w:pPr>
+        <w:spacing w:line="336" w:lineRule="auto" w:after="180"/>
+      </w:pPr>
+      <w:r>
+        <w:rPr>
+          <w:b w:val="0"/>
+        </w:rPr>
+        <w:t>Draw a fresh example with all three stages:</w:t>
+      </w:r>
+    </w:p>
+    <w:p>
+      <w:pPr>
+        <w:spacing w:line="336" w:lineRule="auto" w:after="180"/>
+      </w:pPr>
+      <w:r>
+        <w:rPr>
+          <w:b w:val="0"/>
+        </w:rPr>
+        <w:t xml:space="preserve">Every step connects a </w:t>
+      </w:r>
+      <w:r>
+        <w:rPr>
+          <w:b/>
+        </w:rPr>
+        <w:t>claim</w:t>
+      </w:r>
+      <w:r>
+        <w:rPr>
+          <w:b w:val="0"/>
+        </w:rPr>
+        <w:t xml:space="preserve"> to observable </w:t>
+      </w:r>
+      <w:r>
+        <w:rPr>
+          <w:b/>
+        </w:rPr>
+        <w:t>evidence</w:t>
+      </w:r>
+      <w:r>
+        <w:rPr>
+          <w:b w:val="0"/>
+        </w:rPr>
+        <w:t>.</w:t>
+      </w:r>
+    </w:p>
+    <w:p>
+      <w:pPr>
+        <w:spacing w:line="336" w:lineRule="auto" w:after="180"/>
+      </w:pPr>
+      <w:r>
+        <w:rPr>
+          <w:b w:val="0"/>
+        </w:rPr>
+        <w:t xml:space="preserve">CASE A generated paragraph confidently </w:t>
+      </w:r>
+      <w:r>
+        <w:rPr>
+          <w:b/>
+        </w:rPr>
+        <w:t>claim</w:t>
+      </w:r>
+      <w:r>
+        <w:rPr>
+          <w:b w:val="0"/>
+        </w:rPr>
+        <w:t xml:space="preserve">s that an animal lives in a region; the wording is not </w:t>
+      </w:r>
+      <w:r>
+        <w:rPr>
+          <w:b/>
+        </w:rPr>
+        <w:t>evidence</w:t>
+      </w:r>
+      <w:r>
+        <w:rPr>
+          <w:b w:val="0"/>
+        </w:rPr>
+        <w:t xml:space="preserve"> that the </w:t>
+      </w:r>
+      <w:r>
+        <w:rPr>
+          <w:b/>
+        </w:rPr>
+        <w:t>claim</w:t>
+      </w:r>
+      <w:r>
+        <w:rPr>
+          <w:b w:val="0"/>
+        </w:rPr>
+        <w:t xml:space="preserve"> is true.</w:t>
+      </w:r>
+    </w:p>
+    <w:p>
+      <w:pPr>
+        <w:spacing w:line="336" w:lineRule="auto" w:after="180"/>
+      </w:pPr>
+      <w:r>
+        <w:rPr>
+          <w:b w:val="0"/>
+        </w:rPr>
+        <w:t xml:space="preserve">STEP 1 — OBSERVE specific </w:t>
+      </w:r>
+      <w:r>
+        <w:rPr>
+          <w:b/>
+        </w:rPr>
+        <w:t>claim</w:t>
+      </w:r>
+      <w:r>
+        <w:rPr>
+          <w:b w:val="0"/>
+        </w:rPr>
+        <w:t xml:space="preserve"> extracted from an </w:t>
+      </w:r>
+      <w:r>
+        <w:rPr>
+          <w:b/>
+        </w:rPr>
+        <w:t>output</w:t>
+      </w:r>
+    </w:p>
+    <w:p>
+      <w:pPr>
+        <w:spacing w:line="336" w:lineRule="auto" w:after="180"/>
+      </w:pPr>
+      <w:r>
+        <w:rPr>
+          <w:b w:val="0"/>
+        </w:rPr>
+        <w:t xml:space="preserve">STEP 2 — TRACE check </w:t>
+      </w:r>
+      <w:r>
+        <w:rPr>
+          <w:b/>
+        </w:rPr>
+        <w:t>independent</w:t>
+      </w:r>
+      <w:r>
+        <w:rPr>
+          <w:b w:val="0"/>
+        </w:rPr>
+        <w:t xml:space="preserve"> suitable </w:t>
+      </w:r>
+      <w:r>
+        <w:rPr>
+          <w:b/>
+        </w:rPr>
+        <w:t>source</w:t>
+      </w:r>
+      <w:r>
+        <w:rPr>
+          <w:b w:val="0"/>
+        </w:rPr>
+        <w:t>s and reconcile differences</w:t>
+      </w:r>
+    </w:p>
+    <w:p>
+      <w:pPr>
+        <w:spacing w:line="336" w:lineRule="auto" w:after="180"/>
+      </w:pPr>
+      <w:r>
+        <w:rPr>
+          <w:b w:val="0"/>
+        </w:rPr>
+        <w:t xml:space="preserve">STEP 3 — CONCLUDE supported, corrected, uncertain, or removed </w:t>
+      </w:r>
+      <w:r>
+        <w:rPr>
+          <w:b/>
+        </w:rPr>
+        <w:t>claim</w:t>
+      </w:r>
+    </w:p>
+    <w:p>
+      <w:pPr>
+        <w:spacing w:line="336" w:lineRule="auto" w:after="180"/>
+      </w:pPr>
+      <w:r>
+        <w:rPr>
+          <w:b w:val="0"/>
+        </w:rPr>
+        <w:t xml:space="preserve">MODEL REASONING Check the exact </w:t>
+      </w:r>
+      <w:r>
+        <w:rPr>
+          <w:b/>
+        </w:rPr>
+        <w:t>claim</w:t>
+      </w:r>
+      <w:r>
+        <w:rPr>
+          <w:b w:val="0"/>
+        </w:rPr>
+        <w:t xml:space="preserve">, not the whole paragraph. Use </w:t>
+      </w:r>
+      <w:r>
+        <w:rPr>
+          <w:b/>
+        </w:rPr>
+        <w:t>source</w:t>
+      </w:r>
+      <w:r>
+        <w:rPr>
+          <w:b w:val="0"/>
+        </w:rPr>
+        <w:t xml:space="preserve">s with direct relevant </w:t>
+      </w:r>
+      <w:r>
+        <w:rPr>
+          <w:b/>
+        </w:rPr>
+        <w:t>evidence</w:t>
+      </w:r>
+      <w:r>
+        <w:rPr>
+          <w:b w:val="0"/>
+        </w:rPr>
+        <w:t xml:space="preserve">, note publication context, and explain whether they </w:t>
+      </w:r>
+      <w:r>
+        <w:rPr>
+          <w:b/>
+        </w:rPr>
+        <w:t>independent</w:t>
+      </w:r>
+      <w:r>
+        <w:rPr>
+          <w:b w:val="0"/>
+        </w:rPr>
+        <w:t>ly agree.</w:t>
+      </w:r>
+    </w:p>
+    <w:p>
+      <w:pPr>
+        <w:spacing w:line="336" w:lineRule="auto" w:after="180"/>
+      </w:pPr>
+      <w:r>
+        <w:rPr>
+          <w:b w:val="0"/>
+        </w:rPr>
+        <w:t xml:space="preserve">If </w:t>
+      </w:r>
+      <w:r>
+        <w:rPr>
+          <w:b/>
+        </w:rPr>
+        <w:t>evidence</w:t>
+      </w:r>
+      <w:r>
+        <w:rPr>
+          <w:b w:val="0"/>
+        </w:rPr>
+        <w:t xml:space="preserve"> is weak or conflicting, revise or remove the </w:t>
+      </w:r>
+      <w:r>
+        <w:rPr>
+          <w:b/>
+        </w:rPr>
+        <w:t>claim</w:t>
+      </w:r>
+      <w:r>
+        <w:rPr>
+          <w:b w:val="0"/>
+        </w:rPr>
+        <w:t>.</w:t>
+      </w:r>
+    </w:p>
+    <w:p>
+      <w:pPr>
+        <w:spacing w:line="336" w:lineRule="auto" w:after="180"/>
+      </w:pPr>
+      <w:r>
+        <w:rPr>
+          <w:b w:val="0"/>
+        </w:rPr>
+        <w:t>DO NOT OVER</w:t>
+      </w:r>
+      <w:r>
+        <w:rPr>
+          <w:b/>
+        </w:rPr>
+        <w:t>CLAIM</w:t>
+      </w:r>
+      <w:r>
+        <w:rPr>
+          <w:b w:val="0"/>
+        </w:rPr>
+        <w:t xml:space="preserve"> Two search results are not two </w:t>
+      </w:r>
+      <w:r>
+        <w:rPr>
+          <w:b/>
+        </w:rPr>
+        <w:t>independent</w:t>
+      </w:r>
+      <w:r>
+        <w:rPr>
+          <w:b w:val="0"/>
+        </w:rPr>
+        <w:t xml:space="preserve"> </w:t>
+      </w:r>
+      <w:r>
+        <w:rPr>
+          <w:b/>
+        </w:rPr>
+        <w:t>source</w:t>
+      </w:r>
+      <w:r>
+        <w:rPr>
+          <w:b w:val="0"/>
+        </w:rPr>
+        <w:t>s when both copy the same page.</w:t>
+      </w:r>
+    </w:p>
+    <w:p>
+      <w:pPr>
+        <w:spacing w:line="336" w:lineRule="auto" w:after="180"/>
+      </w:pPr>
+      <w:r>
+        <w:rPr>
+          <w:b w:val="0"/>
+        </w:rPr>
+        <w:t xml:space="preserve">What new </w:t>
+      </w:r>
+      <w:r>
+        <w:rPr>
+          <w:b/>
+        </w:rPr>
+        <w:t>evidence</w:t>
+      </w:r>
+      <w:r>
+        <w:rPr>
+          <w:b w:val="0"/>
+        </w:rPr>
+        <w:t xml:space="preserve"> could change this answer?</w:t>
+      </w:r>
+    </w:p>
+    <w:p>
+      <w:pPr>
         <w:pStyle w:val="Heading3"/>
       </w:pPr>
       <w:r>
-        <w:t>Key idea</w:t>
+        <w:t>Concrete teaching case</w:t>
       </w:r>
     </w:p>
     <w:p>
       <w:pPr>
         <w:spacing w:line="336" w:lineRule="auto" w:after="180"/>
-        <w:shd w:fill="EDF7F3"/>
-      </w:pPr>
-      <w:r>
-        <w:rPr>
-          <w:b w:val="0"/>
-        </w:rPr>
-        <w:t xml:space="preserve">CORE IDEA Fluent AI </w:t>
+      </w:pPr>
+      <w:r>
+        <w:rPr>
+          <w:b w:val="0"/>
+        </w:rPr>
+        <w:t>An answer says six groups of four make 28.</w:t>
+      </w:r>
+    </w:p>
+    <w:p>
+      <w:pPr>
+        <w:spacing w:line="336" w:lineRule="auto" w:after="180"/>
+      </w:pPr>
+      <w:r>
+        <w:rPr>
+          <w:b w:val="0"/>
+        </w:rPr>
+        <w:t xml:space="preserve">Verify </w:t>
       </w:r>
       <w:r>
         <w:rPr>
           <w:b/>
         </w:rPr>
-        <w:t>output</w:t>
-      </w:r>
-      <w:r>
-        <w:rPr>
-          <w:b w:val="0"/>
-        </w:rPr>
-        <w:t xml:space="preserve"> is not </w:t>
-      </w:r>
-      <w:r>
-        <w:rPr>
-          <w:b/>
-        </w:rPr>
-        <w:t>evidence</w:t>
-      </w:r>
-      <w:r>
-        <w:rPr>
-          <w:b w:val="0"/>
-        </w:rPr>
-        <w:t xml:space="preserve">; important </w:t>
-      </w:r>
-      <w:r>
-        <w:rPr>
-          <w:b/>
-        </w:rPr>
-        <w:t>claim</w:t>
-      </w:r>
-      <w:r>
-        <w:rPr>
-          <w:b w:val="0"/>
-        </w:rPr>
-        <w:t xml:space="preserve">s need </w:t>
-      </w:r>
-      <w:r>
-        <w:rPr>
-          <w:b/>
-        </w:rPr>
         <w:t>independent</w:t>
       </w:r>
       <w:r>
         <w:rPr>
           <w:b w:val="0"/>
         </w:rPr>
-        <w:t xml:space="preserve"> support.</w:t>
+        <w:t>ly.</w:t>
       </w:r>
     </w:p>
     <w:p>
@@ -1274,125 +2679,18 @@
         <w:pStyle w:val="Heading3"/>
       </w:pPr>
       <w:r>
-        <w:t>How the mechanism works</w:t>
+        <w:t>Exact explanation to model</w:t>
       </w:r>
     </w:p>
     <w:p>
       <w:pPr>
         <w:spacing w:line="336" w:lineRule="auto" w:after="180"/>
-        <w:shd w:fill="F1F6F8"/>
-      </w:pPr>
-      <w:r>
-        <w:rPr>
-          <w:b w:val="0"/>
-        </w:rPr>
-        <w:t xml:space="preserve">UNDER THE HOOD </w:t>
-      </w:r>
-      <w:r>
-        <w:rPr>
-          <w:b/>
-        </w:rPr>
-        <w:t>Verification</w:t>
-      </w:r>
-      <w:r>
-        <w:rPr>
-          <w:b w:val="0"/>
-        </w:rPr>
-        <w:t xml:space="preserve"> is </w:t>
-      </w:r>
-      <w:r>
-        <w:rPr>
-          <w:b/>
-        </w:rPr>
-        <w:t>claim</w:t>
-      </w:r>
-      <w:r>
-        <w:rPr>
-          <w:b w:val="0"/>
-        </w:rPr>
-        <w:t xml:space="preserve">-level </w:t>
-      </w:r>
-      <w:r>
-        <w:rPr>
-          <w:b/>
-        </w:rPr>
-        <w:t>evidence</w:t>
-      </w:r>
-      <w:r>
-        <w:rPr>
-          <w:b w:val="0"/>
-        </w:rPr>
-        <w:t xml:space="preserve"> work. </w:t>
-      </w:r>
-      <w:r>
-        <w:rPr>
-          <w:b/>
-        </w:rPr>
-        <w:t>Source</w:t>
-      </w:r>
-      <w:r>
-        <w:rPr>
-          <w:b w:val="0"/>
-        </w:rPr>
-        <w:t xml:space="preserve"> independence, authority, direct support, recency, and agreement matter. Multiple pages repeating the same upstream error are not </w:t>
-      </w:r>
-      <w:r>
-        <w:rPr>
-          <w:b/>
-        </w:rPr>
-        <w:t>independent</w:t>
-      </w:r>
-      <w:r>
-        <w:rPr>
-          <w:b w:val="0"/>
-        </w:rPr>
-        <w:t xml:space="preserve"> confirmation.</w:t>
-      </w:r>
-    </w:p>
-    <w:p>
-      <w:pPr>
-        <w:spacing w:line="336" w:lineRule="auto" w:after="180"/>
-      </w:pPr>
-      <w:r>
-        <w:rPr>
-          <w:b w:val="0"/>
-        </w:rPr>
-        <w:t>Draw a fresh example with all three stages:</w:t>
-      </w:r>
-    </w:p>
-    <w:p>
-      <w:pPr>
-        <w:spacing w:line="336" w:lineRule="auto" w:after="180"/>
-      </w:pPr>
-      <w:r>
-        <w:rPr>
-          <w:b w:val="0"/>
-        </w:rPr>
-        <w:t xml:space="preserve">Every step connects a </w:t>
-      </w:r>
-      <w:r>
-        <w:rPr>
-          <w:b/>
-        </w:rPr>
-        <w:t>claim</w:t>
-      </w:r>
-      <w:r>
-        <w:rPr>
-          <w:b w:val="0"/>
-        </w:rPr>
-        <w:t xml:space="preserve"> to observable </w:t>
-      </w:r>
-      <w:r>
-        <w:rPr>
-          <w:b/>
-        </w:rPr>
-        <w:t>evidence</w:t>
-      </w:r>
-      <w:r>
-        <w:rPr>
-          <w:b w:val="0"/>
-        </w:rPr>
-        <w:t>.</w:t>
+      </w:pPr>
+      <w:r>
+        <w:rPr>
+          <w:b w:val="0"/>
+        </w:rPr>
+        <w:t>Six times four is 24. Draw six groups or add four six times. Confident wording does not change arithmetic.</w:t>
       </w:r>
     </w:p>
     <w:p>
@@ -1400,725 +2698,7 @@
         <w:pStyle w:val="Heading3"/>
       </w:pPr>
       <w:r>
-        <w:t>The case to investigate</w:t>
-      </w:r>
-    </w:p>
-    <w:p>
-      <w:pPr>
-        <w:spacing w:line="336" w:lineRule="auto" w:after="180"/>
-        <w:shd w:fill="F1F6FC"/>
-      </w:pPr>
-      <w:r>
-        <w:rPr>
-          <w:b w:val="0"/>
-        </w:rPr>
-        <w:t xml:space="preserve">CASE A generated paragraph confidently </w:t>
-      </w:r>
-      <w:r>
-        <w:rPr>
-          <w:b/>
-        </w:rPr>
-        <w:t>claim</w:t>
-      </w:r>
-      <w:r>
-        <w:rPr>
-          <w:b w:val="0"/>
-        </w:rPr>
-        <w:t xml:space="preserve">s that an animal lives in a region; the wording is not </w:t>
-      </w:r>
-      <w:r>
-        <w:rPr>
-          <w:b/>
-        </w:rPr>
-        <w:t>evidence</w:t>
-      </w:r>
-      <w:r>
-        <w:rPr>
-          <w:b w:val="0"/>
-        </w:rPr>
-        <w:t xml:space="preserve"> that the </w:t>
-      </w:r>
-      <w:r>
-        <w:rPr>
-          <w:b/>
-        </w:rPr>
-        <w:t>claim</w:t>
-      </w:r>
-      <w:r>
-        <w:rPr>
-          <w:b w:val="0"/>
-        </w:rPr>
-        <w:t xml:space="preserve"> is true.</w:t>
-      </w:r>
-    </w:p>
-    <w:p>
-      <w:pPr>
-        <w:pStyle w:val="Heading3"/>
-      </w:pPr>
-      <w:r>
-        <w:t>Step 1</w:t>
-      </w:r>
-    </w:p>
-    <w:p>
-      <w:pPr>
-        <w:spacing w:line="336" w:lineRule="auto" w:after="180"/>
-        <w:shd w:fill="F4F9FC"/>
-      </w:pPr>
-      <w:r>
-        <w:rPr>
-          <w:b w:val="0"/>
-        </w:rPr>
-        <w:t xml:space="preserve">STEP 1 — OBSERVE specific </w:t>
-      </w:r>
-      <w:r>
-        <w:rPr>
-          <w:b/>
-        </w:rPr>
-        <w:t>claim</w:t>
-      </w:r>
-      <w:r>
-        <w:rPr>
-          <w:b w:val="0"/>
-        </w:rPr>
-        <w:t xml:space="preserve"> extracted from an </w:t>
-      </w:r>
-      <w:r>
-        <w:rPr>
-          <w:b/>
-        </w:rPr>
-        <w:t>output</w:t>
-      </w:r>
-    </w:p>
-    <w:p>
-      <w:pPr>
-        <w:pStyle w:val="Heading3"/>
-      </w:pPr>
-      <w:r>
-        <w:t>Step 2</w:t>
-      </w:r>
-    </w:p>
-    <w:p>
-      <w:pPr>
-        <w:spacing w:line="336" w:lineRule="auto" w:after="180"/>
-        <w:shd w:fill="F4F9FC"/>
-      </w:pPr>
-      <w:r>
-        <w:rPr>
-          <w:b w:val="0"/>
-        </w:rPr>
-        <w:t xml:space="preserve">STEP 2 — TRACE check </w:t>
-      </w:r>
-      <w:r>
-        <w:rPr>
-          <w:b/>
-        </w:rPr>
-        <w:t>independent</w:t>
-      </w:r>
-      <w:r>
-        <w:rPr>
-          <w:b w:val="0"/>
-        </w:rPr>
-        <w:t xml:space="preserve"> suitable </w:t>
-      </w:r>
-      <w:r>
-        <w:rPr>
-          <w:b/>
-        </w:rPr>
-        <w:t>source</w:t>
-      </w:r>
-      <w:r>
-        <w:rPr>
-          <w:b w:val="0"/>
-        </w:rPr>
-        <w:t>s and reconcile differences</w:t>
-      </w:r>
-    </w:p>
-    <w:p>
-      <w:pPr>
-        <w:pStyle w:val="Heading3"/>
-      </w:pPr>
-      <w:r>
-        <w:t>Step 3</w:t>
-      </w:r>
-    </w:p>
-    <w:p>
-      <w:pPr>
-        <w:spacing w:line="336" w:lineRule="auto" w:after="180"/>
-        <w:shd w:fill="F4F9FC"/>
-      </w:pPr>
-      <w:r>
-        <w:rPr>
-          <w:b w:val="0"/>
-        </w:rPr>
-        <w:t xml:space="preserve">STEP 3 — CONCLUDE supported, corrected, uncertain, or removed </w:t>
-      </w:r>
-      <w:r>
-        <w:rPr>
-          <w:b/>
-        </w:rPr>
-        <w:t>claim</w:t>
-      </w:r>
-    </w:p>
-    <w:p>
-      <w:pPr>
-        <w:pStyle w:val="Heading3"/>
-      </w:pPr>
-      <w:r>
-        <w:t>Model answer</w:t>
-      </w:r>
-    </w:p>
-    <w:p>
-      <w:pPr>
-        <w:spacing w:line="336" w:lineRule="auto" w:after="180"/>
-        <w:shd w:fill="F1F6FC"/>
-      </w:pPr>
-      <w:r>
-        <w:rPr>
-          <w:b w:val="0"/>
-        </w:rPr>
-        <w:t xml:space="preserve">MODEL REASONING Check the exact </w:t>
-      </w:r>
-      <w:r>
-        <w:rPr>
-          <w:b/>
-        </w:rPr>
-        <w:t>claim</w:t>
-      </w:r>
-      <w:r>
-        <w:rPr>
-          <w:b w:val="0"/>
-        </w:rPr>
-        <w:t xml:space="preserve">, not the whole paragraph. Use </w:t>
-      </w:r>
-      <w:r>
-        <w:rPr>
-          <w:b/>
-        </w:rPr>
-        <w:t>source</w:t>
-      </w:r>
-      <w:r>
-        <w:rPr>
-          <w:b w:val="0"/>
-        </w:rPr>
-        <w:t xml:space="preserve">s with direct relevant </w:t>
-      </w:r>
-      <w:r>
-        <w:rPr>
-          <w:b/>
-        </w:rPr>
-        <w:t>evidence</w:t>
-      </w:r>
-      <w:r>
-        <w:rPr>
-          <w:b w:val="0"/>
-        </w:rPr>
-        <w:t xml:space="preserve">, note publication context, and explain whether they </w:t>
-      </w:r>
-      <w:r>
-        <w:rPr>
-          <w:b/>
-        </w:rPr>
-        <w:t>independent</w:t>
-      </w:r>
-      <w:r>
-        <w:rPr>
-          <w:b w:val="0"/>
-        </w:rPr>
-        <w:t>ly agree.</w:t>
-      </w:r>
-    </w:p>
-    <w:p>
-      <w:pPr>
-        <w:spacing w:line="336" w:lineRule="auto" w:after="180"/>
-        <w:shd w:fill="F1F6FC"/>
-      </w:pPr>
-      <w:r>
-        <w:rPr>
-          <w:b w:val="0"/>
-        </w:rPr>
-        <w:t xml:space="preserve">If </w:t>
-      </w:r>
-      <w:r>
-        <w:rPr>
-          <w:b/>
-        </w:rPr>
-        <w:t>evidence</w:t>
-      </w:r>
-      <w:r>
-        <w:rPr>
-          <w:b w:val="0"/>
-        </w:rPr>
-        <w:t xml:space="preserve"> is weak or conflicting, revise or remove the </w:t>
-      </w:r>
-      <w:r>
-        <w:rPr>
-          <w:b/>
-        </w:rPr>
-        <w:t>claim</w:t>
-      </w:r>
-      <w:r>
-        <w:rPr>
-          <w:b w:val="0"/>
-        </w:rPr>
-        <w:t>.</w:t>
-      </w:r>
-    </w:p>
-    <w:p>
-      <w:pPr>
-        <w:pStyle w:val="Heading3"/>
-      </w:pPr>
-      <w:r>
-        <w:t>A claim to avoid</w:t>
-      </w:r>
-    </w:p>
-    <w:p>
-      <w:pPr>
-        <w:spacing w:line="336" w:lineRule="auto" w:after="180"/>
-        <w:shd w:fill="FFF5E6"/>
-      </w:pPr>
-      <w:r>
-        <w:rPr>
-          <w:b w:val="0"/>
-        </w:rPr>
-        <w:t>DO NOT OVER</w:t>
-      </w:r>
-      <w:r>
-        <w:rPr>
-          <w:b/>
-        </w:rPr>
-        <w:t>CLAIM</w:t>
-      </w:r>
-      <w:r>
-        <w:rPr>
-          <w:b w:val="0"/>
-        </w:rPr>
-        <w:t xml:space="preserve"> Two search results are not two </w:t>
-      </w:r>
-      <w:r>
-        <w:rPr>
-          <w:b/>
-        </w:rPr>
-        <w:t>independent</w:t>
-      </w:r>
-      <w:r>
-        <w:rPr>
-          <w:b w:val="0"/>
-        </w:rPr>
-        <w:t xml:space="preserve"> </w:t>
-      </w:r>
-      <w:r>
-        <w:rPr>
-          <w:b/>
-        </w:rPr>
-        <w:t>source</w:t>
-      </w:r>
-      <w:r>
-        <w:rPr>
-          <w:b w:val="0"/>
-        </w:rPr>
-        <w:t>s when both copy the same page.</w:t>
-      </w:r>
-    </w:p>
-    <w:p>
-      <w:pPr>
-        <w:spacing w:line="336" w:lineRule="auto" w:after="180"/>
-        <w:shd w:fill="F5F1FB"/>
-      </w:pPr>
-      <w:r>
-        <w:rPr>
-          <w:b w:val="0"/>
-        </w:rPr>
-        <w:t xml:space="preserve">What new </w:t>
-      </w:r>
-      <w:r>
-        <w:rPr>
-          <w:b/>
-        </w:rPr>
-        <w:t>evidence</w:t>
-      </w:r>
-      <w:r>
-        <w:rPr>
-          <w:b w:val="0"/>
-        </w:rPr>
-        <w:t xml:space="preserve"> could change this answer?</w:t>
-      </w:r>
-    </w:p>
-    <w:p>
-      <w:pPr>
-        <w:pStyle w:val="Heading3"/>
-      </w:pPr>
-      <w:r>
-        <w:t>Concrete teaching case</w:t>
-      </w:r>
-    </w:p>
-    <w:p>
-      <w:pPr>
-        <w:pStyle w:val="Heading3"/>
-      </w:pPr>
-      <w:r>
-        <w:t>The teaching case</w:t>
-      </w:r>
-    </w:p>
-    <w:p>
-      <w:pPr>
-        <w:spacing w:line="336" w:lineRule="auto" w:after="180"/>
-        <w:shd w:fill="F1F6FC"/>
-      </w:pPr>
-      <w:r>
-        <w:rPr>
-          <w:b w:val="0"/>
-        </w:rPr>
-        <w:t>An answer says six groups of four make 28.</w:t>
-      </w:r>
-    </w:p>
-    <w:p>
-      <w:pPr>
-        <w:pStyle w:val="Heading3"/>
-      </w:pPr>
-      <w:r>
-        <w:t>The teaching case</w:t>
-      </w:r>
-    </w:p>
-    <w:p>
-      <w:pPr>
-        <w:spacing w:line="336" w:lineRule="auto" w:after="180"/>
-        <w:shd w:fill="F1F6FC"/>
-      </w:pPr>
-      <w:r>
-        <w:rPr>
-          <w:b w:val="0"/>
-        </w:rPr>
-        <w:t xml:space="preserve">Verify </w:t>
-      </w:r>
-      <w:r>
-        <w:rPr>
-          <w:b/>
-        </w:rPr>
-        <w:t>independent</w:t>
-      </w:r>
-      <w:r>
-        <w:rPr>
-          <w:b w:val="0"/>
-        </w:rPr>
-        <w:t>ly.</w:t>
-      </w:r>
-    </w:p>
-    <w:p>
-      <w:pPr>
-        <w:pStyle w:val="Heading3"/>
-      </w:pPr>
-      <w:r>
-        <w:t>Exact explanation to model</w:t>
-      </w:r>
-    </w:p>
-    <w:p>
-      <w:pPr>
-        <w:pStyle w:val="Heading3"/>
-      </w:pPr>
-      <w:r>
-        <w:t>Why the result follows</w:t>
-      </w:r>
-    </w:p>
-    <w:p>
-      <w:pPr>
-        <w:spacing w:line="336" w:lineRule="auto" w:after="180"/>
-        <w:shd w:fill="F1F6FC"/>
-      </w:pPr>
-      <w:r>
-        <w:rPr>
-          <w:b w:val="0"/>
-        </w:rPr>
-        <w:t>Six times four is 24. Draw six groups or add four six times. Confident wording does not change arithmetic.</w:t>
-      </w:r>
-    </w:p>
-    <w:p>
-      <w:pPr>
-        <w:pStyle w:val="Heading3"/>
-      </w:pPr>
-      <w:r>
         <w:t>Explain the added worked example</w:t>
-      </w:r>
-    </w:p>
-    <w:p>
-      <w:pPr>
-        <w:pStyle w:val="Heading3"/>
-      </w:pPr>
-      <w:r>
-        <w:t>Explain the added worked example · 1</w:t>
-      </w:r>
-    </w:p>
-    <w:p>
-      <w:pPr>
-        <w:spacing w:line="336" w:lineRule="auto" w:after="180"/>
-      </w:pPr>
-      <w:r>
-        <w:rPr>
-          <w:b w:val="0"/>
-        </w:rPr>
-        <w:t xml:space="preserve">An answer can contain a mixture of correct, incorrect and unverified statements. Checking one sentence does not validate every other sentence. First separate the answer into individual </w:t>
-      </w:r>
-      <w:r>
-        <w:rPr>
-          <w:b/>
-        </w:rPr>
-        <w:t>claim</w:t>
-      </w:r>
-      <w:r>
-        <w:rPr>
-          <w:b w:val="0"/>
-        </w:rPr>
-        <w:t>s.</w:t>
-      </w:r>
-    </w:p>
-    <w:p>
-      <w:pPr>
-        <w:spacing w:line="336" w:lineRule="auto" w:after="180"/>
-      </w:pPr>
-      <w:r>
-        <w:rPr>
-          <w:b w:val="0"/>
-        </w:rPr>
-        <w:t xml:space="preserve">Then ask what </w:t>
-      </w:r>
-      <w:r>
-        <w:rPr>
-          <w:b/>
-        </w:rPr>
-        <w:t>evidence</w:t>
-      </w:r>
-      <w:r>
-        <w:rPr>
-          <w:b w:val="0"/>
-        </w:rPr>
-        <w:t xml:space="preserve"> would support each one: a record, a measurement, a calculation or some combination.</w:t>
-      </w:r>
-    </w:p>
-    <w:p>
-      <w:pPr>
-        <w:pStyle w:val="Heading3"/>
-      </w:pPr>
-      <w:r>
-        <w:t>Explain the added worked example · 2</w:t>
-      </w:r>
-    </w:p>
-    <w:p>
-      <w:pPr>
-        <w:spacing w:line="336" w:lineRule="auto" w:after="180"/>
-      </w:pPr>
-      <w:r>
-        <w:rPr>
-          <w:b w:val="0"/>
-        </w:rPr>
-        <w:t>Our fictional ribbon activity uses current materials card R. R states: four rolls of ribbon, each exactly 2 metres long; twelve pieces will each use 50 centimetres; no cutting loss is included in this paper model.</w:t>
-      </w:r>
-    </w:p>
-    <w:p>
-      <w:pPr>
-        <w:spacing w:line="336" w:lineRule="auto" w:after="180"/>
-      </w:pPr>
-      <w:r>
-        <w:rPr>
-          <w:b w:val="0"/>
-        </w:rPr>
-        <w:t>One metre equals 100 centimetres. An old card Q describes a different activity with three rolls. These are provided classroom records, not instructions to cut real materials.</w:t>
-      </w:r>
-    </w:p>
-    <w:p>
-      <w:pPr>
-        <w:pStyle w:val="Heading3"/>
-      </w:pPr>
-      <w:r>
-        <w:t>Explain the added worked example · 3</w:t>
-      </w:r>
-    </w:p>
-    <w:p>
-      <w:pPr>
-        <w:spacing w:line="336" w:lineRule="auto" w:after="180"/>
-      </w:pPr>
-      <w:r>
-        <w:rPr>
-          <w:b w:val="0"/>
-        </w:rPr>
-        <w:t>A draft says “R gives four rolls. The starting length is 8 metres. The pieces use 600 metres. Two metres remain. Every participant will enjoy the activity.” Do not approve or reject the whole paragraph at once.</w:t>
-      </w:r>
-    </w:p>
-    <w:p>
-      <w:pPr>
-        <w:spacing w:line="336" w:lineRule="auto" w:after="180"/>
-      </w:pPr>
-      <w:r>
-        <w:rPr>
-          <w:b w:val="0"/>
-        </w:rPr>
-        <w:t xml:space="preserve">Inspect the roll count, starting length, used length, remaining length and enjoyment </w:t>
-      </w:r>
-      <w:r>
-        <w:rPr>
-          <w:b/>
-        </w:rPr>
-        <w:t>claim</w:t>
-      </w:r>
-      <w:r>
-        <w:rPr>
-          <w:b w:val="0"/>
-        </w:rPr>
-        <w:t xml:space="preserve"> separately.</w:t>
-      </w:r>
-    </w:p>
-    <w:p>
-      <w:pPr>
-        <w:pStyle w:val="Heading3"/>
-      </w:pPr>
-      <w:r>
-        <w:t>Explain the added worked example · 4</w:t>
-      </w:r>
-    </w:p>
-    <w:p>
-      <w:pPr>
-        <w:spacing w:line="336" w:lineRule="auto" w:after="180"/>
-      </w:pPr>
-      <w:r>
-        <w:rPr>
-          <w:b w:val="0"/>
-        </w:rPr>
-        <w:t xml:space="preserve">A </w:t>
-      </w:r>
-      <w:r>
-        <w:rPr>
-          <w:b/>
-        </w:rPr>
-        <w:t>citation</w:t>
-      </w:r>
-      <w:r>
-        <w:rPr>
-          <w:b w:val="0"/>
-        </w:rPr>
-        <w:t xml:space="preserve"> is useful only if you can locate the </w:t>
-      </w:r>
-      <w:r>
-        <w:rPr>
-          <w:b/>
-        </w:rPr>
-        <w:t>source</w:t>
-      </w:r>
-      <w:r>
-        <w:rPr>
-          <w:b w:val="0"/>
-        </w:rPr>
-        <w:t xml:space="preserve"> and confirm that it supports the specific </w:t>
-      </w:r>
-      <w:r>
-        <w:rPr>
-          <w:b/>
-        </w:rPr>
-        <w:t>claim</w:t>
-      </w:r>
-      <w:r>
-        <w:rPr>
-          <w:b w:val="0"/>
-        </w:rPr>
-        <w:t xml:space="preserve">. The title “Materials card R” beside a paragraph does not make the enjoyment </w:t>
-      </w:r>
-      <w:r>
-        <w:rPr>
-          <w:b/>
-        </w:rPr>
-        <w:t>claim</w:t>
-      </w:r>
-      <w:r>
-        <w:rPr>
-          <w:b w:val="0"/>
-        </w:rPr>
-        <w:t xml:space="preserve"> part of R.</w:t>
-      </w:r>
-    </w:p>
-    <w:p>
-      <w:pPr>
-        <w:spacing w:line="336" w:lineRule="auto" w:after="180"/>
-      </w:pPr>
-      <w:r>
-        <w:rPr>
-          <w:b w:val="0"/>
-        </w:rPr>
-        <w:t xml:space="preserve">If a cited card Z is not supplied or cannot be found, that </w:t>
-      </w:r>
-      <w:r>
-        <w:rPr>
-          <w:b/>
-        </w:rPr>
-        <w:t>citation</w:t>
-      </w:r>
-      <w:r>
-        <w:rPr>
-          <w:b w:val="0"/>
-        </w:rPr>
-        <w:t xml:space="preserve"> cannot currently verify its </w:t>
-      </w:r>
-      <w:r>
-        <w:rPr>
-          <w:b/>
-        </w:rPr>
-        <w:t>claim</w:t>
-      </w:r>
-      <w:r>
-        <w:rPr>
-          <w:b w:val="0"/>
-        </w:rPr>
-        <w:t>. Record the gap rather than inventing Z’s contents.</w:t>
-      </w:r>
-    </w:p>
-    <w:p>
-      <w:pPr>
-        <w:pStyle w:val="Heading3"/>
-      </w:pPr>
-      <w:r>
-        <w:t>Explain the added worked example · 5</w:t>
-      </w:r>
-    </w:p>
-    <w:p>
-      <w:pPr>
-        <w:spacing w:line="336" w:lineRule="auto" w:after="180"/>
-      </w:pPr>
-      <w:r>
-        <w:rPr>
-          <w:b w:val="0"/>
-        </w:rPr>
-        <w:t xml:space="preserve">Check whether the </w:t>
-      </w:r>
-      <w:r>
-        <w:rPr>
-          <w:b/>
-        </w:rPr>
-        <w:t>source</w:t>
-      </w:r>
-      <w:r>
-        <w:rPr>
-          <w:b w:val="0"/>
-        </w:rPr>
-        <w:t xml:space="preserve"> covers the right activity, version, population or time. Q’s three rolls may be accurate for its own activity but irrelevant to the current four-roll task.</w:t>
-      </w:r>
-    </w:p>
-    <w:p>
-      <w:pPr>
-        <w:spacing w:line="336" w:lineRule="auto" w:after="180"/>
-      </w:pPr>
-      <w:r>
-        <w:rPr>
-          <w:b w:val="0"/>
-        </w:rPr>
-        <w:t xml:space="preserve">In real work, also inspect who created the record, how they obtained the information and whether there is a correction or better </w:t>
-      </w:r>
-      <w:r>
-        <w:rPr>
-          <w:b/>
-        </w:rPr>
-        <w:t>source</w:t>
-      </w:r>
-      <w:r>
-        <w:rPr>
-          <w:b w:val="0"/>
-        </w:rPr>
-        <w:t>.</w:t>
       </w:r>
     </w:p>
     <w:p>
@@ -2336,244 +2916,6 @@
         <w:tblLook w:firstColumn="1" w:firstRow="1" w:lastColumn="0" w:lastRow="0" w:noHBand="0" w:noVBand="1" w:val="04A0"/>
       </w:tblPr>
       <w:tblGrid>
-        <w:gridCol w:w="3408"/>
-        <w:gridCol w:w="3408"/>
-        <w:gridCol w:w="3408"/>
-      </w:tblGrid>
-      <w:tr>
-        <w:trPr>
-          <w:tblHeader/>
-        </w:trPr>
-        <w:tc>
-          <w:tcPr>
-            <w:tcW w:type="dxa" w:w="3408"/>
-          </w:tcPr>
-          <w:p>
-            <w:r>
-              <w:t>Quantity</w:t>
-            </w:r>
-          </w:p>
-        </w:tc>
-        <w:tc>
-          <w:tcPr>
-            <w:tcW w:type="dxa" w:w="3408"/>
-          </w:tcPr>
-          <w:p>
-            <w:r>
-              <w:t>Calculation in centimetres</w:t>
-            </w:r>
-          </w:p>
-        </w:tc>
-        <w:tc>
-          <w:tcPr>
-            <w:tcW w:type="dxa" w:w="3408"/>
-          </w:tcPr>
-          <w:p>
-            <w:r>
-              <w:t>Equivalent in metres</w:t>
-            </w:r>
-          </w:p>
-        </w:tc>
-      </w:tr>
-      <w:tr>
-        <w:tc>
-          <w:tcPr>
-            <w:tcW w:type="dxa" w:w="3408"/>
-          </w:tcPr>
-          <w:p>
-            <w:r>
-              <w:t>Starting length</w:t>
-            </w:r>
-          </w:p>
-        </w:tc>
-        <w:tc>
-          <w:tcPr>
-            <w:tcW w:type="dxa" w:w="3408"/>
-          </w:tcPr>
-          <w:p>
-            <w:r>
-              <w:t>4 × 200 cm = 800 cm</w:t>
-            </w:r>
-          </w:p>
-        </w:tc>
-        <w:tc>
-          <w:tcPr>
-            <w:tcW w:type="dxa" w:w="3408"/>
-          </w:tcPr>
-          <w:p>
-            <w:r>
-              <w:t>8 m</w:t>
-            </w:r>
-          </w:p>
-        </w:tc>
-      </w:tr>
-      <w:tr>
-        <w:tc>
-          <w:tcPr>
-            <w:tcW w:type="dxa" w:w="3408"/>
-          </w:tcPr>
-          <w:p>
-            <w:r>
-              <w:t>Length used</w:t>
-            </w:r>
-          </w:p>
-        </w:tc>
-        <w:tc>
-          <w:tcPr>
-            <w:tcW w:type="dxa" w:w="3408"/>
-          </w:tcPr>
-          <w:p>
-            <w:r>
-              <w:t>12 × 50 cm = 600 cm</w:t>
-            </w:r>
-          </w:p>
-        </w:tc>
-        <w:tc>
-          <w:tcPr>
-            <w:tcW w:type="dxa" w:w="3408"/>
-          </w:tcPr>
-          <w:p>
-            <w:r>
-              <w:t>6 m</w:t>
-            </w:r>
-          </w:p>
-        </w:tc>
-      </w:tr>
-      <w:tr>
-        <w:tc>
-          <w:tcPr>
-            <w:tcW w:type="dxa" w:w="3408"/>
-          </w:tcPr>
-          <w:p>
-            <w:r>
-              <w:t>Length remaining</w:t>
-            </w:r>
-          </w:p>
-        </w:tc>
-        <w:tc>
-          <w:tcPr>
-            <w:tcW w:type="dxa" w:w="3408"/>
-          </w:tcPr>
-          <w:p>
-            <w:r>
-              <w:t>800 cm − 600 cm = 200 cm</w:t>
-            </w:r>
-          </w:p>
-        </w:tc>
-        <w:tc>
-          <w:tcPr>
-            <w:tcW w:type="dxa" w:w="3408"/>
-          </w:tcPr>
-          <w:p>
-            <w:r>
-              <w:t>2 m</w:t>
-            </w:r>
-          </w:p>
-        </w:tc>
-      </w:tr>
-    </w:tbl>
-    <w:p>
-      <w:pPr>
-        <w:pStyle w:val="Heading3"/>
-      </w:pPr>
-      <w:r>
-        <w:t>Model the reasoning aloud · 6</w:t>
-      </w:r>
-    </w:p>
-    <w:p>
-      <w:pPr>
-        <w:spacing w:line="336" w:lineRule="auto" w:after="180"/>
-      </w:pPr>
-      <w:r>
-        <w:rPr>
-          <w:b w:val="0"/>
-        </w:rPr>
-        <w:t xml:space="preserve">Convert to one length </w:t>
-      </w:r>
-      <w:r>
-        <w:rPr>
-          <w:b/>
-        </w:rPr>
-        <w:t>unit</w:t>
-      </w:r>
-      <w:r>
-        <w:rPr>
-          <w:b w:val="0"/>
-        </w:rPr>
-        <w:t xml:space="preserve"> before subtracting. Two metres is 200 centimetres, so four rolls give 800 centimetres. The twelve pieces use 600 centimetres, leaving 200 centimetres, or 2 metres.</w:t>
-      </w:r>
-    </w:p>
-    <w:p>
-      <w:pPr>
-        <w:spacing w:line="336" w:lineRule="auto" w:after="180"/>
-      </w:pPr>
-      <w:r>
-        <w:rPr>
-          <w:b w:val="0"/>
-        </w:rPr>
-        <w:t>Subtracting the bare numbers 8 − 600 would mix metres with centimetres and would not describe the remaining length correctly.</w:t>
-      </w:r>
-    </w:p>
-    <w:p>
-      <w:pPr>
-        <w:pStyle w:val="Heading3"/>
-      </w:pPr>
-      <w:r>
-        <w:t>Model the reasoning aloud · 7</w:t>
-      </w:r>
-    </w:p>
-    <w:p>
-      <w:pPr>
-        <w:spacing w:line="336" w:lineRule="auto" w:after="180"/>
-      </w:pPr>
-      <w:r>
-        <w:rPr>
-          <w:b w:val="0"/>
-        </w:rPr>
-        <w:t>Use a second route as a check: 50 centimetres is half a metre, so twelve pieces use six metres. Eight minus six leaves two metres.</w:t>
-      </w:r>
-    </w:p>
-    <w:p>
-      <w:pPr>
-        <w:spacing w:line="336" w:lineRule="auto" w:after="180"/>
-      </w:pPr>
-      <w:r>
-        <w:rPr>
-          <w:b w:val="0"/>
-        </w:rPr>
-        <w:t>A reasonableness check also asks whether the used length is at most the starting length and whether starting length equals used plus remaining.</w:t>
-      </w:r>
-    </w:p>
-    <w:p>
-      <w:pPr>
-        <w:spacing w:line="336" w:lineRule="auto" w:after="180"/>
-      </w:pPr>
-      <w:r>
-        <w:rPr>
-          <w:b w:val="0"/>
-        </w:rPr>
-        <w:t xml:space="preserve">These checks can reveal mistakes; they do not replace checking the original </w:t>
-      </w:r>
-      <w:r>
-        <w:rPr>
-          <w:b/>
-        </w:rPr>
-        <w:t>input</w:t>
-      </w:r>
-      <w:r>
-        <w:rPr>
-          <w:b w:val="0"/>
-        </w:rPr>
-        <w:t>s and assumptions.</w:t>
-      </w:r>
-    </w:p>
-    <w:tbl>
-      <w:tblPr>
-        <w:tblStyle w:val="LightShading-Accent1"/>
-        <w:tblW w:type="auto" w:w="0"/>
-        <w:tblLook w:firstColumn="1" w:firstRow="1" w:lastColumn="0" w:lastRow="0" w:noHBand="0" w:noVBand="1" w:val="04A0"/>
-      </w:tblPr>
-      <w:tblGrid>
         <w:gridCol w:w="5112"/>
         <w:gridCol w:w="5112"/>
       </w:tblGrid>
@@ -2671,17 +3013,6 @@
     </w:tbl>
     <w:p>
       <w:pPr>
-        <w:spacing w:line="336" w:lineRule="auto" w:after="180"/>
-      </w:pPr>
-      <w:r>
-        <w:rPr>
-          <w:b w:val="0"/>
-        </w:rPr>
-        <w:t>Use the diagram and verbal explanation together. Ask learners to match a sentence to a specific visual step; do not assign learners fixed visual or auditory learning styles.</w:t>
-      </w:r>
-    </w:p>
-    <w:p>
-      <w:pPr>
         <w:pStyle w:val="Heading3"/>
       </w:pPr>
       <w:r>
@@ -2690,61 +3021,10 @@
     </w:p>
     <w:p>
       <w:pPr>
-        <w:spacing w:line="336" w:lineRule="auto" w:after="180"/>
-      </w:pPr>
-      <w:r>
-        <w:rPr>
-          <w:b w:val="0"/>
-        </w:rPr>
-        <w:t>A fictional craft sheet calculates ribbon left after making bookmarks.</w:t>
-      </w:r>
-    </w:p>
-    <w:p>
-      <w:pPr>
         <w:pStyle w:val="Heading3"/>
       </w:pPr>
       <w:r>
         <w:t>The facts we will use</w:t>
-      </w:r>
-    </w:p>
-    <w:p>
-      <w:pPr>
-        <w:pStyle w:val="Heading3"/>
-      </w:pPr>
-      <w:r>
-        <w:t>Supplied facts</w:t>
-      </w:r>
-    </w:p>
-    <w:p>
-      <w:pPr>
-        <w:spacing w:line="336" w:lineRule="auto" w:after="180"/>
-        <w:shd w:fill="F1F6FC"/>
-      </w:pPr>
-      <w:r>
-        <w:rPr>
-          <w:b w:val="0"/>
-        </w:rPr>
-        <w:t>Four rolls each contain exactly 150 cm. Eight bookmarks use exactly 50 cm each.</w:t>
-      </w:r>
-    </w:p>
-    <w:p>
-      <w:pPr>
-        <w:pStyle w:val="Heading3"/>
-      </w:pPr>
-      <w:r>
-        <w:t>Supplied facts</w:t>
-      </w:r>
-    </w:p>
-    <w:p>
-      <w:pPr>
-        <w:spacing w:line="336" w:lineRule="auto" w:after="180"/>
-        <w:shd w:fill="F1F6FC"/>
-      </w:pPr>
-      <w:r>
-        <w:rPr>
-          <w:b w:val="0"/>
-        </w:rPr>
-        <w:t>No other ribbon loss is assumed; no competition result is recorded.</w:t>
       </w:r>
     </w:p>
     <w:p>
@@ -2752,7 +3032,7 @@
         <w:drawing>
           <wp:inline xmlns:a="http://schemas.openxmlformats.org/drawingml/2006/main" xmlns:pic="http://schemas.openxmlformats.org/drawingml/2006/picture">
             <wp:extent cx="5486400" cy="3131457"/>
-            <wp:docPr id="1" name="Picture 1" descr="Ribbon quantities in one consistent unit"/>
+            <wp:docPr id="3" name="Picture 3" descr="Ribbon quantities in one consistent unit"/>
             <wp:cNvGraphicFramePr>
               <a:graphicFrameLocks noChangeAspect="1"/>
             </wp:cNvGraphicFramePr>
@@ -2764,7 +3044,7 @@
                     <pic:cNvPicPr/>
                   </pic:nvPicPr>
                   <pic:blipFill>
-                    <a:blip r:embed="rId9"/>
+                    <a:blip r:embed="rId11"/>
                     <a:stretch>
                       <a:fillRect/>
                     </a:stretch>
@@ -2788,7 +3068,7 @@
         <w:drawing>
           <wp:inline xmlns:a="http://schemas.openxmlformats.org/drawingml/2006/main" xmlns:pic="http://schemas.openxmlformats.org/drawingml/2006/picture">
             <wp:extent cx="5346057" cy="5943599"/>
-            <wp:docPr id="2" name="Picture 2" descr="Verify Important Outputs. Available ribbon: 4×150=600 cm.. Ribbon used: 8×50=400 cm.. Remainder: 600−400=200 cm=2 m.. Audit draft: “200 m remains and everyone wins” fails unit and evidence checks."/>
+            <wp:docPr id="4" name="Picture 4" descr="Verify Important Outputs. Available ribbon: 4×150=600 cm.. Ribbon used: 8×50=400 cm.. Remainder: 600−400=200 cm=2 m.. Audit draft: “200 m remains and everyone wins” fails unit and evidence checks."/>
             <wp:cNvGraphicFramePr>
               <a:graphicFrameLocks noChangeAspect="1"/>
             </wp:cNvGraphicFramePr>
@@ -2800,7 +3080,7 @@
                     <pic:cNvPicPr/>
                   </pic:nvPicPr>
                   <pic:blipFill>
-                    <a:blip r:embed="rId10"/>
+                    <a:blip r:embed="rId12"/>
                     <a:stretch>
                       <a:fillRect/>
                     </a:stretch>
@@ -2824,136 +3104,7 @@
         <w:pStyle w:val="Heading3"/>
       </w:pPr>
       <w:r>
-        <w:t>Read the picture one step at a time</w:t>
-      </w:r>
-    </w:p>
-    <w:tbl>
-      <w:tblPr>
-        <w:tblStyle w:val="LightShading-Accent1"/>
-        <w:tblW w:type="auto" w:w="0"/>
-        <w:tblLook w:firstColumn="1" w:firstRow="1" w:lastColumn="0" w:lastRow="0" w:noHBand="0" w:noVBand="1" w:val="04A0"/>
-      </w:tblPr>
-      <w:tblGrid>
-        <w:gridCol w:w="5112"/>
-        <w:gridCol w:w="5112"/>
-      </w:tblGrid>
-      <w:tr>
-        <w:trPr>
-          <w:tblHeader/>
-        </w:trPr>
-        <w:tc>
-          <w:tcPr>
-            <w:tcW w:type="dxa" w:w="5112"/>
-          </w:tcPr>
-          <w:p>
-            <w:r>
-              <w:t>Step</w:t>
-            </w:r>
-          </w:p>
-        </w:tc>
-        <w:tc>
-          <w:tcPr>
-            <w:tcW w:type="dxa" w:w="5112"/>
-          </w:tcPr>
-          <w:p>
-            <w:r>
-              <w:t>What happens and why</w:t>
-            </w:r>
-          </w:p>
-        </w:tc>
-      </w:tr>
-      <w:tr>
-        <w:tc>
-          <w:tcPr>
-            <w:tcW w:type="dxa" w:w="5112"/>
-          </w:tcPr>
-          <w:p>
-            <w:r>
-              <w:t>1. Available ribbon</w:t>
-            </w:r>
-          </w:p>
-        </w:tc>
-        <w:tc>
-          <w:tcPr>
-            <w:tcW w:type="dxa" w:w="5112"/>
-          </w:tcPr>
-          <w:p>
-            <w:r>
-              <w:t>4×150=600 cm.</w:t>
-            </w:r>
-          </w:p>
-        </w:tc>
-      </w:tr>
-      <w:tr>
-        <w:tc>
-          <w:tcPr>
-            <w:tcW w:type="dxa" w:w="5112"/>
-          </w:tcPr>
-          <w:p>
-            <w:r>
-              <w:t>2. Ribbon used</w:t>
-            </w:r>
-          </w:p>
-        </w:tc>
-        <w:tc>
-          <w:tcPr>
-            <w:tcW w:type="dxa" w:w="5112"/>
-          </w:tcPr>
-          <w:p>
-            <w:r>
-              <w:t>8×50=400 cm.</w:t>
-            </w:r>
-          </w:p>
-        </w:tc>
-      </w:tr>
-      <w:tr>
-        <w:tc>
-          <w:tcPr>
-            <w:tcW w:type="dxa" w:w="5112"/>
-          </w:tcPr>
-          <w:p>
-            <w:r>
-              <w:t>3. Remainder</w:t>
-            </w:r>
-          </w:p>
-        </w:tc>
-        <w:tc>
-          <w:tcPr>
-            <w:tcW w:type="dxa" w:w="5112"/>
-          </w:tcPr>
-          <w:p>
-            <w:r>
-              <w:t>600−400=200 cm=2 m.</w:t>
-            </w:r>
-          </w:p>
-        </w:tc>
-      </w:tr>
-      <w:tr>
-        <w:tc>
-          <w:tcPr>
-            <w:tcW w:type="dxa" w:w="5112"/>
-          </w:tcPr>
-          <w:p>
-            <w:r>
-              <w:t>4. Audit draft</w:t>
-            </w:r>
-          </w:p>
-        </w:tc>
-        <w:tc>
-          <w:tcPr>
-            <w:tcW w:type="dxa" w:w="5112"/>
-          </w:tcPr>
-          <w:p>
-            <w:r>
-              <w:t>“200 m remains and everyone wins” fails unit and evidence checks.</w:t>
-            </w:r>
-          </w:p>
-        </w:tc>
-      </w:tr>
-    </w:tbl>
-    <w:p>
-      <w:r>
-        <w:t>Match each pictured step to the supplied facts. This is a worked teaching case, not an independent assessment.</w:t>
+        <w:t>Why this result follows</w:t>
       </w:r>
     </w:p>
     <w:p>
@@ -2961,7 +3112,7 @@
         <w:pStyle w:val="Heading3"/>
       </w:pPr>
       <w:r>
-        <w:t>Why this result follows</w:t>
+        <w:t>What this example does not establish</w:t>
       </w:r>
     </w:p>
     <w:p>
@@ -2969,19 +3120,47 @@
         <w:pStyle w:val="Heading3"/>
       </w:pPr>
       <w:r>
-        <w:t>Why the result follows</w:t>
+        <w:t>Change one thing in the pictured case</w:t>
+      </w:r>
+    </w:p>
+    <w:p>
+      <w:pPr>
+        <w:pStyle w:val="Heading3"/>
+      </w:pPr>
+      <w:r>
+        <w:t>Ask while showing the picture</w:t>
+      </w:r>
+    </w:p>
+    <w:p>
+      <w:pPr>
+        <w:pStyle w:val="Heading1"/>
+      </w:pPr>
+      <w:r>
+        <w:t>03. Guide the reasoning, then remove help</w:t>
+      </w:r>
+    </w:p>
+    <w:p>
+      <w:r>
+        <w:t>Collect a response from each learner before discussing the worked key.</w:t>
+      </w:r>
+    </w:p>
+    <w:p>
+      <w:pPr>
+        <w:pStyle w:val="Heading2"/>
+      </w:pPr>
+      <w:r>
+        <w:t>Prompt before revealing</w:t>
       </w:r>
     </w:p>
     <w:p>
       <w:pPr>
         <w:spacing w:line="336" w:lineRule="auto" w:after="180"/>
-        <w:shd w:fill="F1F6FC"/>
-      </w:pPr>
-      <w:r>
-        <w:rPr>
-          <w:b w:val="0"/>
-        </w:rPr>
-        <w:t xml:space="preserve">All arithmetic first uses centimetres. Converting only after subtraction avoids mixing </w:t>
+      </w:pPr>
+      <w:r>
+        <w:rPr>
+          <w:b w:val="0"/>
+        </w:rPr>
+        <w:t xml:space="preserve">Completion task: A report calculates 12 × 50 = 600 and labels the result metres. Use R to correct the </w:t>
       </w:r>
       <w:r>
         <w:rPr>
@@ -2993,486 +3172,488 @@
         <w:rPr>
           <w:b w:val="0"/>
         </w:rPr>
-        <w:t>s. The record supports available, used and remaining lengths under its no-loss assumption. It does not support a promise about winning.</w:t>
+        <w:t>, convert the result to metres and calculate the remaining length.</w:t>
       </w:r>
     </w:p>
     <w:p>
       <w:pPr>
         <w:spacing w:line="336" w:lineRule="auto" w:after="180"/>
-        <w:shd w:fill="F1F6FC"/>
-      </w:pPr>
-      <w:r>
-        <w:rPr>
-          <w:b w:val="0"/>
-        </w:rPr>
-        <w:t xml:space="preserve">A numerically correct total elsewhere in a draft cannot rescue a wrong </w:t>
+      </w:pPr>
+      <w:r>
+        <w:rPr>
+          <w:b w:val="0"/>
+        </w:rPr>
+        <w:t>Give a second arithmetic route or a check using starting, used and remaining lengths.</w:t>
+      </w:r>
+    </w:p>
+    <w:p>
+      <w:pPr>
+        <w:pStyle w:val="Heading2"/>
+      </w:pPr>
+      <w:r>
+        <w:t>Expected reasoning and fading help</w:t>
+      </w:r>
+    </w:p>
+    <w:p>
+      <w:pPr>
+        <w:spacing w:line="336" w:lineRule="auto" w:after="180"/>
+      </w:pPr>
+      <w:r>
+        <w:rPr>
+          <w:b w:val="0"/>
+        </w:rPr>
+        <w:t>Teacher check: Each piece is 50 cm, so 12 × 50 cm = 600 cm = 6 m. Starting length is 4 × 2 m = 8 m; remaining is 8 − 6 = 2 m. A check is 6 m used + 2 m remaining = 8 m starting; alternatively twelve half-metre pieces use 6 m.</w:t>
+      </w:r>
+    </w:p>
+    <w:p>
+      <w:pPr>
+        <w:spacing w:line="336" w:lineRule="auto" w:after="180"/>
+      </w:pPr>
+      <w:r>
+        <w:rPr>
+          <w:b w:val="0"/>
+        </w:rPr>
+        <w:t xml:space="preserve">Start by identifying the given </w:t>
       </w:r>
       <w:r>
         <w:rPr>
           <w:b/>
         </w:rPr>
+        <w:t>input</w:t>
+      </w:r>
+      <w:r>
+        <w:rPr>
+          <w:b w:val="0"/>
+        </w:rPr>
+        <w:t>s together. Leave the intermediate steps blank. If needed, model one step, then withdraw that help on the next step. Move to a full trace only when the partial trace is understood.</w:t>
+      </w:r>
+    </w:p>
+    <w:p>
+      <w:pPr>
+        <w:spacing w:line="336" w:lineRule="auto" w:after="180"/>
+      </w:pPr>
+      <w:r>
+        <w:rPr>
+          <w:b w:val="0"/>
+        </w:rPr>
+        <w:t>For partners, alternate explainer and checker; collect a response from every learner before discussion.</w:t>
+      </w:r>
+    </w:p>
+    <w:p>
+      <w:pPr>
+        <w:pStyle w:val="Heading2"/>
+      </w:pPr>
+      <w:r>
+        <w:t>Check the misconception before discussion</w:t>
+      </w:r>
+    </w:p>
+    <w:p>
+      <w:pPr>
+        <w:spacing w:line="336" w:lineRule="auto" w:after="180"/>
+      </w:pPr>
+      <w:r>
+        <w:rPr>
+          <w:b w:val="0"/>
+        </w:rPr>
+        <w:t xml:space="preserve">Use the worked case for Verifying </w:t>
+      </w:r>
+      <w:r>
+        <w:rPr>
+          <w:b/>
+        </w:rPr>
+        <w:t>claim</w:t>
+      </w:r>
+      <w:r>
+        <w:rPr>
+          <w:b w:val="0"/>
+        </w:rPr>
+        <w:t xml:space="preserve">s and quantities. Proposed explanation: “A </w:t>
+      </w:r>
+      <w:r>
+        <w:rPr>
+          <w:b/>
+        </w:rPr>
+        <w:t>citation</w:t>
+      </w:r>
+      <w:r>
+        <w:rPr>
+          <w:b w:val="0"/>
+        </w:rPr>
+        <w:t xml:space="preserve"> proves every nearby </w:t>
+      </w:r>
+      <w:r>
+        <w:rPr>
+          <w:b/>
+        </w:rPr>
+        <w:t>claim</w:t>
+      </w:r>
+      <w:r>
+        <w:rPr>
+          <w:b w:val="0"/>
+        </w:rPr>
+        <w:t>”. Decide whether this explanation is supported.</w:t>
+      </w:r>
+    </w:p>
+    <w:p>
+      <w:pPr>
+        <w:spacing w:line="336" w:lineRule="auto" w:after="180"/>
+      </w:pPr>
+      <w:r>
+        <w:rPr>
+          <w:b w:val="0"/>
+        </w:rPr>
+        <w:t>Point to the step or supplied fact that decides; explain your repair if needed.</w:t>
+      </w:r>
+    </w:p>
+    <w:p>
+      <w:pPr>
+        <w:spacing w:line="336" w:lineRule="auto" w:after="180"/>
+      </w:pPr>
+      <w:r>
+        <w:rPr>
+          <w:b w:val="0"/>
+        </w:rPr>
+        <w:t xml:space="preserve">Expected correction: Inspect the actual </w:t>
+      </w:r>
+      <w:r>
+        <w:rPr>
+          <w:b/>
+        </w:rPr>
+        <w:t>source</w:t>
+      </w:r>
+      <w:r>
+        <w:rPr>
+          <w:b w:val="0"/>
+        </w:rPr>
+        <w:t xml:space="preserve"> and the specific </w:t>
+      </w:r>
+      <w:r>
+        <w:rPr>
+          <w:b/>
+        </w:rPr>
+        <w:t>claim</w:t>
+      </w:r>
+      <w:r>
+        <w:rPr>
+          <w:b w:val="0"/>
+        </w:rPr>
+        <w:t xml:space="preserve"> it supports.</w:t>
+      </w:r>
+    </w:p>
+    <w:p>
+      <w:pPr>
+        <w:spacing w:line="336" w:lineRule="auto" w:after="180"/>
+      </w:pPr>
+      <w:r>
+        <w:rPr>
+          <w:b w:val="0"/>
+        </w:rPr>
+        <w:t>Collect explanations, not only yes/no votes. If a misunderstanding is common, re-model the relevant step for the class.</w:t>
+      </w:r>
+    </w:p>
+    <w:p>
+      <w:pPr>
+        <w:spacing w:line="336" w:lineRule="auto" w:after="180"/>
+      </w:pPr>
+      <w:r>
+        <w:rPr>
+          <w:b w:val="0"/>
+        </w:rPr>
+        <w:t>If it affects a few learners, give a short targeted group explanation while others solve a more demanding variation.</w:t>
+      </w:r>
+    </w:p>
+    <w:p>
+      <w:pPr>
+        <w:pStyle w:val="Heading2"/>
+      </w:pPr>
+      <w:r>
+        <w:t>Use the pictorial check</w:t>
+      </w:r>
+    </w:p>
+    <w:p>
+      <w:pPr>
+        <w:spacing w:line="336" w:lineRule="auto" w:after="180"/>
+      </w:pPr>
+      <w:r>
+        <w:rPr>
+          <w:b w:val="0"/>
+        </w:rPr>
+        <w:t xml:space="preserve">Correct the draft and identify which part needs another </w:t>
+      </w:r>
+      <w:r>
+        <w:rPr>
+          <w:b/>
+        </w:rPr>
+        <w:t>source</w:t>
+      </w:r>
+      <w:r>
+        <w:rPr>
+          <w:b w:val="0"/>
+        </w:rPr>
+        <w:t xml:space="preserve"> rather than a calculation.</w:t>
+      </w:r>
+    </w:p>
+    <w:p>
+      <w:pPr>
+        <w:spacing w:line="336" w:lineRule="auto" w:after="180"/>
+      </w:pPr>
+      <w:r>
+        <w:rPr>
+          <w:b w:val="0"/>
+        </w:rPr>
+        <w:t xml:space="preserve">It should say 200 cm or 2 m remains. Winning needs genuine result </w:t>
+      </w:r>
+      <w:r>
+        <w:rPr>
+          <w:b/>
+        </w:rPr>
+        <w:t>evidence</w:t>
+      </w:r>
+      <w:r>
+        <w:rPr>
+          <w:b w:val="0"/>
+        </w:rPr>
+        <w:t>; remove the unsupported promise.</w:t>
+      </w:r>
+    </w:p>
+    <w:p>
+      <w:pPr>
+        <w:spacing w:line="336" w:lineRule="auto" w:after="180"/>
+      </w:pPr>
+      <w:r>
+        <w:rPr>
+          <w:b w:val="0"/>
+        </w:rPr>
+        <w:t>Changed-case reasoning: 100 cm, or 1 m, remains. 600−10×50=100 cm.</w:t>
+      </w:r>
+    </w:p>
+    <w:p>
+      <w:pPr>
+        <w:spacing w:line="336" w:lineRule="auto" w:after="180"/>
+      </w:pPr>
+      <w:r>
+        <w:rPr>
+          <w:b w:val="0"/>
+        </w:rPr>
+        <w:t xml:space="preserve">Collect each learner’s explanation before discussion. Use the first missing connection between </w:t>
+      </w:r>
+      <w:r>
+        <w:rPr>
+          <w:b/>
+        </w:rPr>
+        <w:t>input</w:t>
+      </w:r>
+      <w:r>
+        <w:rPr>
+          <w:b w:val="0"/>
+        </w:rPr>
+        <w:t xml:space="preserve">, deciding step and result to choose support. This question is worked-case practice, not fresh mastery </w:t>
+      </w:r>
+      <w:r>
+        <w:rPr>
+          <w:b/>
+        </w:rPr>
+        <w:t>evidence</w:t>
+      </w:r>
+      <w:r>
+        <w:rPr>
+          <w:b w:val="0"/>
+        </w:rPr>
+        <w:t>.</w:t>
+      </w:r>
+    </w:p>
+    <w:p>
+      <w:pPr>
+        <w:pStyle w:val="Heading2"/>
+      </w:pPr>
+      <w:r>
+        <w:t>Keep each learner explaining</w:t>
+      </w:r>
+    </w:p>
+    <w:p>
+      <w:pPr>
+        <w:pStyle w:val="ListBullet"/>
+      </w:pPr>
+      <w:r>
+        <w:t>Ask: Which facts are given, and which would we have to assume? Learners mark relevant details before discussing answers.</w:t>
+      </w:r>
+    </w:p>
+    <w:p>
+      <w:pPr>
+        <w:pStyle w:val="ListBullet"/>
+      </w:pPr>
+      <w:r>
+        <w:t>Say: Predict first. Show the rule, information path or calculation that would produce the result. A correct guess is not yet an explanation.</w:t>
+      </w:r>
+    </w:p>
+    <w:p>
+      <w:pPr>
+        <w:pStyle w:val="ListBullet"/>
+      </w:pPr>
+      <w:r>
+        <w:t>In pairs, one learner solves while the other checks evidence; exchange roles. Remove the worked answer before independent assessment.</w:t>
+      </w:r>
+    </w:p>
+    <w:p>
+      <w:pPr>
+        <w:pStyle w:val="Heading2"/>
+      </w:pPr>
+      <w:r>
+        <w:t>Earlier wording, alternatives and picture transcripts · reference / check after trying</w:t>
+      </w:r>
+    </w:p>
+    <w:p>
+      <w:pPr>
+        <w:spacing w:line="336" w:lineRule="auto" w:after="180"/>
+      </w:pPr>
+      <w:r>
+        <w:rPr>
+          <w:b w:val="0"/>
+        </w:rPr>
+        <w:t>Demonstrate and guide practice</w:t>
+      </w:r>
+    </w:p>
+    <w:p>
+      <w:pPr>
+        <w:pStyle w:val="Heading3"/>
+      </w:pPr>
+      <w:r>
+        <w:t>Board sequence</w:t>
+      </w:r>
+    </w:p>
+    <w:p>
+      <w:pPr>
+        <w:spacing w:line="336" w:lineRule="auto" w:after="180"/>
+      </w:pPr>
+      <w:r>
+        <w:rPr>
+          <w:b w:val="0"/>
+        </w:rPr>
+        <w:t>Write the given facts: An answer says six groups of four make 28.</w:t>
+      </w:r>
+    </w:p>
+    <w:p>
+      <w:pPr>
+        <w:spacing w:line="336" w:lineRule="auto" w:after="180"/>
+      </w:pPr>
+      <w:r>
+        <w:rPr>
+          <w:b w:val="0"/>
+        </w:rPr>
+        <w:t xml:space="preserve">Write the question to explain: Verify </w:t>
+      </w:r>
+      <w:r>
+        <w:rPr>
+          <w:b/>
+        </w:rPr>
+        <w:t>independent</w:t>
+      </w:r>
+      <w:r>
+        <w:rPr>
+          <w:b w:val="0"/>
+        </w:rPr>
+        <w:t>ly.</w:t>
+      </w:r>
+    </w:p>
+    <w:p>
+      <w:pPr>
+        <w:spacing w:line="336" w:lineRule="auto" w:after="180"/>
+      </w:pPr>
+      <w:r>
+        <w:rPr>
+          <w:b w:val="0"/>
+        </w:rPr>
+        <w:t xml:space="preserve">Reveal after </w:t>
+      </w:r>
+      <w:r>
+        <w:rPr>
+          <w:b/>
+        </w:rPr>
+        <w:t>prediction</w:t>
+      </w:r>
+      <w:r>
+        <w:rPr>
+          <w:b w:val="0"/>
+        </w:rPr>
+        <w:t>s: Six times four is 24. Draw six groups or add four six times. Confident wording does not change arithmetic.</w:t>
+      </w:r>
+    </w:p>
+    <w:p>
+      <w:pPr>
+        <w:spacing w:line="336" w:lineRule="auto" w:after="180"/>
+      </w:pPr>
+      <w:r>
+        <w:rPr>
+          <w:b w:val="0"/>
+        </w:rPr>
+        <w:t xml:space="preserve">Use the earlier changed question as optional later practice. Reserve Audit a new model with mass units for the first </w:t>
+      </w:r>
+      <w:r>
+        <w:rPr>
+          <w:b/>
+        </w:rPr>
+        <w:t>independent</w:t>
+      </w:r>
+      <w:r>
+        <w:rPr>
+          <w:b w:val="0"/>
+        </w:rPr>
+        <w:t xml:space="preserve"> attempt before hints or feedback.</w:t>
+      </w:r>
+    </w:p>
+    <w:p>
+      <w:pPr>
+        <w:pStyle w:val="Heading3"/>
+      </w:pPr>
+      <w:r>
+        <w:t>Classroom dialogue</w:t>
+      </w:r>
+    </w:p>
+    <w:p>
+      <w:pPr>
+        <w:spacing w:line="336" w:lineRule="auto" w:after="180"/>
+      </w:pPr>
+      <w:r>
+        <w:rPr>
+          <w:b w:val="0"/>
+        </w:rPr>
+        <w:t xml:space="preserve">Reveal reasoning one step at a time. Explain why a tempting alternative fails. Write </w:t>
+      </w:r>
+      <w:r>
+        <w:rPr>
+          <w:b/>
+        </w:rPr>
         <w:t>unit</w:t>
       </w:r>
       <w:r>
         <w:rPr>
           <w:b w:val="0"/>
         </w:rPr>
-        <w:t xml:space="preserve"> or an invented </w:t>
+        <w:t xml:space="preserve">s and denominators for arithmetic, trace conditions for decisions, and identify supporting </w:t>
       </w:r>
       <w:r>
         <w:rPr>
           <w:b/>
         </w:rPr>
+        <w:t>source</w:t>
+      </w:r>
+      <w:r>
+        <w:rPr>
+          <w:b w:val="0"/>
+        </w:rPr>
+        <w:t xml:space="preserve">s for </w:t>
+      </w:r>
+      <w:r>
+        <w:rPr>
+          <w:b/>
+        </w:rPr>
         <w:t>claim</w:t>
       </w:r>
       <w:r>
         <w:rPr>
           <w:b w:val="0"/>
         </w:rPr>
-        <w:t>.</w:t>
-      </w:r>
-    </w:p>
-    <w:p>
-      <w:pPr>
-        <w:pStyle w:val="Heading3"/>
-      </w:pPr>
-      <w:r>
-        <w:t>What this example does not establish</w:t>
-      </w:r>
-    </w:p>
-    <w:p>
-      <w:pPr>
-        <w:pStyle w:val="Heading3"/>
-      </w:pPr>
-      <w:r>
-        <w:t>Keep the stated limit</w:t>
-      </w:r>
-    </w:p>
-    <w:p>
-      <w:pPr>
-        <w:spacing w:line="336" w:lineRule="auto" w:after="180"/>
-        <w:shd w:fill="FFF5E6"/>
-      </w:pPr>
-      <w:r>
-        <w:rPr>
-          <w:b w:val="0"/>
-        </w:rPr>
-        <w:t>Real cutting losses or inaccurate roll lengths would change this toy calculation; the assumption must be declared.</w:t>
-      </w:r>
-    </w:p>
-    <w:p>
-      <w:pPr>
-        <w:pStyle w:val="Heading3"/>
-      </w:pPr>
-      <w:r>
-        <w:t>Change one thing in the pictured case</w:t>
-      </w:r>
-    </w:p>
-    <w:p>
-      <w:pPr>
-        <w:pStyle w:val="Heading3"/>
-      </w:pPr>
-      <w:r>
-        <w:t>Change one thing</w:t>
-      </w:r>
-    </w:p>
-    <w:p>
-      <w:pPr>
-        <w:spacing w:line="336" w:lineRule="auto" w:after="180"/>
-        <w:shd w:fill="F5F1FB"/>
-      </w:pPr>
-      <w:r>
-        <w:rPr>
-          <w:b w:val="0"/>
-        </w:rPr>
-        <w:t>Change: Make ten bookmarks instead of eight.</w:t>
-      </w:r>
-    </w:p>
-    <w:p>
-      <w:pPr>
-        <w:pStyle w:val="Heading3"/>
-      </w:pPr>
-      <w:r>
-        <w:t>Predicted result</w:t>
-      </w:r>
-    </w:p>
-    <w:p>
-      <w:pPr>
-        <w:spacing w:line="336" w:lineRule="auto" w:after="180"/>
-        <w:shd w:fill="F1F6FC"/>
-      </w:pPr>
-      <w:r>
-        <w:rPr>
-          <w:b/>
-        </w:rPr>
-        <w:t>Prediction</w:t>
-      </w:r>
-      <w:r>
-        <w:rPr>
-          <w:b w:val="0"/>
-        </w:rPr>
-        <w:t>: 100 cm, or 1 m, remains.</w:t>
-      </w:r>
-    </w:p>
-    <w:p>
-      <w:pPr>
-        <w:pStyle w:val="Heading3"/>
-      </w:pPr>
-      <w:r>
-        <w:t>Why the result follows</w:t>
-      </w:r>
-    </w:p>
-    <w:p>
-      <w:pPr>
-        <w:spacing w:line="336" w:lineRule="auto" w:after="180"/>
-        <w:shd w:fill="F1F6FC"/>
-      </w:pPr>
-      <w:r>
-        <w:rPr>
-          <w:b w:val="0"/>
-        </w:rPr>
-        <w:t>Reason: 600−10×50=100 cm.</w:t>
-      </w:r>
-    </w:p>
-    <w:p>
-      <w:pPr>
-        <w:pStyle w:val="Heading3"/>
-      </w:pPr>
-      <w:r>
-        <w:t>Ask while showing the picture</w:t>
-      </w:r>
-    </w:p>
-    <w:p>
-      <w:pPr>
-        <w:pStyle w:val="Heading3"/>
-      </w:pPr>
-      <w:r>
-        <w:t>Ask while showing the picture · 8</w:t>
-      </w:r>
-    </w:p>
-    <w:p>
-      <w:pPr>
-        <w:spacing w:line="336" w:lineRule="auto" w:after="180"/>
-      </w:pPr>
-      <w:r>
-        <w:rPr>
-          <w:b w:val="0"/>
-        </w:rPr>
-        <w:t xml:space="preserve">Cover the result. Ask learners to name the </w:t>
-      </w:r>
-      <w:r>
-        <w:rPr>
-          <w:b/>
-        </w:rPr>
-        <w:t>input</w:t>
-      </w:r>
-      <w:r>
-        <w:rPr>
-          <w:b w:val="0"/>
-        </w:rPr>
-        <w:t xml:space="preserve">s and predict the next step. Uncover one step, connect the icon to the actual procedure, and explain its </w:t>
-      </w:r>
-      <w:r>
-        <w:rPr>
-          <w:b/>
-        </w:rPr>
-        <w:t>evidence</w:t>
-      </w:r>
-      <w:r>
-        <w:rPr>
-          <w:b w:val="0"/>
-        </w:rPr>
-        <w:t>. Then change the supplied condition and compare.</w:t>
-      </w:r>
-    </w:p>
-    <w:p>
-      <w:pPr>
-        <w:spacing w:line="336" w:lineRule="auto" w:after="180"/>
-      </w:pPr>
-      <w:r>
-        <w:rPr>
-          <w:b w:val="0"/>
-        </w:rPr>
-        <w:t>The picture is a representation; it does not document execution of a real AI model.</w:t>
-      </w:r>
-    </w:p>
-    <w:p>
-      <w:pPr>
-        <w:pStyle w:val="Heading1"/>
-      </w:pPr>
-      <w:r>
-        <w:t>03. Demonstrate and guide practice</w:t>
-      </w:r>
-    </w:p>
-    <w:p>
-      <w:r>
-        <w:t>Demonstrate Verify Important Outputs, reduce support deliberately and check individual reasoning before discussing answers.</w:t>
-      </w:r>
-    </w:p>
-    <w:p>
-      <w:pPr>
-        <w:pStyle w:val="Heading3"/>
-      </w:pPr>
-      <w:r>
-        <w:t>Board sequence</w:t>
-      </w:r>
-    </w:p>
-    <w:p>
-      <w:pPr>
-        <w:pStyle w:val="Heading3"/>
-      </w:pPr>
-      <w:r>
-        <w:t>1. Put the facts on the board</w:t>
-      </w:r>
-    </w:p>
-    <w:p>
-      <w:pPr>
-        <w:spacing w:line="336" w:lineRule="auto" w:after="180"/>
-        <w:shd w:fill="F4F9FC"/>
-      </w:pPr>
-      <w:r>
-        <w:rPr>
-          <w:b w:val="0"/>
-        </w:rPr>
-        <w:t>Write the given facts: An answer says six groups of four make 28.</w:t>
-      </w:r>
-    </w:p>
-    <w:p>
-      <w:pPr>
-        <w:pStyle w:val="Heading3"/>
-      </w:pPr>
-      <w:r>
-        <w:t>2. State the decision to explain</w:t>
-      </w:r>
-    </w:p>
-    <w:p>
-      <w:pPr>
-        <w:spacing w:line="336" w:lineRule="auto" w:after="180"/>
-        <w:shd w:fill="F4F9FC"/>
-      </w:pPr>
-      <w:r>
-        <w:rPr>
-          <w:b w:val="0"/>
-        </w:rPr>
-        <w:t xml:space="preserve">Write the question to explain: Verify </w:t>
-      </w:r>
-      <w:r>
-        <w:rPr>
-          <w:b/>
-        </w:rPr>
-        <w:t>independent</w:t>
-      </w:r>
-      <w:r>
-        <w:rPr>
-          <w:b w:val="0"/>
-        </w:rPr>
-        <w:t>ly.</w:t>
-      </w:r>
-    </w:p>
-    <w:p>
-      <w:pPr>
-        <w:pStyle w:val="Heading3"/>
-      </w:pPr>
-      <w:r>
-        <w:t>3. Reveal the worked reasoning</w:t>
-      </w:r>
-    </w:p>
-    <w:p>
-      <w:pPr>
-        <w:spacing w:line="336" w:lineRule="auto" w:after="180"/>
-        <w:shd w:fill="F1F6FC"/>
-      </w:pPr>
-      <w:r>
-        <w:rPr>
-          <w:b w:val="0"/>
-        </w:rPr>
-        <w:t xml:space="preserve">Reveal after </w:t>
-      </w:r>
-      <w:r>
-        <w:rPr>
-          <w:b/>
-        </w:rPr>
-        <w:t>prediction</w:t>
-      </w:r>
-      <w:r>
-        <w:rPr>
-          <w:b w:val="0"/>
-        </w:rPr>
-        <w:t>s: Six times four is 24. Draw six groups or add four six times. Confident wording does not change arithmetic.</w:t>
-      </w:r>
-    </w:p>
-    <w:p>
-      <w:pPr>
-        <w:pStyle w:val="Heading3"/>
-      </w:pPr>
-      <w:r>
-        <w:t>Hold back the independent task</w:t>
-      </w:r>
-    </w:p>
-    <w:p>
-      <w:pPr>
-        <w:spacing w:line="336" w:lineRule="auto" w:after="180"/>
-        <w:shd w:fill="FFF5E6"/>
-      </w:pPr>
-      <w:r>
-        <w:rPr>
-          <w:b w:val="0"/>
-        </w:rPr>
-        <w:t xml:space="preserve">Keep for an </w:t>
-      </w:r>
-      <w:r>
-        <w:rPr>
-          <w:b/>
-        </w:rPr>
-        <w:t>independent</w:t>
-      </w:r>
-      <w:r>
-        <w:rPr>
-          <w:b w:val="0"/>
-        </w:rPr>
-        <w:t xml:space="preserve"> attempt: An assistant says the school library opens at 8, but today's official notice says 9. Which </w:t>
-      </w:r>
-      <w:r>
-        <w:rPr>
-          <w:b/>
-        </w:rPr>
-        <w:t>source</w:t>
-      </w:r>
-      <w:r>
-        <w:rPr>
-          <w:b w:val="0"/>
-        </w:rPr>
-        <w:t xml:space="preserve"> should guide today's visit? Explain the check.</w:t>
-      </w:r>
-    </w:p>
-    <w:p>
-      <w:pPr>
-        <w:pStyle w:val="Heading3"/>
-      </w:pPr>
-      <w:r>
-        <w:t>Classroom dialogue</w:t>
-      </w:r>
-    </w:p>
-    <w:p>
-      <w:pPr>
-        <w:pStyle w:val="Heading3"/>
-      </w:pPr>
-      <w:r>
-        <w:t>Ask the class</w:t>
-      </w:r>
-    </w:p>
-    <w:p>
-      <w:pPr>
-        <w:spacing w:line="336" w:lineRule="auto" w:after="180"/>
-        <w:shd w:fill="F5F1FB"/>
-      </w:pPr>
-      <w:r>
-        <w:rPr>
-          <w:b w:val="0"/>
-        </w:rPr>
-        <w:t>Ask: Which facts are given, and which would we have to assume? Learners mark relevant details before discussing answers.</w:t>
-      </w:r>
-    </w:p>
-    <w:p>
-      <w:pPr>
-        <w:pStyle w:val="Heading3"/>
-      </w:pPr>
-      <w:r>
-        <w:t>Language to model</w:t>
-      </w:r>
-    </w:p>
-    <w:p>
-      <w:pPr>
-        <w:spacing w:line="336" w:lineRule="auto" w:after="180"/>
-        <w:shd w:fill="F1F6F8"/>
-      </w:pPr>
-      <w:r>
-        <w:rPr>
-          <w:b w:val="0"/>
-        </w:rPr>
-        <w:t>Say: Predict first. Show the rule, information path or calculation that would produce the result. A correct guess is not yet an explanation.</w:t>
-      </w:r>
-    </w:p>
-    <w:p>
-      <w:pPr>
-        <w:spacing w:line="336" w:lineRule="auto" w:after="180"/>
-      </w:pPr>
-      <w:r>
-        <w:rPr>
-          <w:b w:val="0"/>
-        </w:rPr>
-        <w:t xml:space="preserve">Reveal reasoning one step at a time. Explain why a tempting alternative fails. Write </w:t>
-      </w:r>
-      <w:r>
-        <w:rPr>
-          <w:b/>
-        </w:rPr>
-        <w:t>unit</w:t>
-      </w:r>
-      <w:r>
-        <w:rPr>
-          <w:b w:val="0"/>
-        </w:rPr>
-        <w:t xml:space="preserve">s and denominators for arithmetic, trace conditions for decisions, and identify supporting </w:t>
-      </w:r>
-      <w:r>
-        <w:rPr>
-          <w:b/>
-        </w:rPr>
-        <w:t>source</w:t>
-      </w:r>
-      <w:r>
-        <w:rPr>
-          <w:b w:val="0"/>
-        </w:rPr>
-        <w:t xml:space="preserve">s for </w:t>
-      </w:r>
-      <w:r>
-        <w:rPr>
-          <w:b/>
-        </w:rPr>
-        <w:t>claim</w:t>
-      </w:r>
-      <w:r>
-        <w:rPr>
-          <w:b w:val="0"/>
-        </w:rPr>
         <w:t>s.</w:t>
-      </w:r>
-    </w:p>
-    <w:p>
-      <w:pPr>
-        <w:spacing w:line="336" w:lineRule="auto" w:after="180"/>
-      </w:pPr>
-      <w:r>
-        <w:rPr>
-          <w:b w:val="0"/>
-        </w:rPr>
-        <w:t xml:space="preserve">In pairs, one learner solves while the other checks </w:t>
-      </w:r>
-      <w:r>
-        <w:rPr>
-          <w:b/>
-        </w:rPr>
-        <w:t>evidence</w:t>
-      </w:r>
-      <w:r>
-        <w:rPr>
-          <w:b w:val="0"/>
-        </w:rPr>
-        <w:t xml:space="preserve">; exchange roles. Remove the worked answer before </w:t>
-      </w:r>
-      <w:r>
-        <w:rPr>
-          <w:b/>
-        </w:rPr>
-        <w:t>independent</w:t>
-      </w:r>
-      <w:r>
-        <w:rPr>
-          <w:b w:val="0"/>
-        </w:rPr>
-        <w:t xml:space="preserve"> assessment.</w:t>
       </w:r>
     </w:p>
     <w:p>
@@ -3738,571 +3919,103 @@
         <w:pStyle w:val="Heading3"/>
       </w:pPr>
       <w:r>
-        <w:t>Completion practice</w:t>
+        <w:t>Individual reasoning check</w:t>
+      </w:r>
+    </w:p>
+    <w:p>
+      <w:pPr>
+        <w:pStyle w:val="Heading3"/>
+      </w:pPr>
+      <w:r>
+        <w:t>Pictorial practice question</w:t>
+      </w:r>
+    </w:p>
+    <w:p>
+      <w:pPr>
+        <w:pStyle w:val="Heading3"/>
+      </w:pPr>
+      <w:r>
+        <w:t>Reasoned teacher answer</w:t>
+      </w:r>
+    </w:p>
+    <w:p>
+      <w:pPr>
+        <w:pStyle w:val="Heading1"/>
+      </w:pPr>
+      <w:r>
+        <w:t>04. Run the supplied investigation</w:t>
+      </w:r>
+    </w:p>
+    <w:p>
+      <w:r>
+        <w:t>Keep expected results, observed paper traces and remaining limits distinguishable.</w:t>
+      </w:r>
+    </w:p>
+    <w:p>
+      <w:pPr>
+        <w:pStyle w:val="Heading2"/>
+      </w:pPr>
+      <w:r>
+        <w:t>Supplied materials and answer guidance</w:t>
       </w:r>
     </w:p>
     <w:p>
       <w:pPr>
         <w:spacing w:line="336" w:lineRule="auto" w:after="180"/>
-        <w:shd w:fill="F5F1FB"/>
-      </w:pPr>
-      <w:r>
-        <w:rPr>
-          <w:b w:val="0"/>
-        </w:rPr>
-        <w:t xml:space="preserve">Completion task: A report calculates 12 × 50 = 600 and labels the result metres. Use R to correct the </w:t>
-      </w:r>
-      <w:r>
-        <w:rPr>
-          <w:b/>
-        </w:rPr>
-        <w:t>unit</w:t>
-      </w:r>
-      <w:r>
-        <w:rPr>
-          <w:b w:val="0"/>
-        </w:rPr>
-        <w:t>, convert the result to metres and calculate the remaining length.</w:t>
-      </w:r>
-    </w:p>
-    <w:p>
-      <w:pPr>
-        <w:spacing w:line="336" w:lineRule="auto" w:after="180"/>
-        <w:shd w:fill="F5F1FB"/>
-      </w:pPr>
-      <w:r>
-        <w:rPr>
-          <w:b w:val="0"/>
-        </w:rPr>
-        <w:t>Give a second arithmetic route or a check using starting, used and remaining lengths.</w:t>
-      </w:r>
-    </w:p>
-    <w:p>
-      <w:pPr>
-        <w:pStyle w:val="Heading3"/>
-      </w:pPr>
-      <w:r>
-        <w:t>Reasoning to listen for</w:t>
-      </w:r>
-    </w:p>
-    <w:p>
-      <w:pPr>
-        <w:spacing w:line="336" w:lineRule="auto" w:after="180"/>
-        <w:shd w:fill="F1F6FC"/>
-      </w:pPr>
-      <w:r>
-        <w:rPr>
-          <w:b w:val="0"/>
-        </w:rPr>
-        <w:t>Teacher check: Each piece is 50 cm, so 12 × 50 cm = 600 cm = 6 m. Starting length is 4 × 2 m = 8 m; remaining is 8 − 6 = 2 m. A check is 6 m used + 2 m remaining = 8 m starting; alternatively twelve half-metre pieces use 6 m.</w:t>
-      </w:r>
-    </w:p>
-    <w:p>
-      <w:pPr>
-        <w:spacing w:line="336" w:lineRule="auto" w:after="180"/>
-      </w:pPr>
-      <w:r>
-        <w:rPr>
-          <w:b w:val="0"/>
-        </w:rPr>
-        <w:t xml:space="preserve">Start by identifying the given </w:t>
-      </w:r>
-      <w:r>
-        <w:rPr>
-          <w:b/>
-        </w:rPr>
-        <w:t>input</w:t>
-      </w:r>
-      <w:r>
-        <w:rPr>
-          <w:b w:val="0"/>
-        </w:rPr>
-        <w:t>s together. Leave the intermediate steps blank. If needed, model one step, then withdraw that help on the next step. Move to a full trace only when the partial trace is understood.</w:t>
-      </w:r>
-    </w:p>
-    <w:p>
-      <w:pPr>
-        <w:spacing w:line="336" w:lineRule="auto" w:after="180"/>
-      </w:pPr>
-      <w:r>
-        <w:rPr>
-          <w:b w:val="0"/>
-        </w:rPr>
-        <w:t>For partners, alternate explainer and checker; collect a response from every learner before discussion.</w:t>
-      </w:r>
-    </w:p>
-    <w:p>
-      <w:pPr>
-        <w:pStyle w:val="Heading3"/>
-      </w:pPr>
-      <w:r>
-        <w:t>Individual reasoning check</w:t>
-      </w:r>
-    </w:p>
-    <w:p>
-      <w:pPr>
-        <w:spacing w:line="336" w:lineRule="auto" w:after="180"/>
-      </w:pPr>
-      <w:r>
-        <w:rPr>
-          <w:b w:val="0"/>
-        </w:rPr>
-        <w:t xml:space="preserve">Use the worked case for Verifying </w:t>
-      </w:r>
-      <w:r>
-        <w:rPr>
-          <w:b/>
-        </w:rPr>
-        <w:t>claim</w:t>
-      </w:r>
-      <w:r>
-        <w:rPr>
-          <w:b w:val="0"/>
-        </w:rPr>
-        <w:t xml:space="preserve">s and quantities. Proposed explanation: “A </w:t>
-      </w:r>
-      <w:r>
-        <w:rPr>
-          <w:b/>
-        </w:rPr>
-        <w:t>citation</w:t>
-      </w:r>
-      <w:r>
-        <w:rPr>
-          <w:b w:val="0"/>
-        </w:rPr>
-        <w:t xml:space="preserve"> proves every nearby </w:t>
-      </w:r>
-      <w:r>
-        <w:rPr>
-          <w:b/>
-        </w:rPr>
-        <w:t>claim</w:t>
-      </w:r>
-      <w:r>
-        <w:rPr>
-          <w:b w:val="0"/>
-        </w:rPr>
-        <w:t>”. Decide whether this explanation is supported.</w:t>
-      </w:r>
-    </w:p>
-    <w:p>
-      <w:pPr>
-        <w:spacing w:line="336" w:lineRule="auto" w:after="180"/>
-      </w:pPr>
-      <w:r>
-        <w:rPr>
-          <w:b w:val="0"/>
-        </w:rPr>
-        <w:t>Point to the step or supplied fact that decides; explain your repair if needed.</w:t>
-      </w:r>
-    </w:p>
-    <w:p>
-      <w:pPr>
-        <w:pStyle w:val="Heading3"/>
-      </w:pPr>
-      <w:r>
-        <w:t>Expected repair</w:t>
-      </w:r>
-    </w:p>
-    <w:p>
-      <w:pPr>
-        <w:spacing w:line="336" w:lineRule="auto" w:after="180"/>
-        <w:shd w:fill="F1F6FC"/>
-      </w:pPr>
-      <w:r>
-        <w:rPr>
-          <w:b w:val="0"/>
-        </w:rPr>
-        <w:t xml:space="preserve">Expected correction: Inspect the actual </w:t>
-      </w:r>
-      <w:r>
-        <w:rPr>
-          <w:b/>
-        </w:rPr>
-        <w:t>source</w:t>
-      </w:r>
-      <w:r>
-        <w:rPr>
-          <w:b w:val="0"/>
-        </w:rPr>
-        <w:t xml:space="preserve"> and the specific </w:t>
-      </w:r>
-      <w:r>
-        <w:rPr>
-          <w:b/>
-        </w:rPr>
-        <w:t>claim</w:t>
-      </w:r>
-      <w:r>
-        <w:rPr>
-          <w:b w:val="0"/>
-        </w:rPr>
-        <w:t xml:space="preserve"> it supports.</w:t>
-      </w:r>
-    </w:p>
-    <w:p>
-      <w:pPr>
-        <w:spacing w:line="336" w:lineRule="auto" w:after="180"/>
-      </w:pPr>
-      <w:r>
-        <w:rPr>
-          <w:b w:val="0"/>
-        </w:rPr>
-        <w:t>Collect explanations, not only yes/no votes. If a misunderstanding is common, re-model the relevant step for the class.</w:t>
-      </w:r>
-    </w:p>
-    <w:p>
-      <w:pPr>
-        <w:spacing w:line="336" w:lineRule="auto" w:after="180"/>
-      </w:pPr>
-      <w:r>
-        <w:rPr>
-          <w:b w:val="0"/>
-        </w:rPr>
-        <w:t>If it affects a few learners, give a short targeted group explanation while others solve a more demanding variation.</w:t>
-      </w:r>
-    </w:p>
-    <w:p>
-      <w:pPr>
-        <w:pStyle w:val="Heading3"/>
-      </w:pPr>
-      <w:r>
-        <w:t>Pictorial practice question</w:t>
-      </w:r>
-    </w:p>
-    <w:p>
-      <w:pPr>
-        <w:spacing w:line="336" w:lineRule="auto" w:after="180"/>
-      </w:pPr>
-      <w:r>
-        <w:rPr>
-          <w:b w:val="0"/>
-        </w:rPr>
-        <w:t xml:space="preserve">Correct the draft and identify which part needs another </w:t>
-      </w:r>
-      <w:r>
-        <w:rPr>
-          <w:b/>
-        </w:rPr>
-        <w:t>source</w:t>
-      </w:r>
-      <w:r>
-        <w:rPr>
-          <w:b w:val="0"/>
-        </w:rPr>
-        <w:t xml:space="preserve"> rather than a calculation.</w:t>
-      </w:r>
-    </w:p>
-    <w:p>
-      <w:pPr>
-        <w:pStyle w:val="Heading3"/>
-      </w:pPr>
-      <w:r>
-        <w:t>Reasoned teacher answer</w:t>
-      </w:r>
-    </w:p>
-    <w:p>
-      <w:pPr>
-        <w:spacing w:line="336" w:lineRule="auto" w:after="180"/>
-      </w:pPr>
-      <w:r>
-        <w:rPr>
-          <w:b w:val="0"/>
-        </w:rPr>
-        <w:t xml:space="preserve">It should say 200 cm or 2 m remains. Winning needs genuine result </w:t>
-      </w:r>
-      <w:r>
-        <w:rPr>
-          <w:b/>
-        </w:rPr>
-        <w:t>evidence</w:t>
-      </w:r>
-      <w:r>
-        <w:rPr>
-          <w:b w:val="0"/>
-        </w:rPr>
-        <w:t>; remove the unsupported promise.</w:t>
-      </w:r>
-    </w:p>
-    <w:p>
-      <w:pPr>
-        <w:spacing w:line="336" w:lineRule="auto" w:after="180"/>
-      </w:pPr>
-      <w:r>
-        <w:rPr>
-          <w:b w:val="0"/>
-        </w:rPr>
-        <w:t>Changed-case reasoning: 100 cm, or 1 m, remains. 600−10×50=100 cm.</w:t>
-      </w:r>
-    </w:p>
-    <w:p>
-      <w:pPr>
-        <w:spacing w:line="336" w:lineRule="auto" w:after="180"/>
-      </w:pPr>
-      <w:r>
-        <w:rPr>
-          <w:b w:val="0"/>
-        </w:rPr>
-        <w:t xml:space="preserve">Collect each learner’s explanation before discussion. Use the first missing connection between </w:t>
-      </w:r>
-      <w:r>
-        <w:rPr>
-          <w:b/>
-        </w:rPr>
-        <w:t>input</w:t>
-      </w:r>
-      <w:r>
-        <w:rPr>
-          <w:b w:val="0"/>
-        </w:rPr>
-        <w:t xml:space="preserve">, deciding step and result to choose support. This question is worked-case practice, not fresh mastery </w:t>
-      </w:r>
-      <w:r>
-        <w:rPr>
-          <w:b/>
-        </w:rPr>
-        <w:t>evidence</w:t>
-      </w:r>
-      <w:r>
-        <w:rPr>
-          <w:b w:val="0"/>
-        </w:rPr>
-        <w:t>.</w:t>
-      </w:r>
-    </w:p>
-    <w:p>
-      <w:pPr>
-        <w:pStyle w:val="Heading1"/>
-      </w:pPr>
-      <w:r>
-        <w:t>04. Run the weekly evidence lab</w:t>
-      </w:r>
-    </w:p>
-    <w:p>
-      <w:r>
-        <w:t>Run the Verify Important Outputs investigation and use the first unsupported step to choose a teaching response.</w:t>
-      </w:r>
-    </w:p>
-    <w:p>
-      <w:pPr>
-        <w:spacing w:line="336" w:lineRule="auto" w:after="180"/>
-      </w:pPr>
-      <w:r>
-        <w:rPr>
-          <w:b w:val="0"/>
-        </w:rPr>
-        <w:t xml:space="preserve">Predict first, test honestly, and explain what the </w:t>
-      </w:r>
-      <w:r>
-        <w:rPr>
-          <w:b/>
-        </w:rPr>
-        <w:t>evidence</w:t>
-      </w:r>
-      <w:r>
-        <w:rPr>
-          <w:b w:val="0"/>
-        </w:rPr>
-        <w:t xml:space="preserve"> means.</w:t>
-      </w:r>
-    </w:p>
-    <w:p>
-      <w:pPr>
-        <w:pStyle w:val="Heading3"/>
-      </w:pPr>
-      <w:r>
-        <w:t>1. Predict</w:t>
-      </w:r>
-    </w:p>
-    <w:p>
-      <w:pPr>
-        <w:spacing w:line="336" w:lineRule="auto" w:after="180"/>
-        <w:shd w:fill="F4F9FC"/>
-      </w:pPr>
-      <w:r>
-        <w:rPr>
-          <w:b w:val="0"/>
-        </w:rPr>
-        <w:t xml:space="preserve">State your </w:t>
-      </w:r>
-      <w:r>
-        <w:rPr>
-          <w:b/>
-        </w:rPr>
-        <w:t>prediction</w:t>
-      </w:r>
-      <w:r>
-        <w:rPr>
-          <w:b w:val="0"/>
-        </w:rPr>
-        <w:t xml:space="preserve"> before the result is known.</w:t>
-      </w:r>
-    </w:p>
-    <w:p>
-      <w:pPr>
-        <w:pStyle w:val="Heading3"/>
-      </w:pPr>
-      <w:r>
-        <w:t>2. Investigate</w:t>
-      </w:r>
-    </w:p>
-    <w:p>
-      <w:pPr>
-        <w:spacing w:line="336" w:lineRule="auto" w:after="180"/>
-        <w:shd w:fill="F4F9FC"/>
-      </w:pPr>
-      <w:r>
-        <w:rPr>
-          <w:b w:val="0"/>
-        </w:rPr>
-        <w:t>Complete the task: Use a two-</w:t>
-      </w:r>
-      <w:r>
-        <w:rPr>
-          <w:b/>
-        </w:rPr>
-        <w:t>source</w:t>
-      </w:r>
-      <w:r>
-        <w:rPr>
-          <w:b w:val="0"/>
-        </w:rPr>
-        <w:t xml:space="preserve"> checklist on a generated animal fact.</w:t>
-      </w:r>
-    </w:p>
-    <w:p>
-      <w:pPr>
-        <w:pStyle w:val="Heading3"/>
-      </w:pPr>
-      <w:r>
-        <w:t>3. Compare cases</w:t>
-      </w:r>
-    </w:p>
-    <w:p>
-      <w:pPr>
-        <w:spacing w:line="336" w:lineRule="auto" w:after="180"/>
-        <w:shd w:fill="F4F9FC"/>
-      </w:pPr>
-      <w:r>
-        <w:rPr>
-          <w:b w:val="0"/>
-        </w:rPr>
+      </w:pPr>
+      <w:r>
+        <w:rPr>
+          <w:b w:val="0"/>
+        </w:rPr>
+        <w:t>For the fictional kitebird audit, A supports the Monday Meadow Park sighting under the exercise’s accepted-record premise. B copies A and adds no independent observation. C is a separate River Park observation and contradicts the assertion that kitebirds occur only at Meadow Park. These records do not establish the species’ complete distribution, continuous residence or every individual’s location. Accept a correction naming both dated observations and removing the unsupported universal restriction. No real animal fact or field result should be invented. Reserve Audit a new model with mass units for an independent first attempt.</w:t>
+      </w:r>
+    </w:p>
+    <w:p>
+      <w:pPr>
+        <w:pStyle w:val="Heading2"/>
+      </w:pPr>
+      <w:r>
+        <w:t>Run and record</w:t>
+      </w:r>
+    </w:p>
+    <w:p>
+      <w:pPr>
+        <w:pStyle w:val="ListNumber"/>
+      </w:pPr>
+      <w:r>
+        <w:t>Complete the task: Use a two-source checklist on a generated animal fact.</w:t>
+      </w:r>
+    </w:p>
+    <w:p>
+      <w:pPr>
+        <w:pStyle w:val="ListNumber"/>
+      </w:pPr>
+      <w:r>
         <w:t>Keep a normal case and an edge case clearly separated.</w:t>
       </w:r>
     </w:p>
     <w:p>
       <w:pPr>
-        <w:pStyle w:val="Heading3"/>
-      </w:pPr>
-      <w:r>
-        <w:t>4. Record honestly</w:t>
-      </w:r>
-    </w:p>
-    <w:p>
-      <w:pPr>
-        <w:spacing w:line="336" w:lineRule="auto" w:after="180"/>
-        <w:shd w:fill="F4F9FC"/>
-      </w:pPr>
-      <w:r>
-        <w:rPr>
-          <w:b w:val="0"/>
-        </w:rPr>
-        <w:t xml:space="preserve">Record what happened—even when it does not match your </w:t>
-      </w:r>
-      <w:r>
-        <w:rPr>
-          <w:b/>
-        </w:rPr>
-        <w:t>prediction</w:t>
-      </w:r>
-      <w:r>
-        <w:rPr>
-          <w:b w:val="0"/>
-        </w:rPr>
-        <w:t>.</w:t>
-      </w:r>
-    </w:p>
-    <w:p>
-      <w:pPr>
-        <w:pStyle w:val="Heading3"/>
-      </w:pPr>
-      <w:r>
-        <w:t>5. Explain and plan the next test</w:t>
-      </w:r>
-    </w:p>
-    <w:p>
-      <w:pPr>
-        <w:spacing w:line="336" w:lineRule="auto" w:after="180"/>
-        <w:shd w:fill="F4F9FC"/>
-      </w:pPr>
-      <w:r>
-        <w:rPr>
-          <w:b w:val="0"/>
-        </w:rPr>
+        <w:pStyle w:val="ListNumber"/>
+      </w:pPr>
+      <w:r>
+        <w:t>Record what happened—even when it does not match your prediction.</w:t>
+      </w:r>
+    </w:p>
+    <w:p>
+      <w:pPr>
+        <w:pStyle w:val="ListNumber"/>
+      </w:pPr>
+      <w:r>
         <w:t>Explain the result, one limitation, and the next useful test.</w:t>
       </w:r>
     </w:p>
     <w:p>
       <w:pPr>
-        <w:pStyle w:val="Heading3"/>
-      </w:pPr>
-      <w:r>
-        <w:t>Use a fresh case after support</w:t>
-      </w:r>
-    </w:p>
-    <w:p>
-      <w:pPr>
-        <w:spacing w:line="336" w:lineRule="auto" w:after="180"/>
-        <w:shd w:fill="FFF5E6"/>
-      </w:pPr>
-      <w:r>
-        <w:rPr>
-          <w:b w:val="0"/>
-        </w:rPr>
-        <w:t>INDEPENDENCE After support is removed, repeat the proof with a fresh case.</w:t>
-      </w:r>
-    </w:p>
-    <w:p>
-      <w:pPr>
-        <w:pStyle w:val="Heading3"/>
-      </w:pPr>
-      <w:r>
-        <w:t>Make the lab runnable</w:t>
-      </w:r>
-    </w:p>
-    <w:p>
-      <w:pPr>
-        <w:spacing w:line="336" w:lineRule="auto" w:after="180"/>
-      </w:pPr>
-      <w:r>
-        <w:rPr>
-          <w:b w:val="0"/>
-        </w:rPr>
-        <w:t xml:space="preserve">Use the concrete case as the shared normal case and the </w:t>
-      </w:r>
-      <w:r>
-        <w:rPr>
-          <w:b/>
-        </w:rPr>
-        <w:t>independent</w:t>
-      </w:r>
-      <w:r>
-        <w:rPr>
-          <w:b w:val="0"/>
-        </w:rPr>
-        <w:t xml:space="preserve"> question as a second case. Each pair creates a boundary or missing-information case and predicts its result before testing.</w:t>
-      </w:r>
-    </w:p>
-    <w:p>
-      <w:pPr>
-        <w:spacing w:line="336" w:lineRule="auto" w:after="180"/>
-      </w:pPr>
-      <w:r>
-        <w:rPr>
-          <w:b w:val="0"/>
-        </w:rPr>
-        <w:t>Keep the expected result separate from an observed mistake.</w:t>
+        <w:pStyle w:val="Heading2"/>
+      </w:pPr>
+      <w:r>
+        <w:t>Keep an inspectable record</w:t>
       </w:r>
     </w:p>
     <w:tbl>
@@ -4453,242 +4166,135 @@
     </w:tbl>
     <w:p>
       <w:pPr>
-        <w:pStyle w:val="Heading3"/>
-      </w:pPr>
-      <w:r>
-        <w:t>Diagnose and reteach</w:t>
-      </w:r>
-    </w:p>
-    <w:p>
-      <w:pPr>
-        <w:pStyle w:val="Heading3"/>
-      </w:pPr>
-      <w:r>
-        <w:t>Find the unsupported claim</w:t>
+        <w:pStyle w:val="Heading2"/>
+      </w:pPr>
+      <w:r>
+        <w:t>Diagnose the first misunderstanding</w:t>
       </w:r>
     </w:p>
     <w:p>
       <w:pPr>
         <w:spacing w:line="336" w:lineRule="auto" w:after="180"/>
-        <w:shd w:fill="F5F1FB"/>
-      </w:pPr>
+      </w:pPr>
+      <w:r>
+        <w:rPr>
+          <w:b w:val="0"/>
+        </w:rPr>
+        <w:t xml:space="preserve">A </w:t>
+      </w:r>
       <w:r>
         <w:rPr>
           <w:b/>
         </w:rPr>
-        <w:t>CLAIM</w:t>
-      </w:r>
-      <w:r>
-        <w:rPr>
-          <w:b w:val="0"/>
-        </w:rPr>
-        <w:t xml:space="preserve"> TO REPAIR A confident answer is stronger </w:t>
+        <w:t>citation</w:t>
+      </w:r>
+      <w:r>
+        <w:rPr>
+          <w:b w:val="0"/>
+        </w:rPr>
+        <w:t xml:space="preserve"> proves every nearby </w:t>
       </w:r>
       <w:r>
         <w:rPr>
           <w:b/>
         </w:rPr>
+        <w:t>claim</w:t>
+      </w:r>
+      <w:r>
+        <w:rPr>
+          <w:b w:val="0"/>
+        </w:rPr>
+        <w:t xml:space="preserve">: Inspect the actual </w:t>
+      </w:r>
+      <w:r>
+        <w:rPr>
+          <w:b/>
+        </w:rPr>
+        <w:t>source</w:t>
+      </w:r>
+      <w:r>
+        <w:rPr>
+          <w:b w:val="0"/>
+        </w:rPr>
+        <w:t xml:space="preserve"> and the specific </w:t>
+      </w:r>
+      <w:r>
+        <w:rPr>
+          <w:b/>
+        </w:rPr>
+        <w:t>claim</w:t>
+      </w:r>
+      <w:r>
+        <w:rPr>
+          <w:b w:val="0"/>
+        </w:rPr>
+        <w:t xml:space="preserve"> it supports.</w:t>
+      </w:r>
+    </w:p>
+    <w:p>
+      <w:pPr>
+        <w:spacing w:line="336" w:lineRule="auto" w:after="180"/>
+      </w:pPr>
+      <w:r>
+        <w:rPr>
+          <w:b w:val="0"/>
+        </w:rPr>
+        <w:t xml:space="preserve">The number is enough without a </w:t>
+      </w:r>
+      <w:r>
+        <w:rPr>
+          <w:b/>
+        </w:rPr>
+        <w:t>unit</w:t>
+      </w:r>
+      <w:r>
+        <w:rPr>
+          <w:b w:val="0"/>
+        </w:rPr>
+        <w:t>: 600 cm and 600 m differ by a factor of 100.</w:t>
+      </w:r>
+    </w:p>
+    <w:p>
+      <w:pPr>
+        <w:spacing w:line="336" w:lineRule="auto" w:after="180"/>
+      </w:pPr>
+      <w:r>
+        <w:rPr>
+          <w:b w:val="0"/>
+        </w:rPr>
+        <w:t xml:space="preserve">An unsupported </w:t>
+      </w:r>
+      <w:r>
+        <w:rPr>
+          <w:b/>
+        </w:rPr>
+        <w:t>claim</w:t>
+      </w:r>
+      <w:r>
+        <w:rPr>
+          <w:b w:val="0"/>
+        </w:rPr>
+        <w:t xml:space="preserve"> must be false: Unresolved means the supplied </w:t>
+      </w:r>
+      <w:r>
+        <w:rPr>
+          <w:b/>
+        </w:rPr>
         <w:t>evidence</w:t>
       </w:r>
       <w:r>
         <w:rPr>
           <w:b w:val="0"/>
         </w:rPr>
-        <w:t xml:space="preserve"> than a relevant notice.</w:t>
-      </w:r>
-    </w:p>
-    <w:p>
-      <w:pPr>
-        <w:spacing w:line="336" w:lineRule="auto" w:after="180"/>
-      </w:pPr>
-      <w:r>
-        <w:rPr>
-          <w:b w:val="0"/>
-        </w:rPr>
-        <w:t>For guessing, return to given facts and request a trace. For vocabulary without application, use one example and one non-example. For arithmetic errors, check the setup before the calculation.</w:t>
-      </w:r>
-    </w:p>
-    <w:p>
-      <w:pPr>
-        <w:spacing w:line="336" w:lineRule="auto" w:after="180"/>
-      </w:pPr>
-      <w:r>
-        <w:rPr>
-          <w:b w:val="0"/>
-        </w:rPr>
-        <w:t>Finish with a different uncoached case before recording mastery.</w:t>
-      </w:r>
-    </w:p>
-    <w:p>
-      <w:pPr>
-        <w:pStyle w:val="Heading3"/>
-      </w:pPr>
-      <w:r>
-        <w:t>Address these additional misconceptions</w:t>
-      </w:r>
-    </w:p>
-    <w:p>
-      <w:pPr>
-        <w:spacing w:line="336" w:lineRule="auto" w:after="180"/>
-      </w:pPr>
-      <w:r>
-        <w:rPr>
-          <w:b w:val="0"/>
-        </w:rPr>
-        <w:t xml:space="preserve">A </w:t>
-      </w:r>
-      <w:r>
-        <w:rPr>
-          <w:b/>
-        </w:rPr>
-        <w:t>citation</w:t>
-      </w:r>
-      <w:r>
-        <w:rPr>
-          <w:b w:val="0"/>
-        </w:rPr>
-        <w:t xml:space="preserve"> proves every nearby </w:t>
-      </w:r>
-      <w:r>
-        <w:rPr>
-          <w:b/>
-        </w:rPr>
-        <w:t>claim</w:t>
-      </w:r>
-      <w:r>
-        <w:rPr>
-          <w:b w:val="0"/>
-        </w:rPr>
-        <w:t xml:space="preserve">: Inspect the actual </w:t>
-      </w:r>
-      <w:r>
-        <w:rPr>
-          <w:b/>
-        </w:rPr>
-        <w:t>source</w:t>
-      </w:r>
-      <w:r>
-        <w:rPr>
-          <w:b w:val="0"/>
-        </w:rPr>
-        <w:t xml:space="preserve"> and the specific </w:t>
-      </w:r>
-      <w:r>
-        <w:rPr>
-          <w:b/>
-        </w:rPr>
-        <w:t>claim</w:t>
-      </w:r>
-      <w:r>
-        <w:rPr>
-          <w:b w:val="0"/>
-        </w:rPr>
-        <w:t xml:space="preserve"> it supports.</w:t>
-      </w:r>
-    </w:p>
-    <w:p>
-      <w:pPr>
-        <w:spacing w:line="336" w:lineRule="auto" w:after="180"/>
-      </w:pPr>
-      <w:r>
-        <w:rPr>
-          <w:b w:val="0"/>
-        </w:rPr>
-        <w:t xml:space="preserve">The number is enough without a </w:t>
-      </w:r>
-      <w:r>
-        <w:rPr>
-          <w:b/>
-        </w:rPr>
-        <w:t>unit</w:t>
-      </w:r>
-      <w:r>
-        <w:rPr>
-          <w:b w:val="0"/>
-        </w:rPr>
-        <w:t>: 600 cm and 600 m differ by a factor of 100.</w:t>
-      </w:r>
-    </w:p>
-    <w:p>
-      <w:pPr>
-        <w:spacing w:line="336" w:lineRule="auto" w:after="180"/>
-      </w:pPr>
-      <w:r>
-        <w:rPr>
-          <w:b w:val="0"/>
-        </w:rPr>
-        <w:t xml:space="preserve">An unsupported </w:t>
-      </w:r>
-      <w:r>
-        <w:rPr>
-          <w:b/>
-        </w:rPr>
-        <w:t>claim</w:t>
-      </w:r>
-      <w:r>
-        <w:rPr>
-          <w:b w:val="0"/>
-        </w:rPr>
-        <w:t xml:space="preserve"> must be false: Unresolved means the supplied </w:t>
-      </w:r>
-      <w:r>
-        <w:rPr>
-          <w:b/>
-        </w:rPr>
-        <w:t>evidence</w:t>
-      </w:r>
-      <w:r>
-        <w:rPr>
-          <w:b w:val="0"/>
-        </w:rPr>
         <w:t xml:space="preserve"> does not settle it.</w:t>
       </w:r>
     </w:p>
     <w:p>
       <w:pPr>
-        <w:spacing w:line="336" w:lineRule="auto" w:after="180"/>
-      </w:pPr>
-      <w:r>
-        <w:rPr>
-          <w:b w:val="0"/>
-        </w:rPr>
-        <w:t xml:space="preserve">Three copied </w:t>
-      </w:r>
-      <w:r>
-        <w:rPr>
-          <w:b/>
-        </w:rPr>
-        <w:t>claim</w:t>
-      </w:r>
-      <w:r>
-        <w:rPr>
-          <w:b w:val="0"/>
-        </w:rPr>
-        <w:t xml:space="preserve">s are three </w:t>
-      </w:r>
-      <w:r>
-        <w:rPr>
-          <w:b/>
-        </w:rPr>
-        <w:t>independent</w:t>
-      </w:r>
-      <w:r>
-        <w:rPr>
-          <w:b w:val="0"/>
-        </w:rPr>
-        <w:t xml:space="preserve"> checks: Find the origin and seek an </w:t>
-      </w:r>
-      <w:r>
-        <w:rPr>
-          <w:b/>
-        </w:rPr>
-        <w:t>independent</w:t>
-      </w:r>
-      <w:r>
-        <w:rPr>
-          <w:b w:val="0"/>
-        </w:rPr>
-        <w:t xml:space="preserve"> record or calculation.</w:t>
+        <w:pStyle w:val="Heading2"/>
+      </w:pPr>
+      <w:r>
+        <w:t>Choose support from the response</w:t>
       </w:r>
     </w:p>
     <w:p>
@@ -4847,12 +4453,221 @@
     </w:tbl>
     <w:p>
       <w:pPr>
+        <w:pStyle w:val="Heading2"/>
+      </w:pPr>
+      <w:r>
+        <w:t>Earlier wording, alternatives and picture transcripts · reference / check after trying</w:t>
+      </w:r>
+    </w:p>
+    <w:p>
+      <w:pPr>
         <w:spacing w:line="336" w:lineRule="auto" w:after="180"/>
       </w:pPr>
       <w:r>
         <w:rPr>
           <w:b w:val="0"/>
         </w:rPr>
+        <w:t>Run the weekly evidence lab</w:t>
+      </w:r>
+    </w:p>
+    <w:p>
+      <w:pPr>
+        <w:spacing w:line="336" w:lineRule="auto" w:after="180"/>
+      </w:pPr>
+      <w:r>
+        <w:rPr>
+          <w:b w:val="0"/>
+        </w:rPr>
+        <w:t xml:space="preserve">Predict first, test honestly, and explain what the </w:t>
+      </w:r>
+      <w:r>
+        <w:rPr>
+          <w:b/>
+        </w:rPr>
+        <w:t>evidence</w:t>
+      </w:r>
+      <w:r>
+        <w:rPr>
+          <w:b w:val="0"/>
+        </w:rPr>
+        <w:t xml:space="preserve"> means.</w:t>
+      </w:r>
+    </w:p>
+    <w:p>
+      <w:pPr>
+        <w:spacing w:line="336" w:lineRule="auto" w:after="180"/>
+      </w:pPr>
+      <w:r>
+        <w:rPr>
+          <w:b w:val="0"/>
+        </w:rPr>
+        <w:t xml:space="preserve">State your </w:t>
+      </w:r>
+      <w:r>
+        <w:rPr>
+          <w:b/>
+        </w:rPr>
+        <w:t>prediction</w:t>
+      </w:r>
+      <w:r>
+        <w:rPr>
+          <w:b w:val="0"/>
+        </w:rPr>
+        <w:t xml:space="preserve"> before the result is known.</w:t>
+      </w:r>
+    </w:p>
+    <w:p>
+      <w:pPr>
+        <w:spacing w:line="336" w:lineRule="auto" w:after="180"/>
+      </w:pPr>
+      <w:r>
+        <w:rPr>
+          <w:b w:val="0"/>
+        </w:rPr>
+        <w:t>INDEPENDENCE After support is removed, repeat the proof with a fresh case.</w:t>
+      </w:r>
+    </w:p>
+    <w:p>
+      <w:pPr>
+        <w:pStyle w:val="Heading3"/>
+      </w:pPr>
+      <w:r>
+        <w:t>Make the lab runnable</w:t>
+      </w:r>
+    </w:p>
+    <w:p>
+      <w:pPr>
+        <w:spacing w:line="336" w:lineRule="auto" w:after="180"/>
+      </w:pPr>
+      <w:r>
+        <w:rPr>
+          <w:b w:val="0"/>
+        </w:rPr>
+        <w:t>Use the supplied investigation for shared practice. Keep predictions and observed paper-trace results separate. Reserve Audit a new model with mass units for the individual first attempt before feedback; do not use the reserved case as a paired lab task.</w:t>
+      </w:r>
+    </w:p>
+    <w:p>
+      <w:pPr>
+        <w:pStyle w:val="Heading3"/>
+      </w:pPr>
+      <w:r>
+        <w:t>Diagnose and reteach</w:t>
+      </w:r>
+    </w:p>
+    <w:p>
+      <w:pPr>
+        <w:spacing w:line="336" w:lineRule="auto" w:after="180"/>
+      </w:pPr>
+      <w:r>
+        <w:rPr>
+          <w:b/>
+        </w:rPr>
+        <w:t>CLAIM</w:t>
+      </w:r>
+      <w:r>
+        <w:rPr>
+          <w:b w:val="0"/>
+        </w:rPr>
+        <w:t xml:space="preserve"> TO REPAIR A confident answer is stronger </w:t>
+      </w:r>
+      <w:r>
+        <w:rPr>
+          <w:b/>
+        </w:rPr>
+        <w:t>evidence</w:t>
+      </w:r>
+      <w:r>
+        <w:rPr>
+          <w:b w:val="0"/>
+        </w:rPr>
+        <w:t xml:space="preserve"> than a relevant notice.</w:t>
+      </w:r>
+    </w:p>
+    <w:p>
+      <w:pPr>
+        <w:spacing w:line="336" w:lineRule="auto" w:after="180"/>
+      </w:pPr>
+      <w:r>
+        <w:rPr>
+          <w:b w:val="0"/>
+        </w:rPr>
+        <w:t>For guessing, return to given facts and request a trace. For vocabulary without application, use one example and one non-example. For arithmetic errors, check the setup before the calculation.</w:t>
+      </w:r>
+    </w:p>
+    <w:p>
+      <w:pPr>
+        <w:spacing w:line="336" w:lineRule="auto" w:after="180"/>
+      </w:pPr>
+      <w:r>
+        <w:rPr>
+          <w:b w:val="0"/>
+        </w:rPr>
+        <w:t>Finish with a different uncoached case before recording mastery.</w:t>
+      </w:r>
+    </w:p>
+    <w:p>
+      <w:pPr>
+        <w:pStyle w:val="Heading3"/>
+      </w:pPr>
+      <w:r>
+        <w:t>Address these additional misconceptions</w:t>
+      </w:r>
+    </w:p>
+    <w:p>
+      <w:pPr>
+        <w:spacing w:line="336" w:lineRule="auto" w:after="180"/>
+      </w:pPr>
+      <w:r>
+        <w:rPr>
+          <w:b w:val="0"/>
+        </w:rPr>
+        <w:t xml:space="preserve">Three copied </w:t>
+      </w:r>
+      <w:r>
+        <w:rPr>
+          <w:b/>
+        </w:rPr>
+        <w:t>claim</w:t>
+      </w:r>
+      <w:r>
+        <w:rPr>
+          <w:b w:val="0"/>
+        </w:rPr>
+        <w:t xml:space="preserve">s are three </w:t>
+      </w:r>
+      <w:r>
+        <w:rPr>
+          <w:b/>
+        </w:rPr>
+        <w:t>independent</w:t>
+      </w:r>
+      <w:r>
+        <w:rPr>
+          <w:b w:val="0"/>
+        </w:rPr>
+        <w:t xml:space="preserve"> checks: Find the origin and seek an </w:t>
+      </w:r>
+      <w:r>
+        <w:rPr>
+          <w:b/>
+        </w:rPr>
+        <w:t>independent</w:t>
+      </w:r>
+      <w:r>
+        <w:rPr>
+          <w:b w:val="0"/>
+        </w:rPr>
+        <w:t xml:space="preserve"> record or calculation.</w:t>
+      </w:r>
+    </w:p>
+    <w:p>
+      <w:pPr>
+        <w:spacing w:line="336" w:lineRule="auto" w:after="180"/>
+      </w:pPr>
+      <w:r>
+        <w:rPr>
+          <w:b w:val="0"/>
+        </w:rPr>
         <w:t>Offer an oral explanation, drawing, enlarged visual or fewer examples when that removes a reading/writing barrier. Keep the same reasoning goal.</w:t>
       </w:r>
     </w:p>
@@ -4872,12 +4687,707 @@
         <w:pStyle w:val="Heading1"/>
       </w:pPr>
       <w:r>
-        <w:t>05. Assess and explain the answers</w:t>
-      </w:r>
-    </w:p>
-    <w:p>
-      <w:r>
-        <w:t>Use the Verify Important Outputs questions, teacher keys and criteria after the relevant attempts. Previously discussed cases are practice; protect the separately selected independent task.</w:t>
+        <w:t>05. Assess the selected new case</w:t>
+      </w:r>
+    </w:p>
+    <w:p>
+      <w:r>
+        <w:t>Keep this key until after the first attempt; accept valid alternatives with defensible reasoning.</w:t>
+      </w:r>
+    </w:p>
+    <w:p>
+      <w:pPr>
+        <w:pStyle w:val="Heading2"/>
+      </w:pPr>
+      <w:r>
+        <w:t>Selected independent question and key</w:t>
+      </w:r>
+    </w:p>
+    <w:p>
+      <w:pPr>
+        <w:spacing w:line="336" w:lineRule="auto" w:after="180"/>
+      </w:pPr>
+      <w:r>
+        <w:rPr>
+          <w:b w:val="0"/>
+        </w:rPr>
+        <w:t>Selected case: Fictional craft card M states five sealed bags of modelling material at exactly 250 g per bag. Three models each use 300 g, with no other loss.</w:t>
+      </w:r>
+    </w:p>
+    <w:p>
+      <w:pPr>
+        <w:spacing w:line="336" w:lineRule="auto" w:after="180"/>
+      </w:pPr>
+      <w:r>
+        <w:rPr>
+          <w:b w:val="0"/>
+        </w:rPr>
+        <w:t xml:space="preserve">A draft says “M supplies 1250 g; the models use 900 g; 350 kg remains; every model will win a prize.” Check all four </w:t>
+      </w:r>
+      <w:r>
+        <w:rPr>
+          <w:b/>
+        </w:rPr>
+        <w:t>claim</w:t>
+      </w:r>
+      <w:r>
+        <w:rPr>
+          <w:b w:val="0"/>
+        </w:rPr>
+        <w:t xml:space="preserve">s, show the remaining mass in grams, and explain the status of the prize </w:t>
+      </w:r>
+      <w:r>
+        <w:rPr>
+          <w:b/>
+        </w:rPr>
+        <w:t>claim</w:t>
+      </w:r>
+      <w:r>
+        <w:rPr>
+          <w:b w:val="0"/>
+        </w:rPr>
+        <w:t>. Use 1 kg = 1000 g.</w:t>
+      </w:r>
+    </w:p>
+    <w:p>
+      <w:pPr>
+        <w:spacing w:line="336" w:lineRule="auto" w:after="180"/>
+      </w:pPr>
+      <w:r>
+        <w:rPr>
+          <w:b w:val="0"/>
+        </w:rPr>
+        <w:t xml:space="preserve">1250 g is supported by 5 × 250 g; 900 g is supported by 3 × 300 g. Remaining mass is 1250 − 900 = 350 g, so 350 kg is contradicted by the </w:t>
+      </w:r>
+      <w:r>
+        <w:rPr>
+          <w:b/>
+        </w:rPr>
+        <w:t>input</w:t>
+      </w:r>
+      <w:r>
+        <w:rPr>
+          <w:b w:val="0"/>
+        </w:rPr>
+        <w:t xml:space="preserve">s and </w:t>
+      </w:r>
+      <w:r>
+        <w:rPr>
+          <w:b/>
+        </w:rPr>
+        <w:t>unit</w:t>
+      </w:r>
+      <w:r>
+        <w:rPr>
+          <w:b w:val="0"/>
+        </w:rPr>
+        <w:t xml:space="preserve"> conversion: 350 kg would be 350000 g, greater than the starting mass.</w:t>
+      </w:r>
+    </w:p>
+    <w:p>
+      <w:pPr>
+        <w:spacing w:line="336" w:lineRule="auto" w:after="180"/>
+      </w:pPr>
+      <w:r>
+        <w:rPr>
+          <w:b w:val="0"/>
+        </w:rPr>
+        <w:t xml:space="preserve">The prize </w:t>
+      </w:r>
+      <w:r>
+        <w:rPr>
+          <w:b/>
+        </w:rPr>
+        <w:t>claim</w:t>
+      </w:r>
+      <w:r>
+        <w:rPr>
+          <w:b w:val="0"/>
+        </w:rPr>
+        <w:t xml:space="preserve"> is unresolved because M gives no prize </w:t>
+      </w:r>
+      <w:r>
+        <w:rPr>
+          <w:b/>
+        </w:rPr>
+        <w:t>evidence</w:t>
+      </w:r>
+      <w:r>
+        <w:rPr>
+          <w:b w:val="0"/>
+        </w:rPr>
+        <w:t>; it is not established true or false by the material counts.</w:t>
+      </w:r>
+    </w:p>
+    <w:p>
+      <w:pPr>
+        <w:pStyle w:val="Heading2"/>
+      </w:pPr>
+      <w:r>
+        <w:t>Judge explanation, trace and limits</w:t>
+      </w:r>
+    </w:p>
+    <w:tbl>
+      <w:tblPr>
+        <w:tblStyle w:val="LightShading-Accent1"/>
+        <w:tblW w:type="auto" w:w="0"/>
+        <w:tblLook w:firstColumn="1" w:firstRow="1" w:lastColumn="0" w:lastRow="0" w:noHBand="0" w:noVBand="1" w:val="04A0"/>
+      </w:tblPr>
+      <w:tblGrid>
+        <w:gridCol w:w="5112"/>
+        <w:gridCol w:w="5112"/>
+      </w:tblGrid>
+      <w:tr>
+        <w:trPr>
+          <w:tblHeader/>
+        </w:trPr>
+        <w:tc>
+          <w:tcPr>
+            <w:tcW w:type="dxa" w:w="5112"/>
+          </w:tcPr>
+          <w:p>
+            <w:r>
+              <w:t>Dimension</w:t>
+            </w:r>
+          </w:p>
+        </w:tc>
+        <w:tc>
+          <w:tcPr>
+            <w:tcW w:type="dxa" w:w="5112"/>
+          </w:tcPr>
+          <w:p>
+            <w:r>
+              <w:t>Evidence required</w:t>
+            </w:r>
+          </w:p>
+        </w:tc>
+      </w:tr>
+      <w:tr>
+        <w:tc>
+          <w:tcPr>
+            <w:tcW w:type="dxa" w:w="5112"/>
+          </w:tcPr>
+          <w:p>
+            <w:r>
+              <w:t>Explanation</w:t>
+            </w:r>
+          </w:p>
+        </w:tc>
+        <w:tc>
+          <w:tcPr>
+            <w:tcW w:type="dxa" w:w="5112"/>
+          </w:tcPr>
+          <w:p>
+            <w:r>
+              <w:t>Names the applicable idea or procedure and ties it to the supplied facts.</w:t>
+            </w:r>
+          </w:p>
+        </w:tc>
+      </w:tr>
+      <w:tr>
+        <w:tc>
+          <w:tcPr>
+            <w:tcW w:type="dxa" w:w="5112"/>
+          </w:tcPr>
+          <w:p>
+            <w:r>
+              <w:t>Trace and result</w:t>
+            </w:r>
+          </w:p>
+        </w:tc>
+        <w:tc>
+          <w:tcPr>
+            <w:tcW w:type="dxa" w:w="5112"/>
+          </w:tcPr>
+          <w:p>
+            <w:r>
+              <w:t>Preserves the given inputs and shows the relevant intermediate steps; distinguishes a prediction from an observed execution.</w:t>
+            </w:r>
+          </w:p>
+        </w:tc>
+      </w:tr>
+      <w:tr>
+        <w:tc>
+          <w:tcPr>
+            <w:tcW w:type="dxa" w:w="5112"/>
+          </w:tcPr>
+          <w:p>
+            <w:r>
+              <w:t>Limits</w:t>
+            </w:r>
+          </w:p>
+        </w:tc>
+        <w:tc>
+          <w:tcPr>
+            <w:tcW w:type="dxa" w:w="5112"/>
+          </w:tcPr>
+          <w:p>
+            <w:r>
+              <w:t>States the assumptions, missing evidence or conditions under which the result would change.</w:t>
+            </w:r>
+          </w:p>
+        </w:tc>
+      </w:tr>
+    </w:tbl>
+    <w:p>
+      <w:pPr>
+        <w:spacing w:line="336" w:lineRule="auto" w:after="180"/>
+      </w:pPr>
+      <w:r>
+        <w:rPr>
+          <w:b w:val="0"/>
+        </w:rPr>
+        <w:t xml:space="preserve">Record each dimension as not yet, with support, or </w:t>
+      </w:r>
+      <w:r>
+        <w:rPr>
+          <w:b/>
+        </w:rPr>
+        <w:t>independent</w:t>
+      </w:r>
+      <w:r>
+        <w:rPr>
+          <w:b w:val="0"/>
+        </w:rPr>
+        <w:t>. Accept a valid alternative procedure with a defensible trace.</w:t>
+      </w:r>
+    </w:p>
+    <w:p>
+      <w:pPr>
+        <w:spacing w:line="336" w:lineRule="auto" w:after="180"/>
+      </w:pPr>
+      <w:r>
+        <w:rPr>
+          <w:b w:val="0"/>
+        </w:rPr>
+        <w:t xml:space="preserve">Do not penalise an honestly recorded model failure if the learner correctly explains its </w:t>
+      </w:r>
+      <w:r>
+        <w:rPr>
+          <w:b/>
+        </w:rPr>
+        <w:t>evidence</w:t>
+      </w:r>
+      <w:r>
+        <w:rPr>
+          <w:b w:val="0"/>
+        </w:rPr>
+        <w:t xml:space="preserve"> and limits.</w:t>
+      </w:r>
+    </w:p>
+    <w:p>
+      <w:pPr>
+        <w:pStyle w:val="Heading2"/>
+      </w:pPr>
+      <w:r>
+        <w:t>Give one usable repair action</w:t>
+      </w:r>
+    </w:p>
+    <w:p>
+      <w:pPr>
+        <w:spacing w:line="336" w:lineRule="auto" w:after="180"/>
+      </w:pPr>
+      <w:r>
+        <w:rPr>
+          <w:b w:val="0"/>
+        </w:rPr>
+        <w:t>Name the earliest unsupported step and give one action to repair it. Have the learner make that repair now and explain why. Then assess the relevant skill on a fresh, fully specified case.</w:t>
+      </w:r>
+    </w:p>
+    <w:p>
+      <w:pPr>
+        <w:spacing w:line="336" w:lineRule="auto" w:after="180"/>
+      </w:pPr>
+      <w:r>
+        <w:rPr>
+          <w:b w:val="0"/>
+        </w:rPr>
+        <w:t>Confirm it was not previously practised with feedback; solve and check the new case before assigning it. A follow-up design prompt is a starting brief, not automatically an equivalent test.</w:t>
+      </w:r>
+    </w:p>
+    <w:p>
+      <w:pPr>
+        <w:pStyle w:val="Heading2"/>
+      </w:pPr>
+      <w:r>
+        <w:t>W1 Separate source facts from derived quantities</w:t>
+      </w:r>
+    </w:p>
+    <w:p>
+      <w:pPr>
+        <w:spacing w:line="336" w:lineRule="auto" w:after="180"/>
+      </w:pPr>
+      <w:r>
+        <w:rPr>
+          <w:b w:val="0"/>
+        </w:rPr>
+        <w:t xml:space="preserve">Using R, identify a directly stated fact and a quantity that must be calculated. Give the </w:t>
+      </w:r>
+      <w:r>
+        <w:rPr>
+          <w:b/>
+        </w:rPr>
+        <w:t>source</w:t>
+      </w:r>
+      <w:r>
+        <w:rPr>
+          <w:b w:val="0"/>
+        </w:rPr>
+        <w:t xml:space="preserve"> or expression for each. Explain why a </w:t>
+      </w:r>
+      <w:r>
+        <w:rPr>
+          <w:b/>
+        </w:rPr>
+        <w:t>citation</w:t>
+      </w:r>
+      <w:r>
+        <w:rPr>
+          <w:b w:val="0"/>
+        </w:rPr>
+        <w:t xml:space="preserve"> to R does not verify the </w:t>
+      </w:r>
+      <w:r>
+        <w:rPr>
+          <w:b/>
+        </w:rPr>
+        <w:t>claim</w:t>
+      </w:r>
+      <w:r>
+        <w:rPr>
+          <w:b w:val="0"/>
+        </w:rPr>
+        <w:t xml:space="preserve"> that every participant will enjoy the activity.</w:t>
+      </w:r>
+    </w:p>
+    <w:p>
+      <w:pPr>
+        <w:spacing w:line="336" w:lineRule="auto" w:after="180"/>
+      </w:pPr>
+      <w:r>
+        <w:rPr>
+          <w:b w:val="0"/>
+        </w:rPr>
+        <w:t>A directly stated fact is four rolls, 2 m per roll or twelve 50 cm pieces. A derived quantity is 8 m starting length, 6 m used or 2 m remaining, supported by the relevant calculation from R.</w:t>
+      </w:r>
+    </w:p>
+    <w:p>
+      <w:pPr>
+        <w:spacing w:line="336" w:lineRule="auto" w:after="180"/>
+      </w:pPr>
+      <w:r>
+        <w:rPr>
+          <w:b w:val="0"/>
+        </w:rPr>
+        <w:t xml:space="preserve">R contains no enjoyment </w:t>
+      </w:r>
+      <w:r>
+        <w:rPr>
+          <w:b/>
+        </w:rPr>
+        <w:t>evidence</w:t>
+      </w:r>
+      <w:r>
+        <w:rPr>
+          <w:b w:val="0"/>
+        </w:rPr>
+        <w:t>, so citing it does not support everyone enjoying the activity.</w:t>
+      </w:r>
+    </w:p>
+    <w:p>
+      <w:pPr>
+        <w:pStyle w:val="Heading2"/>
+      </w:pPr>
+      <w:r>
+        <w:t>W2 Repair a unit error</w:t>
+      </w:r>
+    </w:p>
+    <w:p>
+      <w:pPr>
+        <w:spacing w:line="336" w:lineRule="auto" w:after="180"/>
+      </w:pPr>
+      <w:r>
+        <w:rPr>
+          <w:b w:val="0"/>
+        </w:rPr>
+        <w:t xml:space="preserve">A report calculates 12 × 50 = 600 and labels the result metres. Use R to correct the </w:t>
+      </w:r>
+      <w:r>
+        <w:rPr>
+          <w:b/>
+        </w:rPr>
+        <w:t>unit</w:t>
+      </w:r>
+      <w:r>
+        <w:rPr>
+          <w:b w:val="0"/>
+        </w:rPr>
+        <w:t>, convert the result to metres and calculate the remaining length.</w:t>
+      </w:r>
+    </w:p>
+    <w:p>
+      <w:pPr>
+        <w:spacing w:line="336" w:lineRule="auto" w:after="180"/>
+      </w:pPr>
+      <w:r>
+        <w:rPr>
+          <w:b w:val="0"/>
+        </w:rPr>
+        <w:t>Give a second arithmetic route or a check using starting, used and remaining lengths.</w:t>
+      </w:r>
+    </w:p>
+    <w:p>
+      <w:pPr>
+        <w:spacing w:line="336" w:lineRule="auto" w:after="180"/>
+      </w:pPr>
+      <w:r>
+        <w:rPr>
+          <w:b w:val="0"/>
+        </w:rPr>
+        <w:t>Each piece is 50 cm, so 12 × 50 cm = 600 cm = 6 m. Starting length is 4 × 2 m = 8 m; remaining is 8 − 6 = 2 m. A check is 6 m used + 2 m remaining = 8 m starting; alternatively twelve half-metre pieces use 6 m.</w:t>
+      </w:r>
+    </w:p>
+    <w:p>
+      <w:pPr>
+        <w:pStyle w:val="Heading2"/>
+      </w:pPr>
+      <w:r>
+        <w:t>W3 Do not count copied claims as separate evidence</w:t>
+      </w:r>
+    </w:p>
+    <w:p>
+      <w:pPr>
+        <w:spacing w:line="336" w:lineRule="auto" w:after="180"/>
+      </w:pPr>
+      <w:r>
+        <w:rPr>
+          <w:b w:val="0"/>
+        </w:rPr>
+        <w:t>Three posters say 600 metres were used, but all copied one draft. A fourth poster cites card Z, which is unavailable. Explain why these posters do not settle the quantity.</w:t>
+      </w:r>
+    </w:p>
+    <w:p>
+      <w:pPr>
+        <w:spacing w:line="336" w:lineRule="auto" w:after="180"/>
+      </w:pPr>
+      <w:r>
+        <w:rPr>
+          <w:b w:val="0"/>
+        </w:rPr>
+        <w:t xml:space="preserve">Name the available </w:t>
+      </w:r>
+      <w:r>
+        <w:rPr>
+          <w:b/>
+        </w:rPr>
+        <w:t>evidence</w:t>
+      </w:r>
+      <w:r>
+        <w:rPr>
+          <w:b w:val="0"/>
+        </w:rPr>
+        <w:t xml:space="preserve"> and check you would use instead.</w:t>
+      </w:r>
+    </w:p>
+    <w:p>
+      <w:pPr>
+        <w:spacing w:line="336" w:lineRule="auto" w:after="180"/>
+      </w:pPr>
+      <w:r>
+        <w:rPr>
+          <w:b w:val="0"/>
+        </w:rPr>
+        <w:t xml:space="preserve">The first three are copies of one </w:t>
+      </w:r>
+      <w:r>
+        <w:rPr>
+          <w:b/>
+        </w:rPr>
+        <w:t>claim</w:t>
+      </w:r>
+      <w:r>
+        <w:rPr>
+          <w:b w:val="0"/>
+        </w:rPr>
+        <w:t xml:space="preserve">, not </w:t>
+      </w:r>
+      <w:r>
+        <w:rPr>
+          <w:b/>
+        </w:rPr>
+        <w:t>independent</w:t>
+      </w:r>
+      <w:r>
+        <w:rPr>
+          <w:b w:val="0"/>
+        </w:rPr>
+        <w:t xml:space="preserve"> </w:t>
+      </w:r>
+      <w:r>
+        <w:rPr>
+          <w:b/>
+        </w:rPr>
+        <w:t>evidence</w:t>
+      </w:r>
+      <w:r>
+        <w:rPr>
+          <w:b w:val="0"/>
+        </w:rPr>
+        <w:t xml:space="preserve">. Z cannot be inspected, so the fourth </w:t>
+      </w:r>
+      <w:r>
+        <w:rPr>
+          <w:b/>
+        </w:rPr>
+        <w:t>citation</w:t>
+      </w:r>
+      <w:r>
+        <w:rPr>
+          <w:b w:val="0"/>
+        </w:rPr>
+        <w:t xml:space="preserve"> cannot currently verify the result.</w:t>
+      </w:r>
+    </w:p>
+    <w:p>
+      <w:pPr>
+        <w:spacing w:line="336" w:lineRule="auto" w:after="180"/>
+      </w:pPr>
+      <w:r>
+        <w:rPr>
+          <w:b w:val="0"/>
+        </w:rPr>
+        <w:t xml:space="preserve">Inspect supplied R and recompute twelve 50 cm pieces as 600 cm or 6 m; verify </w:t>
+      </w:r>
+      <w:r>
+        <w:rPr>
+          <w:b/>
+        </w:rPr>
+        <w:t>source</w:t>
+      </w:r>
+      <w:r>
+        <w:rPr>
+          <w:b w:val="0"/>
+        </w:rPr>
+        <w:t xml:space="preserve">, </w:t>
+      </w:r>
+      <w:r>
+        <w:rPr>
+          <w:b/>
+        </w:rPr>
+        <w:t>unit</w:t>
+      </w:r>
+      <w:r>
+        <w:rPr>
+          <w:b w:val="0"/>
+        </w:rPr>
+        <w:t>s and the no-loss assumption.</w:t>
+      </w:r>
+    </w:p>
+    <w:p>
+      <w:pPr>
+        <w:pStyle w:val="Heading2"/>
+      </w:pPr>
+      <w:r>
+        <w:t>W5 State what a missing source prevents you from knowing</w:t>
+      </w:r>
+    </w:p>
+    <w:p>
+      <w:pPr>
+        <w:spacing w:line="336" w:lineRule="auto" w:after="180"/>
+      </w:pPr>
+      <w:r>
+        <w:rPr>
+          <w:b w:val="0"/>
+        </w:rPr>
+        <w:t xml:space="preserve">Another draft </w:t>
+      </w:r>
+      <w:r>
+        <w:rPr>
+          <w:b/>
+        </w:rPr>
+        <w:t>claim</w:t>
+      </w:r>
+      <w:r>
+        <w:rPr>
+          <w:b w:val="0"/>
+        </w:rPr>
+        <w:t xml:space="preserve">s that the amount left in W4 accounts for all real-world waste, citing a missing instruction card. Explain which result can still be checked from M and which </w:t>
+      </w:r>
+      <w:r>
+        <w:rPr>
+          <w:b/>
+        </w:rPr>
+        <w:t>claim</w:t>
+      </w:r>
+      <w:r>
+        <w:rPr>
+          <w:b w:val="0"/>
+        </w:rPr>
+        <w:t xml:space="preserve"> remains unresolved.</w:t>
+      </w:r>
+    </w:p>
+    <w:p>
+      <w:pPr>
+        <w:spacing w:line="336" w:lineRule="auto" w:after="180"/>
+      </w:pPr>
+      <w:r>
+        <w:rPr>
+          <w:b w:val="0"/>
+        </w:rPr>
+        <w:t>What information would be needed before revising the no-loss model?</w:t>
+      </w:r>
+    </w:p>
+    <w:p>
+      <w:pPr>
+        <w:spacing w:line="336" w:lineRule="auto" w:after="180"/>
+      </w:pPr>
+      <w:r>
+        <w:rPr>
+          <w:b w:val="0"/>
+        </w:rPr>
+        <w:t>The no-other-loss model in M can be checked: 350 g remains under its stated assumptions. The assertion that this includes all real-world waste is unresolved without relevant waste information.</w:t>
+      </w:r>
+    </w:p>
+    <w:p>
+      <w:pPr>
+        <w:spacing w:line="336" w:lineRule="auto" w:after="180"/>
+      </w:pPr>
+      <w:r>
+        <w:rPr>
+          <w:b w:val="0"/>
+        </w:rPr>
+        <w:t xml:space="preserve">Obtain the actual instruction or measurement record specifying additional loss, its </w:t>
+      </w:r>
+      <w:r>
+        <w:rPr>
+          <w:b/>
+        </w:rPr>
+        <w:t>unit</w:t>
+      </w:r>
+      <w:r>
+        <w:rPr>
+          <w:b w:val="0"/>
+        </w:rPr>
+        <w:t>s and what stage it covers; do not invent a waste amount or subtract it twice.</w:t>
+      </w:r>
+    </w:p>
+    <w:p>
+      <w:pPr>
+        <w:pStyle w:val="Heading2"/>
+      </w:pPr>
+      <w:r>
+        <w:t>Earlier wording, alternatives and picture transcripts · reference / check after trying</w:t>
+      </w:r>
+    </w:p>
+    <w:p>
+      <w:pPr>
+        <w:spacing w:line="336" w:lineRule="auto" w:after="180"/>
+      </w:pPr>
+      <w:r>
+        <w:rPr>
+          <w:b w:val="0"/>
+        </w:rPr>
+        <w:t>Assess and explain the answers</w:t>
       </w:r>
     </w:p>
     <w:p>
@@ -4890,22 +5400,44 @@
     </w:p>
     <w:p>
       <w:pPr>
+        <w:spacing w:line="336" w:lineRule="auto" w:after="180"/>
+      </w:pPr>
+      <w:r>
+        <w:rPr>
+          <w:b w:val="0"/>
+        </w:rPr>
+        <w:t>Six times four is 24. Draw six groups or add four six times. Confident wording does not change arithmetic.</w:t>
+      </w:r>
+    </w:p>
+    <w:p>
+      <w:pPr>
         <w:pStyle w:val="Heading3"/>
       </w:pPr>
       <w:r>
-        <w:t>Teacher key · Worked case answer</w:t>
+        <w:t>Additional transfer practice question</w:t>
       </w:r>
     </w:p>
     <w:p>
       <w:pPr>
         <w:spacing w:line="336" w:lineRule="auto" w:after="180"/>
-        <w:shd w:fill="F1F6FC"/>
-      </w:pPr>
-      <w:r>
-        <w:rPr>
-          <w:b w:val="0"/>
-        </w:rPr>
-        <w:t>Six times four is 24. Draw six groups or add four six times. Confident wording does not change arithmetic.</w:t>
+      </w:pPr>
+      <w:r>
+        <w:rPr>
+          <w:b w:val="0"/>
+        </w:rPr>
+        <w:t xml:space="preserve">An assistant says the school library opens at 8, but today's official notice says 9. Which </w:t>
+      </w:r>
+      <w:r>
+        <w:rPr>
+          <w:b/>
+        </w:rPr>
+        <w:t>source</w:t>
+      </w:r>
+      <w:r>
+        <w:rPr>
+          <w:b w:val="0"/>
+        </w:rPr>
+        <w:t xml:space="preserve"> should guide today's visit? Explain the check.</w:t>
       </w:r>
     </w:p>
     <w:p>
@@ -4913,61 +5445,12 @@
         <w:pStyle w:val="Heading3"/>
       </w:pPr>
       <w:r>
-        <w:t>Independent question</w:t>
-      </w:r>
-    </w:p>
-    <w:p>
-      <w:pPr>
-        <w:pStyle w:val="Heading3"/>
-      </w:pPr>
-      <w:r>
-        <w:t>Independent question · withhold the key</w:t>
+        <w:t>Reasoned practice answer</w:t>
       </w:r>
     </w:p>
     <w:p>
       <w:pPr>
         <w:spacing w:line="336" w:lineRule="auto" w:after="180"/>
-        <w:shd w:fill="F5F1FB"/>
-      </w:pPr>
-      <w:r>
-        <w:rPr>
-          <w:b w:val="0"/>
-        </w:rPr>
-        <w:t xml:space="preserve">An assistant says the school library opens at 8, but today's official notice says 9. Which </w:t>
-      </w:r>
-      <w:r>
-        <w:rPr>
-          <w:b/>
-        </w:rPr>
-        <w:t>source</w:t>
-      </w:r>
-      <w:r>
-        <w:rPr>
-          <w:b w:val="0"/>
-        </w:rPr>
-        <w:t xml:space="preserve"> should guide today's visit? Explain the check.</w:t>
-      </w:r>
-    </w:p>
-    <w:p>
-      <w:pPr>
-        <w:pStyle w:val="Heading3"/>
-      </w:pPr>
-      <w:r>
-        <w:t>Expected independent answer</w:t>
-      </w:r>
-    </w:p>
-    <w:p>
-      <w:pPr>
-        <w:pStyle w:val="Heading3"/>
-      </w:pPr>
-      <w:r>
-        <w:t>Teacher key · Expected independent answer</w:t>
-      </w:r>
-    </w:p>
-    <w:p>
-      <w:pPr>
-        <w:spacing w:line="336" w:lineRule="auto" w:after="180"/>
-        <w:shd w:fill="F1F6FC"/>
       </w:pPr>
       <w:r>
         <w:rPr>
@@ -5333,22 +5816,169 @@
     </w:p>
     <w:p>
       <w:pPr>
+        <w:spacing w:line="336" w:lineRule="auto" w:after="180"/>
+      </w:pPr>
+      <w:r>
+        <w:rPr>
+          <w:b w:val="0"/>
+        </w:rPr>
+        <w:t>18/24=3/4=75%; also 0.75×24=18. Write '18 of 24 specified tests passed (75%).' Do not imply this guarantees future performance. The corrected arithmetic still depends on the test records being accurate.</w:t>
+      </w:r>
+    </w:p>
+    <w:p>
+      <w:pPr>
         <w:pStyle w:val="Heading3"/>
       </w:pPr>
       <w:r>
-        <w:t>Teacher key · Original transfer answer</w:t>
+        <w:t>Explanations for the additional workbook examples</w:t>
+      </w:r>
+    </w:p>
+    <w:p>
+      <w:pPr>
+        <w:pStyle w:val="Heading3"/>
+      </w:pPr>
+      <w:r>
+        <w:t>W1 Separate source facts from derived quantities</w:t>
+      </w:r>
+    </w:p>
+    <w:p>
+      <w:pPr>
+        <w:pStyle w:val="Heading3"/>
+      </w:pPr>
+      <w:r>
+        <w:t>W2 Repair a unit error</w:t>
+      </w:r>
+    </w:p>
+    <w:p>
+      <w:pPr>
+        <w:pStyle w:val="Heading3"/>
+      </w:pPr>
+      <w:r>
+        <w:t>W3 Do not count copied claims as separate evidence</w:t>
+      </w:r>
+    </w:p>
+    <w:p>
+      <w:pPr>
+        <w:pStyle w:val="Heading3"/>
+      </w:pPr>
+      <w:r>
+        <w:t>W4 Audit a new model with mass units</w:t>
       </w:r>
     </w:p>
     <w:p>
       <w:pPr>
         <w:spacing w:line="336" w:lineRule="auto" w:after="180"/>
-        <w:shd w:fill="F1F6FC"/>
-      </w:pPr>
-      <w:r>
-        <w:rPr>
-          <w:b w:val="0"/>
-        </w:rPr>
-        <w:t>18/24=3/4=75%; also 0.75×24=18. Write '18 of 24 specified tests passed (75%).' Do not imply this guarantees future performance. The corrected arithmetic still depends on the test records being accurate.</w:t>
+      </w:pPr>
+      <w:r>
+        <w:rPr>
+          <w:b w:val="0"/>
+        </w:rPr>
+        <w:t>Fictional craft card M states five sealed bags of modelling material at exactly 250 g per bag. Three models each use 300 g, with no other loss.</w:t>
+      </w:r>
+    </w:p>
+    <w:p>
+      <w:pPr>
+        <w:spacing w:line="336" w:lineRule="auto" w:after="180"/>
+      </w:pPr>
+      <w:r>
+        <w:rPr>
+          <w:b w:val="0"/>
+        </w:rPr>
+        <w:t xml:space="preserve">A draft says “M supplies 1250 g; the models use 900 g; 350 kg remains; every model will win a prize.” Check all four </w:t>
+      </w:r>
+      <w:r>
+        <w:rPr>
+          <w:b/>
+        </w:rPr>
+        <w:t>claim</w:t>
+      </w:r>
+      <w:r>
+        <w:rPr>
+          <w:b w:val="0"/>
+        </w:rPr>
+        <w:t xml:space="preserve">s, show the remaining mass in grams, and explain the status of the prize </w:t>
+      </w:r>
+      <w:r>
+        <w:rPr>
+          <w:b/>
+        </w:rPr>
+        <w:t>claim</w:t>
+      </w:r>
+      <w:r>
+        <w:rPr>
+          <w:b w:val="0"/>
+        </w:rPr>
+        <w:t>. Use 1 kg = 1000 g.</w:t>
+      </w:r>
+    </w:p>
+    <w:p>
+      <w:pPr>
+        <w:spacing w:line="336" w:lineRule="auto" w:after="180"/>
+      </w:pPr>
+      <w:r>
+        <w:rPr>
+          <w:b w:val="0"/>
+        </w:rPr>
+        <w:t xml:space="preserve">1250 g is supported by 5 × 250 g; 900 g is supported by 3 × 300 g. Remaining mass is 1250 − 900 = 350 g, so 350 kg is contradicted by the </w:t>
+      </w:r>
+      <w:r>
+        <w:rPr>
+          <w:b/>
+        </w:rPr>
+        <w:t>input</w:t>
+      </w:r>
+      <w:r>
+        <w:rPr>
+          <w:b w:val="0"/>
+        </w:rPr>
+        <w:t xml:space="preserve">s and </w:t>
+      </w:r>
+      <w:r>
+        <w:rPr>
+          <w:b/>
+        </w:rPr>
+        <w:t>unit</w:t>
+      </w:r>
+      <w:r>
+        <w:rPr>
+          <w:b w:val="0"/>
+        </w:rPr>
+        <w:t xml:space="preserve"> conversion: 350 kg would be 350000 g, greater than the starting mass.</w:t>
+      </w:r>
+    </w:p>
+    <w:p>
+      <w:pPr>
+        <w:spacing w:line="336" w:lineRule="auto" w:after="180"/>
+      </w:pPr>
+      <w:r>
+        <w:rPr>
+          <w:b w:val="0"/>
+        </w:rPr>
+        <w:t xml:space="preserve">The prize </w:t>
+      </w:r>
+      <w:r>
+        <w:rPr>
+          <w:b/>
+        </w:rPr>
+        <w:t>claim</w:t>
+      </w:r>
+      <w:r>
+        <w:rPr>
+          <w:b w:val="0"/>
+        </w:rPr>
+        <w:t xml:space="preserve"> is unresolved because M gives no prize </w:t>
+      </w:r>
+      <w:r>
+        <w:rPr>
+          <w:b/>
+        </w:rPr>
+        <w:t>evidence</w:t>
+      </w:r>
+      <w:r>
+        <w:rPr>
+          <w:b w:val="0"/>
+        </w:rPr>
+        <w:t>; it is not established true or false by the material counts.</w:t>
       </w:r>
     </w:p>
     <w:p>
@@ -5356,7 +5986,7 @@
         <w:pStyle w:val="Heading3"/>
       </w:pPr>
       <w:r>
-        <w:t>Explanations for the additional workbook examples</w:t>
+        <w:t>W5 State what a missing source prevents you from knowing</w:t>
       </w:r>
     </w:p>
     <w:p>
@@ -5364,7 +5994,7 @@
         <w:pStyle w:val="Heading3"/>
       </w:pPr>
       <w:r>
-        <w:t>W1 Separate source facts from derived quantities</w:t>
+        <w:t>Assess independent transfer</w:t>
       </w:r>
     </w:p>
     <w:p>
@@ -5372,127 +6002,277 @@
         <w:pStyle w:val="Heading3"/>
       </w:pPr>
       <w:r>
-        <w:t>Workbook question · W1</w:t>
+        <w:t>Selected case answer</w:t>
+      </w:r>
+    </w:p>
+    <w:p>
+      <w:pPr>
+        <w:pStyle w:val="Heading3"/>
+      </w:pPr>
+      <w:r>
+        <w:t>Feedback that the learner uses</w:t>
+      </w:r>
+    </w:p>
+    <w:p>
+      <w:pPr>
+        <w:pStyle w:val="Heading1"/>
+      </w:pPr>
+      <w:r>
+        <w:t>06. Connect, adapt and return</w:t>
+      </w:r>
+    </w:p>
+    <w:p>
+      <w:r>
+        <w:t>Retain the project evidence and revisit the reasoning on a changed case.</w:t>
+      </w:r>
+    </w:p>
+    <w:p>
+      <w:pPr>
+        <w:pStyle w:val="Heading2"/>
+      </w:pPr>
+      <w:r>
+        <w:t>Project evidence to keep</w:t>
       </w:r>
     </w:p>
     <w:p>
       <w:pPr>
         <w:spacing w:line="336" w:lineRule="auto" w:after="180"/>
-        <w:shd w:fill="F5F1FB"/>
-      </w:pPr>
-      <w:r>
-        <w:rPr>
-          <w:b w:val="0"/>
-        </w:rPr>
-        <w:t xml:space="preserve">Using R, identify a directly stated fact and a quantity that must be calculated. Give the </w:t>
+      </w:pPr>
+      <w:r>
+        <w:rPr>
+          <w:b w:val="0"/>
+        </w:rPr>
+        <w:t xml:space="preserve">Require human confirmation for important sorter </w:t>
       </w:r>
       <w:r>
         <w:rPr>
           <w:b/>
         </w:rPr>
-        <w:t>source</w:t>
-      </w:r>
-      <w:r>
-        <w:rPr>
-          <w:b w:val="0"/>
-        </w:rPr>
-        <w:t xml:space="preserve"> or expression for each. Explain why a </w:t>
+        <w:t>output</w:t>
+      </w:r>
+      <w:r>
+        <w:rPr>
+          <w:b w:val="0"/>
+        </w:rPr>
+        <w:t xml:space="preserve">s and attach the </w:t>
       </w:r>
       <w:r>
         <w:rPr>
           <w:b/>
         </w:rPr>
-        <w:t>citation</w:t>
-      </w:r>
-      <w:r>
-        <w:rPr>
-          <w:b w:val="0"/>
-        </w:rPr>
-        <w:t xml:space="preserve"> to R does not verify the </w:t>
+        <w:t>evidence</w:t>
+      </w:r>
+      <w:r>
+        <w:rPr>
+          <w:b w:val="0"/>
+        </w:rPr>
+        <w:t xml:space="preserve"> record used to approve each rule or label.</w:t>
+      </w:r>
+    </w:p>
+    <w:p>
+      <w:pPr>
+        <w:spacing w:line="336" w:lineRule="auto" w:after="180"/>
+      </w:pPr>
+      <w:r>
+        <w:rPr>
+          <w:b w:val="0"/>
+        </w:rPr>
+        <w:t xml:space="preserve">Keep the decision, </w:t>
       </w:r>
       <w:r>
         <w:rPr>
           <w:b/>
         </w:rPr>
+        <w:t>input</w:t>
+      </w:r>
+      <w:r>
+        <w:rPr>
+          <w:b w:val="0"/>
+        </w:rPr>
+        <w:t xml:space="preserve">, result, explanation and remaining limitation in the project </w:t>
+      </w:r>
+      <w:r>
+        <w:rPr>
+          <w:b/>
+        </w:rPr>
+        <w:t>evidence</w:t>
+      </w:r>
+      <w:r>
+        <w:rPr>
+          <w:b w:val="0"/>
+        </w:rPr>
+        <w:t xml:space="preserve"> record. Retrieve this record next week rather than restarting the project.</w:t>
+      </w:r>
+    </w:p>
+    <w:p>
+      <w:pPr>
+        <w:spacing w:line="336" w:lineRule="auto" w:after="180"/>
+      </w:pPr>
+      <w:r>
+        <w:rPr>
+          <w:b w:val="0"/>
+        </w:rPr>
+        <w:t xml:space="preserve">Check sorter calculations with explicit </w:t>
+      </w:r>
+      <w:r>
+        <w:rPr>
+          <w:b/>
+        </w:rPr>
+        <w:t>unit</w:t>
+      </w:r>
+      <w:r>
+        <w:rPr>
+          <w:b w:val="0"/>
+        </w:rPr>
+        <w:t xml:space="preserve">s and verify explanation </w:t>
+      </w:r>
+      <w:r>
+        <w:rPr>
+          <w:b/>
+        </w:rPr>
         <w:t>claim</w:t>
       </w:r>
       <w:r>
         <w:rPr>
           <w:b w:val="0"/>
         </w:rPr>
-        <w:t xml:space="preserve"> that every participant will enjoy the activity.</w:t>
-      </w:r>
-    </w:p>
-    <w:p>
-      <w:pPr>
-        <w:pStyle w:val="Heading3"/>
-      </w:pPr>
-      <w:r>
-        <w:t>Teacher reasoning · W1</w:t>
+        <w:t xml:space="preserve">s against their actual catalogue </w:t>
+      </w:r>
+      <w:r>
+        <w:rPr>
+          <w:b/>
+        </w:rPr>
+        <w:t>evidence</w:t>
+      </w:r>
+      <w:r>
+        <w:rPr>
+          <w:b w:val="0"/>
+        </w:rPr>
+        <w:t>.</w:t>
+      </w:r>
+    </w:p>
+    <w:p>
+      <w:pPr>
+        <w:pStyle w:val="Heading2"/>
+      </w:pPr>
+      <w:r>
+        <w:t>Support while preserving the reasoning goal</w:t>
       </w:r>
     </w:p>
     <w:p>
       <w:pPr>
         <w:spacing w:line="336" w:lineRule="auto" w:after="180"/>
-        <w:shd w:fill="F1F6FC"/>
-      </w:pPr>
-      <w:r>
-        <w:rPr>
-          <w:b w:val="0"/>
-        </w:rPr>
-        <w:t>A directly stated fact is four rolls, 2 m per roll or twelve 50 cm pieces. A derived quantity is 8 m starting length, 6 m used or 2 m remaining, supported by the relevant calculation from R.</w:t>
+      </w:pPr>
+      <w:r>
+        <w:rPr>
+          <w:b w:val="0"/>
+        </w:rPr>
+        <w:t xml:space="preserve">Use physical cards, spoken explanations and a three-stage drawing. Read aloud without giving the answer. Stretch: compare two </w:t>
+      </w:r>
+      <w:r>
+        <w:rPr>
+          <w:b/>
+        </w:rPr>
+        <w:t>mechanism</w:t>
+      </w:r>
+      <w:r>
+        <w:rPr>
+          <w:b w:val="0"/>
+        </w:rPr>
+        <w:t xml:space="preserve">s with the same visible </w:t>
+      </w:r>
+      <w:r>
+        <w:rPr>
+          <w:b/>
+        </w:rPr>
+        <w:t>output</w:t>
+      </w:r>
+      <w:r>
+        <w:rPr>
+          <w:b w:val="0"/>
+        </w:rPr>
+        <w:t xml:space="preserve"> and explain what </w:t>
+      </w:r>
+      <w:r>
+        <w:rPr>
+          <w:b/>
+        </w:rPr>
+        <w:t>evidence</w:t>
+      </w:r>
+      <w:r>
+        <w:rPr>
+          <w:b w:val="0"/>
+        </w:rPr>
+        <w:t xml:space="preserve"> distinguishes them.</w:t>
       </w:r>
     </w:p>
     <w:p>
       <w:pPr>
         <w:spacing w:line="336" w:lineRule="auto" w:after="180"/>
-        <w:shd w:fill="F1F6FC"/>
-      </w:pPr>
-      <w:r>
-        <w:rPr>
-          <w:b w:val="0"/>
-        </w:rPr>
-        <w:t xml:space="preserve">R contains no enjoyment </w:t>
+      </w:pPr>
+      <w:r>
+        <w:rPr>
+          <w:b w:val="0"/>
+        </w:rPr>
+        <w:t xml:space="preserve">Use a </w:t>
       </w:r>
       <w:r>
         <w:rPr>
           <w:b/>
         </w:rPr>
+        <w:t>claim</w:t>
+      </w:r>
+      <w:r>
+        <w:rPr>
+          <w:b w:val="0"/>
+        </w:rPr>
+        <w:t>/</w:t>
+      </w:r>
+      <w:r>
+        <w:rPr>
+          <w:b/>
+        </w:rPr>
         <w:t>evidence</w:t>
       </w:r>
       <w:r>
         <w:rPr>
           <w:b w:val="0"/>
         </w:rPr>
-        <w:t>, so citing it does not support everyone enjoying the activity.</w:t>
-      </w:r>
-    </w:p>
-    <w:p>
-      <w:pPr>
-        <w:pStyle w:val="Heading3"/>
-      </w:pPr>
-      <w:r>
-        <w:t>W2 Repair a unit error</w:t>
-      </w:r>
-    </w:p>
-    <w:p>
-      <w:pPr>
-        <w:pStyle w:val="Heading3"/>
-      </w:pPr>
-      <w:r>
-        <w:t>Workbook question · W2</w:t>
+        <w:t xml:space="preserve">/decision frame and write </w:t>
+      </w:r>
+      <w:r>
+        <w:rPr>
+          <w:b/>
+        </w:rPr>
+        <w:t>unit</w:t>
+      </w:r>
+      <w:r>
+        <w:rPr>
+          <w:b w:val="0"/>
+        </w:rPr>
+        <w:t>s beside every number. Model the 100 cm to 1 m conversion before combining quantities.</w:t>
       </w:r>
     </w:p>
     <w:p>
       <w:pPr>
         <w:spacing w:line="336" w:lineRule="auto" w:after="180"/>
-        <w:shd w:fill="F5F1FB"/>
-      </w:pPr>
-      <w:r>
-        <w:rPr>
-          <w:b w:val="0"/>
-        </w:rPr>
-        <w:t xml:space="preserve">A report calculates 12 × 50 = 600 and labels the result metres. Use R to correct the </w:t>
+      </w:pPr>
+      <w:r>
+        <w:rPr>
+          <w:b w:val="0"/>
+        </w:rPr>
+        <w:t>Extension: explain why a plausible-looking answer can pass a size check yet still be wrong, using a different incorrect remaining length.</w:t>
+      </w:r>
+    </w:p>
+    <w:p>
+      <w:pPr>
+        <w:spacing w:line="336" w:lineRule="auto" w:after="180"/>
+      </w:pPr>
+      <w:r>
+        <w:rPr>
+          <w:b w:val="0"/>
+        </w:rPr>
+        <w:t xml:space="preserve">W4 requires 1250 g, 900 g, 350 g remaining, rejection of 350 kg with a </w:t>
       </w:r>
       <w:r>
         <w:rPr>
@@ -5504,79 +6284,30 @@
         <w:rPr>
           <w:b w:val="0"/>
         </w:rPr>
-        <w:t>, convert the result to metres and calculate the remaining length.</w:t>
+        <w:t xml:space="preserve"> or size explanation, and an unresolved prize </w:t>
+      </w:r>
+      <w:r>
+        <w:rPr>
+          <w:b/>
+        </w:rPr>
+        <w:t>claim</w:t>
+      </w:r>
+      <w:r>
+        <w:rPr>
+          <w:b w:val="0"/>
+        </w:rPr>
+        <w:t>.</w:t>
       </w:r>
     </w:p>
     <w:p>
       <w:pPr>
         <w:spacing w:line="336" w:lineRule="auto" w:after="180"/>
-        <w:shd w:fill="F5F1FB"/>
-      </w:pPr>
-      <w:r>
-        <w:rPr>
-          <w:b w:val="0"/>
-        </w:rPr>
-        <w:t>Give a second arithmetic route or a check using starting, used and remaining lengths.</w:t>
-      </w:r>
-    </w:p>
-    <w:p>
-      <w:pPr>
-        <w:pStyle w:val="Heading3"/>
-      </w:pPr>
-      <w:r>
-        <w:t>Teacher reasoning · W2</w:t>
-      </w:r>
-    </w:p>
-    <w:p>
-      <w:pPr>
-        <w:spacing w:line="336" w:lineRule="auto" w:after="180"/>
-        <w:shd w:fill="F1F6FC"/>
-      </w:pPr>
-      <w:r>
-        <w:rPr>
-          <w:b w:val="0"/>
-        </w:rPr>
-        <w:t>Each piece is 50 cm, so 12 × 50 cm = 600 cm = 6 m. Starting length is 4 × 2 m = 8 m; remaining is 8 − 6 = 2 m. A check is 6 m used + 2 m remaining = 8 m starting; alternatively twelve half-metre pieces use 6 m.</w:t>
-      </w:r>
-    </w:p>
-    <w:p>
-      <w:pPr>
-        <w:pStyle w:val="Heading3"/>
-      </w:pPr>
-      <w:r>
-        <w:t>W3 Do not count copied claims as separate evidence</w:t>
-      </w:r>
-    </w:p>
-    <w:p>
-      <w:pPr>
-        <w:pStyle w:val="Heading3"/>
-      </w:pPr>
-      <w:r>
-        <w:t>Workbook question · W3</w:t>
-      </w:r>
-    </w:p>
-    <w:p>
-      <w:pPr>
-        <w:spacing w:line="336" w:lineRule="auto" w:after="180"/>
-        <w:shd w:fill="F5F1FB"/>
-      </w:pPr>
-      <w:r>
-        <w:rPr>
-          <w:b w:val="0"/>
-        </w:rPr>
-        <w:t>Three posters say 600 metres were used, but all copied one draft. A fourth poster cites card Z, which is unavailable. Explain why these posters do not settle the quantity.</w:t>
-      </w:r>
-    </w:p>
-    <w:p>
-      <w:pPr>
-        <w:spacing w:line="336" w:lineRule="auto" w:after="180"/>
-        <w:shd w:fill="F5F1FB"/>
-      </w:pPr>
-      <w:r>
-        <w:rPr>
-          <w:b w:val="0"/>
-        </w:rPr>
-        <w:t xml:space="preserve">Name the available </w:t>
+      </w:pPr>
+      <w:r>
+        <w:rPr>
+          <w:b w:val="0"/>
+        </w:rPr>
+        <w:t xml:space="preserve">After support change each model to use 350 g: require 1050 g used and 200 g remaining, still no </w:t>
       </w:r>
       <w:r>
         <w:rPr>
@@ -5588,27 +6319,7 @@
         <w:rPr>
           <w:b w:val="0"/>
         </w:rPr>
-        <w:t xml:space="preserve"> and check you would use instead.</w:t>
-      </w:r>
-    </w:p>
-    <w:p>
-      <w:pPr>
-        <w:pStyle w:val="Heading3"/>
-      </w:pPr>
-      <w:r>
-        <w:t>Teacher reasoning · W3</w:t>
-      </w:r>
-    </w:p>
-    <w:p>
-      <w:pPr>
-        <w:spacing w:line="336" w:lineRule="auto" w:after="180"/>
-        <w:shd w:fill="F1F6FC"/>
-      </w:pPr>
-      <w:r>
-        <w:rPr>
-          <w:b w:val="0"/>
-        </w:rPr>
-        <w:t xml:space="preserve">The first three are copies of one </w:t>
+        <w:t xml:space="preserve"> about prizes. Confirm that pupils change the affected quantities without changing unrelated </w:t>
       </w:r>
       <w:r>
         <w:rPr>
@@ -5620,1046 +6331,15 @@
         <w:rPr>
           <w:b w:val="0"/>
         </w:rPr>
-        <w:t xml:space="preserve">, not </w:t>
-      </w:r>
-      <w:r>
-        <w:rPr>
-          <w:b/>
-        </w:rPr>
-        <w:t>independent</w:t>
-      </w:r>
-      <w:r>
-        <w:rPr>
-          <w:b w:val="0"/>
-        </w:rPr>
-        <w:t xml:space="preserve"> </w:t>
-      </w:r>
-      <w:r>
-        <w:rPr>
-          <w:b/>
-        </w:rPr>
-        <w:t>evidence</w:t>
-      </w:r>
-      <w:r>
-        <w:rPr>
-          <w:b w:val="0"/>
-        </w:rPr>
-        <w:t xml:space="preserve">. Z cannot be inspected, so the fourth </w:t>
-      </w:r>
-      <w:r>
-        <w:rPr>
-          <w:b/>
-        </w:rPr>
-        <w:t>citation</w:t>
-      </w:r>
-      <w:r>
-        <w:rPr>
-          <w:b w:val="0"/>
-        </w:rPr>
-        <w:t xml:space="preserve"> cannot currently verify the result.</w:t>
-      </w:r>
-    </w:p>
-    <w:p>
-      <w:pPr>
-        <w:spacing w:line="336" w:lineRule="auto" w:after="180"/>
-        <w:shd w:fill="F1F6FC"/>
-      </w:pPr>
-      <w:r>
-        <w:rPr>
-          <w:b w:val="0"/>
-        </w:rPr>
-        <w:t xml:space="preserve">Inspect supplied R and recompute twelve 50 cm pieces as 600 cm or 6 m; verify </w:t>
-      </w:r>
-      <w:r>
-        <w:rPr>
-          <w:b/>
-        </w:rPr>
-        <w:t>source</w:t>
-      </w:r>
-      <w:r>
-        <w:rPr>
-          <w:b w:val="0"/>
-        </w:rPr>
-        <w:t xml:space="preserve">, </w:t>
-      </w:r>
-      <w:r>
-        <w:rPr>
-          <w:b/>
-        </w:rPr>
-        <w:t>unit</w:t>
-      </w:r>
-      <w:r>
-        <w:rPr>
-          <w:b w:val="0"/>
-        </w:rPr>
-        <w:t>s and the no-loss assumption.</w:t>
-      </w:r>
-    </w:p>
-    <w:p>
-      <w:pPr>
-        <w:pStyle w:val="Heading3"/>
-      </w:pPr>
-      <w:r>
-        <w:t>W4 Audit a new model with mass units</w:t>
-      </w:r>
-    </w:p>
-    <w:p>
-      <w:pPr>
-        <w:pStyle w:val="Heading3"/>
-      </w:pPr>
-      <w:r>
-        <w:t>Workbook question · W4</w:t>
-      </w:r>
-    </w:p>
-    <w:p>
-      <w:pPr>
-        <w:spacing w:line="336" w:lineRule="auto" w:after="180"/>
-        <w:shd w:fill="F5F1FB"/>
-      </w:pPr>
-      <w:r>
-        <w:rPr>
-          <w:b w:val="0"/>
-        </w:rPr>
-        <w:t>Fictional craft card M states five sealed bags of modelling material at exactly 250 g per bag. Three models each use 300 g, with no other loss.</w:t>
-      </w:r>
-    </w:p>
-    <w:p>
-      <w:pPr>
-        <w:spacing w:line="336" w:lineRule="auto" w:after="180"/>
-        <w:shd w:fill="F5F1FB"/>
-      </w:pPr>
-      <w:r>
-        <w:rPr>
-          <w:b w:val="0"/>
-        </w:rPr>
-        <w:t xml:space="preserve">A draft says “M supplies 1250 g; the models use 900 g; 350 kg remains; every model will win a prize.” Check all four </w:t>
-      </w:r>
-      <w:r>
-        <w:rPr>
-          <w:b/>
-        </w:rPr>
-        <w:t>claim</w:t>
-      </w:r>
-      <w:r>
-        <w:rPr>
-          <w:b w:val="0"/>
-        </w:rPr>
-        <w:t xml:space="preserve">s, show the remaining mass in grams, and explain the status of the prize </w:t>
-      </w:r>
-      <w:r>
-        <w:rPr>
-          <w:b/>
-        </w:rPr>
-        <w:t>claim</w:t>
-      </w:r>
-      <w:r>
-        <w:rPr>
-          <w:b w:val="0"/>
-        </w:rPr>
-        <w:t>. Use 1 kg = 1000 g.</w:t>
-      </w:r>
-    </w:p>
-    <w:p>
-      <w:pPr>
-        <w:pStyle w:val="Heading3"/>
-      </w:pPr>
-      <w:r>
-        <w:t>Teacher reasoning · W4</w:t>
-      </w:r>
-    </w:p>
-    <w:p>
-      <w:pPr>
-        <w:spacing w:line="336" w:lineRule="auto" w:after="180"/>
-        <w:shd w:fill="F1F6FC"/>
-      </w:pPr>
-      <w:r>
-        <w:rPr>
-          <w:b w:val="0"/>
-        </w:rPr>
-        <w:t xml:space="preserve">1250 g is supported by 5 × 250 g; 900 g is supported by 3 × 300 g. Remaining mass is 1250 − 900 = 350 g, so 350 kg is contradicted by the </w:t>
-      </w:r>
-      <w:r>
-        <w:rPr>
-          <w:b/>
-        </w:rPr>
-        <w:t>input</w:t>
-      </w:r>
-      <w:r>
-        <w:rPr>
-          <w:b w:val="0"/>
-        </w:rPr>
-        <w:t xml:space="preserve">s and </w:t>
-      </w:r>
-      <w:r>
-        <w:rPr>
-          <w:b/>
-        </w:rPr>
-        <w:t>unit</w:t>
-      </w:r>
-      <w:r>
-        <w:rPr>
-          <w:b w:val="0"/>
-        </w:rPr>
-        <w:t xml:space="preserve"> conversion: 350 kg would be 350000 g, greater than the starting mass.</w:t>
-      </w:r>
-    </w:p>
-    <w:p>
-      <w:pPr>
-        <w:spacing w:line="336" w:lineRule="auto" w:after="180"/>
-        <w:shd w:fill="F1F6FC"/>
-      </w:pPr>
-      <w:r>
-        <w:rPr>
-          <w:b w:val="0"/>
-        </w:rPr>
-        <w:t xml:space="preserve">The prize </w:t>
-      </w:r>
-      <w:r>
-        <w:rPr>
-          <w:b/>
-        </w:rPr>
-        <w:t>claim</w:t>
-      </w:r>
-      <w:r>
-        <w:rPr>
-          <w:b w:val="0"/>
-        </w:rPr>
-        <w:t xml:space="preserve"> is unresolved because M gives no prize </w:t>
-      </w:r>
-      <w:r>
-        <w:rPr>
-          <w:b/>
-        </w:rPr>
-        <w:t>evidence</w:t>
-      </w:r>
-      <w:r>
-        <w:rPr>
-          <w:b w:val="0"/>
-        </w:rPr>
-        <w:t>; it is not established true or false by the material counts.</w:t>
-      </w:r>
-    </w:p>
-    <w:p>
-      <w:pPr>
-        <w:pStyle w:val="Heading3"/>
-      </w:pPr>
-      <w:r>
-        <w:t>W5 State what a missing source prevents you from knowing</w:t>
-      </w:r>
-    </w:p>
-    <w:p>
-      <w:pPr>
-        <w:pStyle w:val="Heading3"/>
-      </w:pPr>
-      <w:r>
-        <w:t>Workbook question · W5</w:t>
-      </w:r>
-    </w:p>
-    <w:p>
-      <w:pPr>
-        <w:spacing w:line="336" w:lineRule="auto" w:after="180"/>
-        <w:shd w:fill="F5F1FB"/>
-      </w:pPr>
-      <w:r>
-        <w:rPr>
-          <w:b w:val="0"/>
-        </w:rPr>
-        <w:t xml:space="preserve">Another draft </w:t>
-      </w:r>
-      <w:r>
-        <w:rPr>
-          <w:b/>
-        </w:rPr>
-        <w:t>claim</w:t>
-      </w:r>
-      <w:r>
-        <w:rPr>
-          <w:b w:val="0"/>
-        </w:rPr>
-        <w:t xml:space="preserve">s that the amount left in W4 accounts for all real-world waste, citing a missing instruction card. Explain which result can still be checked from M and which </w:t>
-      </w:r>
-      <w:r>
-        <w:rPr>
-          <w:b/>
-        </w:rPr>
-        <w:t>claim</w:t>
-      </w:r>
-      <w:r>
-        <w:rPr>
-          <w:b w:val="0"/>
-        </w:rPr>
-        <w:t xml:space="preserve"> remains unresolved.</w:t>
-      </w:r>
-    </w:p>
-    <w:p>
-      <w:pPr>
-        <w:spacing w:line="336" w:lineRule="auto" w:after="180"/>
-        <w:shd w:fill="F5F1FB"/>
-      </w:pPr>
-      <w:r>
-        <w:rPr>
-          <w:b w:val="0"/>
-        </w:rPr>
-        <w:t>What information would be needed before revising the no-loss model?</w:t>
-      </w:r>
-    </w:p>
-    <w:p>
-      <w:pPr>
-        <w:pStyle w:val="Heading3"/>
-      </w:pPr>
-      <w:r>
-        <w:t>Teacher reasoning · W5</w:t>
-      </w:r>
-    </w:p>
-    <w:p>
-      <w:pPr>
-        <w:spacing w:line="336" w:lineRule="auto" w:after="180"/>
-        <w:shd w:fill="F1F6FC"/>
-      </w:pPr>
-      <w:r>
-        <w:rPr>
-          <w:b w:val="0"/>
-        </w:rPr>
-        <w:t>The no-other-loss model in M can be checked: 350 g remains under its stated assumptions. The assertion that this includes all real-world waste is unresolved without relevant waste information.</w:t>
-      </w:r>
-    </w:p>
-    <w:p>
-      <w:pPr>
-        <w:spacing w:line="336" w:lineRule="auto" w:after="180"/>
-        <w:shd w:fill="F1F6FC"/>
-      </w:pPr>
-      <w:r>
-        <w:rPr>
-          <w:b w:val="0"/>
-        </w:rPr>
-        <w:t xml:space="preserve">Obtain the actual instruction or measurement record specifying additional loss, its </w:t>
-      </w:r>
-      <w:r>
-        <w:rPr>
-          <w:b/>
-        </w:rPr>
-        <w:t>unit</w:t>
-      </w:r>
-      <w:r>
-        <w:rPr>
-          <w:b w:val="0"/>
-        </w:rPr>
-        <w:t>s and what stage it covers; do not invent a waste amount or subtract it twice.</w:t>
-      </w:r>
-    </w:p>
-    <w:p>
-      <w:pPr>
-        <w:pStyle w:val="Heading3"/>
-      </w:pPr>
-      <w:r>
-        <w:t>Assess independent transfer</w:t>
-      </w:r>
-    </w:p>
-    <w:p>
-      <w:pPr>
-        <w:pStyle w:val="Heading3"/>
-      </w:pPr>
-      <w:r>
-        <w:t>Independent question · withhold the key</w:t>
-      </w:r>
-    </w:p>
-    <w:p>
-      <w:pPr>
-        <w:spacing w:line="336" w:lineRule="auto" w:after="180"/>
-        <w:shd w:fill="F5F1FB"/>
-      </w:pPr>
-      <w:r>
-        <w:rPr>
-          <w:b w:val="0"/>
-        </w:rPr>
-        <w:t>Selected case: Fictional craft card M states five sealed bags of modelling material at exactly 250 g per bag. Three models each use 300 g, with no other loss.</w:t>
-      </w:r>
-    </w:p>
-    <w:p>
-      <w:pPr>
-        <w:spacing w:line="336" w:lineRule="auto" w:after="180"/>
-        <w:shd w:fill="F5F1FB"/>
-      </w:pPr>
-      <w:r>
-        <w:rPr>
-          <w:b w:val="0"/>
-        </w:rPr>
-        <w:t xml:space="preserve">A draft says “M supplies 1250 g; the models use 900 g; 350 kg remains; every model will win a prize.” Check all four </w:t>
-      </w:r>
-      <w:r>
-        <w:rPr>
-          <w:b/>
-        </w:rPr>
-        <w:t>claim</w:t>
-      </w:r>
-      <w:r>
-        <w:rPr>
-          <w:b w:val="0"/>
-        </w:rPr>
-        <w:t xml:space="preserve">s, show the remaining mass in grams, and explain the status of the prize </w:t>
-      </w:r>
-      <w:r>
-        <w:rPr>
-          <w:b/>
-        </w:rPr>
-        <w:t>claim</w:t>
-      </w:r>
-      <w:r>
-        <w:rPr>
-          <w:b w:val="0"/>
-        </w:rPr>
-        <w:t>. Use 1 kg = 1000 g.</w:t>
-      </w:r>
-    </w:p>
-    <w:p>
-      <w:pPr>
-        <w:pStyle w:val="Heading3"/>
-      </w:pPr>
-      <w:r>
-        <w:t>Selected case answer</w:t>
-      </w:r>
-    </w:p>
-    <w:p>
-      <w:pPr>
-        <w:pStyle w:val="Heading3"/>
-      </w:pPr>
-      <w:r>
-        <w:t>Teacher key · Selected case answer</w:t>
-      </w:r>
-    </w:p>
-    <w:p>
-      <w:pPr>
-        <w:spacing w:line="336" w:lineRule="auto" w:after="180"/>
-        <w:shd w:fill="F1F6FC"/>
-      </w:pPr>
-      <w:r>
-        <w:rPr>
-          <w:b w:val="0"/>
-        </w:rPr>
-        <w:t xml:space="preserve">1250 g is supported by 5 × 250 g; 900 g is supported by 3 × 300 g. Remaining mass is 1250 − 900 = 350 g, so 350 kg is contradicted by the </w:t>
-      </w:r>
-      <w:r>
-        <w:rPr>
-          <w:b/>
-        </w:rPr>
-        <w:t>input</w:t>
-      </w:r>
-      <w:r>
-        <w:rPr>
-          <w:b w:val="0"/>
-        </w:rPr>
-        <w:t xml:space="preserve">s and </w:t>
-      </w:r>
-      <w:r>
-        <w:rPr>
-          <w:b/>
-        </w:rPr>
-        <w:t>unit</w:t>
-      </w:r>
-      <w:r>
-        <w:rPr>
-          <w:b w:val="0"/>
-        </w:rPr>
-        <w:t xml:space="preserve"> conversion: 350 kg would be 350000 g, greater than the starting mass.</w:t>
-      </w:r>
-    </w:p>
-    <w:p>
-      <w:pPr>
-        <w:spacing w:line="336" w:lineRule="auto" w:after="180"/>
-        <w:shd w:fill="F1F6FC"/>
-      </w:pPr>
-      <w:r>
-        <w:rPr>
-          <w:b w:val="0"/>
-        </w:rPr>
-        <w:t xml:space="preserve">The prize </w:t>
-      </w:r>
-      <w:r>
-        <w:rPr>
-          <w:b/>
-        </w:rPr>
-        <w:t>claim</w:t>
-      </w:r>
-      <w:r>
-        <w:rPr>
-          <w:b w:val="0"/>
-        </w:rPr>
-        <w:t xml:space="preserve"> is unresolved because M gives no prize </w:t>
-      </w:r>
-      <w:r>
-        <w:rPr>
-          <w:b/>
-        </w:rPr>
-        <w:t>evidence</w:t>
-      </w:r>
-      <w:r>
-        <w:rPr>
-          <w:b w:val="0"/>
-        </w:rPr>
-        <w:t>; it is not established true or false by the material counts.</w:t>
-      </w:r>
-    </w:p>
-    <w:tbl>
-      <w:tblPr>
-        <w:tblStyle w:val="LightShading-Accent1"/>
-        <w:tblW w:type="auto" w:w="0"/>
-        <w:tblLook w:firstColumn="1" w:firstRow="1" w:lastColumn="0" w:lastRow="0" w:noHBand="0" w:noVBand="1" w:val="04A0"/>
-      </w:tblPr>
-      <w:tblGrid>
-        <w:gridCol w:w="5112"/>
-        <w:gridCol w:w="5112"/>
-      </w:tblGrid>
-      <w:tr>
-        <w:trPr>
-          <w:tblHeader/>
-        </w:trPr>
-        <w:tc>
-          <w:tcPr>
-            <w:tcW w:type="dxa" w:w="5112"/>
-          </w:tcPr>
-          <w:p>
-            <w:r>
-              <w:t>Dimension</w:t>
-            </w:r>
-          </w:p>
-        </w:tc>
-        <w:tc>
-          <w:tcPr>
-            <w:tcW w:type="dxa" w:w="5112"/>
-          </w:tcPr>
-          <w:p>
-            <w:r>
-              <w:t>Evidence required</w:t>
-            </w:r>
-          </w:p>
-        </w:tc>
-      </w:tr>
-      <w:tr>
-        <w:tc>
-          <w:tcPr>
-            <w:tcW w:type="dxa" w:w="5112"/>
-          </w:tcPr>
-          <w:p>
-            <w:r>
-              <w:t>Explanation</w:t>
-            </w:r>
-          </w:p>
-        </w:tc>
-        <w:tc>
-          <w:tcPr>
-            <w:tcW w:type="dxa" w:w="5112"/>
-          </w:tcPr>
-          <w:p>
-            <w:r>
-              <w:t>Names the applicable idea or procedure and ties it to the supplied facts.</w:t>
-            </w:r>
-          </w:p>
-        </w:tc>
-      </w:tr>
-      <w:tr>
-        <w:tc>
-          <w:tcPr>
-            <w:tcW w:type="dxa" w:w="5112"/>
-          </w:tcPr>
-          <w:p>
-            <w:r>
-              <w:t>Trace and result</w:t>
-            </w:r>
-          </w:p>
-        </w:tc>
-        <w:tc>
-          <w:tcPr>
-            <w:tcW w:type="dxa" w:w="5112"/>
-          </w:tcPr>
-          <w:p>
-            <w:r>
-              <w:t>Preserves the given inputs and shows the relevant intermediate steps; distinguishes a prediction from an observed execution.</w:t>
-            </w:r>
-          </w:p>
-        </w:tc>
-      </w:tr>
-      <w:tr>
-        <w:tc>
-          <w:tcPr>
-            <w:tcW w:type="dxa" w:w="5112"/>
-          </w:tcPr>
-          <w:p>
-            <w:r>
-              <w:t>Limits</w:t>
-            </w:r>
-          </w:p>
-        </w:tc>
-        <w:tc>
-          <w:tcPr>
-            <w:tcW w:type="dxa" w:w="5112"/>
-          </w:tcPr>
-          <w:p>
-            <w:r>
-              <w:t>States the assumptions, missing evidence or conditions under which the result would change.</w:t>
-            </w:r>
-          </w:p>
-        </w:tc>
-      </w:tr>
-    </w:tbl>
-    <w:p>
-      <w:pPr>
-        <w:pStyle w:val="Heading3"/>
-      </w:pPr>
-      <w:r>
-        <w:t>Teacher key · Selected case answer</w:t>
-      </w:r>
-    </w:p>
-    <w:p>
-      <w:pPr>
-        <w:spacing w:line="336" w:lineRule="auto" w:after="180"/>
-        <w:shd w:fill="F1F6FC"/>
-      </w:pPr>
-      <w:r>
-        <w:rPr>
-          <w:b w:val="0"/>
-        </w:rPr>
-        <w:t xml:space="preserve">Record each dimension as not yet, with support, or </w:t>
-      </w:r>
-      <w:r>
-        <w:rPr>
-          <w:b/>
-        </w:rPr>
-        <w:t>independent</w:t>
-      </w:r>
-      <w:r>
-        <w:rPr>
-          <w:b w:val="0"/>
-        </w:rPr>
-        <w:t>. Accept a valid alternative procedure with a defensible trace.</w:t>
-      </w:r>
-    </w:p>
-    <w:p>
-      <w:pPr>
-        <w:spacing w:line="336" w:lineRule="auto" w:after="180"/>
-        <w:shd w:fill="F1F6FC"/>
-      </w:pPr>
-      <w:r>
-        <w:rPr>
-          <w:b w:val="0"/>
-        </w:rPr>
-        <w:t xml:space="preserve">Do not penalise an honestly recorded model failure if the learner correctly explains its </w:t>
-      </w:r>
-      <w:r>
-        <w:rPr>
-          <w:b/>
-        </w:rPr>
-        <w:t>evidence</w:t>
-      </w:r>
-      <w:r>
-        <w:rPr>
-          <w:b w:val="0"/>
-        </w:rPr>
-        <w:t xml:space="preserve"> and limits.</w:t>
-      </w:r>
-    </w:p>
-    <w:p>
-      <w:pPr>
-        <w:pStyle w:val="Heading3"/>
-      </w:pPr>
-      <w:r>
-        <w:t>Feedback that the learner uses</w:t>
-      </w:r>
-    </w:p>
-    <w:p>
-      <w:pPr>
-        <w:spacing w:line="336" w:lineRule="auto" w:after="180"/>
-      </w:pPr>
-      <w:r>
-        <w:rPr>
-          <w:b w:val="0"/>
-        </w:rPr>
-        <w:t>Name the earliest unsupported step and give one action to repair it. Have the learner make that repair now and explain why. Then assess the relevant skill on a fresh, fully specified case.</w:t>
-      </w:r>
-    </w:p>
-    <w:p>
-      <w:pPr>
-        <w:spacing w:line="336" w:lineRule="auto" w:after="180"/>
-      </w:pPr>
-      <w:r>
-        <w:rPr>
-          <w:b w:val="0"/>
-        </w:rPr>
-        <w:t>Confirm it was not previously practised with feedback; solve and check the new case before assigning it. A follow-up design prompt is a starting brief, not automatically an equivalent test.</w:t>
-      </w:r>
-    </w:p>
-    <w:p>
-      <w:pPr>
-        <w:pStyle w:val="Heading1"/>
-      </w:pPr>
-      <w:r>
-        <w:t>06. Connect and extend learning</w:t>
-      </w:r>
-    </w:p>
-    <w:p>
-      <w:r>
-        <w:t>Connect Verify Important Outputs to Helpful Classroom Sorter, adapt support and plan a later changed-case check.</w:t>
-      </w:r>
-    </w:p>
-    <w:p>
-      <w:pPr>
-        <w:pStyle w:val="Heading3"/>
-      </w:pPr>
-      <w:r>
-        <w:t>Helpful Classroom Sorter</w:t>
-      </w:r>
-    </w:p>
-    <w:p>
-      <w:pPr>
-        <w:spacing w:line="336" w:lineRule="auto" w:after="180"/>
-      </w:pPr>
-      <w:r>
-        <w:rPr>
-          <w:b w:val="0"/>
-        </w:rPr>
-        <w:t xml:space="preserve">Require human confirmation for important sorter </w:t>
-      </w:r>
-      <w:r>
-        <w:rPr>
-          <w:b/>
-        </w:rPr>
-        <w:t>output</w:t>
-      </w:r>
-      <w:r>
-        <w:rPr>
-          <w:b w:val="0"/>
-        </w:rPr>
-        <w:t xml:space="preserve">s and attach the </w:t>
-      </w:r>
-      <w:r>
-        <w:rPr>
-          <w:b/>
-        </w:rPr>
-        <w:t>evidence</w:t>
-      </w:r>
-      <w:r>
-        <w:rPr>
-          <w:b w:val="0"/>
-        </w:rPr>
-        <w:t xml:space="preserve"> record used to approve each rule or label.</w:t>
-      </w:r>
-    </w:p>
-    <w:p>
-      <w:pPr>
-        <w:spacing w:line="336" w:lineRule="auto" w:after="180"/>
-      </w:pPr>
-      <w:r>
-        <w:rPr>
-          <w:b w:val="0"/>
-        </w:rPr>
-        <w:t xml:space="preserve">Keep the decision, </w:t>
-      </w:r>
-      <w:r>
-        <w:rPr>
-          <w:b/>
-        </w:rPr>
-        <w:t>input</w:t>
-      </w:r>
-      <w:r>
-        <w:rPr>
-          <w:b w:val="0"/>
-        </w:rPr>
-        <w:t xml:space="preserve">, result, explanation and remaining limitation in the project </w:t>
-      </w:r>
-      <w:r>
-        <w:rPr>
-          <w:b/>
-        </w:rPr>
-        <w:t>evidence</w:t>
-      </w:r>
-      <w:r>
-        <w:rPr>
-          <w:b w:val="0"/>
-        </w:rPr>
-        <w:t xml:space="preserve"> record. Retrieve this record next week rather than restarting the project.</w:t>
-      </w:r>
-    </w:p>
-    <w:p>
-      <w:pPr>
-        <w:pStyle w:val="Heading3"/>
-      </w:pPr>
-      <w:r>
-        <w:t>Support and stretch</w:t>
-      </w:r>
-    </w:p>
-    <w:p>
-      <w:pPr>
-        <w:spacing w:line="336" w:lineRule="auto" w:after="180"/>
-      </w:pPr>
-      <w:r>
-        <w:rPr>
-          <w:b w:val="0"/>
-        </w:rPr>
-        <w:t xml:space="preserve">Use physical cards, spoken explanations and a three-stage drawing. Read aloud without giving the answer. Stretch: compare two </w:t>
-      </w:r>
-      <w:r>
-        <w:rPr>
-          <w:b/>
-        </w:rPr>
-        <w:t>mechanism</w:t>
-      </w:r>
-      <w:r>
-        <w:rPr>
-          <w:b w:val="0"/>
-        </w:rPr>
-        <w:t xml:space="preserve">s with the same visible </w:t>
-      </w:r>
-      <w:r>
-        <w:rPr>
-          <w:b/>
-        </w:rPr>
-        <w:t>output</w:t>
-      </w:r>
-      <w:r>
-        <w:rPr>
-          <w:b w:val="0"/>
-        </w:rPr>
-        <w:t xml:space="preserve"> and explain what </w:t>
-      </w:r>
-      <w:r>
-        <w:rPr>
-          <w:b/>
-        </w:rPr>
-        <w:t>evidence</w:t>
-      </w:r>
-      <w:r>
-        <w:rPr>
-          <w:b w:val="0"/>
-        </w:rPr>
-        <w:t xml:space="preserve"> distinguishes them.</w:t>
-      </w:r>
-    </w:p>
-    <w:p>
-      <w:pPr>
-        <w:pStyle w:val="Heading3"/>
-      </w:pPr>
-      <w:r>
-        <w:t>Exit reflection</w:t>
-      </w:r>
-    </w:p>
-    <w:p>
-      <w:pPr>
-        <w:spacing w:line="336" w:lineRule="auto" w:after="180"/>
-      </w:pPr>
-      <w:r>
-        <w:rPr>
-          <w:b w:val="0"/>
-        </w:rPr>
-        <w:t xml:space="preserve">Ask for one decision the learner can now justify and one situation requiring more </w:t>
-      </w:r>
-      <w:r>
-        <w:rPr>
-          <w:b/>
-        </w:rPr>
-        <w:t>evidence</w:t>
-      </w:r>
-      <w:r>
-        <w:rPr>
-          <w:b w:val="0"/>
-        </w:rPr>
-        <w:t xml:space="preserve"> or human review. Confidence ratings are separate from correct </w:t>
-      </w:r>
-      <w:r>
-        <w:rPr>
-          <w:b/>
-        </w:rPr>
-        <w:t>independent</w:t>
-      </w:r>
-      <w:r>
-        <w:rPr>
-          <w:b w:val="0"/>
-        </w:rPr>
-        <w:t xml:space="preserve"> performance.</w:t>
-      </w:r>
-    </w:p>
-    <w:p>
-      <w:pPr>
-        <w:pStyle w:val="Heading3"/>
-      </w:pPr>
-      <w:r>
-        <w:t>Bridge to the next week</w:t>
-      </w:r>
-    </w:p>
-    <w:p>
-      <w:pPr>
-        <w:spacing w:line="336" w:lineRule="auto" w:after="180"/>
-      </w:pPr>
-      <w:r>
-        <w:rPr>
-          <w:b w:val="0"/>
-        </w:rPr>
-        <w:t xml:space="preserve">Next: Week 28: Humans Set Boundaries. Retrieve today’s </w:t>
-      </w:r>
-      <w:r>
-        <w:rPr>
-          <w:b/>
-        </w:rPr>
-        <w:t>evidence</w:t>
-      </w:r>
-      <w:r>
-        <w:rPr>
-          <w:b w:val="0"/>
-        </w:rPr>
-        <w:t xml:space="preserve"> and identify what carries forward and what is new.</w:t>
-      </w:r>
-    </w:p>
-    <w:p>
-      <w:pPr>
-        <w:pStyle w:val="Heading3"/>
-      </w:pPr>
-      <w:r>
-        <w:t>Support and fresh reassessment</w:t>
-      </w:r>
-    </w:p>
-    <w:p>
-      <w:pPr>
-        <w:spacing w:line="336" w:lineRule="auto" w:after="180"/>
-      </w:pPr>
-      <w:r>
-        <w:rPr>
-          <w:b w:val="0"/>
-        </w:rPr>
-        <w:t xml:space="preserve">Use a </w:t>
-      </w:r>
-      <w:r>
-        <w:rPr>
-          <w:b/>
-        </w:rPr>
-        <w:t>claim</w:t>
-      </w:r>
-      <w:r>
-        <w:rPr>
-          <w:b w:val="0"/>
-        </w:rPr>
-        <w:t>/</w:t>
-      </w:r>
-      <w:r>
-        <w:rPr>
-          <w:b/>
-        </w:rPr>
-        <w:t>evidence</w:t>
-      </w:r>
-      <w:r>
-        <w:rPr>
-          <w:b w:val="0"/>
-        </w:rPr>
-        <w:t xml:space="preserve">/decision frame and write </w:t>
-      </w:r>
-      <w:r>
-        <w:rPr>
-          <w:b/>
-        </w:rPr>
-        <w:t>unit</w:t>
-      </w:r>
-      <w:r>
-        <w:rPr>
-          <w:b w:val="0"/>
-        </w:rPr>
-        <w:t>s beside every number. Model the 100 cm to 1 m conversion before combining quantities.</w:t>
-      </w:r>
-    </w:p>
-    <w:p>
-      <w:pPr>
-        <w:spacing w:line="336" w:lineRule="auto" w:after="180"/>
-      </w:pPr>
-      <w:r>
-        <w:rPr>
-          <w:b w:val="0"/>
-        </w:rPr>
-        <w:t>Extension: explain why a plausible-looking answer can pass a size check yet still be wrong, using a different incorrect remaining length.</w:t>
-      </w:r>
-    </w:p>
-    <w:p>
-      <w:pPr>
-        <w:spacing w:line="336" w:lineRule="auto" w:after="180"/>
-      </w:pPr>
-      <w:r>
-        <w:rPr>
-          <w:b w:val="0"/>
-        </w:rPr>
-        <w:t xml:space="preserve">W4 requires 1250 g, 900 g, 350 g remaining, rejection of 350 kg with a </w:t>
-      </w:r>
-      <w:r>
-        <w:rPr>
-          <w:b/>
-        </w:rPr>
-        <w:t>unit</w:t>
-      </w:r>
-      <w:r>
-        <w:rPr>
-          <w:b w:val="0"/>
-        </w:rPr>
-        <w:t xml:space="preserve"> or size explanation, and an unresolved prize </w:t>
-      </w:r>
-      <w:r>
-        <w:rPr>
-          <w:b/>
-        </w:rPr>
-        <w:t>claim</w:t>
-      </w:r>
-      <w:r>
-        <w:rPr>
-          <w:b w:val="0"/>
-        </w:rPr>
-        <w:t>.</w:t>
-      </w:r>
-    </w:p>
-    <w:p>
-      <w:pPr>
-        <w:spacing w:line="336" w:lineRule="auto" w:after="180"/>
-      </w:pPr>
-      <w:r>
-        <w:rPr>
-          <w:b w:val="0"/>
-        </w:rPr>
-        <w:t xml:space="preserve">After support change each model to use 350 g: require 1050 g used and 200 g remaining, still no </w:t>
-      </w:r>
-      <w:r>
-        <w:rPr>
-          <w:b/>
-        </w:rPr>
-        <w:t>evidence</w:t>
-      </w:r>
-      <w:r>
-        <w:rPr>
-          <w:b w:val="0"/>
-        </w:rPr>
-        <w:t xml:space="preserve"> about prizes. Confirm that pupils change the affected quantities without changing unrelated </w:t>
-      </w:r>
-      <w:r>
-        <w:rPr>
-          <w:b/>
-        </w:rPr>
-        <w:t>claim</w:t>
-      </w:r>
-      <w:r>
-        <w:rPr>
-          <w:b w:val="0"/>
-        </w:rPr>
         <w:t>s.</w:t>
       </w:r>
     </w:p>
     <w:p>
       <w:pPr>
-        <w:spacing w:line="336" w:lineRule="auto" w:after="180"/>
-      </w:pPr>
-      <w:r>
-        <w:rPr>
-          <w:b w:val="0"/>
-        </w:rPr>
-        <w:t>Week 28 distinguishes checking whether an action is sensible from checking who has authority to approve it.</w:t>
-      </w:r>
-    </w:p>
-    <w:p>
-      <w:pPr>
-        <w:pStyle w:val="Heading3"/>
-      </w:pPr>
-      <w:r>
-        <w:t>Plan the delayed return</w:t>
+        <w:pStyle w:val="Heading2"/>
+      </w:pPr>
+      <w:r>
+        <w:t>Plan the delayed check</w:t>
       </w:r>
     </w:p>
     <w:p>
@@ -6900,84 +6580,188 @@
     </w:p>
     <w:p>
       <w:pPr>
+        <w:pStyle w:val="Heading2"/>
+      </w:pPr>
+      <w:r>
+        <w:t>Bridge to next week</w:t>
+      </w:r>
+    </w:p>
+    <w:p>
+      <w:pPr>
+        <w:spacing w:line="336" w:lineRule="auto" w:after="180"/>
+      </w:pPr>
+      <w:r>
+        <w:rPr>
+          <w:b w:val="0"/>
+        </w:rPr>
+        <w:t xml:space="preserve">Ask for one decision the learner can now justify and one situation requiring more </w:t>
+      </w:r>
+      <w:r>
+        <w:rPr>
+          <w:b/>
+        </w:rPr>
+        <w:t>evidence</w:t>
+      </w:r>
+      <w:r>
+        <w:rPr>
+          <w:b w:val="0"/>
+        </w:rPr>
+        <w:t xml:space="preserve"> or human review. Confidence ratings are separate from correct </w:t>
+      </w:r>
+      <w:r>
+        <w:rPr>
+          <w:b/>
+        </w:rPr>
+        <w:t>independent</w:t>
+      </w:r>
+      <w:r>
+        <w:rPr>
+          <w:b w:val="0"/>
+        </w:rPr>
+        <w:t xml:space="preserve"> performance.</w:t>
+      </w:r>
+    </w:p>
+    <w:p>
+      <w:pPr>
+        <w:spacing w:line="336" w:lineRule="auto" w:after="180"/>
+      </w:pPr>
+      <w:r>
+        <w:rPr>
+          <w:b w:val="0"/>
+        </w:rPr>
+        <w:t xml:space="preserve">Next: Week 28: Humans Set Boundaries. Retrieve today’s </w:t>
+      </w:r>
+      <w:r>
+        <w:rPr>
+          <w:b/>
+        </w:rPr>
+        <w:t>evidence</w:t>
+      </w:r>
+      <w:r>
+        <w:rPr>
+          <w:b w:val="0"/>
+        </w:rPr>
+        <w:t xml:space="preserve"> and identify what carries forward and what is new.</w:t>
+      </w:r>
+    </w:p>
+    <w:p>
+      <w:pPr>
+        <w:spacing w:line="336" w:lineRule="auto" w:after="180"/>
+      </w:pPr>
+      <w:r>
+        <w:rPr>
+          <w:b w:val="0"/>
+        </w:rPr>
+        <w:t>Week 28 distinguishes checking whether an action is sensible from checking who has authority to approve it.</w:t>
+      </w:r>
+    </w:p>
+    <w:p>
+      <w:pPr>
+        <w:pStyle w:val="Heading2"/>
+      </w:pPr>
+      <w:r>
+        <w:t>Earlier wording, alternatives and picture transcripts · reference / check after trying</w:t>
+      </w:r>
+    </w:p>
+    <w:p>
+      <w:pPr>
+        <w:spacing w:line="336" w:lineRule="auto" w:after="180"/>
+      </w:pPr>
+      <w:r>
+        <w:rPr>
+          <w:b w:val="0"/>
+        </w:rPr>
+        <w:t>Connect and extend learning</w:t>
+      </w:r>
+    </w:p>
+    <w:p>
+      <w:pPr>
         <w:pStyle w:val="Heading3"/>
       </w:pPr>
       <w:r>
+        <w:t>Helpful Classroom Sorter</w:t>
+      </w:r>
+    </w:p>
+    <w:p>
+      <w:pPr>
+        <w:pStyle w:val="Heading3"/>
+      </w:pPr>
+      <w:r>
+        <w:t>Support and stretch</w:t>
+      </w:r>
+    </w:p>
+    <w:p>
+      <w:pPr>
+        <w:pStyle w:val="Heading3"/>
+      </w:pPr>
+      <w:r>
+        <w:t>Exit reflection</w:t>
+      </w:r>
+    </w:p>
+    <w:p>
+      <w:pPr>
+        <w:pStyle w:val="Heading3"/>
+      </w:pPr>
+      <w:r>
+        <w:t>Bridge to the next week</w:t>
+      </w:r>
+    </w:p>
+    <w:p>
+      <w:pPr>
+        <w:pStyle w:val="Heading3"/>
+      </w:pPr>
+      <w:r>
+        <w:t>Support and fresh reassessment</w:t>
+      </w:r>
+    </w:p>
+    <w:p>
+      <w:pPr>
+        <w:pStyle w:val="Heading3"/>
+      </w:pPr>
+      <w:r>
+        <w:t>Plan the delayed return</w:t>
+      </w:r>
+    </w:p>
+    <w:p>
+      <w:pPr>
+        <w:pStyle w:val="Heading3"/>
+      </w:pPr>
+      <w:r>
         <w:t>Project evidence from this case</w:t>
       </w:r>
     </w:p>
     <w:p>
       <w:pPr>
+        <w:pStyle w:val="Heading1"/>
+      </w:pPr>
+      <w:r>
+        <w:t>Reference bank and extra practice</w:t>
+      </w:r>
+    </w:p>
+    <w:p>
+      <w:pPr>
+        <w:pStyle w:val="Heading1"/>
+      </w:pPr>
+      <w:r>
+        <w:t>07. Reference: alternative planning checklist</w:t>
+      </w:r>
+    </w:p>
+    <w:p>
+      <w:r>
+        <w:t>Use as a reminder alongside the main route rather than teaching the cycle twice.</w:t>
+      </w:r>
+    </w:p>
+    <w:p>
+      <w:pPr>
+        <w:pStyle w:val="Heading2"/>
+      </w:pPr>
+      <w:r>
+        <w:t>Preparation and schedule</w:t>
+      </w:r>
+    </w:p>
+    <w:p>
+      <w:pPr>
         <w:spacing w:line="336" w:lineRule="auto" w:after="180"/>
-      </w:pPr>
-      <w:r>
-        <w:rPr>
-          <w:b w:val="0"/>
-        </w:rPr>
-        <w:t xml:space="preserve">Check sorter calculations with explicit </w:t>
-      </w:r>
-      <w:r>
-        <w:rPr>
-          <w:b/>
-        </w:rPr>
-        <w:t>unit</w:t>
-      </w:r>
-      <w:r>
-        <w:rPr>
-          <w:b w:val="0"/>
-        </w:rPr>
-        <w:t xml:space="preserve">s and verify explanation </w:t>
-      </w:r>
-      <w:r>
-        <w:rPr>
-          <w:b/>
-        </w:rPr>
-        <w:t>claim</w:t>
-      </w:r>
-      <w:r>
-        <w:rPr>
-          <w:b w:val="0"/>
-        </w:rPr>
-        <w:t xml:space="preserve">s against their actual catalogue </w:t>
-      </w:r>
-      <w:r>
-        <w:rPr>
-          <w:b/>
-        </w:rPr>
-        <w:t>evidence</w:t>
-      </w:r>
-      <w:r>
-        <w:rPr>
-          <w:b w:val="0"/>
-        </w:rPr>
-        <w:t>.</w:t>
-      </w:r>
-    </w:p>
-    <w:p>
-      <w:pPr>
-        <w:pStyle w:val="Heading1"/>
-      </w:pPr>
-      <w:r>
-        <w:t>07. Prepare, teach and assess</w:t>
-      </w:r>
-    </w:p>
-    <w:p>
-      <w:r>
-        <w:t>Use this preparation summary alongside the detailed Verify Important Outputs lesson; it is a checklist rather than a replacement for the full sequence.</w:t>
-      </w:r>
-    </w:p>
-    <w:p>
-      <w:pPr>
-        <w:pStyle w:val="Heading3"/>
-      </w:pPr>
-      <w:r>
-        <w:t>Teaching target</w:t>
-      </w:r>
-    </w:p>
-    <w:p>
-      <w:pPr>
-        <w:spacing w:line="336" w:lineRule="auto" w:after="180"/>
-        <w:shd w:fill="EDF7F3"/>
       </w:pPr>
       <w:r>
         <w:rPr>
@@ -7184,6 +6968,14 @@
     </w:tbl>
     <w:p>
       <w:pPr>
+        <w:pStyle w:val="Heading2"/>
+      </w:pPr>
+      <w:r>
+        <w:t>Practice and assessment reminders</w:t>
+      </w:r>
+    </w:p>
+    <w:p>
+      <w:pPr>
         <w:spacing w:line="336" w:lineRule="auto" w:after="180"/>
       </w:pPr>
       <w:r>
@@ -7218,16 +7010,7 @@
     </w:p>
     <w:p>
       <w:pPr>
-        <w:pStyle w:val="Heading3"/>
-      </w:pPr>
-      <w:r>
-        <w:t>Supported practice answer</w:t>
-      </w:r>
-    </w:p>
-    <w:p>
-      <w:pPr>
         <w:spacing w:line="336" w:lineRule="auto" w:after="180"/>
-        <w:shd w:fill="F1F6FC"/>
       </w:pPr>
       <w:r>
         <w:rPr>
@@ -7239,7 +7022,6 @@
     <w:p>
       <w:pPr>
         <w:spacing w:line="336" w:lineRule="auto" w:after="180"/>
-        <w:shd w:fill="F1F6FC"/>
       </w:pPr>
       <w:r>
         <w:rPr>
@@ -7308,16 +7090,7 @@
     </w:p>
     <w:p>
       <w:pPr>
-        <w:pStyle w:val="Heading3"/>
-      </w:pPr>
-      <w:r>
-        <w:t>Repair the misconception</w:t>
-      </w:r>
-    </w:p>
-    <w:p>
-      <w:pPr>
         <w:spacing w:line="336" w:lineRule="auto" w:after="180"/>
-        <w:shd w:fill="FFF5E6"/>
       </w:pPr>
       <w:r>
         <w:rPr>
@@ -7352,16 +7125,7 @@
     </w:p>
     <w:p>
       <w:pPr>
-        <w:pStyle w:val="Heading3"/>
-      </w:pPr>
-      <w:r>
-        <w:t>Support without giving away the answer</w:t>
-      </w:r>
-    </w:p>
-    <w:p>
-      <w:pPr>
         <w:spacing w:line="336" w:lineRule="auto" w:after="180"/>
-        <w:shd w:fill="F1F6F8"/>
       </w:pPr>
       <w:r>
         <w:rPr>
@@ -7384,16 +7148,7 @@
     </w:p>
     <w:p>
       <w:pPr>
-        <w:pStyle w:val="Heading3"/>
-      </w:pPr>
-      <w:r>
-        <w:t>Extend the reasoning</w:t>
-      </w:r>
-    </w:p>
-    <w:p>
-      <w:pPr>
         <w:spacing w:line="336" w:lineRule="auto" w:after="180"/>
-        <w:shd w:fill="F5F1FB"/>
       </w:pPr>
       <w:r>
         <w:rPr>
@@ -7416,16 +7171,7 @@
     </w:p>
     <w:p>
       <w:pPr>
-        <w:pStyle w:val="Heading3"/>
-      </w:pPr>
-      <w:r>
-        <w:t>Protect the independent attempt</w:t>
-      </w:r>
-    </w:p>
-    <w:p>
-      <w:pPr>
         <w:spacing w:line="336" w:lineRule="auto" w:after="180"/>
-        <w:shd w:fill="FFF5E6"/>
       </w:pPr>
       <w:r>
         <w:rPr>
@@ -7626,16 +7372,7 @@
     </w:tbl>
     <w:p>
       <w:pPr>
-        <w:pStyle w:val="Heading3"/>
-      </w:pPr>
-      <w:r>
-        <w:t>Project checkpoint</w:t>
-      </w:r>
-    </w:p>
-    <w:p>
-      <w:pPr>
         <w:spacing w:line="336" w:lineRule="auto" w:after="180"/>
-        <w:shd w:fill="EDF7F3"/>
       </w:pPr>
       <w:r>
         <w:rPr>
@@ -7684,12 +7421,20 @@
         <w:pStyle w:val="Heading1"/>
       </w:pPr>
       <w:r>
-        <w:t>08. Use feedback, labs and repair paths</w:t>
-      </w:r>
-    </w:p>
-    <w:p>
-      <w:r>
-        <w:t>Use feedback, earlier review and portfolios purposefully. Apply the coding routine only when this lesson has an executable lab.</w:t>
+        <w:t>08. Reference: feedback and records</w:t>
+      </w:r>
+    </w:p>
+    <w:p>
+      <w:r>
+        <w:t>Use digital tools where they help retain an explanation and its evidence.</w:t>
+      </w:r>
+    </w:p>
+    <w:p>
+      <w:pPr>
+        <w:pStyle w:val="Heading2"/>
+      </w:pPr>
+      <w:r>
+        <w:t>Keep practice and independent evidence separate</w:t>
       </w:r>
     </w:p>
     <w:p>
@@ -7752,10 +7497,52 @@
     </w:p>
     <w:p>
       <w:pPr>
-        <w:pStyle w:val="Heading3"/>
-      </w:pPr>
-      <w:r>
-        <w:t>For later coding lessons</w:t>
+        <w:pStyle w:val="Heading2"/>
+      </w:pPr>
+      <w:r>
+        <w:t>Repair and portfolio records</w:t>
+      </w:r>
+    </w:p>
+    <w:p>
+      <w:pPr>
+        <w:spacing w:line="336" w:lineRule="auto" w:after="180"/>
+      </w:pPr>
+      <w:r>
+        <w:rPr>
+          <w:b w:val="0"/>
+        </w:rPr>
+        <w:t>Use the earlier worked-explanation links to address a specific missing building block, then return to the current question. Adapt this suggestion after observing the learner; it is not an automatic diagnosis.</w:t>
+      </w:r>
+    </w:p>
+    <w:p>
+      <w:pPr>
+        <w:spacing w:line="336" w:lineRule="auto" w:after="180"/>
+      </w:pPr>
+      <w:r>
+        <w:rPr>
+          <w:b w:val="0"/>
+        </w:rPr>
+        <w:t xml:space="preserve">Collect the completed-work portfolio as </w:t>
+      </w:r>
+      <w:r>
+        <w:rPr>
+          <w:b/>
+        </w:rPr>
+        <w:t>evidence</w:t>
+      </w:r>
+      <w:r>
+        <w:rPr>
+          <w:b w:val="0"/>
+        </w:rPr>
+        <w:t>. Record support separately from correctness, and assess explanation, trace/test and limitations. Progress ticks and quiz selections alone do not establish mastery.</w:t>
+      </w:r>
+    </w:p>
+    <w:p>
+      <w:pPr>
+        <w:pStyle w:val="Heading2"/>
+      </w:pPr>
+      <w:r>
+        <w:t>Earlier wording, alternatives and picture transcripts · reference / check after trying</w:t>
       </w:r>
     </w:p>
     <w:p>
@@ -7766,7 +7553,6 @@
     <w:p>
       <w:pPr>
         <w:spacing w:line="336" w:lineRule="auto" w:after="180"/>
-        <w:shd w:fill="F1F6F8"/>
       </w:pPr>
       <w:r>
         <w:rPr>
@@ -7789,89 +7575,20 @@
     </w:p>
     <w:p>
       <w:pPr>
-        <w:spacing w:line="336" w:lineRule="auto" w:after="180"/>
-      </w:pPr>
-      <w:r>
-        <w:rPr>
-          <w:b w:val="0"/>
-        </w:rPr>
-        <w:t>Use the earlier worked-explanation links to address a specific missing building block, then return to the current question. Adapt this suggestion after observing the learner; it is not an automatic diagnosis.</w:t>
-      </w:r>
-    </w:p>
-    <w:p>
-      <w:pPr>
-        <w:spacing w:line="336" w:lineRule="auto" w:after="180"/>
-      </w:pPr>
-      <w:r>
-        <w:rPr>
-          <w:b w:val="0"/>
-        </w:rPr>
-        <w:t xml:space="preserve">Collect the completed-work portfolio as </w:t>
-      </w:r>
-      <w:r>
-        <w:rPr>
-          <w:b/>
-        </w:rPr>
-        <w:t>evidence</w:t>
-      </w:r>
-      <w:r>
-        <w:rPr>
-          <w:b w:val="0"/>
-        </w:rPr>
-        <w:t>. Record support separately from correctness, and assess explanation, trace/test and limitations. Progress ticks and quiz selections alone do not establish mastery.</w:t>
-      </w:r>
-    </w:p>
-    <w:p>
-      <w:pPr>
         <w:pStyle w:val="Heading1"/>
       </w:pPr>
       <w:r>
-        <w:t>09. Visual concept journey</w:t>
-      </w:r>
-    </w:p>
-    <w:p>
-      <w:r>
-        <w:t>Show one Verify Important Outputs graphic at a time, request a prediction and discuss its trace before the independent assessment.</w:t>
-      </w:r>
-    </w:p>
-    <w:p>
-      <w:pPr>
-        <w:spacing w:line="336" w:lineRule="auto" w:after="180"/>
-      </w:pPr>
-      <w:r>
-        <w:rPr>
-          <w:b w:val="0"/>
-        </w:rPr>
-        <w:t xml:space="preserve">Use one picture at a time. Hide a worked result before asking for a </w:t>
-      </w:r>
-      <w:r>
-        <w:rPr>
-          <w:b/>
-        </w:rPr>
-        <w:t>prediction</w:t>
-      </w:r>
-      <w:r>
-        <w:rPr>
-          <w:b w:val="0"/>
-        </w:rPr>
-        <w:t xml:space="preserve">, then reveal it for feedback. These are supported teaching cases; retain the separate </w:t>
-      </w:r>
-      <w:r>
-        <w:rPr>
-          <w:b/>
-        </w:rPr>
-        <w:t>independent</w:t>
-      </w:r>
-      <w:r>
-        <w:rPr>
-          <w:b w:val="0"/>
-        </w:rPr>
-        <w:t xml:space="preserve"> assessment for a fresh first attempt.</w:t>
-      </w:r>
-    </w:p>
-    <w:p>
-      <w:pPr>
-        <w:pStyle w:val="Heading3"/>
+        <w:t>09. Reference: teach with the six pictures</w:t>
+      </w:r>
+    </w:p>
+    <w:p>
+      <w:r>
+        <w:t>Choose the picture for the teaching move and connect it to the explanation.</w:t>
+      </w:r>
+    </w:p>
+    <w:p>
+      <w:pPr>
+        <w:pStyle w:val="Heading2"/>
       </w:pPr>
       <w:r>
         <w:t>01. Verify Important Outputs: the case</w:t>
@@ -7882,7 +7599,7 @@
         <w:drawing>
           <wp:inline xmlns:a="http://schemas.openxmlformats.org/drawingml/2006/main" xmlns:pic="http://schemas.openxmlformats.org/drawingml/2006/picture">
             <wp:extent cx="5486400" cy="2843784"/>
-            <wp:docPr id="3" name="Picture 3" descr="A fictional craft sheet calculates ribbon left after making bookmarks. Supplied facts: Four rolls each contain exactly 150 cm. Eight bookmarks use exactly 50 cm each. No other ribbon loss is assumed; no competition result is recorded."/>
+            <wp:docPr id="5" name="Picture 5" descr="A fictional craft sheet calculates ribbon left after making bookmarks. Supplied facts: Four rolls each contain exactly 150 cm. Eight bookmarks use exactly 50 cm each. No other ribbon loss is assumed; no competition result is recorded."/>
             <wp:cNvGraphicFramePr>
               <a:graphicFrameLocks noChangeAspect="1"/>
             </wp:cNvGraphicFramePr>
@@ -7894,7 +7611,7 @@
                     <pic:cNvPicPr/>
                   </pic:nvPicPr>
                   <pic:blipFill>
-                    <a:blip r:embed="rId11"/>
+                    <a:blip r:embed="rId13"/>
                     <a:stretch>
                       <a:fillRect/>
                     </a:stretch>
@@ -7938,7 +7655,6 @@
     <w:p>
       <w:pPr>
         <w:spacing w:line="336" w:lineRule="auto" w:after="180"/>
-        <w:shd w:fill="F5F1FB"/>
       </w:pPr>
       <w:r>
         <w:rPr>
@@ -7949,16 +7665,7 @@
     </w:p>
     <w:p>
       <w:pPr>
-        <w:pStyle w:val="Heading3"/>
-      </w:pPr>
-      <w:r>
-        <w:t>Discuss while showing the picture</w:t>
-      </w:r>
-    </w:p>
-    <w:p>
-      <w:pPr>
         <w:spacing w:line="336" w:lineRule="auto" w:after="180"/>
-        <w:shd w:fill="F1F6F8"/>
       </w:pPr>
       <w:r>
         <w:rPr>
@@ -7969,7 +7676,7 @@
     </w:p>
     <w:p>
       <w:pPr>
-        <w:pStyle w:val="Heading3"/>
+        <w:pStyle w:val="Heading2"/>
       </w:pPr>
       <w:r>
         <w:t>02. Follow the deciding steps</w:t>
@@ -7980,7 +7687,7 @@
         <w:drawing>
           <wp:inline xmlns:a="http://schemas.openxmlformats.org/drawingml/2006/main" xmlns:pic="http://schemas.openxmlformats.org/drawingml/2006/picture">
             <wp:extent cx="5486400" cy="4005072"/>
-            <wp:docPr id="4" name="Picture 4" descr="Available ribbon: 4×150=600 cm. → Ribbon used: 8×50=400 cm. → Remainder: 600−400=200 cm=2 m. → Audit draft: “200 m remains and everyone wins” fails unit and evidence checks."/>
+            <wp:docPr id="6" name="Picture 6" descr="Available ribbon: 4×150=600 cm. → Ribbon used: 8×50=400 cm. → Remainder: 600−400=200 cm=2 m. → Audit draft: “200 m remains and everyone wins” fails unit and evidence checks."/>
             <wp:cNvGraphicFramePr>
               <a:graphicFrameLocks noChangeAspect="1"/>
             </wp:cNvGraphicFramePr>
@@ -7992,7 +7699,7 @@
                     <pic:cNvPicPr/>
                   </pic:nvPicPr>
                   <pic:blipFill>
-                    <a:blip r:embed="rId12"/>
+                    <a:blip r:embed="rId10"/>
                     <a:stretch>
                       <a:fillRect/>
                     </a:stretch>
@@ -8049,7 +7756,6 @@
     <w:p>
       <w:pPr>
         <w:spacing w:line="336" w:lineRule="auto" w:after="180"/>
-        <w:shd w:fill="F5F1FB"/>
       </w:pPr>
       <w:r>
         <w:rPr>
@@ -8072,16 +7778,7 @@
     </w:p>
     <w:p>
       <w:pPr>
-        <w:pStyle w:val="Heading3"/>
-      </w:pPr>
-      <w:r>
-        <w:t>Discuss while showing the picture</w:t>
-      </w:r>
-    </w:p>
-    <w:p>
-      <w:pPr>
         <w:spacing w:line="336" w:lineRule="auto" w:after="180"/>
-        <w:shd w:fill="F1F6F8"/>
       </w:pPr>
       <w:r>
         <w:rPr>
@@ -8104,7 +7801,7 @@
     </w:p>
     <w:p>
       <w:pPr>
-        <w:pStyle w:val="Heading3"/>
+        <w:pStyle w:val="Heading2"/>
       </w:pPr>
       <w:r>
         <w:t>03. Ribbon quantities in one consistent unit</w:t>
@@ -8115,7 +7812,7 @@
         <w:drawing>
           <wp:inline xmlns:a="http://schemas.openxmlformats.org/drawingml/2006/main" xmlns:pic="http://schemas.openxmlformats.org/drawingml/2006/picture">
             <wp:extent cx="5486400" cy="3145536"/>
-            <wp:docPr id="5" name="Picture 5" descr="Ribbon quantities in one consistent unit. Units: centimetres. Available: 600. Used: 400. Remaining: 200."/>
+            <wp:docPr id="7" name="Picture 7" descr="Ribbon quantities in one consistent unit. Units: centimetres. Available: 600. Used: 400. Remaining: 200."/>
             <wp:cNvGraphicFramePr>
               <a:graphicFrameLocks noChangeAspect="1"/>
             </wp:cNvGraphicFramePr>
@@ -8127,7 +7824,7 @@
                     <pic:cNvPicPr/>
                   </pic:nvPicPr>
                   <pic:blipFill>
-                    <a:blip r:embed="rId13"/>
+                    <a:blip r:embed="rId9"/>
                     <a:stretch>
                       <a:fillRect/>
                     </a:stretch>
@@ -8184,7 +7881,6 @@
     <w:p>
       <w:pPr>
         <w:spacing w:line="336" w:lineRule="auto" w:after="180"/>
-        <w:shd w:fill="F5F1FB"/>
       </w:pPr>
       <w:r>
         <w:rPr>
@@ -8195,16 +7891,7 @@
     </w:p>
     <w:p>
       <w:pPr>
-        <w:pStyle w:val="Heading3"/>
-      </w:pPr>
-      <w:r>
-        <w:t>Discuss while showing the picture</w:t>
-      </w:r>
-    </w:p>
-    <w:p>
-      <w:pPr>
         <w:spacing w:line="336" w:lineRule="auto" w:after="180"/>
-        <w:shd w:fill="F1F6F8"/>
       </w:pPr>
       <w:r>
         <w:rPr>
@@ -8216,7 +7903,6 @@
     <w:p>
       <w:pPr>
         <w:spacing w:line="336" w:lineRule="auto" w:after="180"/>
-        <w:shd w:fill="F1F6F8"/>
       </w:pPr>
       <w:r>
         <w:rPr>
@@ -8239,7 +7925,7 @@
     </w:p>
     <w:p>
       <w:pPr>
-        <w:pStyle w:val="Heading3"/>
+        <w:pStyle w:val="Heading2"/>
       </w:pPr>
       <w:r>
         <w:t>04. Change one thing. Trace what follows.</w:t>
@@ -8250,7 +7936,7 @@
         <w:drawing>
           <wp:inline xmlns:a="http://schemas.openxmlformats.org/drawingml/2006/main" xmlns:pic="http://schemas.openxmlformats.org/drawingml/2006/picture">
             <wp:extent cx="5486400" cy="3026664"/>
-            <wp:docPr id="6" name="Picture 6" descr="Original case: “200 m remains and everyone wins” fails unit and evidence checks. Changed condition: Make ten bookmarks instead of eight. Expected result: 100 cm, or 1 m, remains. Reason: 600−10×50=100 cm."/>
+            <wp:docPr id="8" name="Picture 8" descr="Original case: “200 m remains and everyone wins” fails unit and evidence checks. Changed condition: Make ten bookmarks instead of eight. Expected result: 100 cm, or 1 m, remains. Reason: 600−10×50=100 cm."/>
             <wp:cNvGraphicFramePr>
               <a:graphicFrameLocks noChangeAspect="1"/>
             </wp:cNvGraphicFramePr>
@@ -8319,7 +8005,6 @@
     <w:p>
       <w:pPr>
         <w:spacing w:line="336" w:lineRule="auto" w:after="180"/>
-        <w:shd w:fill="F5F1FB"/>
       </w:pPr>
       <w:r>
         <w:rPr>
@@ -8330,16 +8015,7 @@
     </w:p>
     <w:p>
       <w:pPr>
-        <w:pStyle w:val="Heading3"/>
-      </w:pPr>
-      <w:r>
-        <w:t>Discuss while showing the picture</w:t>
-      </w:r>
-    </w:p>
-    <w:p>
-      <w:pPr>
         <w:spacing w:line="336" w:lineRule="auto" w:after="180"/>
-        <w:shd w:fill="F1F6F8"/>
       </w:pPr>
       <w:r>
         <w:rPr>
@@ -8351,7 +8027,6 @@
     <w:p>
       <w:pPr>
         <w:spacing w:line="336" w:lineRule="auto" w:after="180"/>
-        <w:shd w:fill="F1F6F8"/>
       </w:pPr>
       <w:r>
         <w:rPr>
@@ -8362,7 +8037,7 @@
     </w:p>
     <w:p>
       <w:pPr>
-        <w:pStyle w:val="Heading3"/>
+        <w:pStyle w:val="Heading2"/>
       </w:pPr>
       <w:r>
         <w:t>05. Connect the explanation to its limit</w:t>
@@ -8373,7 +8048,7 @@
         <w:drawing>
           <wp:inline xmlns:a="http://schemas.openxmlformats.org/drawingml/2006/main" xmlns:pic="http://schemas.openxmlformats.org/drawingml/2006/picture">
             <wp:extent cx="5486400" cy="2834640"/>
-            <wp:docPr id="7" name="Picture 7" descr="All arithmetic first uses centimetres. Converting only after subtraction avoids mixing units. The record supports available, used and remaining lengths under its no-loss assumption. It does not support a promise about winning. A numerically correct total elsewhere in a draft cannot rescue a wrong unit or an invented claim. Limit: Real cutting losses or inaccurate roll lengths would change this toy calculation; the assumption must be declared."/>
+            <wp:docPr id="9" name="Picture 9" descr="All arithmetic first uses centimetres. Converting only after subtraction avoids mixing units. The record supports available, used and remaining lengths under its no-loss assumption. It does not support a promise about winning. A numerically correct total elsewhere in a draft cannot rescue a wrong unit or an invented claim. Limit: Real cutting losses or inaccurate roll lengths would change this toy calculation; the assumption must be declared."/>
             <wp:cNvGraphicFramePr>
               <a:graphicFrameLocks noChangeAspect="1"/>
             </wp:cNvGraphicFramePr>
@@ -8465,7 +8140,6 @@
     <w:p>
       <w:pPr>
         <w:spacing w:line="336" w:lineRule="auto" w:after="180"/>
-        <w:shd w:fill="F5F1FB"/>
       </w:pPr>
       <w:r>
         <w:rPr>
@@ -8488,16 +8162,7 @@
     </w:p>
     <w:p>
       <w:pPr>
-        <w:pStyle w:val="Heading3"/>
-      </w:pPr>
-      <w:r>
-        <w:t>Discuss while showing the picture</w:t>
-      </w:r>
-    </w:p>
-    <w:p>
-      <w:pPr>
         <w:spacing w:line="336" w:lineRule="auto" w:after="180"/>
-        <w:shd w:fill="F1F6F8"/>
       </w:pPr>
       <w:r>
         <w:rPr>
@@ -8521,7 +8186,6 @@
     <w:p>
       <w:pPr>
         <w:spacing w:line="336" w:lineRule="auto" w:after="180"/>
-        <w:shd w:fill="F1F6F8"/>
       </w:pPr>
       <w:r>
         <w:rPr>
@@ -8532,7 +8196,7 @@
     </w:p>
     <w:p>
       <w:pPr>
-        <w:pStyle w:val="Heading3"/>
+        <w:pStyle w:val="Heading2"/>
       </w:pPr>
       <w:r>
         <w:t>06. Make the idea visible in your project</w:t>
@@ -8543,7 +8207,7 @@
         <w:drawing>
           <wp:inline xmlns:a="http://schemas.openxmlformats.org/drawingml/2006/main" xmlns:pic="http://schemas.openxmlformats.org/drawingml/2006/picture">
             <wp:extent cx="5486400" cy="3380232"/>
-            <wp:docPr id="8" name="Picture 8" descr="Check sorter calculations with explicit units and verify explanation claims against their actual catalogue evidence. Draw your input, deciding step, result and limit. Supported question: Correct the draft and identify which part needs another source rather than a calculation."/>
+            <wp:docPr id="10" name="Picture 10" descr="Check sorter calculations with explicit units and verify explanation claims against their actual catalogue evidence. Draw your input, deciding step, result and limit. Supported question: Correct the draft and identify which part needs another source rather than a calculation."/>
             <wp:cNvGraphicFramePr>
               <a:graphicFrameLocks noChangeAspect="1"/>
             </wp:cNvGraphicFramePr>
@@ -8659,7 +8323,6 @@
     <w:p>
       <w:pPr>
         <w:spacing w:line="336" w:lineRule="auto" w:after="180"/>
-        <w:shd w:fill="F5F1FB"/>
       </w:pPr>
       <w:r>
         <w:rPr>
@@ -8682,58 +8345,139 @@
     </w:p>
     <w:p>
       <w:pPr>
+        <w:spacing w:line="336" w:lineRule="auto" w:after="180"/>
+      </w:pPr>
+      <w:r>
+        <w:rPr>
+          <w:b w:val="0"/>
+        </w:rPr>
+        <w:t xml:space="preserve">Teacher prompt: Draw your project trace and justify the deciding step using </w:t>
+      </w:r>
+      <w:r>
+        <w:rPr>
+          <w:b/>
+        </w:rPr>
+        <w:t>evidence</w:t>
+      </w:r>
+      <w:r>
+        <w:rPr>
+          <w:b w:val="0"/>
+        </w:rPr>
+        <w:t>. Ask learners to describe one label or arrow in ordinary words. Use the adjacent transcript if the image is difficult to see.</w:t>
+      </w:r>
+    </w:p>
+    <w:p>
+      <w:pPr>
+        <w:spacing w:line="336" w:lineRule="auto" w:after="180"/>
+      </w:pPr>
+      <w:r>
+        <w:rPr>
+          <w:b w:val="0"/>
+        </w:rPr>
+        <w:t xml:space="preserve">Supported practice key: It should say 200 cm or 2 m remains. Winning needs genuine result </w:t>
+      </w:r>
+      <w:r>
+        <w:rPr>
+          <w:b/>
+        </w:rPr>
+        <w:t>evidence</w:t>
+      </w:r>
+      <w:r>
+        <w:rPr>
+          <w:b w:val="0"/>
+        </w:rPr>
+        <w:t>; remove the unsupported promise.</w:t>
+      </w:r>
+    </w:p>
+    <w:p>
+      <w:pPr>
+        <w:pStyle w:val="Heading2"/>
+      </w:pPr>
+      <w:r>
+        <w:t>Earlier wording, alternatives and picture transcripts · reference / check after trying</w:t>
+      </w:r>
+    </w:p>
+    <w:p>
+      <w:pPr>
+        <w:spacing w:line="336" w:lineRule="auto" w:after="180"/>
+      </w:pPr>
+      <w:r>
+        <w:rPr>
+          <w:b w:val="0"/>
+        </w:rPr>
+        <w:t xml:space="preserve">Use one picture at a time. Hide a worked result before asking for a </w:t>
+      </w:r>
+      <w:r>
+        <w:rPr>
+          <w:b/>
+        </w:rPr>
+        <w:t>prediction</w:t>
+      </w:r>
+      <w:r>
+        <w:rPr>
+          <w:b w:val="0"/>
+        </w:rPr>
+        <w:t xml:space="preserve">, then reveal it for feedback. These are supported teaching cases; retain the separate </w:t>
+      </w:r>
+      <w:r>
+        <w:rPr>
+          <w:b/>
+        </w:rPr>
+        <w:t>independent</w:t>
+      </w:r>
+      <w:r>
+        <w:rPr>
+          <w:b w:val="0"/>
+        </w:rPr>
+        <w:t xml:space="preserve"> assessment for a fresh first attempt.</w:t>
+      </w:r>
+    </w:p>
+    <w:p>
+      <w:pPr>
         <w:pStyle w:val="Heading3"/>
       </w:pPr>
       <w:r>
-        <w:t>Discuss while showing the picture</w:t>
-      </w:r>
-    </w:p>
-    <w:p>
-      <w:pPr>
-        <w:spacing w:line="336" w:lineRule="auto" w:after="180"/>
-        <w:shd w:fill="F1F6F8"/>
-      </w:pPr>
-      <w:r>
-        <w:rPr>
-          <w:b w:val="0"/>
-        </w:rPr>
-        <w:t xml:space="preserve">Teacher prompt: Draw your project trace and justify the deciding step using </w:t>
-      </w:r>
-      <w:r>
-        <w:rPr>
-          <w:b/>
-        </w:rPr>
-        <w:t>evidence</w:t>
-      </w:r>
-      <w:r>
-        <w:rPr>
-          <w:b w:val="0"/>
-        </w:rPr>
-        <w:t>. Ask learners to describe one label or arrow in ordinary words. Use the adjacent transcript if the image is difficult to see.</w:t>
-      </w:r>
-    </w:p>
-    <w:p>
-      <w:pPr>
-        <w:spacing w:line="336" w:lineRule="auto" w:after="180"/>
-        <w:shd w:fill="F1F6F8"/>
-      </w:pPr>
-      <w:r>
-        <w:rPr>
-          <w:b w:val="0"/>
-        </w:rPr>
-        <w:t xml:space="preserve">Supported practice key: It should say 200 cm or 2 m remains. Winning needs genuine result </w:t>
-      </w:r>
-      <w:r>
-        <w:rPr>
-          <w:b/>
-        </w:rPr>
-        <w:t>evidence</w:t>
-      </w:r>
-      <w:r>
-        <w:rPr>
-          <w:b w:val="0"/>
-        </w:rPr>
-        <w:t>; remove the unsupported promise.</w:t>
+        <w:t>01. Verify Important Outputs: the case</w:t>
+      </w:r>
+    </w:p>
+    <w:p>
+      <w:pPr>
+        <w:pStyle w:val="Heading3"/>
+      </w:pPr>
+      <w:r>
+        <w:t>02. Follow the deciding steps</w:t>
+      </w:r>
+    </w:p>
+    <w:p>
+      <w:pPr>
+        <w:pStyle w:val="Heading3"/>
+      </w:pPr>
+      <w:r>
+        <w:t>03. Ribbon quantities in one consistent unit</w:t>
+      </w:r>
+    </w:p>
+    <w:p>
+      <w:pPr>
+        <w:pStyle w:val="Heading3"/>
+      </w:pPr>
+      <w:r>
+        <w:t>04. Change one thing. Trace what follows.</w:t>
+      </w:r>
+    </w:p>
+    <w:p>
+      <w:pPr>
+        <w:pStyle w:val="Heading3"/>
+      </w:pPr>
+      <w:r>
+        <w:t>05. Connect the explanation to its limit</w:t>
+      </w:r>
+    </w:p>
+    <w:p>
+      <w:pPr>
+        <w:pStyle w:val="Heading3"/>
+      </w:pPr>
+      <w:r>
+        <w:t>06. Make the idea visible in your project</w:t>
       </w:r>
     </w:p>
     <w:sectPr>
